--- a/4.质量管理/2.运行记录类文件/JXTX-04-10-2025年6月满意度调查报告.docx
+++ b/4.质量管理/2.运行记录类文件/JXTX-04-10-2025年6月满意度调查报告.docx
@@ -1,10 +1,11 @@
 
 <file path=word/document.xml><?xml version="1.0" encoding="utf-8"?>
-<w:document xmlns:wpc="http://schemas.microsoft.com/office/word/2010/wordprocessingCanvas" xmlns:mc="http://schemas.openxmlformats.org/markup-compatibility/2006" xmlns:o="urn:schemas-microsoft-com:office:office" xmlns:r="http://schemas.openxmlformats.org/officeDocument/2006/relationships" xmlns:m="http://schemas.openxmlformats.org/officeDocument/2006/math" xmlns:v="urn:schemas-microsoft-com:vml" xmlns:wp14="http://schemas.microsoft.com/office/word/2010/wordprocessingDrawing" xmlns:wp="http://schemas.openxmlformats.org/drawingml/2006/wordprocessingDrawing" xmlns:w="http://schemas.openxmlformats.org/wordprocessingml/2006/main" xmlns:w14="http://schemas.microsoft.com/office/word/2010/wordml" xmlns:w10="urn:schemas-microsoft-com:office:word" xmlns:w15="http://schemas.microsoft.com/office/word/2012/wordml" xmlns:wpg="http://schemas.microsoft.com/office/word/2010/wordprocessingGroup" xmlns:wpi="http://schemas.microsoft.com/office/word/2010/wordprocessingInk" xmlns:wne="http://schemas.microsoft.com/office/word/2006/wordml" xmlns:wps="http://schemas.microsoft.com/office/word/2010/wordprocessingShape" xmlns:wpsCustomData="http://www.wps.cn/officeDocument/2013/wpsCustomData" mc:Ignorable="w14 w15 wp14">
+<w:document xmlns:wpc="http://schemas.microsoft.com/office/word/2010/wordprocessingCanvas" xmlns:mc="http://schemas.openxmlformats.org/markup-compatibility/2006" xmlns:o="urn:schemas-microsoft-com:office:office" xmlns:r="http://schemas.openxmlformats.org/officeDocument/2006/relationships" xmlns:m="http://schemas.openxmlformats.org/officeDocument/2006/math" xmlns:v="urn:schemas-microsoft-com:vml" xmlns:wp14="http://schemas.microsoft.com/office/word/2010/wordprocessingDrawing" xmlns:wp="http://schemas.openxmlformats.org/drawingml/2006/wordprocessingDrawing" xmlns:w10="urn:schemas-microsoft-com:office:word" xmlns:w="http://schemas.openxmlformats.org/wordprocessingml/2006/main" xmlns:w14="http://schemas.microsoft.com/office/word/2010/wordml" xmlns:w15="http://schemas.microsoft.com/office/word/2012/wordml" xmlns:wne="http://schemas.microsoft.com/office/word/2006/wordml" xmlns:wpg="http://schemas.microsoft.com/office/word/2010/wordprocessingGroup" xmlns:wpi="http://schemas.microsoft.com/office/word/2010/wordprocessingInk" xmlns:wps="http://schemas.microsoft.com/office/word/2010/wordprocessingShape" mc:Ignorable="w14 w15 wp14">
+  <!-- Generated by Aspose.Words for .NET 13.3.0.1 -->
   <w:body>
     <w:p>
       <w:pPr>
-        <w:pStyle w:val="24"/>
+        <w:pStyle w:val="a"/>
         <w:keepNext w:val="0"/>
         <w:keepLines w:val="0"/>
         <w:pageBreakBefore w:val="0"/>
@@ -24,7 +25,7 @@
       <w:bookmarkStart w:id="0" w:name="_Toc16058"/>
       <w:r>
         <w:drawing>
-          <wp:anchor distT="0" distB="0" distL="114300" distR="114300" simplePos="0" relativeHeight="251660288" behindDoc="1" locked="0" layoutInCell="1" allowOverlap="1">
+          <wp:anchor distT="0" distB="0" distL="114300" distR="114300" simplePos="0" relativeHeight="251659264" behindDoc="1" locked="0" layoutInCell="1" allowOverlap="1">
             <wp:simplePos x="0" y="0"/>
             <wp:positionH relativeFrom="column">
               <wp:posOffset>0</wp:posOffset>
@@ -49,7 +50,7 @@
                     </pic:cNvPicPr>
                   </pic:nvPicPr>
                   <pic:blipFill>
-                    <a:blip r:embed="rId8"/>
+                    <a:blip xmlns:r="http://schemas.openxmlformats.org/officeDocument/2006/relationships" r:embed="rId4"/>
                     <a:stretch>
                       <a:fillRect/>
                     </a:stretch>
@@ -79,7 +80,7 @@
           <w:lang w:val="en-US" w:eastAsia="zh-CN"/>
         </w:rPr>
         <w:drawing>
-          <wp:anchor distT="0" distB="0" distL="114300" distR="114300" simplePos="0" relativeHeight="251659264" behindDoc="1" locked="0" layoutInCell="1" allowOverlap="1">
+          <wp:anchor distT="0" distB="0" distL="114300" distR="114300" simplePos="0" relativeHeight="251658240" behindDoc="1" locked="0" layoutInCell="1" allowOverlap="1">
             <wp:simplePos x="0" y="0"/>
             <wp:positionH relativeFrom="column">
               <wp:posOffset>635</wp:posOffset>
@@ -104,7 +105,7 @@
                     </pic:cNvPicPr>
                   </pic:nvPicPr>
                   <pic:blipFill>
-                    <a:blip r:embed="rId9">
+                    <a:blip xmlns:r="http://schemas.openxmlformats.org/officeDocument/2006/relationships" r:embed="rId5">
                       <a:alphaModFix amt="58000"/>
                       <a:lum contrast="-52000"/>
                     </a:blip>
@@ -136,7 +137,7 @@
       </w:r>
       <w:r>
         <w:drawing>
-          <wp:anchor distT="0" distB="0" distL="114300" distR="114300" simplePos="0" relativeHeight="251661312" behindDoc="1" locked="0" layoutInCell="1" allowOverlap="1">
+          <wp:anchor distT="0" distB="0" distL="114300" distR="114300" simplePos="0" relativeHeight="251660288" behindDoc="1" locked="0" layoutInCell="1" allowOverlap="1">
             <wp:simplePos x="0" y="0"/>
             <wp:positionH relativeFrom="column">
               <wp:posOffset>-19050</wp:posOffset>
@@ -161,7 +162,7 @@
                     </pic:cNvPicPr>
                   </pic:nvPicPr>
                   <pic:blipFill>
-                    <a:blip r:embed="rId10"/>
+                    <a:blip xmlns:r="http://schemas.openxmlformats.org/officeDocument/2006/relationships" r:embed="rId6"/>
                     <a:stretch>
                       <a:fillRect/>
                     </a:stretch>
@@ -196,7 +197,7 @@
     </w:p>
     <w:p>
       <w:pPr>
-        <w:pStyle w:val="25"/>
+        <w:pStyle w:val="a0"/>
         <w:keepNext w:val="0"/>
         <w:keepLines w:val="0"/>
         <w:pageBreakBefore w:val="0"/>
@@ -243,11 +244,11 @@
         <w:adjustRightInd w:val="0"/>
         <w:snapToGrid w:val="0"/>
         <w:spacing w:after="624" w:afterLines="200" w:line="219" w:lineRule="auto"/>
-        <w:ind w:left="0" w:leftChars="0" w:right="0" w:rightChars="0" w:firstLine="0" w:firstLineChars="0"/>
+        <w:ind w:left="0" w:right="0" w:firstLine="0" w:leftChars="0" w:rightChars="0" w:firstLineChars="0"/>
         <w:jc w:val="center"/>
         <w:textAlignment w:val="baseline"/>
         <w:rPr>
-          <w:rFonts w:hint="default" w:ascii="宋体" w:hAnsi="宋体" w:eastAsia="宋体" w:cs="宋体"/>
+          <w:rFonts w:ascii="宋体" w:eastAsia="宋体" w:hAnsi="宋体" w:cs="宋体" w:hint="default"/>
           <w:sz w:val="24"/>
           <w:szCs w:val="24"/>
           <w:lang w:val="en-US" w:eastAsia="zh-CN"/>
@@ -255,7 +256,7 @@
       </w:pPr>
       <w:r>
         <w:rPr>
-          <w:rFonts w:ascii="宋体" w:hAnsi="宋体" w:eastAsia="宋体" w:cs="宋体"/>
+          <w:rFonts w:ascii="宋体" w:eastAsia="宋体" w:hAnsi="宋体" w:cs="宋体"/>
           <w:b/>
           <w:bCs/>
           <w:spacing w:val="-3"/>
@@ -266,7 +267,7 @@
       </w:r>
       <w:r>
         <w:rPr>
-          <w:rFonts w:hint="eastAsia" w:ascii="宋体" w:hAnsi="宋体" w:eastAsia="宋体" w:cs="宋体"/>
+          <w:rFonts w:ascii="宋体" w:eastAsia="宋体" w:hAnsi="宋体" w:cs="宋体" w:hint="eastAsia"/>
           <w:b/>
           <w:bCs/>
           <w:spacing w:val="-3"/>
@@ -278,7 +279,7 @@
       </w:r>
       <w:r>
         <w:rPr>
-          <w:rFonts w:ascii="宋体" w:hAnsi="宋体" w:eastAsia="宋体" w:cs="宋体"/>
+          <w:rFonts w:ascii="宋体" w:eastAsia="宋体" w:hAnsi="宋体" w:cs="宋体"/>
           <w:b/>
           <w:bCs/>
           <w:spacing w:val="-3"/>
@@ -289,7 +290,7 @@
       </w:r>
       <w:r>
         <w:rPr>
-          <w:rFonts w:hint="eastAsia" w:ascii="宋体" w:hAnsi="宋体" w:cs="宋体"/>
+          <w:rFonts w:ascii="宋体" w:hAnsi="宋体" w:cs="宋体" w:hint="eastAsia"/>
           <w:b/>
           <w:bCs/>
           <w:spacing w:val="-3"/>
@@ -301,7 +302,7 @@
       </w:r>
       <w:r>
         <w:rPr>
-          <w:rFonts w:ascii="宋体" w:hAnsi="宋体" w:eastAsia="宋体" w:cs="宋体"/>
+          <w:rFonts w:ascii="宋体" w:eastAsia="宋体" w:hAnsi="宋体" w:cs="宋体"/>
           <w:b/>
           <w:bCs/>
           <w:spacing w:val="-3"/>
@@ -312,7 +313,7 @@
       </w:r>
       <w:r>
         <w:rPr>
-          <w:rFonts w:hint="eastAsia" w:ascii="宋体" w:hAnsi="宋体" w:cs="宋体"/>
+          <w:rFonts w:ascii="宋体" w:hAnsi="宋体" w:cs="宋体" w:hint="eastAsia"/>
           <w:b/>
           <w:bCs/>
           <w:spacing w:val="-3"/>
@@ -325,18 +326,17 @@
     </w:p>
     <w:tbl>
       <w:tblPr>
-        <w:tblStyle w:val="21"/>
+        <w:tblStyle w:val="TableGrid"/>
         <w:tblW w:w="0" w:type="auto"/>
         <w:jc w:val="center"/>
         <w:tblBorders>
-          <w:top w:val="none" w:color="auto" w:sz="0" w:space="0"/>
-          <w:left w:val="none" w:color="auto" w:sz="0" w:space="0"/>
-          <w:bottom w:val="none" w:color="auto" w:sz="0" w:space="0"/>
-          <w:right w:val="none" w:color="auto" w:sz="0" w:space="0"/>
-          <w:insideH w:val="none" w:color="auto" w:sz="0" w:space="0"/>
-          <w:insideV w:val="none" w:color="auto" w:sz="0" w:space="0"/>
+          <w:top w:val="nil"/>
+          <w:left w:val="nil"/>
+          <w:bottom w:val="nil"/>
+          <w:right w:val="nil"/>
+          <w:insideH w:val="nil"/>
+          <w:insideV w:val="nil"/>
         </w:tblBorders>
-        <w:tblLayout w:type="autofit"/>
         <w:tblCellMar>
           <w:top w:w="0" w:type="dxa"/>
           <w:left w:w="108" w:type="dxa"/>
@@ -350,13 +350,15 @@
       </w:tblGrid>
       <w:tr>
         <w:tblPrEx>
+          <w:tblW w:w="0" w:type="auto"/>
+          <w:jc w:val="center"/>
           <w:tblBorders>
-            <w:top w:val="none" w:color="auto" w:sz="0" w:space="0"/>
-            <w:left w:val="none" w:color="auto" w:sz="0" w:space="0"/>
-            <w:bottom w:val="none" w:color="auto" w:sz="0" w:space="0"/>
-            <w:right w:val="none" w:color="auto" w:sz="0" w:space="0"/>
-            <w:insideH w:val="none" w:color="auto" w:sz="0" w:space="0"/>
-            <w:insideV w:val="none" w:color="auto" w:sz="0" w:space="0"/>
+            <w:top w:val="nil"/>
+            <w:left w:val="nil"/>
+            <w:bottom w:val="nil"/>
+            <w:right w:val="nil"/>
+            <w:insideH w:val="nil"/>
+            <w:insideV w:val="nil"/>
           </w:tblBorders>
           <w:tblCellMar>
             <w:top w:w="0" w:type="dxa"/>
@@ -366,7 +368,7 @@
           </w:tblCellMar>
         </w:tblPrEx>
         <w:trPr>
-          <w:trHeight w:val="810" w:hRule="atLeast"/>
+          <w:trHeight w:val="810"/>
           <w:jc w:val="center"/>
         </w:trPr>
         <w:tc>
@@ -404,7 +406,7 @@
             </w:r>
             <w:r>
               <w:rPr>
-                <w:rFonts w:hint="default" w:asciiTheme="minorAscii" w:hAnsiTheme="minorAscii" w:eastAsiaTheme="minorEastAsia"/>
+                <w:rFonts w:asciiTheme="minorAscii" w:eastAsiaTheme="minorEastAsia" w:hAnsiTheme="minorAscii" w:hint="default"/>
                 <w:spacing w:val="227"/>
                 <w:sz w:val="21"/>
                 <w:vertAlign w:val="baseline"/>
@@ -458,7 +460,7 @@
             </w:r>
             <w:r>
               <w:rPr>
-                <w:rFonts w:hint="eastAsia" w:asciiTheme="minorAscii" w:hAnsiTheme="minorAscii" w:eastAsiaTheme="minorEastAsia"/>
+                <w:rFonts w:asciiTheme="minorAscii" w:eastAsiaTheme="minorEastAsia" w:hAnsiTheme="minorAscii" w:hint="eastAsia"/>
                 <w:spacing w:val="227"/>
                 <w:sz w:val="21"/>
                 <w:vertAlign w:val="baseline"/>
@@ -480,14 +482,8 @@
       </w:tr>
       <w:tr>
         <w:tblPrEx>
-          <w:tblBorders>
-            <w:top w:val="none" w:color="auto" w:sz="0" w:space="0"/>
-            <w:left w:val="none" w:color="auto" w:sz="0" w:space="0"/>
-            <w:bottom w:val="none" w:color="auto" w:sz="0" w:space="0"/>
-            <w:right w:val="none" w:color="auto" w:sz="0" w:space="0"/>
-            <w:insideH w:val="none" w:color="auto" w:sz="0" w:space="0"/>
-            <w:insideV w:val="none" w:color="auto" w:sz="0" w:space="0"/>
-          </w:tblBorders>
+          <w:tblW w:w="0" w:type="auto"/>
+          <w:jc w:val="center"/>
           <w:tblCellMar>
             <w:top w:w="0" w:type="dxa"/>
             <w:left w:w="108" w:type="dxa"/>
@@ -496,7 +492,7 @@
           </w:tblCellMar>
         </w:tblPrEx>
         <w:trPr>
-          <w:trHeight w:val="810" w:hRule="atLeast"/>
+          <w:trHeight w:val="810"/>
           <w:jc w:val="center"/>
         </w:trPr>
         <w:tc>
@@ -520,7 +516,7 @@
               <w:snapToGrid w:val="0"/>
               <w:textAlignment w:val="baseline"/>
               <w:rPr>
-                <w:rFonts w:hint="default" w:ascii="Arial" w:hAnsi="Arial" w:eastAsia="Arial" w:cs="Arial"/>
+                <w:rFonts w:ascii="Arial" w:eastAsia="Arial" w:hAnsi="Arial" w:cs="Arial" w:hint="default"/>
                 <w:snapToGrid w:val="0"/>
                 <w:color w:val="000000"/>
                 <w:kern w:val="0"/>
@@ -552,7 +548,7 @@
             </w:r>
             <w:r>
               <w:rPr>
-                <w:rFonts w:hint="default" w:asciiTheme="minorAscii" w:hAnsiTheme="minorAscii" w:eastAsiaTheme="minorEastAsia"/>
+                <w:rFonts w:asciiTheme="minorAscii" w:eastAsiaTheme="minorEastAsia" w:hAnsiTheme="minorAscii" w:hint="default"/>
                 <w:spacing w:val="227"/>
                 <w:sz w:val="21"/>
                 <w:vertAlign w:val="baseline"/>
@@ -605,7 +601,7 @@
               <w:snapToGrid w:val="0"/>
               <w:textAlignment w:val="baseline"/>
               <w:rPr>
-                <w:rFonts w:hint="default" w:ascii="Arial" w:hAnsi="Arial" w:eastAsia="Arial" w:cs="Arial"/>
+                <w:rFonts w:ascii="Arial" w:eastAsia="Arial" w:hAnsi="Arial" w:cs="Arial" w:hint="default"/>
                 <w:snapToGrid w:val="0"/>
                 <w:color w:val="000000"/>
                 <w:kern w:val="0"/>
@@ -625,7 +621,7 @@
             </w:r>
             <w:r>
               <w:rPr>
-                <w:rFonts w:hint="eastAsia" w:asciiTheme="minorAscii" w:hAnsiTheme="minorAscii" w:eastAsiaTheme="minorEastAsia"/>
+                <w:rFonts w:asciiTheme="minorAscii" w:eastAsiaTheme="minorEastAsia" w:hAnsiTheme="minorAscii" w:hint="eastAsia"/>
                 <w:spacing w:val="227"/>
                 <w:sz w:val="21"/>
                 <w:vertAlign w:val="baseline"/>
@@ -647,14 +643,8 @@
       </w:tr>
       <w:tr>
         <w:tblPrEx>
-          <w:tblBorders>
-            <w:top w:val="none" w:color="auto" w:sz="0" w:space="0"/>
-            <w:left w:val="none" w:color="auto" w:sz="0" w:space="0"/>
-            <w:bottom w:val="none" w:color="auto" w:sz="0" w:space="0"/>
-            <w:right w:val="none" w:color="auto" w:sz="0" w:space="0"/>
-            <w:insideH w:val="none" w:color="auto" w:sz="0" w:space="0"/>
-            <w:insideV w:val="none" w:color="auto" w:sz="0" w:space="0"/>
-          </w:tblBorders>
+          <w:tblW w:w="0" w:type="auto"/>
+          <w:jc w:val="center"/>
           <w:tblCellMar>
             <w:top w:w="0" w:type="dxa"/>
             <w:left w:w="108" w:type="dxa"/>
@@ -663,7 +653,7 @@
           </w:tblCellMar>
         </w:tblPrEx>
         <w:trPr>
-          <w:trHeight w:val="635" w:hRule="atLeast"/>
+          <w:trHeight w:val="635"/>
           <w:jc w:val="center"/>
         </w:trPr>
         <w:tc>
@@ -713,7 +703,7 @@
             </w:r>
             <w:r>
               <w:rPr>
-                <w:rFonts w:hint="eastAsia" w:asciiTheme="minorAscii" w:hAnsiTheme="minorAscii" w:eastAsiaTheme="minorEastAsia"/>
+                <w:rFonts w:asciiTheme="minorAscii" w:eastAsiaTheme="minorEastAsia" w:hAnsiTheme="minorAscii" w:hint="eastAsia"/>
                 <w:spacing w:val="227"/>
                 <w:sz w:val="21"/>
                 <w:vertAlign w:val="baseline"/>
@@ -766,7 +756,7 @@
             </w:r>
             <w:r>
               <w:rPr>
-                <w:rFonts w:hint="eastAsia" w:asciiTheme="minorAscii" w:hAnsiTheme="minorAscii" w:eastAsiaTheme="minorEastAsia"/>
+                <w:rFonts w:asciiTheme="minorAscii" w:eastAsiaTheme="minorEastAsia" w:hAnsiTheme="minorAscii" w:hint="eastAsia"/>
                 <w:spacing w:val="227"/>
                 <w:sz w:val="21"/>
                 <w:vertAlign w:val="baseline"/>
@@ -825,14 +815,14 @@
         <w:ind w:left="3634"/>
         <w:textAlignment w:val="baseline"/>
         <w:rPr>
-          <w:rFonts w:ascii="宋体" w:hAnsi="宋体" w:eastAsia="宋体" w:cs="宋体"/>
+          <w:rFonts w:ascii="宋体" w:eastAsia="宋体" w:hAnsi="宋体" w:cs="宋体"/>
           <w:sz w:val="31"/>
           <w:szCs w:val="31"/>
         </w:rPr>
       </w:pPr>
       <w:r>
         <w:rPr>
-          <w:rFonts w:ascii="宋体" w:hAnsi="宋体" w:eastAsia="宋体" w:cs="宋体"/>
+          <w:rFonts w:ascii="宋体" w:eastAsia="宋体" w:hAnsi="宋体" w:cs="宋体"/>
           <w:b/>
           <w:bCs/>
           <w:spacing w:val="4"/>
@@ -844,16 +834,16 @@
     </w:p>
     <w:tbl>
       <w:tblPr>
-        <w:tblStyle w:val="26"/>
+        <w:tblStyle w:val="TableNormal0"/>
         <w:tblW w:w="8214" w:type="dxa"/>
         <w:jc w:val="center"/>
         <w:tblBorders>
-          <w:top w:val="single" w:color="000000" w:sz="2" w:space="0"/>
-          <w:left w:val="single" w:color="000000" w:sz="2" w:space="0"/>
-          <w:bottom w:val="single" w:color="000000" w:sz="2" w:space="0"/>
-          <w:right w:val="single" w:color="000000" w:sz="2" w:space="0"/>
-          <w:insideH w:val="single" w:color="000000" w:sz="2" w:space="0"/>
-          <w:insideV w:val="single" w:color="000000" w:sz="2" w:space="0"/>
+          <w:top w:val="single" w:sz="2" w:space="0" w:color="000000"/>
+          <w:left w:val="single" w:sz="2" w:space="0" w:color="000000"/>
+          <w:bottom w:val="single" w:sz="2" w:space="0" w:color="000000"/>
+          <w:right w:val="single" w:sz="2" w:space="0" w:color="000000"/>
+          <w:insideH w:val="single" w:sz="2" w:space="0" w:color="000000"/>
+          <w:insideV w:val="single" w:sz="2" w:space="0" w:color="000000"/>
         </w:tblBorders>
         <w:tblLayout w:type="fixed"/>
         <w:tblCellMar>
@@ -873,14 +863,17 @@
       </w:tblGrid>
       <w:tr>
         <w:tblPrEx>
+          <w:tblW w:w="8214" w:type="dxa"/>
+          <w:jc w:val="center"/>
           <w:tblBorders>
-            <w:top w:val="single" w:color="000000" w:sz="2" w:space="0"/>
-            <w:left w:val="single" w:color="000000" w:sz="2" w:space="0"/>
-            <w:bottom w:val="single" w:color="000000" w:sz="2" w:space="0"/>
-            <w:right w:val="single" w:color="000000" w:sz="2" w:space="0"/>
-            <w:insideH w:val="single" w:color="000000" w:sz="2" w:space="0"/>
-            <w:insideV w:val="single" w:color="000000" w:sz="2" w:space="0"/>
+            <w:top w:val="single" w:sz="2" w:space="0" w:color="000000"/>
+            <w:left w:val="single" w:sz="2" w:space="0" w:color="000000"/>
+            <w:bottom w:val="single" w:sz="2" w:space="0" w:color="000000"/>
+            <w:right w:val="single" w:sz="2" w:space="0" w:color="000000"/>
+            <w:insideH w:val="single" w:sz="2" w:space="0" w:color="000000"/>
+            <w:insideV w:val="single" w:sz="2" w:space="0" w:color="000000"/>
           </w:tblBorders>
+          <w:tblLayout w:type="fixed"/>
           <w:tblCellMar>
             <w:top w:w="0" w:type="dxa"/>
             <w:left w:w="0" w:type="dxa"/>
@@ -889,7 +882,7 @@
           </w:tblCellMar>
         </w:tblPrEx>
         <w:trPr>
-          <w:trHeight w:val="593" w:hRule="atLeast"/>
+          <w:trHeight w:val="593"/>
           <w:jc w:val="center"/>
         </w:trPr>
         <w:tc>
@@ -911,18 +904,18 @@
               <w:adjustRightInd w:val="0"/>
               <w:snapToGrid w:val="0"/>
               <w:spacing w:before="176" w:line="228" w:lineRule="auto"/>
-              <w:ind w:left="0" w:leftChars="0" w:right="0" w:rightChars="0" w:firstLine="0" w:firstLineChars="0"/>
+              <w:ind w:left="0" w:right="0" w:firstLine="0" w:leftChars="0" w:rightChars="0" w:firstLineChars="0"/>
               <w:jc w:val="center"/>
               <w:textAlignment w:val="baseline"/>
               <w:rPr>
-                <w:rFonts w:ascii="宋体" w:hAnsi="宋体" w:eastAsia="宋体" w:cs="宋体"/>
+                <w:rFonts w:ascii="宋体" w:eastAsia="宋体" w:hAnsi="宋体" w:cs="宋体"/>
                 <w:sz w:val="20"/>
                 <w:szCs w:val="20"/>
               </w:rPr>
             </w:pPr>
             <w:r>
               <w:rPr>
-                <w:rFonts w:hint="eastAsia" w:ascii="宋体" w:hAnsi="宋体" w:cs="宋体"/>
+                <w:rFonts w:ascii="宋体" w:hAnsi="宋体" w:cs="宋体" w:hint="eastAsia"/>
                 <w:spacing w:val="-14"/>
                 <w:sz w:val="20"/>
                 <w:szCs w:val="20"/>
@@ -932,7 +925,7 @@
             </w:r>
             <w:r>
               <w:rPr>
-                <w:rFonts w:ascii="宋体" w:hAnsi="宋体" w:eastAsia="宋体" w:cs="宋体"/>
+                <w:rFonts w:ascii="宋体" w:eastAsia="宋体" w:hAnsi="宋体" w:cs="宋体"/>
                 <w:spacing w:val="-14"/>
                 <w:sz w:val="20"/>
                 <w:szCs w:val="20"/>
@@ -960,18 +953,18 @@
               <w:adjustRightInd w:val="0"/>
               <w:snapToGrid w:val="0"/>
               <w:spacing w:before="175" w:line="227" w:lineRule="auto"/>
-              <w:ind w:left="0" w:leftChars="0" w:right="0" w:rightChars="0" w:firstLine="0" w:firstLineChars="0"/>
+              <w:ind w:left="0" w:right="0" w:firstLine="0" w:leftChars="0" w:rightChars="0" w:firstLineChars="0"/>
               <w:jc w:val="center"/>
               <w:textAlignment w:val="baseline"/>
               <w:rPr>
-                <w:rFonts w:ascii="宋体" w:hAnsi="宋体" w:eastAsia="宋体" w:cs="宋体"/>
+                <w:rFonts w:ascii="宋体" w:eastAsia="宋体" w:hAnsi="宋体" w:cs="宋体"/>
                 <w:sz w:val="20"/>
                 <w:szCs w:val="20"/>
               </w:rPr>
             </w:pPr>
             <w:r>
               <w:rPr>
-                <w:rFonts w:ascii="宋体" w:hAnsi="宋体" w:eastAsia="宋体" w:cs="宋体"/>
+                <w:rFonts w:ascii="宋体" w:eastAsia="宋体" w:hAnsi="宋体" w:cs="宋体"/>
                 <w:spacing w:val="4"/>
                 <w:sz w:val="20"/>
                 <w:szCs w:val="20"/>
@@ -999,18 +992,18 @@
               <w:adjustRightInd w:val="0"/>
               <w:snapToGrid w:val="0"/>
               <w:spacing w:before="175" w:line="228" w:lineRule="auto"/>
-              <w:ind w:left="0" w:leftChars="0" w:right="0" w:rightChars="0" w:firstLine="0" w:firstLineChars="0"/>
+              <w:ind w:left="0" w:right="0" w:firstLine="0" w:leftChars="0" w:rightChars="0" w:firstLineChars="0"/>
               <w:jc w:val="center"/>
               <w:textAlignment w:val="baseline"/>
               <w:rPr>
-                <w:rFonts w:ascii="宋体" w:hAnsi="宋体" w:eastAsia="宋体" w:cs="宋体"/>
+                <w:rFonts w:ascii="宋体" w:eastAsia="宋体" w:hAnsi="宋体" w:cs="宋体"/>
                 <w:sz w:val="20"/>
                 <w:szCs w:val="20"/>
               </w:rPr>
             </w:pPr>
             <w:r>
               <w:rPr>
-                <w:rFonts w:ascii="宋体" w:hAnsi="宋体" w:eastAsia="宋体" w:cs="宋体"/>
+                <w:rFonts w:ascii="宋体" w:eastAsia="宋体" w:hAnsi="宋体" w:cs="宋体"/>
                 <w:spacing w:val="7"/>
                 <w:sz w:val="20"/>
                 <w:szCs w:val="20"/>
@@ -1038,11 +1031,11 @@
               <w:adjustRightInd w:val="0"/>
               <w:snapToGrid w:val="0"/>
               <w:spacing w:before="175" w:line="228" w:lineRule="auto"/>
-              <w:ind w:left="0" w:leftChars="0" w:right="0" w:rightChars="0" w:firstLine="0" w:firstLineChars="0"/>
+              <w:ind w:left="0" w:right="0" w:firstLine="0" w:leftChars="0" w:rightChars="0" w:firstLineChars="0"/>
               <w:jc w:val="center"/>
               <w:textAlignment w:val="baseline"/>
               <w:rPr>
-                <w:rFonts w:hint="eastAsia" w:ascii="宋体" w:hAnsi="宋体" w:eastAsia="宋体" w:cs="宋体"/>
+                <w:rFonts w:ascii="宋体" w:eastAsia="宋体" w:hAnsi="宋体" w:cs="宋体" w:hint="eastAsia"/>
                 <w:spacing w:val="7"/>
                 <w:sz w:val="20"/>
                 <w:szCs w:val="20"/>
@@ -1051,7 +1044,7 @@
             </w:pPr>
             <w:r>
               <w:rPr>
-                <w:rFonts w:hint="eastAsia" w:ascii="宋体" w:hAnsi="宋体" w:cs="宋体"/>
+                <w:rFonts w:ascii="宋体" w:hAnsi="宋体" w:cs="宋体" w:hint="eastAsia"/>
                 <w:spacing w:val="7"/>
                 <w:sz w:val="20"/>
                 <w:szCs w:val="20"/>
@@ -1080,11 +1073,11 @@
               <w:adjustRightInd w:val="0"/>
               <w:snapToGrid w:val="0"/>
               <w:spacing w:before="175" w:line="228" w:lineRule="auto"/>
-              <w:ind w:left="0" w:leftChars="0" w:right="0" w:rightChars="0" w:firstLine="0" w:firstLineChars="0"/>
+              <w:ind w:left="0" w:right="0" w:firstLine="0" w:leftChars="0" w:rightChars="0" w:firstLineChars="0"/>
               <w:jc w:val="center"/>
               <w:textAlignment w:val="baseline"/>
               <w:rPr>
-                <w:rFonts w:hint="default" w:ascii="宋体" w:hAnsi="宋体" w:cs="宋体"/>
+                <w:rFonts w:ascii="宋体" w:hAnsi="宋体" w:cs="宋体" w:hint="default"/>
                 <w:spacing w:val="7"/>
                 <w:sz w:val="20"/>
                 <w:szCs w:val="20"/>
@@ -1093,7 +1086,7 @@
             </w:pPr>
             <w:r>
               <w:rPr>
-                <w:rFonts w:hint="eastAsia" w:ascii="宋体" w:hAnsi="宋体" w:cs="宋体"/>
+                <w:rFonts w:ascii="宋体" w:hAnsi="宋体" w:cs="宋体" w:hint="eastAsia"/>
                 <w:spacing w:val="7"/>
                 <w:sz w:val="20"/>
                 <w:szCs w:val="20"/>
@@ -1122,18 +1115,18 @@
               <w:adjustRightInd w:val="0"/>
               <w:snapToGrid w:val="0"/>
               <w:spacing w:before="176" w:line="229" w:lineRule="auto"/>
-              <w:ind w:left="0" w:leftChars="0" w:right="0" w:rightChars="0" w:firstLine="0" w:firstLineChars="0"/>
+              <w:ind w:left="0" w:right="0" w:firstLine="0" w:leftChars="0" w:rightChars="0" w:firstLineChars="0"/>
               <w:jc w:val="center"/>
               <w:textAlignment w:val="baseline"/>
               <w:rPr>
-                <w:rFonts w:ascii="宋体" w:hAnsi="宋体" w:eastAsia="宋体" w:cs="宋体"/>
+                <w:rFonts w:ascii="宋体" w:eastAsia="宋体" w:hAnsi="宋体" w:cs="宋体"/>
                 <w:sz w:val="20"/>
                 <w:szCs w:val="20"/>
               </w:rPr>
             </w:pPr>
             <w:r>
               <w:rPr>
-                <w:rFonts w:ascii="宋体" w:hAnsi="宋体" w:eastAsia="宋体" w:cs="宋体"/>
+                <w:rFonts w:ascii="宋体" w:eastAsia="宋体" w:hAnsi="宋体" w:cs="宋体"/>
                 <w:spacing w:val="7"/>
                 <w:sz w:val="20"/>
                 <w:szCs w:val="20"/>
@@ -1145,14 +1138,9 @@
       </w:tr>
       <w:tr>
         <w:tblPrEx>
-          <w:tblBorders>
-            <w:top w:val="single" w:color="000000" w:sz="2" w:space="0"/>
-            <w:left w:val="single" w:color="000000" w:sz="2" w:space="0"/>
-            <w:bottom w:val="single" w:color="000000" w:sz="2" w:space="0"/>
-            <w:right w:val="single" w:color="000000" w:sz="2" w:space="0"/>
-            <w:insideH w:val="single" w:color="000000" w:sz="2" w:space="0"/>
-            <w:insideV w:val="single" w:color="000000" w:sz="2" w:space="0"/>
-          </w:tblBorders>
+          <w:tblW w:w="8214" w:type="dxa"/>
+          <w:jc w:val="center"/>
+          <w:tblLayout w:type="fixed"/>
           <w:tblCellMar>
             <w:top w:w="0" w:type="dxa"/>
             <w:left w:w="0" w:type="dxa"/>
@@ -1161,7 +1149,7 @@
           </w:tblCellMar>
         </w:tblPrEx>
         <w:trPr>
-          <w:trHeight w:val="516" w:hRule="atLeast"/>
+          <w:trHeight w:val="516"/>
           <w:jc w:val="center"/>
         </w:trPr>
         <w:tc>
@@ -1183,11 +1171,11 @@
               <w:adjustRightInd w:val="0"/>
               <w:snapToGrid w:val="0"/>
               <w:spacing w:before="173" w:line="267" w:lineRule="exact"/>
-              <w:ind w:left="0" w:leftChars="0" w:right="0" w:rightChars="0" w:firstLine="0" w:firstLineChars="0"/>
+              <w:ind w:left="0" w:right="0" w:firstLine="0" w:leftChars="0" w:rightChars="0" w:firstLineChars="0"/>
               <w:jc w:val="center"/>
               <w:textAlignment w:val="baseline"/>
               <w:rPr>
-                <w:rFonts w:hint="default" w:ascii="宋体" w:hAnsi="宋体" w:eastAsia="宋体" w:cs="宋体"/>
+                <w:rFonts w:ascii="宋体" w:eastAsia="宋体" w:hAnsi="宋体" w:cs="宋体" w:hint="default"/>
                 <w:sz w:val="20"/>
                 <w:szCs w:val="20"/>
                 <w:lang w:val="en-US"/>
@@ -1195,7 +1183,7 @@
             </w:pPr>
             <w:r>
               <w:rPr>
-                <w:rFonts w:ascii="宋体" w:hAnsi="宋体" w:eastAsia="宋体" w:cs="宋体"/>
+                <w:rFonts w:ascii="宋体" w:eastAsia="宋体" w:hAnsi="宋体" w:cs="宋体"/>
                 <w:spacing w:val="3"/>
                 <w:position w:val="1"/>
                 <w:sz w:val="20"/>
@@ -1205,7 +1193,7 @@
             </w:r>
             <w:r>
               <w:rPr>
-                <w:rFonts w:hint="eastAsia" w:ascii="宋体" w:hAnsi="宋体" w:cs="宋体"/>
+                <w:rFonts w:ascii="宋体" w:hAnsi="宋体" w:cs="宋体" w:hint="eastAsia"/>
                 <w:spacing w:val="3"/>
                 <w:position w:val="1"/>
                 <w:sz w:val="20"/>
@@ -1216,7 +1204,7 @@
             </w:r>
             <w:r>
               <w:rPr>
-                <w:rFonts w:ascii="宋体" w:hAnsi="宋体" w:eastAsia="宋体" w:cs="宋体"/>
+                <w:rFonts w:ascii="宋体" w:eastAsia="宋体" w:hAnsi="宋体" w:cs="宋体"/>
                 <w:spacing w:val="3"/>
                 <w:position w:val="1"/>
                 <w:sz w:val="20"/>
@@ -1226,7 +1214,7 @@
             </w:r>
             <w:r>
               <w:rPr>
-                <w:rFonts w:hint="eastAsia" w:ascii="宋体" w:hAnsi="宋体" w:cs="宋体"/>
+                <w:rFonts w:ascii="宋体" w:hAnsi="宋体" w:cs="宋体" w:hint="eastAsia"/>
                 <w:spacing w:val="3"/>
                 <w:position w:val="1"/>
                 <w:sz w:val="20"/>
@@ -1256,18 +1244,18 @@
               <w:adjustRightInd w:val="0"/>
               <w:snapToGrid w:val="0"/>
               <w:spacing w:before="173" w:line="267" w:lineRule="exact"/>
-              <w:ind w:left="0" w:leftChars="0" w:right="0" w:rightChars="0" w:firstLine="0" w:firstLineChars="0"/>
+              <w:ind w:left="0" w:right="0" w:firstLine="0" w:leftChars="0" w:rightChars="0" w:firstLineChars="0"/>
               <w:jc w:val="center"/>
               <w:textAlignment w:val="baseline"/>
               <w:rPr>
-                <w:rFonts w:ascii="宋体" w:hAnsi="宋体" w:eastAsia="宋体" w:cs="宋体"/>
+                <w:rFonts w:ascii="宋体" w:eastAsia="宋体" w:hAnsi="宋体" w:cs="宋体"/>
                 <w:sz w:val="20"/>
                 <w:szCs w:val="20"/>
               </w:rPr>
             </w:pPr>
             <w:r>
               <w:rPr>
-                <w:rFonts w:ascii="宋体" w:hAnsi="宋体" w:eastAsia="宋体" w:cs="宋体"/>
+                <w:rFonts w:ascii="宋体" w:eastAsia="宋体" w:hAnsi="宋体" w:cs="宋体"/>
                 <w:spacing w:val="4"/>
                 <w:position w:val="1"/>
                 <w:sz w:val="20"/>
@@ -1296,18 +1284,18 @@
               <w:adjustRightInd w:val="0"/>
               <w:snapToGrid w:val="0"/>
               <w:spacing w:before="172" w:line="228" w:lineRule="auto"/>
-              <w:ind w:left="0" w:leftChars="0" w:right="0" w:rightChars="0" w:firstLine="0" w:firstLineChars="0"/>
+              <w:ind w:left="0" w:right="0" w:firstLine="0" w:leftChars="0" w:rightChars="0" w:firstLineChars="0"/>
               <w:jc w:val="center"/>
               <w:textAlignment w:val="baseline"/>
               <w:rPr>
-                <w:rFonts w:ascii="宋体" w:hAnsi="宋体" w:eastAsia="宋体" w:cs="宋体"/>
+                <w:rFonts w:ascii="宋体" w:eastAsia="宋体" w:hAnsi="宋体" w:cs="宋体"/>
                 <w:sz w:val="20"/>
                 <w:szCs w:val="20"/>
               </w:rPr>
             </w:pPr>
             <w:r>
               <w:rPr>
-                <w:rFonts w:ascii="宋体" w:hAnsi="宋体" w:eastAsia="宋体" w:cs="宋体"/>
+                <w:rFonts w:ascii="宋体" w:eastAsia="宋体" w:hAnsi="宋体" w:cs="宋体"/>
                 <w:spacing w:val="200"/>
                 <w:kern w:val="0"/>
                 <w:sz w:val="20"/>
@@ -1317,7 +1305,7 @@
             </w:r>
             <w:r>
               <w:rPr>
-                <w:rFonts w:ascii="宋体" w:hAnsi="宋体" w:eastAsia="宋体" w:cs="宋体"/>
+                <w:rFonts w:ascii="宋体" w:eastAsia="宋体" w:hAnsi="宋体" w:cs="宋体"/>
                 <w:spacing w:val="0"/>
                 <w:kern w:val="0"/>
                 <w:sz w:val="20"/>
@@ -1346,11 +1334,11 @@
               <w:adjustRightInd w:val="0"/>
               <w:snapToGrid w:val="0"/>
               <w:spacing w:before="173" w:line="229" w:lineRule="auto"/>
-              <w:ind w:left="0" w:leftChars="0" w:right="0" w:rightChars="0" w:firstLine="0" w:firstLineChars="0"/>
+              <w:ind w:left="0" w:right="0" w:firstLine="0" w:leftChars="0" w:rightChars="0" w:firstLineChars="0"/>
               <w:jc w:val="center"/>
               <w:textAlignment w:val="baseline"/>
               <w:rPr>
-                <w:rFonts w:ascii="宋体" w:hAnsi="宋体" w:eastAsia="宋体" w:cs="宋体"/>
+                <w:rFonts w:ascii="宋体" w:eastAsia="宋体" w:hAnsi="宋体" w:cs="宋体"/>
                 <w:spacing w:val="200"/>
                 <w:kern w:val="0"/>
                 <w:sz w:val="20"/>
@@ -1359,7 +1347,7 @@
             </w:pPr>
             <w:r>
               <w:rPr>
-                <w:rFonts w:hint="eastAsia" w:asciiTheme="minorAscii" w:hAnsiTheme="minorAscii" w:eastAsiaTheme="minorEastAsia"/>
+                <w:rFonts w:asciiTheme="minorAscii" w:eastAsiaTheme="minorEastAsia" w:hAnsiTheme="minorAscii" w:hint="eastAsia"/>
                 <w:spacing w:val="0"/>
                 <w:kern w:val="0"/>
                 <w:sz w:val="21"/>
@@ -1389,11 +1377,11 @@
               <w:adjustRightInd w:val="0"/>
               <w:snapToGrid w:val="0"/>
               <w:spacing w:before="172" w:line="228" w:lineRule="auto"/>
-              <w:ind w:left="0" w:leftChars="0" w:right="0" w:rightChars="0" w:firstLine="0" w:firstLineChars="0"/>
+              <w:ind w:left="0" w:right="0" w:firstLine="0" w:leftChars="0" w:rightChars="0" w:firstLineChars="0"/>
               <w:jc w:val="center"/>
               <w:textAlignment w:val="baseline"/>
               <w:rPr>
-                <w:rFonts w:ascii="宋体" w:hAnsi="宋体" w:eastAsia="宋体" w:cs="宋体"/>
+                <w:rFonts w:ascii="宋体" w:eastAsia="宋体" w:hAnsi="宋体" w:cs="宋体"/>
                 <w:spacing w:val="200"/>
                 <w:kern w:val="0"/>
                 <w:sz w:val="20"/>
@@ -1402,7 +1390,7 @@
             </w:pPr>
             <w:r>
               <w:rPr>
-                <w:rFonts w:hint="eastAsia" w:ascii="宋体" w:hAnsi="宋体" w:eastAsia="宋体" w:cs="宋体"/>
+                <w:rFonts w:ascii="宋体" w:eastAsia="宋体" w:hAnsi="宋体" w:cs="宋体" w:hint="eastAsia"/>
                 <w:spacing w:val="200"/>
                 <w:kern w:val="0"/>
                 <w:sz w:val="20"/>
@@ -1412,7 +1400,7 @@
             </w:r>
             <w:r>
               <w:rPr>
-                <w:rFonts w:hint="eastAsia" w:asciiTheme="minorAscii" w:hAnsiTheme="minorAscii" w:eastAsiaTheme="minorEastAsia"/>
+                <w:rFonts w:asciiTheme="minorAscii" w:eastAsiaTheme="minorEastAsia" w:hAnsiTheme="minorAscii" w:hint="eastAsia"/>
                 <w:spacing w:val="0"/>
                 <w:kern w:val="0"/>
                 <w:sz w:val="21"/>
@@ -1442,18 +1430,18 @@
               <w:adjustRightInd w:val="0"/>
               <w:snapToGrid w:val="0"/>
               <w:spacing w:before="173" w:line="229" w:lineRule="auto"/>
-              <w:ind w:left="0" w:leftChars="0" w:right="0" w:rightChars="0" w:firstLine="0" w:firstLineChars="0"/>
+              <w:ind w:left="0" w:right="0" w:firstLine="0" w:leftChars="0" w:rightChars="0" w:firstLineChars="0"/>
               <w:jc w:val="center"/>
               <w:textAlignment w:val="baseline"/>
               <w:rPr>
-                <w:rFonts w:ascii="宋体" w:hAnsi="宋体" w:eastAsia="宋体" w:cs="宋体"/>
+                <w:rFonts w:ascii="宋体" w:eastAsia="宋体" w:hAnsi="宋体" w:cs="宋体"/>
                 <w:sz w:val="20"/>
                 <w:szCs w:val="20"/>
               </w:rPr>
             </w:pPr>
             <w:r>
               <w:rPr>
-                <w:rFonts w:hint="eastAsia" w:asciiTheme="minorAscii" w:hAnsiTheme="minorAscii" w:eastAsiaTheme="minorEastAsia"/>
+                <w:rFonts w:asciiTheme="minorAscii" w:eastAsiaTheme="minorEastAsia" w:hAnsiTheme="minorAscii" w:hint="eastAsia"/>
                 <w:spacing w:val="0"/>
                 <w:kern w:val="0"/>
                 <w:sz w:val="21"/>
@@ -1467,14 +1455,9 @@
       </w:tr>
       <w:tr>
         <w:tblPrEx>
-          <w:tblBorders>
-            <w:top w:val="single" w:color="000000" w:sz="2" w:space="0"/>
-            <w:left w:val="single" w:color="000000" w:sz="2" w:space="0"/>
-            <w:bottom w:val="single" w:color="000000" w:sz="2" w:space="0"/>
-            <w:right w:val="single" w:color="000000" w:sz="2" w:space="0"/>
-            <w:insideH w:val="single" w:color="000000" w:sz="2" w:space="0"/>
-            <w:insideV w:val="single" w:color="000000" w:sz="2" w:space="0"/>
-          </w:tblBorders>
+          <w:tblW w:w="8214" w:type="dxa"/>
+          <w:jc w:val="center"/>
+          <w:tblLayout w:type="fixed"/>
           <w:tblCellMar>
             <w:top w:w="0" w:type="dxa"/>
             <w:left w:w="0" w:type="dxa"/>
@@ -1483,7 +1466,7 @@
           </w:tblCellMar>
         </w:tblPrEx>
         <w:trPr>
-          <w:trHeight w:val="556" w:hRule="atLeast"/>
+          <w:trHeight w:val="556"/>
           <w:jc w:val="center"/>
         </w:trPr>
         <w:tc>
@@ -1492,7 +1475,7 @@
           </w:tcPr>
           <w:p>
             <w:pPr>
-              <w:pStyle w:val="27"/>
+              <w:pStyle w:val="TableText"/>
               <w:keepNext w:val="0"/>
               <w:keepLines w:val="0"/>
               <w:pageBreakBefore w:val="0"/>
@@ -1505,7 +1488,7 @@
               <w:bidi w:val="0"/>
               <w:adjustRightInd w:val="0"/>
               <w:snapToGrid w:val="0"/>
-              <w:ind w:left="0" w:leftChars="0" w:right="0" w:rightChars="0" w:firstLine="0" w:firstLineChars="0"/>
+              <w:ind w:left="0" w:right="0" w:firstLine="0" w:leftChars="0" w:rightChars="0" w:firstLineChars="0"/>
               <w:jc w:val="center"/>
               <w:textAlignment w:val="baseline"/>
             </w:pPr>
@@ -1517,7 +1500,7 @@
           </w:tcPr>
           <w:p>
             <w:pPr>
-              <w:pStyle w:val="27"/>
+              <w:pStyle w:val="TableText"/>
               <w:keepNext w:val="0"/>
               <w:keepLines w:val="0"/>
               <w:pageBreakBefore w:val="0"/>
@@ -1530,7 +1513,7 @@
               <w:bidi w:val="0"/>
               <w:adjustRightInd w:val="0"/>
               <w:snapToGrid w:val="0"/>
-              <w:ind w:left="0" w:leftChars="0" w:right="0" w:rightChars="0" w:firstLine="0" w:firstLineChars="0"/>
+              <w:ind w:left="0" w:right="0" w:firstLine="0" w:leftChars="0" w:rightChars="0" w:firstLineChars="0"/>
               <w:jc w:val="center"/>
               <w:textAlignment w:val="baseline"/>
             </w:pPr>
@@ -1542,7 +1525,7 @@
           </w:tcPr>
           <w:p>
             <w:pPr>
-              <w:pStyle w:val="27"/>
+              <w:pStyle w:val="TableText"/>
               <w:keepNext w:val="0"/>
               <w:keepLines w:val="0"/>
               <w:pageBreakBefore w:val="0"/>
@@ -1555,7 +1538,7 @@
               <w:bidi w:val="0"/>
               <w:adjustRightInd w:val="0"/>
               <w:snapToGrid w:val="0"/>
-              <w:ind w:left="0" w:leftChars="0" w:right="0" w:rightChars="0" w:firstLine="0" w:firstLineChars="0"/>
+              <w:ind w:left="0" w:right="0" w:firstLine="0" w:leftChars="0" w:rightChars="0" w:firstLineChars="0"/>
               <w:jc w:val="center"/>
               <w:textAlignment w:val="baseline"/>
             </w:pPr>
@@ -1567,7 +1550,7 @@
           </w:tcPr>
           <w:p>
             <w:pPr>
-              <w:pStyle w:val="27"/>
+              <w:pStyle w:val="TableText"/>
               <w:keepNext w:val="0"/>
               <w:keepLines w:val="0"/>
               <w:pageBreakBefore w:val="0"/>
@@ -1580,7 +1563,7 @@
               <w:bidi w:val="0"/>
               <w:adjustRightInd w:val="0"/>
               <w:snapToGrid w:val="0"/>
-              <w:ind w:left="0" w:leftChars="0" w:right="0" w:rightChars="0" w:firstLine="0" w:firstLineChars="0"/>
+              <w:ind w:left="0" w:right="0" w:firstLine="0" w:leftChars="0" w:rightChars="0" w:firstLineChars="0"/>
               <w:jc w:val="center"/>
               <w:textAlignment w:val="baseline"/>
             </w:pPr>
@@ -1592,7 +1575,7 @@
           </w:tcPr>
           <w:p>
             <w:pPr>
-              <w:pStyle w:val="27"/>
+              <w:pStyle w:val="TableText"/>
               <w:keepNext w:val="0"/>
               <w:keepLines w:val="0"/>
               <w:pageBreakBefore w:val="0"/>
@@ -1605,7 +1588,7 @@
               <w:bidi w:val="0"/>
               <w:adjustRightInd w:val="0"/>
               <w:snapToGrid w:val="0"/>
-              <w:ind w:left="0" w:leftChars="0" w:right="0" w:rightChars="0" w:firstLine="0" w:firstLineChars="0"/>
+              <w:ind w:left="0" w:right="0" w:firstLine="0" w:leftChars="0" w:rightChars="0" w:firstLineChars="0"/>
               <w:jc w:val="center"/>
               <w:textAlignment w:val="baseline"/>
             </w:pPr>
@@ -1617,7 +1600,7 @@
           </w:tcPr>
           <w:p>
             <w:pPr>
-              <w:pStyle w:val="27"/>
+              <w:pStyle w:val="TableText"/>
               <w:keepNext w:val="0"/>
               <w:keepLines w:val="0"/>
               <w:pageBreakBefore w:val="0"/>
@@ -1630,7 +1613,7 @@
               <w:bidi w:val="0"/>
               <w:adjustRightInd w:val="0"/>
               <w:snapToGrid w:val="0"/>
-              <w:ind w:left="0" w:leftChars="0" w:right="0" w:rightChars="0" w:firstLine="0" w:firstLineChars="0"/>
+              <w:ind w:left="0" w:right="0" w:firstLine="0" w:leftChars="0" w:rightChars="0" w:firstLineChars="0"/>
               <w:jc w:val="center"/>
               <w:textAlignment w:val="baseline"/>
             </w:pPr>
@@ -1639,14 +1622,9 @@
       </w:tr>
       <w:tr>
         <w:tblPrEx>
-          <w:tblBorders>
-            <w:top w:val="single" w:color="000000" w:sz="2" w:space="0"/>
-            <w:left w:val="single" w:color="000000" w:sz="2" w:space="0"/>
-            <w:bottom w:val="single" w:color="000000" w:sz="2" w:space="0"/>
-            <w:right w:val="single" w:color="000000" w:sz="2" w:space="0"/>
-            <w:insideH w:val="single" w:color="000000" w:sz="2" w:space="0"/>
-            <w:insideV w:val="single" w:color="000000" w:sz="2" w:space="0"/>
-          </w:tblBorders>
+          <w:tblW w:w="8214" w:type="dxa"/>
+          <w:jc w:val="center"/>
+          <w:tblLayout w:type="fixed"/>
           <w:tblCellMar>
             <w:top w:w="0" w:type="dxa"/>
             <w:left w:w="0" w:type="dxa"/>
@@ -1655,7 +1633,7 @@
           </w:tblCellMar>
         </w:tblPrEx>
         <w:trPr>
-          <w:trHeight w:val="556" w:hRule="atLeast"/>
+          <w:trHeight w:val="556"/>
           <w:jc w:val="center"/>
         </w:trPr>
         <w:tc>
@@ -1664,7 +1642,7 @@
           </w:tcPr>
           <w:p>
             <w:pPr>
-              <w:pStyle w:val="27"/>
+              <w:pStyle w:val="TableText"/>
               <w:keepNext w:val="0"/>
               <w:keepLines w:val="0"/>
               <w:pageBreakBefore w:val="0"/>
@@ -1677,7 +1655,7 @@
               <w:bidi w:val="0"/>
               <w:adjustRightInd w:val="0"/>
               <w:snapToGrid w:val="0"/>
-              <w:ind w:left="0" w:leftChars="0" w:right="0" w:rightChars="0" w:firstLine="0" w:firstLineChars="0"/>
+              <w:ind w:left="0" w:right="0" w:firstLine="0" w:leftChars="0" w:rightChars="0" w:firstLineChars="0"/>
               <w:jc w:val="center"/>
               <w:textAlignment w:val="baseline"/>
             </w:pPr>
@@ -1689,7 +1667,7 @@
           </w:tcPr>
           <w:p>
             <w:pPr>
-              <w:pStyle w:val="27"/>
+              <w:pStyle w:val="TableText"/>
               <w:keepNext w:val="0"/>
               <w:keepLines w:val="0"/>
               <w:pageBreakBefore w:val="0"/>
@@ -1702,7 +1680,7 @@
               <w:bidi w:val="0"/>
               <w:adjustRightInd w:val="0"/>
               <w:snapToGrid w:val="0"/>
-              <w:ind w:left="0" w:leftChars="0" w:right="0" w:rightChars="0" w:firstLine="0" w:firstLineChars="0"/>
+              <w:ind w:left="0" w:right="0" w:firstLine="0" w:leftChars="0" w:rightChars="0" w:firstLineChars="0"/>
               <w:jc w:val="center"/>
               <w:textAlignment w:val="baseline"/>
             </w:pPr>
@@ -1714,7 +1692,7 @@
           </w:tcPr>
           <w:p>
             <w:pPr>
-              <w:pStyle w:val="27"/>
+              <w:pStyle w:val="TableText"/>
               <w:keepNext w:val="0"/>
               <w:keepLines w:val="0"/>
               <w:pageBreakBefore w:val="0"/>
@@ -1727,7 +1705,7 @@
               <w:bidi w:val="0"/>
               <w:adjustRightInd w:val="0"/>
               <w:snapToGrid w:val="0"/>
-              <w:ind w:left="0" w:leftChars="0" w:right="0" w:rightChars="0" w:firstLine="0" w:firstLineChars="0"/>
+              <w:ind w:left="0" w:right="0" w:firstLine="0" w:leftChars="0" w:rightChars="0" w:firstLineChars="0"/>
               <w:jc w:val="center"/>
               <w:textAlignment w:val="baseline"/>
             </w:pPr>
@@ -1739,7 +1717,7 @@
           </w:tcPr>
           <w:p>
             <w:pPr>
-              <w:pStyle w:val="27"/>
+              <w:pStyle w:val="TableText"/>
               <w:keepNext w:val="0"/>
               <w:keepLines w:val="0"/>
               <w:pageBreakBefore w:val="0"/>
@@ -1752,7 +1730,7 @@
               <w:bidi w:val="0"/>
               <w:adjustRightInd w:val="0"/>
               <w:snapToGrid w:val="0"/>
-              <w:ind w:left="0" w:leftChars="0" w:right="0" w:rightChars="0" w:firstLine="0" w:firstLineChars="0"/>
+              <w:ind w:left="0" w:right="0" w:firstLine="0" w:leftChars="0" w:rightChars="0" w:firstLineChars="0"/>
               <w:jc w:val="center"/>
               <w:textAlignment w:val="baseline"/>
             </w:pPr>
@@ -1764,7 +1742,7 @@
           </w:tcPr>
           <w:p>
             <w:pPr>
-              <w:pStyle w:val="27"/>
+              <w:pStyle w:val="TableText"/>
               <w:keepNext w:val="0"/>
               <w:keepLines w:val="0"/>
               <w:pageBreakBefore w:val="0"/>
@@ -1777,7 +1755,7 @@
               <w:bidi w:val="0"/>
               <w:adjustRightInd w:val="0"/>
               <w:snapToGrid w:val="0"/>
-              <w:ind w:left="0" w:leftChars="0" w:right="0" w:rightChars="0" w:firstLine="0" w:firstLineChars="0"/>
+              <w:ind w:left="0" w:right="0" w:firstLine="0" w:leftChars="0" w:rightChars="0" w:firstLineChars="0"/>
               <w:jc w:val="center"/>
               <w:textAlignment w:val="baseline"/>
             </w:pPr>
@@ -1789,7 +1767,7 @@
           </w:tcPr>
           <w:p>
             <w:pPr>
-              <w:pStyle w:val="27"/>
+              <w:pStyle w:val="TableText"/>
               <w:keepNext w:val="0"/>
               <w:keepLines w:val="0"/>
               <w:pageBreakBefore w:val="0"/>
@@ -1802,7 +1780,7 @@
               <w:bidi w:val="0"/>
               <w:adjustRightInd w:val="0"/>
               <w:snapToGrid w:val="0"/>
-              <w:ind w:left="0" w:leftChars="0" w:right="0" w:rightChars="0" w:firstLine="0" w:firstLineChars="0"/>
+              <w:ind w:left="0" w:right="0" w:firstLine="0" w:leftChars="0" w:rightChars="0" w:firstLineChars="0"/>
               <w:jc w:val="center"/>
               <w:textAlignment w:val="baseline"/>
             </w:pPr>
@@ -1811,14 +1789,9 @@
       </w:tr>
       <w:tr>
         <w:tblPrEx>
-          <w:tblBorders>
-            <w:top w:val="single" w:color="000000" w:sz="2" w:space="0"/>
-            <w:left w:val="single" w:color="000000" w:sz="2" w:space="0"/>
-            <w:bottom w:val="single" w:color="000000" w:sz="2" w:space="0"/>
-            <w:right w:val="single" w:color="000000" w:sz="2" w:space="0"/>
-            <w:insideH w:val="single" w:color="000000" w:sz="2" w:space="0"/>
-            <w:insideV w:val="single" w:color="000000" w:sz="2" w:space="0"/>
-          </w:tblBorders>
+          <w:tblW w:w="8214" w:type="dxa"/>
+          <w:jc w:val="center"/>
+          <w:tblLayout w:type="fixed"/>
           <w:tblCellMar>
             <w:top w:w="0" w:type="dxa"/>
             <w:left w:w="0" w:type="dxa"/>
@@ -1827,7 +1800,7 @@
           </w:tblCellMar>
         </w:tblPrEx>
         <w:trPr>
-          <w:trHeight w:val="557" w:hRule="atLeast"/>
+          <w:trHeight w:val="557"/>
           <w:jc w:val="center"/>
         </w:trPr>
         <w:tc>
@@ -1836,7 +1809,7 @@
           </w:tcPr>
           <w:p>
             <w:pPr>
-              <w:pStyle w:val="27"/>
+              <w:pStyle w:val="TableText"/>
               <w:keepNext w:val="0"/>
               <w:keepLines w:val="0"/>
               <w:pageBreakBefore w:val="0"/>
@@ -1849,7 +1822,7 @@
               <w:bidi w:val="0"/>
               <w:adjustRightInd w:val="0"/>
               <w:snapToGrid w:val="0"/>
-              <w:ind w:left="0" w:leftChars="0" w:right="0" w:rightChars="0" w:firstLine="0" w:firstLineChars="0"/>
+              <w:ind w:left="0" w:right="0" w:firstLine="0" w:leftChars="0" w:rightChars="0" w:firstLineChars="0"/>
               <w:jc w:val="center"/>
               <w:textAlignment w:val="baseline"/>
             </w:pPr>
@@ -1861,7 +1834,7 @@
           </w:tcPr>
           <w:p>
             <w:pPr>
-              <w:pStyle w:val="27"/>
+              <w:pStyle w:val="TableText"/>
               <w:keepNext w:val="0"/>
               <w:keepLines w:val="0"/>
               <w:pageBreakBefore w:val="0"/>
@@ -1874,7 +1847,7 @@
               <w:bidi w:val="0"/>
               <w:adjustRightInd w:val="0"/>
               <w:snapToGrid w:val="0"/>
-              <w:ind w:left="0" w:leftChars="0" w:right="0" w:rightChars="0" w:firstLine="0" w:firstLineChars="0"/>
+              <w:ind w:left="0" w:right="0" w:firstLine="0" w:leftChars="0" w:rightChars="0" w:firstLineChars="0"/>
               <w:jc w:val="center"/>
               <w:textAlignment w:val="baseline"/>
             </w:pPr>
@@ -1886,7 +1859,7 @@
           </w:tcPr>
           <w:p>
             <w:pPr>
-              <w:pStyle w:val="27"/>
+              <w:pStyle w:val="TableText"/>
               <w:keepNext w:val="0"/>
               <w:keepLines w:val="0"/>
               <w:pageBreakBefore w:val="0"/>
@@ -1899,7 +1872,7 @@
               <w:bidi w:val="0"/>
               <w:adjustRightInd w:val="0"/>
               <w:snapToGrid w:val="0"/>
-              <w:ind w:left="0" w:leftChars="0" w:right="0" w:rightChars="0" w:firstLine="0" w:firstLineChars="0"/>
+              <w:ind w:left="0" w:right="0" w:firstLine="0" w:leftChars="0" w:rightChars="0" w:firstLineChars="0"/>
               <w:jc w:val="center"/>
               <w:textAlignment w:val="baseline"/>
             </w:pPr>
@@ -1911,7 +1884,7 @@
           </w:tcPr>
           <w:p>
             <w:pPr>
-              <w:pStyle w:val="27"/>
+              <w:pStyle w:val="TableText"/>
               <w:keepNext w:val="0"/>
               <w:keepLines w:val="0"/>
               <w:pageBreakBefore w:val="0"/>
@@ -1924,7 +1897,7 @@
               <w:bidi w:val="0"/>
               <w:adjustRightInd w:val="0"/>
               <w:snapToGrid w:val="0"/>
-              <w:ind w:left="0" w:leftChars="0" w:right="0" w:rightChars="0" w:firstLine="0" w:firstLineChars="0"/>
+              <w:ind w:left="0" w:right="0" w:firstLine="0" w:leftChars="0" w:rightChars="0" w:firstLineChars="0"/>
               <w:jc w:val="center"/>
               <w:textAlignment w:val="baseline"/>
             </w:pPr>
@@ -1936,7 +1909,7 @@
           </w:tcPr>
           <w:p>
             <w:pPr>
-              <w:pStyle w:val="27"/>
+              <w:pStyle w:val="TableText"/>
               <w:keepNext w:val="0"/>
               <w:keepLines w:val="0"/>
               <w:pageBreakBefore w:val="0"/>
@@ -1949,7 +1922,7 @@
               <w:bidi w:val="0"/>
               <w:adjustRightInd w:val="0"/>
               <w:snapToGrid w:val="0"/>
-              <w:ind w:left="0" w:leftChars="0" w:right="0" w:rightChars="0" w:firstLine="0" w:firstLineChars="0"/>
+              <w:ind w:left="0" w:right="0" w:firstLine="0" w:leftChars="0" w:rightChars="0" w:firstLineChars="0"/>
               <w:jc w:val="center"/>
               <w:textAlignment w:val="baseline"/>
             </w:pPr>
@@ -1961,7 +1934,7 @@
           </w:tcPr>
           <w:p>
             <w:pPr>
-              <w:pStyle w:val="27"/>
+              <w:pStyle w:val="TableText"/>
               <w:keepNext w:val="0"/>
               <w:keepLines w:val="0"/>
               <w:pageBreakBefore w:val="0"/>
@@ -1974,7 +1947,7 @@
               <w:bidi w:val="0"/>
               <w:adjustRightInd w:val="0"/>
               <w:snapToGrid w:val="0"/>
-              <w:ind w:left="0" w:leftChars="0" w:right="0" w:rightChars="0" w:firstLine="0" w:firstLineChars="0"/>
+              <w:ind w:left="0" w:right="0" w:firstLine="0" w:leftChars="0" w:rightChars="0" w:firstLineChars="0"/>
               <w:jc w:val="center"/>
               <w:textAlignment w:val="baseline"/>
             </w:pPr>
@@ -2005,7 +1978,7 @@
     <w:sdt>
       <w:sdtPr>
         <w:rPr>
-          <w:rFonts w:ascii="宋体" w:hAnsi="宋体" w:eastAsia="宋体" w:cs="Arial"/>
+          <w:rFonts w:ascii="宋体" w:eastAsia="宋体" w:hAnsi="宋体" w:cs="Arial"/>
           <w:snapToGrid w:val="0"/>
           <w:color w:val="000000"/>
           <w:kern w:val="0"/>
@@ -2021,7 +1994,7 @@
       </w:sdtPr>
       <w:sdtEndPr>
         <w:rPr>
-          <w:rFonts w:hint="eastAsia" w:ascii="宋体" w:hAnsi="宋体" w:eastAsia="宋体" w:cs="宋体"/>
+          <w:rFonts w:ascii="宋体" w:eastAsia="宋体" w:hAnsi="宋体" w:cs="宋体" w:hint="eastAsia"/>
           <w:snapToGrid w:val="0"/>
           <w:color w:val="000000"/>
           <w:kern w:val="0"/>
@@ -2046,18 +2019,18 @@
             <w:adjustRightInd w:val="0"/>
             <w:snapToGrid w:val="0"/>
             <w:spacing w:before="0" w:beforeLines="0" w:after="0" w:afterLines="0" w:line="240" w:lineRule="auto"/>
-            <w:ind w:left="0" w:leftChars="0" w:right="0" w:rightChars="0" w:firstLine="0" w:firstLineChars="0"/>
+            <w:ind w:left="0" w:right="0" w:firstLine="0" w:leftChars="0" w:rightChars="0" w:firstLineChars="0"/>
             <w:jc w:val="center"/>
             <w:textAlignment w:val="baseline"/>
             <w:rPr>
-              <w:rFonts w:hint="eastAsia" w:ascii="宋体" w:hAnsi="宋体" w:eastAsia="宋体" w:cs="宋体"/>
+              <w:rFonts w:ascii="宋体" w:eastAsia="宋体" w:hAnsi="宋体" w:cs="宋体" w:hint="eastAsia"/>
               <w:sz w:val="24"/>
               <w:szCs w:val="24"/>
             </w:rPr>
           </w:pPr>
           <w:r>
             <w:rPr>
-              <w:rFonts w:hint="eastAsia" w:ascii="宋体" w:hAnsi="宋体" w:eastAsia="宋体" w:cs="宋体"/>
+              <w:rFonts w:ascii="宋体" w:eastAsia="宋体" w:hAnsi="宋体" w:cs="宋体" w:hint="eastAsia"/>
               <w:sz w:val="24"/>
               <w:szCs w:val="24"/>
             </w:rPr>
@@ -2066,14 +2039,14 @@
         </w:p>
         <w:p>
           <w:pPr>
-            <w:pStyle w:val="16"/>
+            <w:pStyle w:val="TOC1"/>
             <w:tabs>
               <w:tab w:val="right" w:leader="dot" w:pos="8306"/>
             </w:tabs>
           </w:pPr>
           <w:r>
             <w:rPr>
-              <w:rFonts w:hint="eastAsia" w:ascii="宋体" w:hAnsi="宋体" w:eastAsia="宋体" w:cs="宋体"/>
+              <w:rFonts w:ascii="宋体" w:eastAsia="宋体" w:hAnsi="宋体" w:cs="宋体" w:hint="eastAsia"/>
               <w:sz w:val="24"/>
               <w:szCs w:val="24"/>
             </w:rPr>
@@ -2081,7 +2054,7 @@
           </w:r>
           <w:r>
             <w:rPr>
-              <w:rFonts w:hint="eastAsia" w:ascii="宋体" w:hAnsi="宋体" w:eastAsia="宋体" w:cs="宋体"/>
+              <w:rFonts w:ascii="宋体" w:eastAsia="宋体" w:hAnsi="宋体" w:cs="宋体" w:hint="eastAsia"/>
               <w:sz w:val="24"/>
               <w:szCs w:val="24"/>
             </w:rPr>
@@ -2089,7 +2062,7 @@
           </w:r>
           <w:r>
             <w:rPr>
-              <w:rFonts w:hint="eastAsia" w:ascii="宋体" w:hAnsi="宋体" w:eastAsia="宋体" w:cs="宋体"/>
+              <w:rFonts w:ascii="宋体" w:eastAsia="宋体" w:hAnsi="宋体" w:cs="宋体" w:hint="eastAsia"/>
               <w:sz w:val="24"/>
               <w:szCs w:val="24"/>
             </w:rPr>
@@ -2097,21 +2070,21 @@
           </w:r>
           <w:r>
             <w:rPr>
-              <w:rFonts w:hint="eastAsia" w:ascii="宋体" w:hAnsi="宋体" w:eastAsia="宋体" w:cs="宋体"/>
+              <w:rFonts w:ascii="宋体" w:eastAsia="宋体" w:hAnsi="宋体" w:cs="宋体" w:hint="eastAsia"/>
               <w:szCs w:val="24"/>
             </w:rPr>
             <w:fldChar w:fldCharType="begin"/>
           </w:r>
           <w:r>
             <w:rPr>
-              <w:rFonts w:hint="eastAsia" w:ascii="宋体" w:hAnsi="宋体" w:eastAsia="宋体" w:cs="宋体"/>
+              <w:rFonts w:ascii="宋体" w:eastAsia="宋体" w:hAnsi="宋体" w:cs="宋体" w:hint="eastAsia"/>
               <w:szCs w:val="24"/>
             </w:rPr>
             <w:instrText xml:space="preserve"> HYPERLINK \l _Toc16058 </w:instrText>
           </w:r>
           <w:r>
             <w:rPr>
-              <w:rFonts w:hint="eastAsia" w:ascii="宋体" w:hAnsi="宋体" w:eastAsia="宋体" w:cs="宋体"/>
+              <w:rFonts w:ascii="宋体" w:eastAsia="宋体" w:hAnsi="宋体" w:cs="宋体" w:hint="eastAsia"/>
               <w:szCs w:val="24"/>
             </w:rPr>
             <w:fldChar w:fldCharType="separate"/>
@@ -2143,7 +2116,7 @@
           </w:r>
           <w:r>
             <w:rPr>
-              <w:rFonts w:hint="eastAsia" w:ascii="宋体" w:hAnsi="宋体" w:eastAsia="宋体" w:cs="宋体"/>
+              <w:rFonts w:ascii="宋体" w:eastAsia="宋体" w:hAnsi="宋体" w:cs="宋体" w:hint="eastAsia"/>
               <w:szCs w:val="24"/>
             </w:rPr>
             <w:fldChar w:fldCharType="end"/>
@@ -2151,28 +2124,28 @@
         </w:p>
         <w:p>
           <w:pPr>
-            <w:pStyle w:val="16"/>
+            <w:pStyle w:val="TOC1"/>
             <w:tabs>
               <w:tab w:val="right" w:leader="dot" w:pos="8306"/>
             </w:tabs>
           </w:pPr>
           <w:r>
             <w:rPr>
-              <w:rFonts w:hint="eastAsia" w:ascii="宋体" w:hAnsi="宋体" w:eastAsia="宋体" w:cs="宋体"/>
+              <w:rFonts w:ascii="宋体" w:eastAsia="宋体" w:hAnsi="宋体" w:cs="宋体" w:hint="eastAsia"/>
               <w:szCs w:val="24"/>
             </w:rPr>
             <w:fldChar w:fldCharType="begin"/>
           </w:r>
           <w:r>
             <w:rPr>
-              <w:rFonts w:hint="eastAsia" w:ascii="宋体" w:hAnsi="宋体" w:eastAsia="宋体" w:cs="宋体"/>
+              <w:rFonts w:ascii="宋体" w:eastAsia="宋体" w:hAnsi="宋体" w:cs="宋体" w:hint="eastAsia"/>
               <w:szCs w:val="24"/>
             </w:rPr>
             <w:instrText xml:space="preserve"> HYPERLINK \l _Toc16788 </w:instrText>
           </w:r>
           <w:r>
             <w:rPr>
-              <w:rFonts w:hint="eastAsia" w:ascii="宋体" w:hAnsi="宋体" w:eastAsia="宋体" w:cs="宋体"/>
+              <w:rFonts w:ascii="宋体" w:eastAsia="宋体" w:hAnsi="宋体" w:cs="宋体" w:hint="eastAsia"/>
               <w:szCs w:val="24"/>
             </w:rPr>
             <w:fldChar w:fldCharType="separate"/>
@@ -2204,7 +2177,7 @@
           </w:r>
           <w:r>
             <w:rPr>
-              <w:rFonts w:hint="eastAsia" w:ascii="宋体" w:hAnsi="宋体" w:eastAsia="宋体" w:cs="宋体"/>
+              <w:rFonts w:ascii="宋体" w:eastAsia="宋体" w:hAnsi="宋体" w:cs="宋体" w:hint="eastAsia"/>
               <w:szCs w:val="24"/>
             </w:rPr>
             <w:fldChar w:fldCharType="end"/>
@@ -2212,28 +2185,28 @@
         </w:p>
         <w:p>
           <w:pPr>
-            <w:pStyle w:val="16"/>
+            <w:pStyle w:val="TOC1"/>
             <w:tabs>
               <w:tab w:val="right" w:leader="dot" w:pos="8306"/>
             </w:tabs>
           </w:pPr>
           <w:r>
             <w:rPr>
-              <w:rFonts w:hint="eastAsia" w:ascii="宋体" w:hAnsi="宋体" w:eastAsia="宋体" w:cs="宋体"/>
+              <w:rFonts w:ascii="宋体" w:eastAsia="宋体" w:hAnsi="宋体" w:cs="宋体" w:hint="eastAsia"/>
               <w:szCs w:val="24"/>
             </w:rPr>
             <w:fldChar w:fldCharType="begin"/>
           </w:r>
           <w:r>
             <w:rPr>
-              <w:rFonts w:hint="eastAsia" w:ascii="宋体" w:hAnsi="宋体" w:eastAsia="宋体" w:cs="宋体"/>
+              <w:rFonts w:ascii="宋体" w:eastAsia="宋体" w:hAnsi="宋体" w:cs="宋体" w:hint="eastAsia"/>
               <w:szCs w:val="24"/>
             </w:rPr>
             <w:instrText xml:space="preserve"> HYPERLINK \l _Toc22103 </w:instrText>
           </w:r>
           <w:r>
             <w:rPr>
-              <w:rFonts w:hint="eastAsia" w:ascii="宋体" w:hAnsi="宋体" w:eastAsia="宋体" w:cs="宋体"/>
+              <w:rFonts w:ascii="宋体" w:eastAsia="宋体" w:hAnsi="宋体" w:cs="宋体" w:hint="eastAsia"/>
               <w:szCs w:val="24"/>
             </w:rPr>
             <w:fldChar w:fldCharType="separate"/>
@@ -2265,7 +2238,7 @@
           </w:r>
           <w:r>
             <w:rPr>
-              <w:rFonts w:hint="eastAsia" w:ascii="宋体" w:hAnsi="宋体" w:eastAsia="宋体" w:cs="宋体"/>
+              <w:rFonts w:ascii="宋体" w:eastAsia="宋体" w:hAnsi="宋体" w:cs="宋体" w:hint="eastAsia"/>
               <w:szCs w:val="24"/>
             </w:rPr>
             <w:fldChar w:fldCharType="end"/>
@@ -2273,28 +2246,28 @@
         </w:p>
         <w:p>
           <w:pPr>
-            <w:pStyle w:val="16"/>
+            <w:pStyle w:val="TOC1"/>
             <w:tabs>
               <w:tab w:val="right" w:leader="dot" w:pos="8306"/>
             </w:tabs>
           </w:pPr>
           <w:r>
             <w:rPr>
-              <w:rFonts w:hint="eastAsia" w:ascii="宋体" w:hAnsi="宋体" w:eastAsia="宋体" w:cs="宋体"/>
+              <w:rFonts w:ascii="宋体" w:eastAsia="宋体" w:hAnsi="宋体" w:cs="宋体" w:hint="eastAsia"/>
               <w:szCs w:val="24"/>
             </w:rPr>
             <w:fldChar w:fldCharType="begin"/>
           </w:r>
           <w:r>
             <w:rPr>
-              <w:rFonts w:hint="eastAsia" w:ascii="宋体" w:hAnsi="宋体" w:eastAsia="宋体" w:cs="宋体"/>
+              <w:rFonts w:ascii="宋体" w:eastAsia="宋体" w:hAnsi="宋体" w:cs="宋体" w:hint="eastAsia"/>
               <w:szCs w:val="24"/>
             </w:rPr>
             <w:instrText xml:space="preserve"> HYPERLINK \l _Toc5388 </w:instrText>
           </w:r>
           <w:r>
             <w:rPr>
-              <w:rFonts w:hint="eastAsia" w:ascii="宋体" w:hAnsi="宋体" w:eastAsia="宋体" w:cs="宋体"/>
+              <w:rFonts w:ascii="宋体" w:eastAsia="宋体" w:hAnsi="宋体" w:cs="宋体" w:hint="eastAsia"/>
               <w:szCs w:val="24"/>
             </w:rPr>
             <w:fldChar w:fldCharType="separate"/>
@@ -2326,7 +2299,7 @@
           </w:r>
           <w:r>
             <w:rPr>
-              <w:rFonts w:hint="eastAsia" w:ascii="宋体" w:hAnsi="宋体" w:eastAsia="宋体" w:cs="宋体"/>
+              <w:rFonts w:ascii="宋体" w:eastAsia="宋体" w:hAnsi="宋体" w:cs="宋体" w:hint="eastAsia"/>
               <w:szCs w:val="24"/>
             </w:rPr>
             <w:fldChar w:fldCharType="end"/>
@@ -2334,28 +2307,28 @@
         </w:p>
         <w:p>
           <w:pPr>
-            <w:pStyle w:val="17"/>
+            <w:pStyle w:val="TOC2"/>
             <w:tabs>
               <w:tab w:val="right" w:leader="dot" w:pos="8306"/>
             </w:tabs>
           </w:pPr>
           <w:r>
             <w:rPr>
-              <w:rFonts w:hint="eastAsia" w:ascii="宋体" w:hAnsi="宋体" w:eastAsia="宋体" w:cs="宋体"/>
+              <w:rFonts w:ascii="宋体" w:eastAsia="宋体" w:hAnsi="宋体" w:cs="宋体" w:hint="eastAsia"/>
               <w:szCs w:val="24"/>
             </w:rPr>
             <w:fldChar w:fldCharType="begin"/>
           </w:r>
           <w:r>
             <w:rPr>
-              <w:rFonts w:hint="eastAsia" w:ascii="宋体" w:hAnsi="宋体" w:eastAsia="宋体" w:cs="宋体"/>
+              <w:rFonts w:ascii="宋体" w:eastAsia="宋体" w:hAnsi="宋体" w:cs="宋体" w:hint="eastAsia"/>
               <w:szCs w:val="24"/>
             </w:rPr>
             <w:instrText xml:space="preserve"> HYPERLINK \l _Toc8993 </w:instrText>
           </w:r>
           <w:r>
             <w:rPr>
-              <w:rFonts w:hint="eastAsia" w:ascii="宋体" w:hAnsi="宋体" w:eastAsia="宋体" w:cs="宋体"/>
+              <w:rFonts w:ascii="宋体" w:eastAsia="宋体" w:hAnsi="宋体" w:cs="宋体" w:hint="eastAsia"/>
               <w:szCs w:val="24"/>
             </w:rPr>
             <w:fldChar w:fldCharType="separate"/>
@@ -2387,7 +2360,7 @@
           </w:r>
           <w:r>
             <w:rPr>
-              <w:rFonts w:hint="eastAsia" w:ascii="宋体" w:hAnsi="宋体" w:eastAsia="宋体" w:cs="宋体"/>
+              <w:rFonts w:ascii="宋体" w:eastAsia="宋体" w:hAnsi="宋体" w:cs="宋体" w:hint="eastAsia"/>
               <w:szCs w:val="24"/>
             </w:rPr>
             <w:fldChar w:fldCharType="end"/>
@@ -2395,28 +2368,28 @@
         </w:p>
         <w:p>
           <w:pPr>
-            <w:pStyle w:val="17"/>
+            <w:pStyle w:val="TOC2"/>
             <w:tabs>
               <w:tab w:val="right" w:leader="dot" w:pos="8306"/>
             </w:tabs>
           </w:pPr>
           <w:r>
             <w:rPr>
-              <w:rFonts w:hint="eastAsia" w:ascii="宋体" w:hAnsi="宋体" w:eastAsia="宋体" w:cs="宋体"/>
+              <w:rFonts w:ascii="宋体" w:eastAsia="宋体" w:hAnsi="宋体" w:cs="宋体" w:hint="eastAsia"/>
               <w:szCs w:val="24"/>
             </w:rPr>
             <w:fldChar w:fldCharType="begin"/>
           </w:r>
           <w:r>
             <w:rPr>
-              <w:rFonts w:hint="eastAsia" w:ascii="宋体" w:hAnsi="宋体" w:eastAsia="宋体" w:cs="宋体"/>
+              <w:rFonts w:ascii="宋体" w:eastAsia="宋体" w:hAnsi="宋体" w:cs="宋体" w:hint="eastAsia"/>
               <w:szCs w:val="24"/>
             </w:rPr>
             <w:instrText xml:space="preserve"> HYPERLINK \l _Toc5812 </w:instrText>
           </w:r>
           <w:r>
             <w:rPr>
-              <w:rFonts w:hint="eastAsia" w:ascii="宋体" w:hAnsi="宋体" w:eastAsia="宋体" w:cs="宋体"/>
+              <w:rFonts w:ascii="宋体" w:eastAsia="宋体" w:hAnsi="宋体" w:cs="宋体" w:hint="eastAsia"/>
               <w:szCs w:val="24"/>
             </w:rPr>
             <w:fldChar w:fldCharType="separate"/>
@@ -2448,7 +2421,7 @@
           </w:r>
           <w:r>
             <w:rPr>
-              <w:rFonts w:hint="eastAsia" w:ascii="宋体" w:hAnsi="宋体" w:eastAsia="宋体" w:cs="宋体"/>
+              <w:rFonts w:ascii="宋体" w:eastAsia="宋体" w:hAnsi="宋体" w:cs="宋体" w:hint="eastAsia"/>
               <w:szCs w:val="24"/>
             </w:rPr>
             <w:fldChar w:fldCharType="end"/>
@@ -2456,28 +2429,28 @@
         </w:p>
         <w:p>
           <w:pPr>
-            <w:pStyle w:val="16"/>
+            <w:pStyle w:val="TOC1"/>
             <w:tabs>
               <w:tab w:val="right" w:leader="dot" w:pos="8306"/>
             </w:tabs>
           </w:pPr>
           <w:r>
             <w:rPr>
-              <w:rFonts w:hint="eastAsia" w:ascii="宋体" w:hAnsi="宋体" w:eastAsia="宋体" w:cs="宋体"/>
+              <w:rFonts w:ascii="宋体" w:eastAsia="宋体" w:hAnsi="宋体" w:cs="宋体" w:hint="eastAsia"/>
               <w:szCs w:val="24"/>
             </w:rPr>
             <w:fldChar w:fldCharType="begin"/>
           </w:r>
           <w:r>
             <w:rPr>
-              <w:rFonts w:hint="eastAsia" w:ascii="宋体" w:hAnsi="宋体" w:eastAsia="宋体" w:cs="宋体"/>
+              <w:rFonts w:ascii="宋体" w:eastAsia="宋体" w:hAnsi="宋体" w:cs="宋体" w:hint="eastAsia"/>
               <w:szCs w:val="24"/>
             </w:rPr>
             <w:instrText xml:space="preserve"> HYPERLINK \l _Toc11573 </w:instrText>
           </w:r>
           <w:r>
             <w:rPr>
-              <w:rFonts w:hint="eastAsia" w:ascii="宋体" w:hAnsi="宋体" w:eastAsia="宋体" w:cs="宋体"/>
+              <w:rFonts w:ascii="宋体" w:eastAsia="宋体" w:hAnsi="宋体" w:cs="宋体" w:hint="eastAsia"/>
               <w:szCs w:val="24"/>
             </w:rPr>
             <w:fldChar w:fldCharType="separate"/>
@@ -2509,7 +2482,7 @@
           </w:r>
           <w:r>
             <w:rPr>
-              <w:rFonts w:hint="eastAsia" w:ascii="宋体" w:hAnsi="宋体" w:eastAsia="宋体" w:cs="宋体"/>
+              <w:rFonts w:ascii="宋体" w:eastAsia="宋体" w:hAnsi="宋体" w:cs="宋体" w:hint="eastAsia"/>
               <w:szCs w:val="24"/>
             </w:rPr>
             <w:fldChar w:fldCharType="end"/>
@@ -2517,28 +2490,28 @@
         </w:p>
         <w:p>
           <w:pPr>
-            <w:pStyle w:val="17"/>
+            <w:pStyle w:val="TOC2"/>
             <w:tabs>
               <w:tab w:val="right" w:leader="dot" w:pos="8306"/>
             </w:tabs>
           </w:pPr>
           <w:r>
             <w:rPr>
-              <w:rFonts w:hint="eastAsia" w:ascii="宋体" w:hAnsi="宋体" w:eastAsia="宋体" w:cs="宋体"/>
+              <w:rFonts w:ascii="宋体" w:eastAsia="宋体" w:hAnsi="宋体" w:cs="宋体" w:hint="eastAsia"/>
               <w:szCs w:val="24"/>
             </w:rPr>
             <w:fldChar w:fldCharType="begin"/>
           </w:r>
           <w:r>
             <w:rPr>
-              <w:rFonts w:hint="eastAsia" w:ascii="宋体" w:hAnsi="宋体" w:eastAsia="宋体" w:cs="宋体"/>
+              <w:rFonts w:ascii="宋体" w:eastAsia="宋体" w:hAnsi="宋体" w:cs="宋体" w:hint="eastAsia"/>
               <w:szCs w:val="24"/>
             </w:rPr>
             <w:instrText xml:space="preserve"> HYPERLINK \l _Toc30204 </w:instrText>
           </w:r>
           <w:r>
             <w:rPr>
-              <w:rFonts w:hint="eastAsia" w:ascii="宋体" w:hAnsi="宋体" w:eastAsia="宋体" w:cs="宋体"/>
+              <w:rFonts w:ascii="宋体" w:eastAsia="宋体" w:hAnsi="宋体" w:cs="宋体" w:hint="eastAsia"/>
               <w:szCs w:val="24"/>
             </w:rPr>
             <w:fldChar w:fldCharType="separate"/>
@@ -2570,7 +2543,7 @@
           </w:r>
           <w:r>
             <w:rPr>
-              <w:rFonts w:hint="eastAsia" w:ascii="宋体" w:hAnsi="宋体" w:eastAsia="宋体" w:cs="宋体"/>
+              <w:rFonts w:ascii="宋体" w:eastAsia="宋体" w:hAnsi="宋体" w:cs="宋体" w:hint="eastAsia"/>
               <w:szCs w:val="24"/>
             </w:rPr>
             <w:fldChar w:fldCharType="end"/>
@@ -2578,28 +2551,28 @@
         </w:p>
         <w:p>
           <w:pPr>
-            <w:pStyle w:val="17"/>
+            <w:pStyle w:val="TOC2"/>
             <w:tabs>
               <w:tab w:val="right" w:leader="dot" w:pos="8306"/>
             </w:tabs>
           </w:pPr>
           <w:r>
             <w:rPr>
-              <w:rFonts w:hint="eastAsia" w:ascii="宋体" w:hAnsi="宋体" w:eastAsia="宋体" w:cs="宋体"/>
+              <w:rFonts w:ascii="宋体" w:eastAsia="宋体" w:hAnsi="宋体" w:cs="宋体" w:hint="eastAsia"/>
               <w:szCs w:val="24"/>
             </w:rPr>
             <w:fldChar w:fldCharType="begin"/>
           </w:r>
           <w:r>
             <w:rPr>
-              <w:rFonts w:hint="eastAsia" w:ascii="宋体" w:hAnsi="宋体" w:eastAsia="宋体" w:cs="宋体"/>
+              <w:rFonts w:ascii="宋体" w:eastAsia="宋体" w:hAnsi="宋体" w:cs="宋体" w:hint="eastAsia"/>
               <w:szCs w:val="24"/>
             </w:rPr>
             <w:instrText xml:space="preserve"> HYPERLINK \l _Toc5880 </w:instrText>
           </w:r>
           <w:r>
             <w:rPr>
-              <w:rFonts w:hint="eastAsia" w:ascii="宋体" w:hAnsi="宋体" w:eastAsia="宋体" w:cs="宋体"/>
+              <w:rFonts w:ascii="宋体" w:eastAsia="宋体" w:hAnsi="宋体" w:cs="宋体" w:hint="eastAsia"/>
               <w:szCs w:val="24"/>
             </w:rPr>
             <w:fldChar w:fldCharType="separate"/>
@@ -2631,7 +2604,7 @@
           </w:r>
           <w:r>
             <w:rPr>
-              <w:rFonts w:hint="eastAsia" w:ascii="宋体" w:hAnsi="宋体" w:eastAsia="宋体" w:cs="宋体"/>
+              <w:rFonts w:ascii="宋体" w:eastAsia="宋体" w:hAnsi="宋体" w:cs="宋体" w:hint="eastAsia"/>
               <w:szCs w:val="24"/>
             </w:rPr>
             <w:fldChar w:fldCharType="end"/>
@@ -2639,28 +2612,28 @@
         </w:p>
         <w:p>
           <w:pPr>
-            <w:pStyle w:val="17"/>
+            <w:pStyle w:val="TOC2"/>
             <w:tabs>
               <w:tab w:val="right" w:leader="dot" w:pos="8306"/>
             </w:tabs>
           </w:pPr>
           <w:r>
             <w:rPr>
-              <w:rFonts w:hint="eastAsia" w:ascii="宋体" w:hAnsi="宋体" w:eastAsia="宋体" w:cs="宋体"/>
+              <w:rFonts w:ascii="宋体" w:eastAsia="宋体" w:hAnsi="宋体" w:cs="宋体" w:hint="eastAsia"/>
               <w:szCs w:val="24"/>
             </w:rPr>
             <w:fldChar w:fldCharType="begin"/>
           </w:r>
           <w:r>
             <w:rPr>
-              <w:rFonts w:hint="eastAsia" w:ascii="宋体" w:hAnsi="宋体" w:eastAsia="宋体" w:cs="宋体"/>
+              <w:rFonts w:ascii="宋体" w:eastAsia="宋体" w:hAnsi="宋体" w:cs="宋体" w:hint="eastAsia"/>
               <w:szCs w:val="24"/>
             </w:rPr>
             <w:instrText xml:space="preserve"> HYPERLINK \l _Toc8576 </w:instrText>
           </w:r>
           <w:r>
             <w:rPr>
-              <w:rFonts w:hint="eastAsia" w:ascii="宋体" w:hAnsi="宋体" w:eastAsia="宋体" w:cs="宋体"/>
+              <w:rFonts w:ascii="宋体" w:eastAsia="宋体" w:hAnsi="宋体" w:cs="宋体" w:hint="eastAsia"/>
               <w:szCs w:val="24"/>
             </w:rPr>
             <w:fldChar w:fldCharType="separate"/>
@@ -2692,7 +2665,7 @@
           </w:r>
           <w:r>
             <w:rPr>
-              <w:rFonts w:hint="eastAsia" w:ascii="宋体" w:hAnsi="宋体" w:eastAsia="宋体" w:cs="宋体"/>
+              <w:rFonts w:ascii="宋体" w:eastAsia="宋体" w:hAnsi="宋体" w:cs="宋体" w:hint="eastAsia"/>
               <w:szCs w:val="24"/>
             </w:rPr>
             <w:fldChar w:fldCharType="end"/>
@@ -2700,28 +2673,28 @@
         </w:p>
         <w:p>
           <w:pPr>
-            <w:pStyle w:val="16"/>
+            <w:pStyle w:val="TOC1"/>
             <w:tabs>
               <w:tab w:val="right" w:leader="dot" w:pos="8306"/>
             </w:tabs>
           </w:pPr>
           <w:r>
             <w:rPr>
-              <w:rFonts w:hint="eastAsia" w:ascii="宋体" w:hAnsi="宋体" w:eastAsia="宋体" w:cs="宋体"/>
+              <w:rFonts w:ascii="宋体" w:eastAsia="宋体" w:hAnsi="宋体" w:cs="宋体" w:hint="eastAsia"/>
               <w:szCs w:val="24"/>
             </w:rPr>
             <w:fldChar w:fldCharType="begin"/>
           </w:r>
           <w:r>
             <w:rPr>
-              <w:rFonts w:hint="eastAsia" w:ascii="宋体" w:hAnsi="宋体" w:eastAsia="宋体" w:cs="宋体"/>
+              <w:rFonts w:ascii="宋体" w:eastAsia="宋体" w:hAnsi="宋体" w:cs="宋体" w:hint="eastAsia"/>
               <w:szCs w:val="24"/>
             </w:rPr>
             <w:instrText xml:space="preserve"> HYPERLINK \l _Toc23328 </w:instrText>
           </w:r>
           <w:r>
             <w:rPr>
-              <w:rFonts w:hint="eastAsia" w:ascii="宋体" w:hAnsi="宋体" w:eastAsia="宋体" w:cs="宋体"/>
+              <w:rFonts w:ascii="宋体" w:eastAsia="宋体" w:hAnsi="宋体" w:cs="宋体" w:hint="eastAsia"/>
               <w:szCs w:val="24"/>
             </w:rPr>
             <w:fldChar w:fldCharType="separate"/>
@@ -2753,7 +2726,7 @@
           </w:r>
           <w:r>
             <w:rPr>
-              <w:rFonts w:hint="eastAsia" w:ascii="宋体" w:hAnsi="宋体" w:eastAsia="宋体" w:cs="宋体"/>
+              <w:rFonts w:ascii="宋体" w:eastAsia="宋体" w:hAnsi="宋体" w:cs="宋体" w:hint="eastAsia"/>
               <w:szCs w:val="24"/>
             </w:rPr>
             <w:fldChar w:fldCharType="end"/>
@@ -2775,7 +2748,7 @@
             <w:snapToGrid w:val="0"/>
             <w:textAlignment w:val="baseline"/>
             <w:rPr>
-              <w:rFonts w:hint="eastAsia" w:ascii="宋体" w:hAnsi="宋体" w:eastAsia="宋体" w:cs="宋体"/>
+              <w:rFonts w:ascii="宋体" w:eastAsia="宋体" w:hAnsi="宋体" w:cs="宋体" w:hint="eastAsia"/>
               <w:snapToGrid w:val="0"/>
               <w:color w:val="000000"/>
               <w:kern w:val="0"/>
@@ -2786,7 +2759,7 @@
           </w:pPr>
           <w:r>
             <w:rPr>
-              <w:rFonts w:hint="eastAsia" w:ascii="宋体" w:hAnsi="宋体" w:eastAsia="宋体" w:cs="宋体"/>
+              <w:rFonts w:ascii="宋体" w:eastAsia="宋体" w:hAnsi="宋体" w:cs="宋体" w:hint="eastAsia"/>
               <w:szCs w:val="24"/>
             </w:rPr>
             <w:fldChar w:fldCharType="end"/>
@@ -2810,7 +2783,7 @@
         <w:snapToGrid w:val="0"/>
         <w:textAlignment w:val="baseline"/>
         <w:rPr>
-          <w:rFonts w:ascii="Arial" w:hAnsi="Arial" w:eastAsia="Arial" w:cs="Arial"/>
+          <w:rFonts w:ascii="Arial" w:eastAsia="Arial" w:hAnsi="Arial" w:cs="Arial"/>
           <w:snapToGrid w:val="0"/>
           <w:color w:val="000000"/>
           <w:kern w:val="0"/>
@@ -2821,7 +2794,7 @@
       </w:pPr>
       <w:r>
         <w:rPr>
-          <w:rFonts w:ascii="Arial" w:hAnsi="Arial" w:eastAsia="Arial" w:cs="Arial"/>
+          <w:rFonts w:ascii="Arial" w:eastAsia="Arial" w:hAnsi="Arial" w:cs="Arial"/>
           <w:snapToGrid w:val="0"/>
           <w:color w:val="000000"/>
           <w:kern w:val="0"/>
@@ -2834,7 +2807,7 @@
     </w:p>
     <w:p>
       <w:pPr>
-        <w:pStyle w:val="28"/>
+        <w:pStyle w:val="1"/>
         <w:bidi w:val="0"/>
         <w:rPr>
           <w:rFonts w:hint="default"/>
@@ -2853,7 +2826,7 @@
     </w:p>
     <w:p>
       <w:pPr>
-        <w:pStyle w:val="29"/>
+        <w:pStyle w:val="a1"/>
         <w:rPr>
           <w:rFonts w:hint="default"/>
           <w:lang w:val="en-US" w:eastAsia="zh-CN"/>
@@ -2883,7 +2856,7 @@
     </w:p>
     <w:p>
       <w:pPr>
-        <w:pStyle w:val="29"/>
+        <w:pStyle w:val="a1"/>
         <w:rPr>
           <w:rFonts w:hint="default"/>
           <w:lang w:val="en-US" w:eastAsia="zh-CN"/>
@@ -2899,7 +2872,7 @@
     </w:p>
     <w:p>
       <w:pPr>
-        <w:pStyle w:val="29"/>
+        <w:pStyle w:val="a1"/>
         <w:rPr>
           <w:rFonts w:hint="default"/>
           <w:lang w:val="en-US" w:eastAsia="zh-CN"/>
@@ -2929,7 +2902,7 @@
     </w:p>
     <w:p>
       <w:pPr>
-        <w:pStyle w:val="28"/>
+        <w:pStyle w:val="1"/>
         <w:bidi w:val="0"/>
         <w:rPr>
           <w:rFonts w:hint="default"/>
@@ -2948,7 +2921,7 @@
     </w:p>
     <w:p>
       <w:pPr>
-        <w:pStyle w:val="30"/>
+        <w:pStyle w:val="2"/>
         <w:bidi w:val="0"/>
         <w:rPr>
           <w:rFonts w:hint="default"/>
@@ -2967,7 +2940,7 @@
     </w:p>
     <w:p>
       <w:pPr>
-        <w:pStyle w:val="29"/>
+        <w:pStyle w:val="a1"/>
         <w:rPr>
           <w:rFonts w:hint="default"/>
           <w:lang w:val="en-US" w:eastAsia="zh-CN"/>
@@ -2997,7 +2970,7 @@
     </w:p>
     <w:p>
       <w:pPr>
-        <w:pStyle w:val="29"/>
+        <w:pStyle w:val="a1"/>
         <w:rPr>
           <w:rFonts w:hint="default"/>
           <w:lang w:val="en-US" w:eastAsia="zh-CN"/>
@@ -3013,7 +2986,7 @@
     </w:p>
     <w:p>
       <w:pPr>
-        <w:pStyle w:val="29"/>
+        <w:pStyle w:val="a1"/>
         <w:rPr>
           <w:rFonts w:hint="default"/>
           <w:lang w:val="en-US" w:eastAsia="zh-CN"/>
@@ -3043,7 +3016,7 @@
     </w:p>
     <w:p>
       <w:pPr>
-        <w:pStyle w:val="29"/>
+        <w:pStyle w:val="a1"/>
         <w:rPr>
           <w:rFonts w:hint="default"/>
           <w:lang w:val="en-US" w:eastAsia="zh-CN"/>
@@ -3059,7 +3032,7 @@
     </w:p>
     <w:p>
       <w:pPr>
-        <w:pStyle w:val="30"/>
+        <w:pStyle w:val="2"/>
         <w:bidi w:val="0"/>
         <w:rPr>
           <w:rFonts w:hint="default"/>
@@ -3078,7 +3051,7 @@
     </w:p>
     <w:p>
       <w:pPr>
-        <w:pStyle w:val="29"/>
+        <w:pStyle w:val="a1"/>
         <w:rPr>
           <w:rFonts w:hint="default"/>
           <w:lang w:val="en-US" w:eastAsia="zh-CN"/>
@@ -3108,7 +3081,7 @@
     </w:p>
     <w:p>
       <w:pPr>
-        <w:pStyle w:val="29"/>
+        <w:pStyle w:val="a1"/>
         <w:rPr>
           <w:rFonts w:hint="default"/>
           <w:lang w:val="en-US" w:eastAsia="zh-CN"/>
@@ -3131,7 +3104,7 @@
     </w:p>
     <w:p>
       <w:pPr>
-        <w:pStyle w:val="29"/>
+        <w:pStyle w:val="a1"/>
         <w:rPr>
           <w:rFonts w:hint="default"/>
           <w:lang w:val="en-US" w:eastAsia="zh-CN"/>
@@ -3154,7 +3127,7 @@
     </w:p>
     <w:p>
       <w:pPr>
-        <w:pStyle w:val="29"/>
+        <w:pStyle w:val="a1"/>
         <w:rPr>
           <w:rFonts w:hint="default"/>
           <w:lang w:val="en-US" w:eastAsia="zh-CN"/>
@@ -3177,7 +3150,7 @@
     </w:p>
     <w:p>
       <w:pPr>
-        <w:pStyle w:val="29"/>
+        <w:pStyle w:val="a1"/>
         <w:rPr>
           <w:rFonts w:hint="default"/>
           <w:lang w:val="en-US" w:eastAsia="zh-CN"/>
@@ -3200,7 +3173,7 @@
     </w:p>
     <w:p>
       <w:pPr>
-        <w:pStyle w:val="29"/>
+        <w:pStyle w:val="a1"/>
         <w:rPr>
           <w:rFonts w:hint="default"/>
           <w:lang w:val="en-US" w:eastAsia="zh-CN"/>
@@ -3230,7 +3203,7 @@
     </w:p>
     <w:p>
       <w:pPr>
-        <w:pStyle w:val="29"/>
+        <w:pStyle w:val="a1"/>
         <w:rPr>
           <w:rFonts w:hint="default"/>
           <w:lang w:val="en-US" w:eastAsia="zh-CN"/>
@@ -3246,7 +3219,7 @@
     </w:p>
     <w:p>
       <w:pPr>
-        <w:pStyle w:val="29"/>
+        <w:pStyle w:val="a1"/>
         <w:rPr>
           <w:rFonts w:hint="default"/>
           <w:lang w:val="en-US" w:eastAsia="zh-CN"/>
@@ -3262,7 +3235,7 @@
     </w:p>
     <w:p>
       <w:pPr>
-        <w:pStyle w:val="29"/>
+        <w:pStyle w:val="a1"/>
         <w:rPr>
           <w:rFonts w:hint="default"/>
           <w:lang w:val="en-US" w:eastAsia="zh-CN"/>
@@ -3278,7 +3251,7 @@
     </w:p>
     <w:p>
       <w:pPr>
-        <w:pStyle w:val="29"/>
+        <w:pStyle w:val="a1"/>
         <w:rPr>
           <w:rFonts w:hint="default"/>
           <w:lang w:val="en-US" w:eastAsia="zh-CN"/>
@@ -3294,7 +3267,7 @@
     </w:p>
     <w:p>
       <w:pPr>
-        <w:pStyle w:val="28"/>
+        <w:pStyle w:val="1"/>
         <w:bidi w:val="0"/>
         <w:rPr>
           <w:rFonts w:hint="default"/>
@@ -3313,16 +3286,16 @@
     </w:p>
     <w:tbl>
       <w:tblPr>
-        <w:tblStyle w:val="26"/>
+        <w:tblStyle w:val="TableNormal0"/>
         <w:tblW w:w="8309" w:type="dxa"/>
         <w:tblInd w:w="2" w:type="dxa"/>
         <w:tblBorders>
-          <w:top w:val="single" w:color="000000" w:sz="2" w:space="0"/>
-          <w:left w:val="single" w:color="000000" w:sz="2" w:space="0"/>
-          <w:bottom w:val="single" w:color="000000" w:sz="2" w:space="0"/>
-          <w:right w:val="single" w:color="000000" w:sz="2" w:space="0"/>
-          <w:insideH w:val="single" w:color="000000" w:sz="2" w:space="0"/>
-          <w:insideV w:val="single" w:color="000000" w:sz="2" w:space="0"/>
+          <w:top w:val="single" w:sz="2" w:space="0" w:color="000000"/>
+          <w:left w:val="single" w:sz="2" w:space="0" w:color="000000"/>
+          <w:bottom w:val="single" w:sz="2" w:space="0" w:color="000000"/>
+          <w:right w:val="single" w:sz="2" w:space="0" w:color="000000"/>
+          <w:insideH w:val="single" w:sz="2" w:space="0" w:color="000000"/>
+          <w:insideV w:val="single" w:sz="2" w:space="0" w:color="000000"/>
         </w:tblBorders>
         <w:tblLayout w:type="fixed"/>
         <w:tblCellMar>
@@ -3347,14 +3320,17 @@
       </w:tblGrid>
       <w:tr>
         <w:tblPrEx>
+          <w:tblW w:w="8309" w:type="dxa"/>
+          <w:tblInd w:w="2" w:type="dxa"/>
           <w:tblBorders>
-            <w:top w:val="single" w:color="000000" w:sz="2" w:space="0"/>
-            <w:left w:val="single" w:color="000000" w:sz="2" w:space="0"/>
-            <w:bottom w:val="single" w:color="000000" w:sz="2" w:space="0"/>
-            <w:right w:val="single" w:color="000000" w:sz="2" w:space="0"/>
-            <w:insideH w:val="single" w:color="000000" w:sz="2" w:space="0"/>
-            <w:insideV w:val="single" w:color="000000" w:sz="2" w:space="0"/>
+            <w:top w:val="single" w:sz="2" w:space="0" w:color="000000"/>
+            <w:left w:val="single" w:sz="2" w:space="0" w:color="000000"/>
+            <w:bottom w:val="single" w:sz="2" w:space="0" w:color="000000"/>
+            <w:right w:val="single" w:sz="2" w:space="0" w:color="000000"/>
+            <w:insideH w:val="single" w:sz="2" w:space="0" w:color="000000"/>
+            <w:insideV w:val="single" w:sz="2" w:space="0" w:color="000000"/>
           </w:tblBorders>
+          <w:tblLayout w:type="fixed"/>
           <w:tblCellMar>
             <w:top w:w="0" w:type="dxa"/>
             <w:left w:w="0" w:type="dxa"/>
@@ -3363,7 +3339,7 @@
           </w:tblCellMar>
         </w:tblPrEx>
         <w:trPr>
-          <w:trHeight w:val="558" w:hRule="atLeast"/>
+          <w:trHeight w:val="558"/>
         </w:trPr>
         <w:tc>
           <w:tcPr>
@@ -3375,7 +3351,7 @@
               <w:spacing w:before="170" w:line="227" w:lineRule="auto"/>
               <w:ind w:left="128"/>
               <w:rPr>
-                <w:rFonts w:hint="eastAsia" w:ascii="宋体" w:hAnsi="宋体" w:eastAsia="宋体" w:cs="宋体"/>
+                <w:rFonts w:ascii="宋体" w:eastAsia="宋体" w:hAnsi="宋体" w:cs="宋体" w:hint="eastAsia"/>
                 <w:spacing w:val="8"/>
                 <w:sz w:val="20"/>
                 <w:szCs w:val="20"/>
@@ -3384,7 +3360,7 @@
             </w:pPr>
             <w:r>
               <w:rPr>
-                <w:rFonts w:hint="eastAsia" w:ascii="宋体" w:hAnsi="宋体" w:eastAsia="宋体" w:cs="宋体"/>
+                <w:rFonts w:ascii="宋体" w:eastAsia="宋体" w:hAnsi="宋体" w:cs="宋体" w:hint="eastAsia"/>
                 <w:spacing w:val="8"/>
                 <w:sz w:val="20"/>
                 <w:szCs w:val="20"/>
@@ -3404,7 +3380,7 @@
               <w:spacing w:before="170" w:line="227" w:lineRule="auto"/>
               <w:ind w:left="128"/>
               <w:rPr>
-                <w:rFonts w:hint="default" w:ascii="宋体" w:hAnsi="宋体" w:eastAsia="宋体" w:cs="宋体"/>
+                <w:rFonts w:ascii="宋体" w:eastAsia="宋体" w:hAnsi="宋体" w:cs="宋体" w:hint="default"/>
                 <w:spacing w:val="8"/>
                 <w:sz w:val="20"/>
                 <w:szCs w:val="20"/>
@@ -3413,7 +3389,7 @@
             </w:pPr>
             <w:r>
               <w:rPr>
-                <w:rFonts w:hint="eastAsia" w:ascii="宋体" w:hAnsi="宋体" w:eastAsia="宋体" w:cs="宋体"/>
+                <w:rFonts w:ascii="宋体" w:eastAsia="宋体" w:hAnsi="宋体" w:cs="宋体" w:hint="eastAsia"/>
                 <w:spacing w:val="8"/>
                 <w:sz w:val="20"/>
                 <w:szCs w:val="20"/>
@@ -3433,7 +3409,7 @@
               <w:spacing w:before="171" w:line="267" w:lineRule="exact"/>
               <w:ind w:left="226"/>
               <w:rPr>
-                <w:rFonts w:ascii="宋体" w:hAnsi="宋体" w:eastAsia="宋体" w:cs="宋体"/>
+                <w:rFonts w:ascii="宋体" w:eastAsia="宋体" w:hAnsi="宋体" w:cs="宋体"/>
                 <w:spacing w:val="3"/>
                 <w:position w:val="1"/>
                 <w:sz w:val="20"/>
@@ -3442,7 +3418,7 @@
             </w:pPr>
             <w:r>
               <w:rPr>
-                <w:rFonts w:hint="eastAsia" w:ascii="宋体" w:hAnsi="宋体" w:eastAsia="宋体" w:cs="宋体"/>
+                <w:rFonts w:ascii="宋体" w:eastAsia="宋体" w:hAnsi="宋体" w:cs="宋体" w:hint="eastAsia"/>
                 <w:spacing w:val="2"/>
                 <w:position w:val="1"/>
                 <w:sz w:val="20"/>
@@ -3456,14 +3432,9 @@
       </w:tr>
       <w:tr>
         <w:tblPrEx>
-          <w:tblBorders>
-            <w:top w:val="single" w:color="000000" w:sz="2" w:space="0"/>
-            <w:left w:val="single" w:color="000000" w:sz="2" w:space="0"/>
-            <w:bottom w:val="single" w:color="000000" w:sz="2" w:space="0"/>
-            <w:right w:val="single" w:color="000000" w:sz="2" w:space="0"/>
-            <w:insideH w:val="single" w:color="000000" w:sz="2" w:space="0"/>
-            <w:insideV w:val="single" w:color="000000" w:sz="2" w:space="0"/>
-          </w:tblBorders>
+          <w:tblW w:w="8309" w:type="dxa"/>
+          <w:tblInd w:w="2" w:type="dxa"/>
+          <w:tblLayout w:type="fixed"/>
           <w:tblCellMar>
             <w:top w:w="0" w:type="dxa"/>
             <w:left w:w="0" w:type="dxa"/>
@@ -3472,19 +3443,19 @@
           </w:tblCellMar>
         </w:tblPrEx>
         <w:trPr>
-          <w:trHeight w:val="2439" w:hRule="atLeast"/>
+          <w:trHeight w:val="2439"/>
         </w:trPr>
         <w:tc>
           <w:tcPr>
             <w:tcW w:w="723" w:type="dxa"/>
-            <w:vMerge w:val="continue"/>
+            <w:vMerge/>
           </w:tcPr>
           <w:p>
             <w:pPr>
               <w:spacing w:before="170" w:line="227" w:lineRule="auto"/>
               <w:ind w:left="128"/>
               <w:rPr>
-                <w:rFonts w:ascii="宋体" w:hAnsi="宋体" w:eastAsia="宋体" w:cs="宋体"/>
+                <w:rFonts w:ascii="宋体" w:eastAsia="宋体" w:hAnsi="宋体" w:cs="宋体"/>
                 <w:spacing w:val="8"/>
                 <w:sz w:val="20"/>
                 <w:szCs w:val="20"/>
@@ -3495,14 +3466,14 @@
         <w:tc>
           <w:tcPr>
             <w:tcW w:w="2927" w:type="dxa"/>
-            <w:vMerge w:val="continue"/>
+            <w:vMerge/>
           </w:tcPr>
           <w:p>
             <w:pPr>
               <w:spacing w:before="170" w:line="227" w:lineRule="auto"/>
               <w:ind w:left="128"/>
               <w:rPr>
-                <w:rFonts w:ascii="宋体" w:hAnsi="宋体" w:eastAsia="宋体" w:cs="宋体"/>
+                <w:rFonts w:ascii="宋体" w:eastAsia="宋体" w:hAnsi="宋体" w:cs="宋体"/>
                 <w:spacing w:val="8"/>
                 <w:sz w:val="20"/>
                 <w:szCs w:val="20"/>
@@ -3514,7 +3485,6 @@
           <w:tcPr>
             <w:tcW w:w="501" w:type="dxa"/>
             <w:shd w:val="clear" w:color="auto" w:fill="auto"/>
-            <w:textDirection w:val="tbLrV"/>
           </w:tcPr>
           <w:p>
             <w:pPr>
@@ -3550,7 +3520,6 @@
           <w:tcPr>
             <w:tcW w:w="513" w:type="dxa"/>
             <w:shd w:val="clear" w:color="auto" w:fill="auto"/>
-            <w:textDirection w:val="tbLrV"/>
           </w:tcPr>
           <w:p>
             <w:pPr>
@@ -3567,10 +3536,10 @@
               <w:bidi w:val="0"/>
               <w:adjustRightInd w:val="0"/>
               <w:snapToGrid w:val="0"/>
-              <w:ind w:left="113" w:leftChars="0" w:right="113" w:firstLine="0" w:firstLineChars="0"/>
+              <w:ind w:left="113" w:right="113" w:firstLine="0" w:leftChars="0" w:firstLineChars="0"/>
               <w:textAlignment w:val="baseline"/>
               <w:rPr>
-                <w:rFonts w:hint="eastAsia" w:eastAsia="宋体"/>
+                <w:rFonts w:eastAsia="宋体" w:hint="eastAsia"/>
                 <w:lang w:val="en-US" w:eastAsia="zh-CN"/>
               </w:rPr>
             </w:pPr>
@@ -3587,7 +3556,6 @@
           <w:tcPr>
             <w:tcW w:w="466" w:type="dxa"/>
             <w:shd w:val="clear" w:color="auto" w:fill="auto"/>
-            <w:textDirection w:val="tbLrV"/>
           </w:tcPr>
           <w:p>
             <w:pPr>
@@ -3623,7 +3591,6 @@
           <w:tcPr>
             <w:tcW w:w="571" w:type="dxa"/>
             <w:shd w:val="clear" w:color="auto" w:fill="auto"/>
-            <w:textDirection w:val="tbLrV"/>
           </w:tcPr>
           <w:p>
             <w:pPr>
@@ -3659,7 +3626,6 @@
           <w:tcPr>
             <w:tcW w:w="477" w:type="dxa"/>
             <w:shd w:val="clear" w:color="auto" w:fill="auto"/>
-            <w:textDirection w:val="tbLrV"/>
           </w:tcPr>
           <w:p>
             <w:pPr>
@@ -3691,7 +3657,6 @@
           <w:tcPr>
             <w:tcW w:w="451" w:type="dxa"/>
             <w:shd w:val="clear" w:color="auto" w:fill="auto"/>
-            <w:textDirection w:val="tbLrV"/>
           </w:tcPr>
           <w:p>
             <w:pPr>
@@ -3727,7 +3692,6 @@
           <w:tcPr>
             <w:tcW w:w="456" w:type="dxa"/>
             <w:shd w:val="clear" w:color="auto" w:fill="auto"/>
-            <w:textDirection w:val="tbLrV"/>
           </w:tcPr>
           <w:p>
             <w:pPr>
@@ -3762,7 +3726,6 @@
         <w:tc>
           <w:tcPr>
             <w:tcW w:w="468" w:type="dxa"/>
-            <w:textDirection w:val="tbLrV"/>
           </w:tcPr>
           <w:p>
             <w:pPr>
@@ -3815,7 +3778,7 @@
               <w:jc w:val="center"/>
               <w:textAlignment w:val="baseline"/>
               <w:rPr>
-                <w:rFonts w:hint="eastAsia" w:ascii="宋体" w:hAnsi="宋体" w:eastAsia="宋体" w:cs="宋体"/>
+                <w:rFonts w:ascii="宋体" w:eastAsia="宋体" w:hAnsi="宋体" w:cs="宋体" w:hint="eastAsia"/>
                 <w:spacing w:val="3"/>
                 <w:position w:val="1"/>
                 <w:sz w:val="20"/>
@@ -3825,7 +3788,7 @@
             </w:pPr>
             <w:r>
               <w:rPr>
-                <w:rFonts w:hint="eastAsia" w:ascii="宋体" w:hAnsi="宋体" w:eastAsia="宋体" w:cs="宋体"/>
+                <w:rFonts w:ascii="宋体" w:eastAsia="宋体" w:hAnsi="宋体" w:cs="宋体" w:hint="eastAsia"/>
                 <w:spacing w:val="3"/>
                 <w:position w:val="1"/>
                 <w:sz w:val="20"/>
@@ -3839,14 +3802,9 @@
       </w:tr>
       <w:tr>
         <w:tblPrEx>
-          <w:tblBorders>
-            <w:top w:val="single" w:color="000000" w:sz="2" w:space="0"/>
-            <w:left w:val="single" w:color="000000" w:sz="2" w:space="0"/>
-            <w:bottom w:val="single" w:color="000000" w:sz="2" w:space="0"/>
-            <w:right w:val="single" w:color="000000" w:sz="2" w:space="0"/>
-            <w:insideH w:val="single" w:color="000000" w:sz="2" w:space="0"/>
-            <w:insideV w:val="single" w:color="000000" w:sz="2" w:space="0"/>
-          </w:tblBorders>
+          <w:tblW w:w="8309" w:type="dxa"/>
+          <w:tblInd w:w="2" w:type="dxa"/>
+          <w:tblLayout w:type="fixed"/>
           <w:tblCellMar>
             <w:top w:w="0" w:type="dxa"/>
             <w:left w:w="0" w:type="dxa"/>
@@ -3855,7 +3813,7 @@
           </w:tblCellMar>
         </w:tblPrEx>
         <w:trPr>
-          <w:trHeight w:val="390" w:hRule="atLeast"/>
+          <w:trHeight w:val="390"/>
         </w:trPr>
         <w:tc>
           <w:tcPr>
@@ -3866,7 +3824,7 @@
               <w:spacing w:before="170" w:line="227" w:lineRule="auto"/>
               <w:ind w:left="128"/>
               <w:rPr>
-                <w:rFonts w:hint="eastAsia" w:ascii="宋体" w:hAnsi="宋体" w:eastAsia="宋体" w:cs="宋体"/>
+                <w:rFonts w:ascii="宋体" w:eastAsia="宋体" w:hAnsi="宋体" w:cs="宋体" w:hint="eastAsia"/>
                 <w:spacing w:val="8"/>
                 <w:sz w:val="20"/>
                 <w:szCs w:val="20"/>
@@ -3875,7 +3833,7 @@
             </w:pPr>
             <w:r>
               <w:rPr>
-                <w:rFonts w:hint="eastAsia" w:ascii="宋体" w:hAnsi="宋体" w:eastAsia="宋体" w:cs="宋体"/>
+                <w:rFonts w:ascii="宋体" w:eastAsia="宋体" w:hAnsi="宋体" w:cs="宋体" w:hint="eastAsia"/>
                 <w:spacing w:val="8"/>
                 <w:sz w:val="20"/>
                 <w:szCs w:val="20"/>
@@ -3894,7 +3852,7 @@
               <w:spacing w:before="170" w:line="227" w:lineRule="auto"/>
               <w:ind w:left="128"/>
               <w:rPr>
-                <w:rFonts w:hint="default" w:ascii="宋体" w:hAnsi="宋体" w:eastAsia="宋体" w:cs="宋体"/>
+                <w:rFonts w:ascii="宋体" w:eastAsia="宋体" w:hAnsi="宋体" w:cs="宋体" w:hint="default"/>
                 <w:sz w:val="16"/>
                 <w:szCs w:val="16"/>
                 <w:lang w:val="en-US" w:eastAsia="zh-CN"/>
@@ -3902,7 +3860,7 @@
             </w:pPr>
             <w:r>
               <w:rPr>
-                <w:rFonts w:hint="eastAsia" w:ascii="宋体" w:hAnsi="宋体" w:eastAsia="宋体" w:cs="宋体"/>
+                <w:rFonts w:ascii="宋体" w:eastAsia="宋体" w:hAnsi="宋体" w:cs="宋体" w:hint="eastAsia"/>
                 <w:spacing w:val="8"/>
                 <w:sz w:val="16"/>
                 <w:szCs w:val="16"/>
@@ -3929,7 +3887,7 @@
           <w:p>
             <w:pPr>
               <w:rPr>
-                <w:rFonts w:hint="default" w:eastAsia="宋体"/>
+                <w:rFonts w:eastAsia="宋体" w:hint="default"/>
                 <w:lang w:val="en-US" w:eastAsia="zh-CN"/>
               </w:rPr>
             </w:pPr>
@@ -3949,7 +3907,7 @@
           <w:p>
             <w:pPr>
               <w:rPr>
-                <w:rFonts w:hint="eastAsia" w:eastAsia="宋体"/>
+                <w:rFonts w:eastAsia="宋体" w:hint="eastAsia"/>
                 <w:lang w:val="en-US" w:eastAsia="zh-CN"/>
               </w:rPr>
             </w:pPr>
@@ -3969,7 +3927,7 @@
           <w:p>
             <w:pPr>
               <w:rPr>
-                <w:rFonts w:hint="default" w:eastAsia="宋体"/>
+                <w:rFonts w:eastAsia="宋体" w:hint="default"/>
                 <w:lang w:val="en-US" w:eastAsia="zh-CN"/>
               </w:rPr>
             </w:pPr>
@@ -4019,7 +3977,7 @@
           <w:p>
             <w:pPr>
               <w:rPr>
-                <w:rFonts w:hint="default" w:eastAsia="宋体"/>
+                <w:rFonts w:eastAsia="宋体" w:hint="default"/>
                 <w:lang w:val="en-US" w:eastAsia="zh-CN"/>
               </w:rPr>
             </w:pPr>
@@ -4039,7 +3997,7 @@
           <w:p>
             <w:pPr>
               <w:rPr>
-                <w:rFonts w:hint="default" w:eastAsia="宋体"/>
+                <w:rFonts w:eastAsia="宋体" w:hint="default"/>
                 <w:lang w:val="en-US" w:eastAsia="zh-CN"/>
               </w:rPr>
             </w:pPr>
@@ -4055,14 +4013,9 @@
       </w:tr>
       <w:tr>
         <w:tblPrEx>
-          <w:tblBorders>
-            <w:top w:val="single" w:color="000000" w:sz="2" w:space="0"/>
-            <w:left w:val="single" w:color="000000" w:sz="2" w:space="0"/>
-            <w:bottom w:val="single" w:color="000000" w:sz="2" w:space="0"/>
-            <w:right w:val="single" w:color="000000" w:sz="2" w:space="0"/>
-            <w:insideH w:val="single" w:color="000000" w:sz="2" w:space="0"/>
-            <w:insideV w:val="single" w:color="000000" w:sz="2" w:space="0"/>
-          </w:tblBorders>
+          <w:tblW w:w="8309" w:type="dxa"/>
+          <w:tblInd w:w="2" w:type="dxa"/>
+          <w:tblLayout w:type="fixed"/>
           <w:tblCellMar>
             <w:top w:w="0" w:type="dxa"/>
             <w:left w:w="0" w:type="dxa"/>
@@ -4071,7 +4024,7 @@
           </w:tblCellMar>
         </w:tblPrEx>
         <w:trPr>
-          <w:trHeight w:val="327" w:hRule="atLeast"/>
+          <w:trHeight w:val="327"/>
         </w:trPr>
         <w:tc>
           <w:tcPr>
@@ -4082,7 +4035,7 @@
               <w:spacing w:before="128" w:line="227" w:lineRule="auto"/>
               <w:ind w:left="108"/>
               <w:rPr>
-                <w:rFonts w:hint="eastAsia" w:ascii="宋体" w:hAnsi="宋体" w:eastAsia="宋体" w:cs="宋体"/>
+                <w:rFonts w:ascii="宋体" w:eastAsia="宋体" w:hAnsi="宋体" w:cs="宋体" w:hint="eastAsia"/>
                 <w:spacing w:val="9"/>
                 <w:sz w:val="20"/>
                 <w:szCs w:val="20"/>
@@ -4091,7 +4044,7 @@
             </w:pPr>
             <w:r>
               <w:rPr>
-                <w:rFonts w:hint="eastAsia" w:ascii="宋体" w:hAnsi="宋体" w:eastAsia="宋体" w:cs="宋体"/>
+                <w:rFonts w:ascii="宋体" w:eastAsia="宋体" w:hAnsi="宋体" w:cs="宋体" w:hint="eastAsia"/>
                 <w:spacing w:val="9"/>
                 <w:sz w:val="20"/>
                 <w:szCs w:val="20"/>
@@ -4110,7 +4063,7 @@
               <w:spacing w:before="128" w:line="227" w:lineRule="auto"/>
               <w:ind w:left="108"/>
               <w:rPr>
-                <w:rFonts w:hint="default" w:ascii="宋体" w:hAnsi="宋体" w:eastAsia="宋体" w:cs="宋体"/>
+                <w:rFonts w:ascii="宋体" w:eastAsia="宋体" w:hAnsi="宋体" w:cs="宋体" w:hint="default"/>
                 <w:sz w:val="16"/>
                 <w:szCs w:val="16"/>
                 <w:lang w:val="en-US" w:eastAsia="zh-CN"/>
@@ -4118,7 +4071,7 @@
             </w:pPr>
             <w:r>
               <w:rPr>
-                <w:rFonts w:hint="eastAsia" w:ascii="宋体" w:hAnsi="宋体" w:eastAsia="宋体" w:cs="宋体"/>
+                <w:rFonts w:ascii="宋体" w:eastAsia="宋体" w:hAnsi="宋体" w:cs="宋体" w:hint="eastAsia"/>
                 <w:spacing w:val="9"/>
                 <w:sz w:val="16"/>
                 <w:szCs w:val="16"/>
@@ -4179,7 +4132,7 @@
           <w:p>
             <w:pPr>
               <w:rPr>
-                <w:rFonts w:hint="eastAsia" w:eastAsia="宋体"/>
+                <w:rFonts w:eastAsia="宋体" w:hint="eastAsia"/>
                 <w:lang w:eastAsia="zh-CN"/>
               </w:rPr>
             </w:pPr>
@@ -4219,7 +4172,7 @@
           <w:p>
             <w:pPr>
               <w:rPr>
-                <w:rFonts w:hint="default" w:eastAsia="宋体"/>
+                <w:rFonts w:eastAsia="宋体" w:hint="default"/>
                 <w:lang w:val="en-US" w:eastAsia="zh-CN"/>
               </w:rPr>
             </w:pPr>
@@ -4249,14 +4202,9 @@
       </w:tr>
       <w:tr>
         <w:tblPrEx>
-          <w:tblBorders>
-            <w:top w:val="single" w:color="000000" w:sz="2" w:space="0"/>
-            <w:left w:val="single" w:color="000000" w:sz="2" w:space="0"/>
-            <w:bottom w:val="single" w:color="000000" w:sz="2" w:space="0"/>
-            <w:right w:val="single" w:color="000000" w:sz="2" w:space="0"/>
-            <w:insideH w:val="single" w:color="000000" w:sz="2" w:space="0"/>
-            <w:insideV w:val="single" w:color="000000" w:sz="2" w:space="0"/>
-          </w:tblBorders>
+          <w:tblW w:w="8309" w:type="dxa"/>
+          <w:tblInd w:w="2" w:type="dxa"/>
+          <w:tblLayout w:type="fixed"/>
           <w:tblCellMar>
             <w:top w:w="0" w:type="dxa"/>
             <w:left w:w="0" w:type="dxa"/>
@@ -4265,7 +4213,7 @@
           </w:tblCellMar>
         </w:tblPrEx>
         <w:trPr>
-          <w:trHeight w:val="369" w:hRule="atLeast"/>
+          <w:trHeight w:val="369"/>
         </w:trPr>
         <w:tc>
           <w:tcPr>
@@ -4276,7 +4224,7 @@
               <w:spacing w:before="126" w:line="227" w:lineRule="auto"/>
               <w:ind w:left="112"/>
               <w:rPr>
-                <w:rFonts w:hint="eastAsia" w:ascii="宋体" w:hAnsi="宋体" w:eastAsia="宋体" w:cs="宋体"/>
+                <w:rFonts w:ascii="宋体" w:eastAsia="宋体" w:hAnsi="宋体" w:cs="宋体" w:hint="eastAsia"/>
                 <w:spacing w:val="8"/>
                 <w:sz w:val="20"/>
                 <w:szCs w:val="20"/>
@@ -4285,7 +4233,7 @@
             </w:pPr>
             <w:r>
               <w:rPr>
-                <w:rFonts w:hint="eastAsia" w:ascii="宋体" w:hAnsi="宋体" w:eastAsia="宋体" w:cs="宋体"/>
+                <w:rFonts w:ascii="宋体" w:eastAsia="宋体" w:hAnsi="宋体" w:cs="宋体" w:hint="eastAsia"/>
                 <w:spacing w:val="8"/>
                 <w:sz w:val="20"/>
                 <w:szCs w:val="20"/>
@@ -4304,7 +4252,7 @@
               <w:spacing w:before="126" w:line="227" w:lineRule="auto"/>
               <w:ind w:left="112"/>
               <w:rPr>
-                <w:rFonts w:hint="default" w:ascii="宋体" w:hAnsi="宋体" w:eastAsia="宋体" w:cs="宋体"/>
+                <w:rFonts w:ascii="宋体" w:eastAsia="宋体" w:hAnsi="宋体" w:cs="宋体" w:hint="default"/>
                 <w:sz w:val="16"/>
                 <w:szCs w:val="16"/>
                 <w:lang w:val="en-US" w:eastAsia="zh-CN"/>
@@ -4312,7 +4260,7 @@
             </w:pPr>
             <w:r>
               <w:rPr>
-                <w:rFonts w:hint="default" w:ascii="宋体" w:hAnsi="宋体" w:eastAsia="宋体" w:cs="宋体"/>
+                <w:rFonts w:ascii="宋体" w:eastAsia="宋体" w:hAnsi="宋体" w:cs="宋体" w:hint="default"/>
                 <w:sz w:val="16"/>
                 <w:szCs w:val="16"/>
                 <w:lang w:val="en-US" w:eastAsia="zh-CN"/>
@@ -4369,7 +4317,7 @@
           <w:p>
             <w:pPr>
               <w:rPr>
-                <w:rFonts w:hint="default" w:eastAsia="宋体"/>
+                <w:rFonts w:eastAsia="宋体" w:hint="default"/>
                 <w:lang w:val="en-US" w:eastAsia="zh-CN"/>
               </w:rPr>
             </w:pPr>
@@ -4399,7 +4347,7 @@
           <w:p>
             <w:pPr>
               <w:rPr>
-                <w:rFonts w:hint="default" w:eastAsia="宋体"/>
+                <w:rFonts w:eastAsia="宋体" w:hint="default"/>
                 <w:lang w:val="en-US" w:eastAsia="zh-CN"/>
               </w:rPr>
             </w:pPr>
@@ -4429,7 +4377,7 @@
           <w:p>
             <w:pPr>
               <w:rPr>
-                <w:rFonts w:hint="eastAsia" w:eastAsia="宋体"/>
+                <w:rFonts w:eastAsia="宋体" w:hint="eastAsia"/>
                 <w:lang w:val="en-US" w:eastAsia="zh-CN"/>
               </w:rPr>
             </w:pPr>
@@ -4459,14 +4407,9 @@
       </w:tr>
       <w:tr>
         <w:tblPrEx>
-          <w:tblBorders>
-            <w:top w:val="single" w:color="000000" w:sz="2" w:space="0"/>
-            <w:left w:val="single" w:color="000000" w:sz="2" w:space="0"/>
-            <w:bottom w:val="single" w:color="000000" w:sz="2" w:space="0"/>
-            <w:right w:val="single" w:color="000000" w:sz="2" w:space="0"/>
-            <w:insideH w:val="single" w:color="000000" w:sz="2" w:space="0"/>
-            <w:insideV w:val="single" w:color="000000" w:sz="2" w:space="0"/>
-          </w:tblBorders>
+          <w:tblW w:w="8309" w:type="dxa"/>
+          <w:tblInd w:w="2" w:type="dxa"/>
+          <w:tblLayout w:type="fixed"/>
           <w:tblCellMar>
             <w:top w:w="0" w:type="dxa"/>
             <w:left w:w="0" w:type="dxa"/>
@@ -4475,7 +4418,7 @@
           </w:tblCellMar>
         </w:tblPrEx>
         <w:trPr>
-          <w:trHeight w:val="369" w:hRule="atLeast"/>
+          <w:trHeight w:val="369"/>
         </w:trPr>
         <w:tc>
           <w:tcPr>
@@ -4486,7 +4429,7 @@
               <w:spacing w:before="126" w:line="227" w:lineRule="auto"/>
               <w:ind w:left="112"/>
               <w:rPr>
-                <w:rFonts w:hint="default" w:ascii="宋体" w:hAnsi="宋体" w:eastAsia="宋体" w:cs="宋体"/>
+                <w:rFonts w:ascii="宋体" w:eastAsia="宋体" w:hAnsi="宋体" w:cs="宋体" w:hint="default"/>
                 <w:spacing w:val="8"/>
                 <w:sz w:val="20"/>
                 <w:szCs w:val="20"/>
@@ -4495,7 +4438,7 @@
             </w:pPr>
             <w:r>
               <w:rPr>
-                <w:rFonts w:hint="eastAsia" w:ascii="宋体" w:hAnsi="宋体" w:cs="宋体"/>
+                <w:rFonts w:ascii="宋体" w:hAnsi="宋体" w:cs="宋体" w:hint="eastAsia"/>
                 <w:spacing w:val="8"/>
                 <w:sz w:val="20"/>
                 <w:szCs w:val="20"/>
@@ -4514,7 +4457,7 @@
               <w:spacing w:before="126" w:line="227" w:lineRule="auto"/>
               <w:ind w:left="112"/>
               <w:rPr>
-                <w:rFonts w:hint="default" w:ascii="宋体" w:hAnsi="宋体" w:eastAsia="宋体" w:cs="宋体"/>
+                <w:rFonts w:ascii="宋体" w:eastAsia="宋体" w:hAnsi="宋体" w:cs="宋体" w:hint="default"/>
                 <w:sz w:val="16"/>
                 <w:szCs w:val="16"/>
                 <w:lang w:val="en-US" w:eastAsia="zh-CN"/>
@@ -4522,7 +4465,7 @@
             </w:pPr>
             <w:r>
               <w:rPr>
-                <w:rFonts w:hint="eastAsia" w:ascii="宋体" w:hAnsi="宋体" w:cs="宋体"/>
+                <w:rFonts w:ascii="宋体" w:hAnsi="宋体" w:cs="宋体" w:hint="eastAsia"/>
                 <w:sz w:val="16"/>
                 <w:szCs w:val="16"/>
                 <w:lang w:val="en-US" w:eastAsia="zh-CN"/>
@@ -4538,7 +4481,7 @@
           <w:p>
             <w:pPr>
               <w:rPr>
-                <w:rFonts w:hint="default" w:eastAsia="宋体"/>
+                <w:rFonts w:eastAsia="宋体" w:hint="default"/>
                 <w:lang w:val="en-US" w:eastAsia="zh-CN"/>
               </w:rPr>
             </w:pPr>
@@ -4558,7 +4501,7 @@
           <w:p>
             <w:pPr>
               <w:rPr>
-                <w:rFonts w:hint="default" w:eastAsia="宋体"/>
+                <w:rFonts w:eastAsia="宋体" w:hint="default"/>
                 <w:lang w:val="en-US" w:eastAsia="zh-CN"/>
               </w:rPr>
             </w:pPr>
@@ -4578,7 +4521,7 @@
           <w:p>
             <w:pPr>
               <w:rPr>
-                <w:rFonts w:hint="default" w:eastAsia="宋体"/>
+                <w:rFonts w:eastAsia="宋体" w:hint="default"/>
                 <w:lang w:val="en-US" w:eastAsia="zh-CN"/>
               </w:rPr>
             </w:pPr>
@@ -4598,7 +4541,7 @@
           <w:p>
             <w:pPr>
               <w:rPr>
-                <w:rFonts w:hint="default" w:eastAsia="宋体"/>
+                <w:rFonts w:eastAsia="宋体" w:hint="default"/>
                 <w:lang w:val="en-US" w:eastAsia="zh-CN"/>
               </w:rPr>
             </w:pPr>
@@ -4618,7 +4561,7 @@
           <w:p>
             <w:pPr>
               <w:rPr>
-                <w:rFonts w:hint="default" w:eastAsia="宋体"/>
+                <w:rFonts w:eastAsia="宋体" w:hint="default"/>
                 <w:lang w:val="en-US" w:eastAsia="zh-CN"/>
               </w:rPr>
             </w:pPr>
@@ -4638,7 +4581,7 @@
           <w:p>
             <w:pPr>
               <w:rPr>
-                <w:rFonts w:hint="default" w:eastAsia="宋体"/>
+                <w:rFonts w:eastAsia="宋体" w:hint="default"/>
                 <w:lang w:val="en-US" w:eastAsia="zh-CN"/>
               </w:rPr>
             </w:pPr>
@@ -4658,7 +4601,7 @@
           <w:p>
             <w:pPr>
               <w:rPr>
-                <w:rFonts w:hint="default" w:eastAsia="宋体"/>
+                <w:rFonts w:eastAsia="宋体" w:hint="default"/>
                 <w:lang w:val="en-US" w:eastAsia="zh-CN"/>
               </w:rPr>
             </w:pPr>
@@ -4698,7 +4641,7 @@
           <w:p>
             <w:pPr>
               <w:rPr>
-                <w:rFonts w:hint="default" w:eastAsia="宋体"/>
+                <w:rFonts w:eastAsia="宋体" w:hint="default"/>
                 <w:lang w:val="en-US" w:eastAsia="zh-CN"/>
               </w:rPr>
             </w:pPr>
@@ -4714,14 +4657,9 @@
       </w:tr>
       <w:tr>
         <w:tblPrEx>
-          <w:tblBorders>
-            <w:top w:val="single" w:color="000000" w:sz="2" w:space="0"/>
-            <w:left w:val="single" w:color="000000" w:sz="2" w:space="0"/>
-            <w:bottom w:val="single" w:color="000000" w:sz="2" w:space="0"/>
-            <w:right w:val="single" w:color="000000" w:sz="2" w:space="0"/>
-            <w:insideH w:val="single" w:color="000000" w:sz="2" w:space="0"/>
-            <w:insideV w:val="single" w:color="000000" w:sz="2" w:space="0"/>
-          </w:tblBorders>
+          <w:tblW w:w="8309" w:type="dxa"/>
+          <w:tblInd w:w="2" w:type="dxa"/>
+          <w:tblLayout w:type="fixed"/>
           <w:tblCellMar>
             <w:top w:w="0" w:type="dxa"/>
             <w:left w:w="0" w:type="dxa"/>
@@ -4730,7 +4668,7 @@
           </w:tblCellMar>
         </w:tblPrEx>
         <w:trPr>
-          <w:trHeight w:val="369" w:hRule="atLeast"/>
+          <w:trHeight w:val="369"/>
         </w:trPr>
         <w:tc>
           <w:tcPr>
@@ -4741,7 +4679,7 @@
               <w:spacing w:before="126" w:line="227" w:lineRule="auto"/>
               <w:ind w:left="112"/>
               <w:rPr>
-                <w:rFonts w:hint="default" w:ascii="宋体" w:hAnsi="宋体" w:cs="宋体"/>
+                <w:rFonts w:ascii="宋体" w:hAnsi="宋体" w:cs="宋体" w:hint="default"/>
                 <w:spacing w:val="8"/>
                 <w:sz w:val="20"/>
                 <w:szCs w:val="20"/>
@@ -4750,7 +4688,7 @@
             </w:pPr>
             <w:r>
               <w:rPr>
-                <w:rFonts w:hint="eastAsia" w:ascii="宋体" w:hAnsi="宋体" w:cs="宋体"/>
+                <w:rFonts w:ascii="宋体" w:hAnsi="宋体" w:cs="宋体" w:hint="eastAsia"/>
                 <w:spacing w:val="8"/>
                 <w:sz w:val="20"/>
                 <w:szCs w:val="20"/>
@@ -4769,7 +4707,7 @@
               <w:spacing w:before="126" w:line="227" w:lineRule="auto"/>
               <w:ind w:left="112"/>
               <w:rPr>
-                <w:rFonts w:hint="default" w:ascii="宋体" w:hAnsi="宋体" w:eastAsia="宋体" w:cs="宋体"/>
+                <w:rFonts w:ascii="宋体" w:eastAsia="宋体" w:hAnsi="宋体" w:cs="宋体" w:hint="default"/>
                 <w:sz w:val="16"/>
                 <w:szCs w:val="16"/>
                 <w:lang w:val="en-US" w:eastAsia="zh-CN"/>
@@ -4777,7 +4715,7 @@
             </w:pPr>
             <w:r>
               <w:rPr>
-                <w:rFonts w:hint="default" w:ascii="宋体" w:hAnsi="宋体" w:eastAsia="宋体" w:cs="宋体"/>
+                <w:rFonts w:ascii="宋体" w:eastAsia="宋体" w:hAnsi="宋体" w:cs="宋体" w:hint="default"/>
                 <w:sz w:val="16"/>
                 <w:szCs w:val="16"/>
                 <w:lang w:val="en-US" w:eastAsia="zh-CN"/>
@@ -4969,14 +4907,9 @@
       </w:tr>
       <w:tr>
         <w:tblPrEx>
-          <w:tblBorders>
-            <w:top w:val="single" w:color="000000" w:sz="2" w:space="0"/>
-            <w:left w:val="single" w:color="000000" w:sz="2" w:space="0"/>
-            <w:bottom w:val="single" w:color="000000" w:sz="2" w:space="0"/>
-            <w:right w:val="single" w:color="000000" w:sz="2" w:space="0"/>
-            <w:insideH w:val="single" w:color="000000" w:sz="2" w:space="0"/>
-            <w:insideV w:val="single" w:color="000000" w:sz="2" w:space="0"/>
-          </w:tblBorders>
+          <w:tblW w:w="8309" w:type="dxa"/>
+          <w:tblInd w:w="2" w:type="dxa"/>
+          <w:tblLayout w:type="fixed"/>
           <w:tblCellMar>
             <w:top w:w="0" w:type="dxa"/>
             <w:left w:w="0" w:type="dxa"/>
@@ -4985,7 +4918,7 @@
           </w:tblCellMar>
         </w:tblPrEx>
         <w:trPr>
-          <w:trHeight w:val="369" w:hRule="atLeast"/>
+          <w:trHeight w:val="369"/>
         </w:trPr>
         <w:tc>
           <w:tcPr>
@@ -4996,7 +4929,7 @@
               <w:spacing w:before="126" w:line="227" w:lineRule="auto"/>
               <w:ind w:left="112"/>
               <w:rPr>
-                <w:rFonts w:hint="default" w:ascii="宋体" w:hAnsi="宋体" w:cs="宋体"/>
+                <w:rFonts w:ascii="宋体" w:hAnsi="宋体" w:cs="宋体" w:hint="default"/>
                 <w:spacing w:val="8"/>
                 <w:sz w:val="20"/>
                 <w:szCs w:val="20"/>
@@ -5005,7 +4938,7 @@
             </w:pPr>
             <w:r>
               <w:rPr>
-                <w:rFonts w:hint="eastAsia" w:ascii="宋体" w:hAnsi="宋体" w:cs="宋体"/>
+                <w:rFonts w:ascii="宋体" w:hAnsi="宋体" w:cs="宋体" w:hint="eastAsia"/>
                 <w:spacing w:val="8"/>
                 <w:sz w:val="20"/>
                 <w:szCs w:val="20"/>
@@ -5024,7 +4957,7 @@
               <w:spacing w:before="126" w:line="227" w:lineRule="auto"/>
               <w:ind w:left="112"/>
               <w:rPr>
-                <w:rFonts w:hint="default" w:ascii="宋体" w:hAnsi="宋体" w:eastAsia="宋体" w:cs="宋体"/>
+                <w:rFonts w:ascii="宋体" w:eastAsia="宋体" w:hAnsi="宋体" w:cs="宋体" w:hint="default"/>
                 <w:sz w:val="16"/>
                 <w:szCs w:val="16"/>
                 <w:lang w:val="en-US" w:eastAsia="zh-CN"/>
@@ -5032,7 +4965,7 @@
             </w:pPr>
             <w:r>
               <w:rPr>
-                <w:rFonts w:hint="default" w:ascii="宋体" w:hAnsi="宋体" w:eastAsia="宋体" w:cs="宋体"/>
+                <w:rFonts w:ascii="宋体" w:eastAsia="宋体" w:hAnsi="宋体" w:cs="宋体" w:hint="default"/>
                 <w:sz w:val="16"/>
                 <w:szCs w:val="16"/>
                 <w:lang w:val="en-US" w:eastAsia="zh-CN"/>
@@ -5224,14 +5157,9 @@
       </w:tr>
       <w:tr>
         <w:tblPrEx>
-          <w:tblBorders>
-            <w:top w:val="single" w:color="000000" w:sz="2" w:space="0"/>
-            <w:left w:val="single" w:color="000000" w:sz="2" w:space="0"/>
-            <w:bottom w:val="single" w:color="000000" w:sz="2" w:space="0"/>
-            <w:right w:val="single" w:color="000000" w:sz="2" w:space="0"/>
-            <w:insideH w:val="single" w:color="000000" w:sz="2" w:space="0"/>
-            <w:insideV w:val="single" w:color="000000" w:sz="2" w:space="0"/>
-          </w:tblBorders>
+          <w:tblW w:w="8309" w:type="dxa"/>
+          <w:tblInd w:w="2" w:type="dxa"/>
+          <w:tblLayout w:type="fixed"/>
           <w:tblCellMar>
             <w:top w:w="0" w:type="dxa"/>
             <w:left w:w="0" w:type="dxa"/>
@@ -5240,7 +5168,7 @@
           </w:tblCellMar>
         </w:tblPrEx>
         <w:trPr>
-          <w:trHeight w:val="369" w:hRule="atLeast"/>
+          <w:trHeight w:val="369"/>
         </w:trPr>
         <w:tc>
           <w:tcPr>
@@ -5251,7 +5179,7 @@
               <w:spacing w:before="126" w:line="227" w:lineRule="auto"/>
               <w:ind w:left="112"/>
               <w:rPr>
-                <w:rFonts w:hint="default" w:ascii="宋体" w:hAnsi="宋体" w:cs="宋体"/>
+                <w:rFonts w:ascii="宋体" w:hAnsi="宋体" w:cs="宋体" w:hint="default"/>
                 <w:spacing w:val="8"/>
                 <w:sz w:val="20"/>
                 <w:szCs w:val="20"/>
@@ -5260,7 +5188,7 @@
             </w:pPr>
             <w:r>
               <w:rPr>
-                <w:rFonts w:hint="eastAsia" w:ascii="宋体" w:hAnsi="宋体" w:cs="宋体"/>
+                <w:rFonts w:ascii="宋体" w:hAnsi="宋体" w:cs="宋体" w:hint="eastAsia"/>
                 <w:spacing w:val="8"/>
                 <w:sz w:val="20"/>
                 <w:szCs w:val="20"/>
@@ -5279,7 +5207,7 @@
               <w:spacing w:before="126" w:line="227" w:lineRule="auto"/>
               <w:ind w:left="112"/>
               <w:rPr>
-                <w:rFonts w:hint="default" w:ascii="宋体" w:hAnsi="宋体" w:eastAsia="宋体" w:cs="宋体"/>
+                <w:rFonts w:ascii="宋体" w:eastAsia="宋体" w:hAnsi="宋体" w:cs="宋体" w:hint="default"/>
                 <w:sz w:val="16"/>
                 <w:szCs w:val="16"/>
                 <w:lang w:val="en-US" w:eastAsia="zh-CN"/>
@@ -5287,7 +5215,7 @@
             </w:pPr>
             <w:r>
               <w:rPr>
-                <w:rFonts w:hint="default" w:ascii="宋体" w:hAnsi="宋体" w:eastAsia="宋体" w:cs="宋体"/>
+                <w:rFonts w:ascii="宋体" w:eastAsia="宋体" w:hAnsi="宋体" w:cs="宋体" w:hint="default"/>
                 <w:sz w:val="16"/>
                 <w:szCs w:val="16"/>
                 <w:lang w:val="en-US" w:eastAsia="zh-CN"/>
@@ -5479,14 +5407,9 @@
       </w:tr>
       <w:tr>
         <w:tblPrEx>
-          <w:tblBorders>
-            <w:top w:val="single" w:color="000000" w:sz="2" w:space="0"/>
-            <w:left w:val="single" w:color="000000" w:sz="2" w:space="0"/>
-            <w:bottom w:val="single" w:color="000000" w:sz="2" w:space="0"/>
-            <w:right w:val="single" w:color="000000" w:sz="2" w:space="0"/>
-            <w:insideH w:val="single" w:color="000000" w:sz="2" w:space="0"/>
-            <w:insideV w:val="single" w:color="000000" w:sz="2" w:space="0"/>
-          </w:tblBorders>
+          <w:tblW w:w="8309" w:type="dxa"/>
+          <w:tblInd w:w="2" w:type="dxa"/>
+          <w:tblLayout w:type="fixed"/>
           <w:tblCellMar>
             <w:top w:w="0" w:type="dxa"/>
             <w:left w:w="0" w:type="dxa"/>
@@ -5495,7 +5418,7 @@
           </w:tblCellMar>
         </w:tblPrEx>
         <w:trPr>
-          <w:trHeight w:val="369" w:hRule="atLeast"/>
+          <w:trHeight w:val="369"/>
         </w:trPr>
         <w:tc>
           <w:tcPr>
@@ -5506,7 +5429,7 @@
               <w:spacing w:before="126" w:line="227" w:lineRule="auto"/>
               <w:ind w:left="112"/>
               <w:rPr>
-                <w:rFonts w:hint="default" w:ascii="宋体" w:hAnsi="宋体" w:cs="宋体"/>
+                <w:rFonts w:ascii="宋体" w:hAnsi="宋体" w:cs="宋体" w:hint="default"/>
                 <w:spacing w:val="8"/>
                 <w:sz w:val="20"/>
                 <w:szCs w:val="20"/>
@@ -5515,7 +5438,7 @@
             </w:pPr>
             <w:r>
               <w:rPr>
-                <w:rFonts w:hint="eastAsia" w:ascii="宋体" w:hAnsi="宋体" w:cs="宋体"/>
+                <w:rFonts w:ascii="宋体" w:hAnsi="宋体" w:cs="宋体" w:hint="eastAsia"/>
                 <w:spacing w:val="8"/>
                 <w:sz w:val="20"/>
                 <w:szCs w:val="20"/>
@@ -5534,7 +5457,7 @@
               <w:spacing w:before="126" w:line="227" w:lineRule="auto"/>
               <w:ind w:left="112"/>
               <w:rPr>
-                <w:rFonts w:hint="default" w:ascii="宋体" w:hAnsi="宋体" w:eastAsia="宋体" w:cs="宋体"/>
+                <w:rFonts w:ascii="宋体" w:eastAsia="宋体" w:hAnsi="宋体" w:cs="宋体" w:hint="default"/>
                 <w:sz w:val="16"/>
                 <w:szCs w:val="16"/>
                 <w:lang w:val="en-US" w:eastAsia="zh-CN"/>
@@ -5542,7 +5465,7 @@
             </w:pPr>
             <w:r>
               <w:rPr>
-                <w:rFonts w:hint="default" w:ascii="宋体" w:hAnsi="宋体" w:eastAsia="宋体" w:cs="宋体"/>
+                <w:rFonts w:ascii="宋体" w:eastAsia="宋体" w:hAnsi="宋体" w:cs="宋体" w:hint="default"/>
                 <w:sz w:val="16"/>
                 <w:szCs w:val="16"/>
                 <w:lang w:val="en-US" w:eastAsia="zh-CN"/>
@@ -5734,14 +5657,9 @@
       </w:tr>
       <w:tr>
         <w:tblPrEx>
-          <w:tblBorders>
-            <w:top w:val="single" w:color="000000" w:sz="2" w:space="0"/>
-            <w:left w:val="single" w:color="000000" w:sz="2" w:space="0"/>
-            <w:bottom w:val="single" w:color="000000" w:sz="2" w:space="0"/>
-            <w:right w:val="single" w:color="000000" w:sz="2" w:space="0"/>
-            <w:insideH w:val="single" w:color="000000" w:sz="2" w:space="0"/>
-            <w:insideV w:val="single" w:color="000000" w:sz="2" w:space="0"/>
-          </w:tblBorders>
+          <w:tblW w:w="8309" w:type="dxa"/>
+          <w:tblInd w:w="2" w:type="dxa"/>
+          <w:tblLayout w:type="fixed"/>
           <w:tblCellMar>
             <w:top w:w="0" w:type="dxa"/>
             <w:left w:w="0" w:type="dxa"/>
@@ -5750,7 +5668,7 @@
           </w:tblCellMar>
         </w:tblPrEx>
         <w:trPr>
-          <w:trHeight w:val="343" w:hRule="atLeast"/>
+          <w:trHeight w:val="343"/>
         </w:trPr>
         <w:tc>
           <w:tcPr>
@@ -5761,7 +5679,7 @@
               <w:spacing w:before="126" w:line="227" w:lineRule="auto"/>
               <w:ind w:left="112"/>
               <w:rPr>
-                <w:rFonts w:hint="default" w:ascii="宋体" w:hAnsi="宋体" w:eastAsia="宋体" w:cs="宋体"/>
+                <w:rFonts w:ascii="宋体" w:eastAsia="宋体" w:hAnsi="宋体" w:cs="宋体" w:hint="default"/>
                 <w:spacing w:val="8"/>
                 <w:sz w:val="20"/>
                 <w:szCs w:val="20"/>
@@ -5779,7 +5697,7 @@
               <w:spacing w:before="126" w:line="227" w:lineRule="auto"/>
               <w:ind w:left="112"/>
               <w:rPr>
-                <w:rFonts w:hint="default" w:ascii="宋体" w:hAnsi="宋体" w:eastAsia="宋体" w:cs="宋体"/>
+                <w:rFonts w:ascii="宋体" w:eastAsia="宋体" w:hAnsi="宋体" w:cs="宋体" w:hint="default"/>
                 <w:sz w:val="16"/>
                 <w:szCs w:val="16"/>
                 <w:lang w:val="en-US" w:eastAsia="zh-CN"/>
@@ -5787,7 +5705,7 @@
             </w:pPr>
             <w:r>
               <w:rPr>
-                <w:rFonts w:hint="eastAsia" w:ascii="宋体" w:hAnsi="宋体" w:cs="宋体"/>
+                <w:rFonts w:ascii="宋体" w:hAnsi="宋体" w:cs="宋体" w:hint="eastAsia"/>
                 <w:sz w:val="16"/>
                 <w:szCs w:val="16"/>
                 <w:lang w:val="en-US" w:eastAsia="zh-CN"/>
@@ -5970,7 +5888,7 @@
           <w:p>
             <w:pPr>
               <w:rPr>
-                <w:rFonts w:hint="default" w:eastAsia="宋体"/>
+                <w:rFonts w:eastAsia="宋体" w:hint="default"/>
                 <w:lang w:val="en-US" w:eastAsia="zh-CN"/>
               </w:rPr>
             </w:pPr>
@@ -5987,7 +5905,7 @@
     </w:tbl>
     <w:p>
       <w:pPr>
-        <w:pStyle w:val="30"/>
+        <w:pStyle w:val="2"/>
         <w:bidi w:val="0"/>
         <w:rPr>
           <w:rFonts w:hint="default"/>
@@ -6006,7 +5924,7 @@
     </w:p>
     <w:p>
       <w:pPr>
-        <w:pStyle w:val="29"/>
+        <w:pStyle w:val="a1"/>
         <w:rPr>
           <w:rFonts w:hint="default"/>
           <w:lang w:val="en-US" w:eastAsia="zh-CN"/>
@@ -6022,7 +5940,7 @@
     </w:p>
     <w:p>
       <w:pPr>
-        <w:pStyle w:val="30"/>
+        <w:pStyle w:val="2"/>
         <w:bidi w:val="0"/>
         <w:rPr>
           <w:rFonts w:hint="default"/>
@@ -6041,7 +5959,7 @@
     </w:p>
     <w:p>
       <w:pPr>
-        <w:pStyle w:val="29"/>
+        <w:pStyle w:val="a1"/>
         <w:rPr>
           <w:rFonts w:hint="default"/>
           <w:lang w:val="en-US" w:eastAsia="zh-CN"/>
@@ -6057,7 +5975,7 @@
     </w:p>
     <w:p>
       <w:pPr>
-        <w:pStyle w:val="30"/>
+        <w:pStyle w:val="2"/>
         <w:bidi w:val="0"/>
         <w:rPr>
           <w:rFonts w:hint="default"/>
@@ -6076,7 +5994,7 @@
     </w:p>
     <w:p>
       <w:pPr>
-        <w:pStyle w:val="29"/>
+        <w:pStyle w:val="a1"/>
         <w:rPr>
           <w:rFonts w:hint="default"/>
           <w:lang w:val="en-US" w:eastAsia="zh-CN"/>
@@ -6092,7 +6010,7 @@
     </w:p>
     <w:p>
       <w:pPr>
-        <w:pStyle w:val="29"/>
+        <w:pStyle w:val="a1"/>
         <w:rPr>
           <w:rFonts w:hint="default"/>
           <w:lang w:val="en-US" w:eastAsia="zh-CN"/>
@@ -6108,7 +6026,7 @@
     </w:p>
     <w:p>
       <w:pPr>
-        <w:pStyle w:val="29"/>
+        <w:pStyle w:val="a1"/>
         <w:rPr>
           <w:rFonts w:hint="default"/>
           <w:lang w:val="en-US" w:eastAsia="zh-CN"/>
@@ -6124,7 +6042,7 @@
     </w:p>
     <w:p>
       <w:pPr>
-        <w:pStyle w:val="29"/>
+        <w:pStyle w:val="a1"/>
         <w:rPr>
           <w:rFonts w:hint="default"/>
           <w:lang w:val="en-US" w:eastAsia="zh-CN"/>
@@ -6140,7 +6058,7 @@
     </w:p>
     <w:p>
       <w:pPr>
-        <w:pStyle w:val="28"/>
+        <w:pStyle w:val="1"/>
         <w:bidi w:val="0"/>
         <w:rPr>
           <w:rFonts w:hint="default"/>
@@ -6159,7 +6077,7 @@
     </w:p>
     <w:p>
       <w:pPr>
-        <w:pStyle w:val="29"/>
+        <w:pStyle w:val="a1"/>
         <w:rPr>
           <w:rFonts w:hint="default"/>
           <w:lang w:val="en-US" w:eastAsia="zh-CN"/>
@@ -6175,7 +6093,7 @@
     </w:p>
     <w:p>
       <w:pPr>
-        <w:pStyle w:val="29"/>
+        <w:pStyle w:val="a1"/>
         <w:rPr>
           <w:rFonts w:hint="default"/>
           <w:lang w:val="en-US" w:eastAsia="zh-CN"/>
@@ -6205,7 +6123,7 @@
     </w:p>
     <w:p>
       <w:pPr>
-        <w:pStyle w:val="29"/>
+        <w:pStyle w:val="a1"/>
         <w:rPr>
           <w:rFonts w:hint="default"/>
           <w:lang w:val="en-US" w:eastAsia="zh-CN"/>
@@ -6230,7 +6148,7 @@
     </w:p>
     <w:p>
       <w:pPr>
-        <w:pStyle w:val="29"/>
+        <w:pStyle w:val="a1"/>
         <w:rPr>
           <w:rFonts w:hint="default"/>
           <w:lang w:val="en-US" w:eastAsia="zh-CN"/>
@@ -6246,7 +6164,7 @@
     </w:p>
     <w:p>
       <w:pPr>
-        <w:pStyle w:val="29"/>
+        <w:pStyle w:val="a1"/>
         <w:rPr>
           <w:rFonts w:hint="default"/>
           <w:lang w:val="en-US" w:eastAsia="zh-CN"/>
@@ -6262,7 +6180,7 @@
     </w:p>
     <w:p>
       <w:pPr>
-        <w:pStyle w:val="29"/>
+        <w:pStyle w:val="a1"/>
         <w:rPr>
           <w:rFonts w:hint="default"/>
           <w:lang w:val="en-US" w:eastAsia="zh-CN"/>
@@ -6278,7 +6196,7 @@
     </w:p>
     <w:p>
       <w:pPr>
-        <w:pStyle w:val="29"/>
+        <w:pStyle w:val="a1"/>
         <w:rPr>
           <w:rFonts w:hint="default"/>
           <w:lang w:val="en-US" w:eastAsia="zh-CN"/>
@@ -6293,57 +6211,32 @@
       </w:r>
     </w:p>
     <w:sectPr>
-      <w:headerReference r:id="rId5" w:type="default"/>
-      <w:footerReference r:id="rId6" w:type="default"/>
+      <w:headerReference w:type="default" r:id="rId7"/>
+      <w:footerReference w:type="default" r:id="rId8"/>
       <w:pgSz w:w="11906" w:h="16838"/>
       <w:pgMar w:top="1417" w:right="1800" w:bottom="1440" w:left="1800" w:header="1140" w:footer="992" w:gutter="0"/>
-      <w:cols w:space="425" w:num="1"/>
+      <w:cols w:num="1" w:space="425"/>
       <w:docGrid w:type="lines" w:linePitch="312" w:charSpace="0"/>
     </w:sectPr>
   </w:body>
 </w:document>
 </file>
 
-<file path=word/endnotes.xml><?xml version="1.0" encoding="utf-8"?>
-<w:endnotes xmlns:wpc="http://schemas.microsoft.com/office/word/2010/wordprocessingCanvas" xmlns:mc="http://schemas.openxmlformats.org/markup-compatibility/2006" xmlns:o="urn:schemas-microsoft-com:office:office" xmlns:r="http://schemas.openxmlformats.org/officeDocument/2006/relationships" xmlns:m="http://schemas.openxmlformats.org/officeDocument/2006/math" xmlns:v="urn:schemas-microsoft-com:vml" xmlns:wp14="http://schemas.microsoft.com/office/word/2010/wordprocessingDrawing" xmlns:wp="http://schemas.openxmlformats.org/drawingml/2006/wordprocessingDrawing" xmlns:w="http://schemas.openxmlformats.org/wordprocessingml/2006/main" xmlns:w14="http://schemas.microsoft.com/office/word/2010/wordml" xmlns:w15="http://schemas.microsoft.com/office/word/2012/wordml" xmlns:w10="urn:schemas-microsoft-com:office:word" xmlns:wpg="http://schemas.microsoft.com/office/word/2010/wordprocessingGroup" xmlns:wpi="http://schemas.microsoft.com/office/word/2010/wordprocessingInk" xmlns:wne="http://schemas.microsoft.com/office/word/2006/wordml" xmlns:wps="http://schemas.microsoft.com/office/word/2010/wordprocessingShape" xmlns:wpsCustomData="http://www.wps.cn/officeDocument/2013/wpsCustomData" mc:Ignorable="w14 w15 wp14">
-  <w:endnote w:type="separator" w:id="0">
-    <w:p>
-      <w:pPr>
-        <w:spacing w:line="240" w:lineRule="auto"/>
-      </w:pPr>
-      <w:r>
-        <w:separator/>
-      </w:r>
-    </w:p>
-  </w:endnote>
-  <w:endnote w:type="continuationSeparator" w:id="1">
-    <w:p>
-      <w:pPr>
-        <w:spacing w:line="240" w:lineRule="auto"/>
-      </w:pPr>
-      <w:r>
-        <w:continuationSeparator/>
-      </w:r>
-    </w:p>
-  </w:endnote>
-</w:endnotes>
-</file>
-
 <file path=word/footer1.xml><?xml version="1.0" encoding="utf-8"?>
-<w:ftr xmlns:wpc="http://schemas.microsoft.com/office/word/2010/wordprocessingCanvas" xmlns:mc="http://schemas.openxmlformats.org/markup-compatibility/2006" xmlns:o="urn:schemas-microsoft-com:office:office" xmlns:r="http://schemas.openxmlformats.org/officeDocument/2006/relationships" xmlns:m="http://schemas.openxmlformats.org/officeDocument/2006/math" xmlns:v="urn:schemas-microsoft-com:vml" xmlns:wp14="http://schemas.microsoft.com/office/word/2010/wordprocessingDrawing" xmlns:wp="http://schemas.openxmlformats.org/drawingml/2006/wordprocessingDrawing" xmlns:w10="urn:schemas-microsoft-com:office:word" xmlns:w="http://schemas.openxmlformats.org/wordprocessingml/2006/main" xmlns:w14="http://schemas.microsoft.com/office/word/2010/wordml" xmlns:w15="http://schemas.microsoft.com/office/word/2012/wordml" xmlns:wpg="http://schemas.microsoft.com/office/word/2010/wordprocessingGroup" xmlns:wpi="http://schemas.microsoft.com/office/word/2010/wordprocessingInk" xmlns:wne="http://schemas.microsoft.com/office/word/2006/wordml" xmlns:wps="http://schemas.microsoft.com/office/word/2010/wordprocessingShape" xmlns:wpsCustomData="http://www.wps.cn/officeDocument/2013/wpsCustomData" mc:Ignorable="w14 w15 wp14">
+<w:ftr xmlns:wpc="http://schemas.microsoft.com/office/word/2010/wordprocessingCanvas" xmlns:mc="http://schemas.openxmlformats.org/markup-compatibility/2006" xmlns:o="urn:schemas-microsoft-com:office:office" xmlns:r="http://schemas.openxmlformats.org/officeDocument/2006/relationships" xmlns:m="http://schemas.openxmlformats.org/officeDocument/2006/math" xmlns:v="urn:schemas-microsoft-com:vml" xmlns:wp14="http://schemas.microsoft.com/office/word/2010/wordprocessingDrawing" xmlns:wp="http://schemas.openxmlformats.org/drawingml/2006/wordprocessingDrawing" xmlns:w10="urn:schemas-microsoft-com:office:word" xmlns:w="http://schemas.openxmlformats.org/wordprocessingml/2006/main" xmlns:w14="http://schemas.microsoft.com/office/word/2010/wordml" xmlns:w15="http://schemas.microsoft.com/office/word/2012/wordml" xmlns:wne="http://schemas.microsoft.com/office/word/2006/wordml" xmlns:wpg="http://schemas.microsoft.com/office/word/2010/wordprocessingGroup" xmlns:wpi="http://schemas.microsoft.com/office/word/2010/wordprocessingInk" xmlns:wps="http://schemas.microsoft.com/office/word/2010/wordprocessingShape" mc:Ignorable="w14 w15 wp14">
   <w:p>
     <w:pPr>
       <w:spacing w:line="232" w:lineRule="auto"/>
       <w:ind w:left="4345"/>
       <w:rPr>
-        <w:rFonts w:ascii="宋体" w:hAnsi="宋体" w:eastAsia="宋体" w:cs="宋体"/>
+        <w:rFonts w:ascii="宋体" w:eastAsia="宋体" w:hAnsi="宋体" w:cs="宋体"/>
         <w:sz w:val="21"/>
         <w:szCs w:val="21"/>
       </w:rPr>
     </w:pPr>
     <w:r>
       <w:rPr>
-        <w:rFonts w:ascii="宋体" w:hAnsi="宋体" w:eastAsia="宋体" w:cs="宋体"/>
+        <w:rFonts w:ascii="宋体" w:eastAsia="宋体" w:hAnsi="宋体" w:cs="宋体"/>
         <w:sz w:val="21"/>
         <w:szCs w:val="21"/>
       </w:rPr>
@@ -6353,38 +6246,13 @@
 </w:ftr>
 </file>
 
-<file path=word/footnotes.xml><?xml version="1.0" encoding="utf-8"?>
-<w:footnotes xmlns:wpc="http://schemas.microsoft.com/office/word/2010/wordprocessingCanvas" xmlns:mc="http://schemas.openxmlformats.org/markup-compatibility/2006" xmlns:o="urn:schemas-microsoft-com:office:office" xmlns:r="http://schemas.openxmlformats.org/officeDocument/2006/relationships" xmlns:m="http://schemas.openxmlformats.org/officeDocument/2006/math" xmlns:v="urn:schemas-microsoft-com:vml" xmlns:wp14="http://schemas.microsoft.com/office/word/2010/wordprocessingDrawing" xmlns:wp="http://schemas.openxmlformats.org/drawingml/2006/wordprocessingDrawing" xmlns:w="http://schemas.openxmlformats.org/wordprocessingml/2006/main" xmlns:w14="http://schemas.microsoft.com/office/word/2010/wordml" xmlns:w15="http://schemas.microsoft.com/office/word/2012/wordml" xmlns:w10="urn:schemas-microsoft-com:office:word" xmlns:wpg="http://schemas.microsoft.com/office/word/2010/wordprocessingGroup" xmlns:wpi="http://schemas.microsoft.com/office/word/2010/wordprocessingInk" xmlns:wne="http://schemas.microsoft.com/office/word/2006/wordml" xmlns:wps="http://schemas.microsoft.com/office/word/2010/wordprocessingShape" xmlns:wpsCustomData="http://www.wps.cn/officeDocument/2013/wpsCustomData" mc:Ignorable="w14 w15 wp14">
-  <w:footnote w:type="separator" w:id="0">
-    <w:p>
-      <w:pPr>
-        <w:spacing w:line="360" w:lineRule="auto"/>
-      </w:pPr>
-      <w:r>
-        <w:separator/>
-      </w:r>
-    </w:p>
-  </w:footnote>
-  <w:footnote w:type="continuationSeparator" w:id="1">
-    <w:p>
-      <w:pPr>
-        <w:spacing w:line="360" w:lineRule="auto"/>
-      </w:pPr>
-      <w:r>
-        <w:continuationSeparator/>
-      </w:r>
-    </w:p>
-  </w:footnote>
-</w:footnotes>
-</file>
-
 <file path=word/header1.xml><?xml version="1.0" encoding="utf-8"?>
-<w:hdr xmlns:wpc="http://schemas.microsoft.com/office/word/2010/wordprocessingCanvas" xmlns:mc="http://schemas.openxmlformats.org/markup-compatibility/2006" xmlns:o="urn:schemas-microsoft-com:office:office" xmlns:r="http://schemas.openxmlformats.org/officeDocument/2006/relationships" xmlns:m="http://schemas.openxmlformats.org/officeDocument/2006/math" xmlns:v="urn:schemas-microsoft-com:vml" xmlns:wp14="http://schemas.microsoft.com/office/word/2010/wordprocessingDrawing" xmlns:wp="http://schemas.openxmlformats.org/drawingml/2006/wordprocessingDrawing" xmlns:w10="urn:schemas-microsoft-com:office:word" xmlns:w="http://schemas.openxmlformats.org/wordprocessingml/2006/main" xmlns:w14="http://schemas.microsoft.com/office/word/2010/wordml" xmlns:w15="http://schemas.microsoft.com/office/word/2012/wordml" xmlns:wpg="http://schemas.microsoft.com/office/word/2010/wordprocessingGroup" xmlns:wpi="http://schemas.microsoft.com/office/word/2010/wordprocessingInk" xmlns:wne="http://schemas.microsoft.com/office/word/2006/wordml" xmlns:wps="http://schemas.microsoft.com/office/word/2010/wordprocessingShape" xmlns:wpsCustomData="http://www.wps.cn/officeDocument/2013/wpsCustomData" mc:Ignorable="w14 w15 wp14">
+<w:hdr xmlns:wpc="http://schemas.microsoft.com/office/word/2010/wordprocessingCanvas" xmlns:mc="http://schemas.openxmlformats.org/markup-compatibility/2006" xmlns:o="urn:schemas-microsoft-com:office:office" xmlns:r="http://schemas.openxmlformats.org/officeDocument/2006/relationships" xmlns:m="http://schemas.openxmlformats.org/officeDocument/2006/math" xmlns:v="urn:schemas-microsoft-com:vml" xmlns:wp14="http://schemas.microsoft.com/office/word/2010/wordprocessingDrawing" xmlns:wp="http://schemas.openxmlformats.org/drawingml/2006/wordprocessingDrawing" xmlns:w10="urn:schemas-microsoft-com:office:word" xmlns:w="http://schemas.openxmlformats.org/wordprocessingml/2006/main" xmlns:w14="http://schemas.microsoft.com/office/word/2010/wordml" xmlns:w15="http://schemas.microsoft.com/office/word/2012/wordml" xmlns:wne="http://schemas.microsoft.com/office/word/2006/wordml" xmlns:wpg="http://schemas.microsoft.com/office/word/2010/wordprocessingGroup" xmlns:wpi="http://schemas.microsoft.com/office/word/2010/wordprocessingInk" xmlns:wps="http://schemas.microsoft.com/office/word/2010/wordprocessingShape" mc:Ignorable="w14 w15 wp14">
   <w:p>
     <w:pPr>
-      <w:pStyle w:val="15"/>
+      <w:pStyle w:val="Header"/>
       <w:pBdr>
-        <w:bottom w:val="single" w:color="auto" w:sz="4" w:space="1"/>
+        <w:bottom w:val="single" w:sz="4" w:space="1" w:color="auto"/>
       </w:pBdr>
       <w:tabs>
         <w:tab w:val="left" w:pos="335"/>
@@ -6392,27 +6260,27 @@
       </w:tabs>
       <w:jc w:val="right"/>
       <w:rPr>
-        <w:rFonts w:hint="eastAsia" w:eastAsiaTheme="minorEastAsia"/>
+        <w:rFonts w:eastAsiaTheme="minorEastAsia" w:hint="eastAsia"/>
         <w:lang w:eastAsia="zh-CN"/>
       </w:rPr>
     </w:pPr>
     <w:r>
       <w:rPr>
-        <w:rFonts w:hint="eastAsia" w:eastAsiaTheme="minorEastAsia"/>
+        <w:rFonts w:eastAsiaTheme="minorEastAsia" w:hint="eastAsia"/>
         <w:lang w:val="en-US" w:eastAsia="zh-CN"/>
       </w:rPr>
       <w:tab/>
     </w:r>
     <w:r>
       <w:rPr>
-        <w:rFonts w:hint="eastAsia" w:eastAsiaTheme="minorEastAsia"/>
+        <w:rFonts w:eastAsiaTheme="minorEastAsia" w:hint="eastAsia"/>
         <w:lang w:val="en-US" w:eastAsia="zh-CN"/>
       </w:rPr>
       <w:tab/>
     </w:r>
     <w:r>
       <w:rPr>
-        <w:rFonts w:hint="eastAsia" w:eastAsiaTheme="minorEastAsia"/>
+        <w:rFonts w:eastAsiaTheme="minorEastAsia" w:hint="eastAsia"/>
         <w:lang w:val="en-US" w:eastAsia="zh-CN"/>
       </w:rPr>
       <w:t>江西通信产业服务有限公司</w:t>
@@ -6422,15 +6290,15 @@
 </file>
 
 <file path=word/numbering.xml><?xml version="1.0" encoding="utf-8"?>
-<w:numbering xmlns:wpc="http://schemas.microsoft.com/office/word/2010/wordprocessingCanvas" xmlns:mc="http://schemas.openxmlformats.org/markup-compatibility/2006" xmlns:o="urn:schemas-microsoft-com:office:office" xmlns:r="http://schemas.openxmlformats.org/officeDocument/2006/relationships" xmlns:m="http://schemas.openxmlformats.org/officeDocument/2006/math" xmlns:v="urn:schemas-microsoft-com:vml" xmlns:wp14="http://schemas.microsoft.com/office/word/2010/wordprocessingDrawing" xmlns:wp="http://schemas.openxmlformats.org/drawingml/2006/wordprocessingDrawing" xmlns:w10="urn:schemas-microsoft-com:office:word" xmlns:w="http://schemas.openxmlformats.org/wordprocessingml/2006/main" xmlns:w14="http://schemas.microsoft.com/office/word/2010/wordml" xmlns:wpg="http://schemas.microsoft.com/office/word/2010/wordprocessingGroup" xmlns:wpi="http://schemas.microsoft.com/office/word/2010/wordprocessingInk" xmlns:wne="http://schemas.microsoft.com/office/word/2006/wordml" xmlns:wps="http://schemas.microsoft.com/office/word/2010/wordprocessingShape" xmlns:wpsCustomData="http://www.wps.cn/officeDocument/2013/wpsCustomData" mc:Ignorable="w14 wp14">
+<w:numbering xmlns:wpc="http://schemas.microsoft.com/office/word/2010/wordprocessingCanvas" xmlns:mc="http://schemas.openxmlformats.org/markup-compatibility/2006" xmlns:o="urn:schemas-microsoft-com:office:office" xmlns:r="http://schemas.openxmlformats.org/officeDocument/2006/relationships" xmlns:m="http://schemas.openxmlformats.org/officeDocument/2006/math" xmlns:v="urn:schemas-microsoft-com:vml" xmlns:wp14="http://schemas.microsoft.com/office/word/2010/wordprocessingDrawing" xmlns:wp="http://schemas.openxmlformats.org/drawingml/2006/wordprocessingDrawing" xmlns:w10="urn:schemas-microsoft-com:office:word" xmlns:w="http://schemas.openxmlformats.org/wordprocessingml/2006/main" xmlns:w14="http://schemas.microsoft.com/office/word/2010/wordml" xmlns:w15="http://schemas.microsoft.com/office/word/2012/wordml" xmlns:wne="http://schemas.microsoft.com/office/word/2006/wordml" xmlns:wpg="http://schemas.microsoft.com/office/word/2010/wordprocessingGroup" xmlns:wpi="http://schemas.microsoft.com/office/word/2010/wordprocessingInk" xmlns:wps="http://schemas.microsoft.com/office/word/2010/wordprocessingShape" mc:Ignorable="w14 w15 wp14">
   <w:abstractNum w:abstractNumId="0">
     <w:nsid w:val="8E964DCE"/>
     <w:multiLevelType w:val="multilevel"/>
     <w:tmpl w:val="8E964DCE"/>
-    <w:lvl w:ilvl="0" w:tentative="0">
+    <w:lvl w:ilvl="0">
       <w:start w:val="1"/>
       <w:numFmt w:val="decimal"/>
-      <w:pStyle w:val="2"/>
+      <w:pStyle w:val="Heading1"/>
       <w:lvlText w:val="%1."/>
       <w:lvlJc w:val="left"/>
       <w:pPr>
@@ -6440,10 +6308,10 @@
         <w:rFonts w:hint="default"/>
       </w:rPr>
     </w:lvl>
-    <w:lvl w:ilvl="1" w:tentative="0">
+    <w:lvl w:ilvl="1">
       <w:start w:val="1"/>
       <w:numFmt w:val="decimal"/>
-      <w:pStyle w:val="3"/>
+      <w:pStyle w:val="Heading2"/>
       <w:lvlText w:val="%1.%2."/>
       <w:lvlJc w:val="left"/>
       <w:pPr>
@@ -6453,10 +6321,10 @@
         <w:rFonts w:hint="default"/>
       </w:rPr>
     </w:lvl>
-    <w:lvl w:ilvl="2" w:tentative="0">
+    <w:lvl w:ilvl="2">
       <w:start w:val="1"/>
       <w:numFmt w:val="decimal"/>
-      <w:pStyle w:val="4"/>
+      <w:pStyle w:val="Heading3"/>
       <w:lvlText w:val="%1.%2.%3."/>
       <w:lvlJc w:val="left"/>
       <w:pPr>
@@ -6466,10 +6334,10 @@
         <w:rFonts w:hint="default"/>
       </w:rPr>
     </w:lvl>
-    <w:lvl w:ilvl="3" w:tentative="0">
+    <w:lvl w:ilvl="3">
       <w:start w:val="1"/>
       <w:numFmt w:val="decimal"/>
-      <w:pStyle w:val="5"/>
+      <w:pStyle w:val="Heading4"/>
       <w:lvlText w:val="%1.%2.%3.%4."/>
       <w:lvlJc w:val="left"/>
       <w:pPr>
@@ -6479,10 +6347,10 @@
         <w:rFonts w:hint="default"/>
       </w:rPr>
     </w:lvl>
-    <w:lvl w:ilvl="4" w:tentative="0">
+    <w:lvl w:ilvl="4">
       <w:start w:val="1"/>
       <w:numFmt w:val="decimal"/>
-      <w:pStyle w:val="6"/>
+      <w:pStyle w:val="Heading5"/>
       <w:lvlText w:val="%1.%2.%3.%4.%5."/>
       <w:lvlJc w:val="left"/>
       <w:pPr>
@@ -6492,10 +6360,10 @@
         <w:rFonts w:hint="default"/>
       </w:rPr>
     </w:lvl>
-    <w:lvl w:ilvl="5" w:tentative="0">
+    <w:lvl w:ilvl="5">
       <w:start w:val="1"/>
       <w:numFmt w:val="decimal"/>
-      <w:pStyle w:val="7"/>
+      <w:pStyle w:val="Heading6"/>
       <w:lvlText w:val="%1.%2.%3.%4.%5.%6."/>
       <w:lvlJc w:val="left"/>
       <w:pPr>
@@ -6505,10 +6373,10 @@
         <w:rFonts w:hint="default"/>
       </w:rPr>
     </w:lvl>
-    <w:lvl w:ilvl="6" w:tentative="0">
+    <w:lvl w:ilvl="6">
       <w:start w:val="1"/>
       <w:numFmt w:val="decimal"/>
-      <w:pStyle w:val="8"/>
+      <w:pStyle w:val="Heading7"/>
       <w:lvlText w:val="%1.%2.%3.%4.%5.%6.%7."/>
       <w:lvlJc w:val="left"/>
       <w:pPr>
@@ -6518,10 +6386,10 @@
         <w:rFonts w:hint="default"/>
       </w:rPr>
     </w:lvl>
-    <w:lvl w:ilvl="7" w:tentative="0">
+    <w:lvl w:ilvl="7">
       <w:start w:val="1"/>
       <w:numFmt w:val="decimal"/>
-      <w:pStyle w:val="9"/>
+      <w:pStyle w:val="Heading8"/>
       <w:lvlText w:val="%1.%2.%3.%4.%5.%6.%7.%8."/>
       <w:lvlJc w:val="left"/>
       <w:pPr>
@@ -6531,10 +6399,10 @@
         <w:rFonts w:hint="default"/>
       </w:rPr>
     </w:lvl>
-    <w:lvl w:ilvl="8" w:tentative="0">
+    <w:lvl w:ilvl="8">
       <w:start w:val="1"/>
       <w:numFmt w:val="decimal"/>
-      <w:pStyle w:val="10"/>
+      <w:pStyle w:val="Heading9"/>
       <w:lvlText w:val="%1.%2.%3.%4.%5.%6.%7.%8.%9."/>
       <w:lvlJc w:val="left"/>
       <w:pPr>
@@ -6552,269 +6420,267 @@
 </file>
 
 <file path=word/styles.xml><?xml version="1.0" encoding="utf-8"?>
-<w:styles xmlns:mc="http://schemas.openxmlformats.org/markup-compatibility/2006" xmlns:o="urn:schemas-microsoft-com:office:office" xmlns:r="http://schemas.openxmlformats.org/officeDocument/2006/relationships" xmlns:m="http://schemas.openxmlformats.org/officeDocument/2006/math" xmlns:v="urn:schemas-microsoft-com:vml" xmlns:w="http://schemas.openxmlformats.org/wordprocessingml/2006/main" xmlns:w14="http://schemas.microsoft.com/office/word/2010/wordml" xmlns:w10="urn:schemas-microsoft-com:office:word" xmlns:sl="http://schemas.openxmlformats.org/schemaLibrary/2006/main" xmlns:wpsCustomData="http://www.wps.cn/officeDocument/2013/wpsCustomData" mc:Ignorable="w14">
+<w:styles xmlns:mc="http://schemas.openxmlformats.org/markup-compatibility/2006" xmlns:r="http://schemas.openxmlformats.org/officeDocument/2006/relationships" xmlns:w="http://schemas.openxmlformats.org/wordprocessingml/2006/main" xmlns:w14="http://schemas.microsoft.com/office/word/2010/wordml" xmlns:w15="http://schemas.microsoft.com/office/word/2012/wordml" mc:Ignorable="w14 w15">
   <w:docDefaults>
     <w:rPrDefault>
       <w:rPr>
-        <w:rFonts w:ascii="Times New Roman" w:hAnsi="Times New Roman" w:eastAsia="宋体" w:cs="Times New Roman"/>
+        <w:rFonts w:ascii="Times New Roman" w:eastAsia="宋体" w:hAnsi="Times New Roman" w:cs="Times New Roman"/>
       </w:rPr>
     </w:rPrDefault>
     <w:pPrDefault/>
   </w:docDefaults>
-  <w:latentStyles w:count="260" w:defQFormat="0" w:defUnhideWhenUsed="1" w:defSemiHidden="1" w:defUIPriority="99" w:defLockedState="0">
-    <w:lsdException w:qFormat="1" w:unhideWhenUsed="0" w:uiPriority="0" w:semiHidden="0" w:name="Normal"/>
-    <w:lsdException w:qFormat="1" w:unhideWhenUsed="0" w:uiPriority="0" w:semiHidden="0" w:name="heading 1"/>
-    <w:lsdException w:qFormat="1" w:uiPriority="0" w:semiHidden="0" w:name="heading 2"/>
-    <w:lsdException w:qFormat="1" w:uiPriority="0" w:name="heading 3"/>
-    <w:lsdException w:qFormat="1" w:uiPriority="0" w:semiHidden="0" w:name="heading 4"/>
-    <w:lsdException w:qFormat="1" w:uiPriority="0" w:name="heading 5"/>
-    <w:lsdException w:qFormat="1" w:uiPriority="0" w:name="heading 6"/>
-    <w:lsdException w:qFormat="1" w:uiPriority="0" w:name="heading 7"/>
-    <w:lsdException w:qFormat="1" w:uiPriority="0" w:name="heading 8"/>
-    <w:lsdException w:qFormat="1" w:uiPriority="0" w:name="heading 9"/>
-    <w:lsdException w:unhideWhenUsed="0" w:uiPriority="0" w:semiHidden="0" w:name="index 1"/>
-    <w:lsdException w:unhideWhenUsed="0" w:uiPriority="0" w:semiHidden="0" w:name="index 2"/>
-    <w:lsdException w:unhideWhenUsed="0" w:uiPriority="0" w:semiHidden="0" w:name="index 3"/>
-    <w:lsdException w:unhideWhenUsed="0" w:uiPriority="0" w:semiHidden="0" w:name="index 4"/>
-    <w:lsdException w:unhideWhenUsed="0" w:uiPriority="0" w:semiHidden="0" w:name="index 5"/>
-    <w:lsdException w:unhideWhenUsed="0" w:uiPriority="0" w:semiHidden="0" w:name="index 6"/>
-    <w:lsdException w:unhideWhenUsed="0" w:uiPriority="0" w:semiHidden="0" w:name="index 7"/>
-    <w:lsdException w:unhideWhenUsed="0" w:uiPriority="0" w:semiHidden="0" w:name="index 8"/>
-    <w:lsdException w:unhideWhenUsed="0" w:uiPriority="0" w:semiHidden="0" w:name="index 9"/>
-    <w:lsdException w:qFormat="1" w:unhideWhenUsed="0" w:uiPriority="0" w:semiHidden="0" w:name="toc 1"/>
-    <w:lsdException w:qFormat="1" w:unhideWhenUsed="0" w:uiPriority="0" w:semiHidden="0" w:name="toc 2"/>
-    <w:lsdException w:qFormat="1" w:unhideWhenUsed="0" w:uiPriority="0" w:semiHidden="0" w:name="toc 3"/>
-    <w:lsdException w:unhideWhenUsed="0" w:uiPriority="0" w:semiHidden="0" w:name="toc 4"/>
-    <w:lsdException w:unhideWhenUsed="0" w:uiPriority="0" w:semiHidden="0" w:name="toc 5"/>
-    <w:lsdException w:unhideWhenUsed="0" w:uiPriority="0" w:semiHidden="0" w:name="toc 6"/>
-    <w:lsdException w:unhideWhenUsed="0" w:uiPriority="0" w:semiHidden="0" w:name="toc 7"/>
-    <w:lsdException w:unhideWhenUsed="0" w:uiPriority="0" w:semiHidden="0" w:name="toc 8"/>
-    <w:lsdException w:unhideWhenUsed="0" w:uiPriority="0" w:semiHidden="0" w:name="toc 9"/>
-    <w:lsdException w:unhideWhenUsed="0" w:uiPriority="0" w:semiHidden="0" w:name="Normal Indent"/>
-    <w:lsdException w:unhideWhenUsed="0" w:uiPriority="0" w:semiHidden="0" w:name="footnote text"/>
-    <w:lsdException w:qFormat="1" w:unhideWhenUsed="0" w:uiPriority="0" w:semiHidden="0" w:name="annotation text"/>
-    <w:lsdException w:qFormat="1" w:unhideWhenUsed="0" w:uiPriority="0" w:semiHidden="0" w:name="header"/>
-    <w:lsdException w:qFormat="1" w:unhideWhenUsed="0" w:uiPriority="0" w:semiHidden="0" w:name="footer"/>
-    <w:lsdException w:unhideWhenUsed="0" w:uiPriority="0" w:semiHidden="0" w:name="index heading"/>
-    <w:lsdException w:qFormat="1" w:uiPriority="0" w:name="caption"/>
-    <w:lsdException w:unhideWhenUsed="0" w:uiPriority="0" w:semiHidden="0" w:name="table of figures"/>
-    <w:lsdException w:unhideWhenUsed="0" w:uiPriority="0" w:semiHidden="0" w:name="envelope address"/>
-    <w:lsdException w:unhideWhenUsed="0" w:uiPriority="0" w:semiHidden="0" w:name="envelope return"/>
-    <w:lsdException w:unhideWhenUsed="0" w:uiPriority="0" w:semiHidden="0" w:name="footnote reference"/>
-    <w:lsdException w:unhideWhenUsed="0" w:uiPriority="0" w:semiHidden="0" w:name="annotation reference"/>
-    <w:lsdException w:unhideWhenUsed="0" w:uiPriority="0" w:semiHidden="0" w:name="line number"/>
-    <w:lsdException w:unhideWhenUsed="0" w:uiPriority="0" w:semiHidden="0" w:name="page number"/>
-    <w:lsdException w:unhideWhenUsed="0" w:uiPriority="0" w:semiHidden="0" w:name="endnote reference"/>
-    <w:lsdException w:unhideWhenUsed="0" w:uiPriority="0" w:semiHidden="0" w:name="endnote text"/>
-    <w:lsdException w:unhideWhenUsed="0" w:uiPriority="0" w:semiHidden="0" w:name="table of authorities"/>
-    <w:lsdException w:unhideWhenUsed="0" w:uiPriority="0" w:semiHidden="0" w:name="macro"/>
-    <w:lsdException w:unhideWhenUsed="0" w:uiPriority="0" w:semiHidden="0" w:name="toa heading"/>
-    <w:lsdException w:unhideWhenUsed="0" w:uiPriority="0" w:semiHidden="0" w:name="List"/>
-    <w:lsdException w:unhideWhenUsed="0" w:uiPriority="0" w:semiHidden="0" w:name="List Bullet"/>
-    <w:lsdException w:unhideWhenUsed="0" w:uiPriority="0" w:semiHidden="0" w:name="List Number"/>
-    <w:lsdException w:unhideWhenUsed="0" w:uiPriority="0" w:semiHidden="0" w:name="List 2"/>
-    <w:lsdException w:unhideWhenUsed="0" w:uiPriority="0" w:semiHidden="0" w:name="List 3"/>
-    <w:lsdException w:unhideWhenUsed="0" w:uiPriority="0" w:semiHidden="0" w:name="List 4"/>
-    <w:lsdException w:unhideWhenUsed="0" w:uiPriority="0" w:semiHidden="0" w:name="List 5"/>
-    <w:lsdException w:unhideWhenUsed="0" w:uiPriority="0" w:semiHidden="0" w:name="List Bullet 2"/>
-    <w:lsdException w:unhideWhenUsed="0" w:uiPriority="0" w:semiHidden="0" w:name="List Bullet 3"/>
-    <w:lsdException w:unhideWhenUsed="0" w:uiPriority="0" w:semiHidden="0" w:name="List Bullet 4"/>
-    <w:lsdException w:unhideWhenUsed="0" w:uiPriority="0" w:semiHidden="0" w:name="List Bullet 5"/>
-    <w:lsdException w:unhideWhenUsed="0" w:uiPriority="0" w:semiHidden="0" w:name="List Number 2"/>
-    <w:lsdException w:unhideWhenUsed="0" w:uiPriority="0" w:semiHidden="0" w:name="List Number 3"/>
-    <w:lsdException w:unhideWhenUsed="0" w:uiPriority="0" w:semiHidden="0" w:name="List Number 4"/>
-    <w:lsdException w:unhideWhenUsed="0" w:uiPriority="0" w:semiHidden="0" w:name="List Number 5"/>
-    <w:lsdException w:qFormat="1" w:unhideWhenUsed="0" w:uiPriority="0" w:semiHidden="0" w:name="Title"/>
-    <w:lsdException w:unhideWhenUsed="0" w:uiPriority="0" w:semiHidden="0" w:name="Closing"/>
-    <w:lsdException w:unhideWhenUsed="0" w:uiPriority="0" w:semiHidden="0" w:name="Signature"/>
-    <w:lsdException w:qFormat="1" w:unhideWhenUsed="0" w:uiPriority="0" w:name="Default Paragraph Font"/>
-    <w:lsdException w:qFormat="1" w:unhideWhenUsed="0" w:uiPriority="0" w:name="Body Text"/>
-    <w:lsdException w:unhideWhenUsed="0" w:uiPriority="0" w:semiHidden="0" w:name="Body Text Indent"/>
-    <w:lsdException w:unhideWhenUsed="0" w:uiPriority="0" w:semiHidden="0" w:name="List Continue"/>
-    <w:lsdException w:unhideWhenUsed="0" w:uiPriority="0" w:semiHidden="0" w:name="List Continue 2"/>
-    <w:lsdException w:unhideWhenUsed="0" w:uiPriority="0" w:semiHidden="0" w:name="List Continue 3"/>
-    <w:lsdException w:unhideWhenUsed="0" w:uiPriority="0" w:semiHidden="0" w:name="List Continue 4"/>
-    <w:lsdException w:unhideWhenUsed="0" w:uiPriority="0" w:semiHidden="0" w:name="List Continue 5"/>
-    <w:lsdException w:unhideWhenUsed="0" w:uiPriority="0" w:semiHidden="0" w:name="Message Header"/>
-    <w:lsdException w:qFormat="1" w:unhideWhenUsed="0" w:uiPriority="0" w:semiHidden="0" w:name="Subtitle"/>
-    <w:lsdException w:unhideWhenUsed="0" w:uiPriority="0" w:semiHidden="0" w:name="Salutation"/>
-    <w:lsdException w:unhideWhenUsed="0" w:uiPriority="0" w:semiHidden="0" w:name="Date"/>
-    <w:lsdException w:unhideWhenUsed="0" w:uiPriority="0" w:semiHidden="0" w:name="Body Text First Indent"/>
-    <w:lsdException w:unhideWhenUsed="0" w:uiPriority="0" w:semiHidden="0" w:name="Body Text First Indent 2"/>
-    <w:lsdException w:uiPriority="99" w:name="Note Heading"/>
-    <w:lsdException w:unhideWhenUsed="0" w:uiPriority="0" w:semiHidden="0" w:name="Body Text 2"/>
-    <w:lsdException w:unhideWhenUsed="0" w:uiPriority="0" w:semiHidden="0" w:name="Body Text 3"/>
-    <w:lsdException w:unhideWhenUsed="0" w:uiPriority="0" w:semiHidden="0" w:name="Body Text Indent 2"/>
-    <w:lsdException w:unhideWhenUsed="0" w:uiPriority="0" w:semiHidden="0" w:name="Body Text Indent 3"/>
-    <w:lsdException w:unhideWhenUsed="0" w:uiPriority="0" w:semiHidden="0" w:name="Block Text"/>
-    <w:lsdException w:unhideWhenUsed="0" w:uiPriority="0" w:semiHidden="0" w:name="Hyperlink"/>
-    <w:lsdException w:unhideWhenUsed="0" w:uiPriority="0" w:semiHidden="0" w:name="FollowedHyperlink"/>
-    <w:lsdException w:qFormat="1" w:unhideWhenUsed="0" w:uiPriority="0" w:semiHidden="0" w:name="Strong"/>
-    <w:lsdException w:qFormat="1" w:unhideWhenUsed="0" w:uiPriority="0" w:semiHidden="0" w:name="Emphasis"/>
-    <w:lsdException w:unhideWhenUsed="0" w:uiPriority="0" w:semiHidden="0" w:name="Document Map"/>
-    <w:lsdException w:unhideWhenUsed="0" w:uiPriority="0" w:semiHidden="0" w:name="Plain Text"/>
-    <w:lsdException w:unhideWhenUsed="0" w:uiPriority="0" w:semiHidden="0" w:name="E-mail Signature"/>
-    <w:lsdException w:qFormat="1" w:unhideWhenUsed="0" w:uiPriority="0" w:semiHidden="0" w:name="Normal (Web)"/>
-    <w:lsdException w:unhideWhenUsed="0" w:uiPriority="0" w:semiHidden="0" w:name="HTML Acronym"/>
-    <w:lsdException w:unhideWhenUsed="0" w:uiPriority="0" w:semiHidden="0" w:name="HTML Address"/>
-    <w:lsdException w:unhideWhenUsed="0" w:uiPriority="0" w:semiHidden="0" w:name="HTML Cite"/>
-    <w:lsdException w:unhideWhenUsed="0" w:uiPriority="0" w:semiHidden="0" w:name="HTML Code"/>
-    <w:lsdException w:unhideWhenUsed="0" w:uiPriority="0" w:semiHidden="0" w:name="HTML Definition"/>
-    <w:lsdException w:unhideWhenUsed="0" w:uiPriority="0" w:semiHidden="0" w:name="HTML Keyboard"/>
-    <w:lsdException w:unhideWhenUsed="0" w:uiPriority="0" w:semiHidden="0" w:name="HTML Preformatted"/>
-    <w:lsdException w:unhideWhenUsed="0" w:uiPriority="0" w:semiHidden="0" w:name="HTML Sample"/>
-    <w:lsdException w:unhideWhenUsed="0" w:uiPriority="0" w:semiHidden="0" w:name="HTML Typewriter"/>
-    <w:lsdException w:unhideWhenUsed="0" w:uiPriority="0" w:semiHidden="0" w:name="HTML Variable"/>
-    <w:lsdException w:qFormat="1" w:unhideWhenUsed="0" w:uiPriority="0" w:name="Normal Table"/>
-    <w:lsdException w:unhideWhenUsed="0" w:uiPriority="0" w:semiHidden="0" w:name="annotation subject"/>
-    <w:lsdException w:unhideWhenUsed="0" w:uiPriority="0" w:semiHidden="0" w:name="Table Simple 1"/>
-    <w:lsdException w:unhideWhenUsed="0" w:uiPriority="0" w:semiHidden="0" w:name="Table Simple 2"/>
-    <w:lsdException w:unhideWhenUsed="0" w:uiPriority="0" w:semiHidden="0" w:name="Table Simple 3"/>
-    <w:lsdException w:unhideWhenUsed="0" w:uiPriority="0" w:semiHidden="0" w:name="Table Classic 1"/>
-    <w:lsdException w:unhideWhenUsed="0" w:uiPriority="0" w:semiHidden="0" w:name="Table Classic 2"/>
-    <w:lsdException w:unhideWhenUsed="0" w:uiPriority="0" w:semiHidden="0" w:name="Table Classic 3"/>
-    <w:lsdException w:unhideWhenUsed="0" w:uiPriority="0" w:semiHidden="0" w:name="Table Classic 4"/>
-    <w:lsdException w:unhideWhenUsed="0" w:uiPriority="0" w:semiHidden="0" w:name="Table Colorful 1"/>
-    <w:lsdException w:unhideWhenUsed="0" w:uiPriority="0" w:semiHidden="0" w:name="Table Colorful 2"/>
-    <w:lsdException w:unhideWhenUsed="0" w:uiPriority="0" w:semiHidden="0" w:name="Table Colorful 3"/>
-    <w:lsdException w:unhideWhenUsed="0" w:uiPriority="0" w:semiHidden="0" w:name="Table Columns 1"/>
-    <w:lsdException w:unhideWhenUsed="0" w:uiPriority="0" w:semiHidden="0" w:name="Table Columns 2"/>
-    <w:lsdException w:unhideWhenUsed="0" w:uiPriority="0" w:semiHidden="0" w:name="Table Columns 3"/>
-    <w:lsdException w:unhideWhenUsed="0" w:uiPriority="0" w:semiHidden="0" w:name="Table Columns 4"/>
-    <w:lsdException w:unhideWhenUsed="0" w:uiPriority="0" w:semiHidden="0" w:name="Table Columns 5"/>
-    <w:lsdException w:unhideWhenUsed="0" w:uiPriority="0" w:semiHidden="0" w:name="Table Grid 1"/>
-    <w:lsdException w:unhideWhenUsed="0" w:uiPriority="0" w:semiHidden="0" w:name="Table Grid 2"/>
-    <w:lsdException w:unhideWhenUsed="0" w:uiPriority="0" w:semiHidden="0" w:name="Table Grid 3"/>
-    <w:lsdException w:unhideWhenUsed="0" w:uiPriority="0" w:semiHidden="0" w:name="Table Grid 4"/>
-    <w:lsdException w:unhideWhenUsed="0" w:uiPriority="0" w:semiHidden="0" w:name="Table Grid 5"/>
-    <w:lsdException w:unhideWhenUsed="0" w:uiPriority="0" w:semiHidden="0" w:name="Table Grid 6"/>
-    <w:lsdException w:unhideWhenUsed="0" w:uiPriority="0" w:semiHidden="0" w:name="Table Grid 7"/>
-    <w:lsdException w:unhideWhenUsed="0" w:uiPriority="0" w:semiHidden="0" w:name="Table Grid 8"/>
-    <w:lsdException w:unhideWhenUsed="0" w:uiPriority="0" w:semiHidden="0" w:name="Table List 1"/>
-    <w:lsdException w:unhideWhenUsed="0" w:uiPriority="0" w:semiHidden="0" w:name="Table List 2"/>
-    <w:lsdException w:unhideWhenUsed="0" w:uiPriority="0" w:semiHidden="0" w:name="Table List 3"/>
-    <w:lsdException w:unhideWhenUsed="0" w:uiPriority="0" w:semiHidden="0" w:name="Table List 4"/>
-    <w:lsdException w:unhideWhenUsed="0" w:uiPriority="0" w:semiHidden="0" w:name="Table List 5"/>
-    <w:lsdException w:unhideWhenUsed="0" w:uiPriority="0" w:semiHidden="0" w:name="Table List 6"/>
-    <w:lsdException w:unhideWhenUsed="0" w:uiPriority="0" w:semiHidden="0" w:name="Table List 7"/>
-    <w:lsdException w:unhideWhenUsed="0" w:uiPriority="0" w:semiHidden="0" w:name="Table List 8"/>
-    <w:lsdException w:unhideWhenUsed="0" w:uiPriority="0" w:semiHidden="0" w:name="Table 3D effects 1"/>
-    <w:lsdException w:unhideWhenUsed="0" w:uiPriority="0" w:semiHidden="0" w:name="Table 3D effects 2"/>
-    <w:lsdException w:unhideWhenUsed="0" w:uiPriority="0" w:semiHidden="0" w:name="Table 3D effects 3"/>
-    <w:lsdException w:unhideWhenUsed="0" w:uiPriority="0" w:semiHidden="0" w:name="Table Contemporary"/>
-    <w:lsdException w:unhideWhenUsed="0" w:uiPriority="0" w:semiHidden="0" w:name="Table Elegant"/>
-    <w:lsdException w:unhideWhenUsed="0" w:uiPriority="0" w:semiHidden="0" w:name="Table Professional"/>
-    <w:lsdException w:unhideWhenUsed="0" w:uiPriority="0" w:semiHidden="0" w:name="Table Subtle 1"/>
-    <w:lsdException w:unhideWhenUsed="0" w:uiPriority="0" w:semiHidden="0" w:name="Table Subtle 2"/>
-    <w:lsdException w:unhideWhenUsed="0" w:uiPriority="0" w:semiHidden="0" w:name="Table Web 1"/>
-    <w:lsdException w:unhideWhenUsed="0" w:uiPriority="0" w:semiHidden="0" w:name="Table Web 2"/>
-    <w:lsdException w:unhideWhenUsed="0" w:uiPriority="0" w:semiHidden="0" w:name="Table Web 3"/>
-    <w:lsdException w:unhideWhenUsed="0" w:uiPriority="0" w:semiHidden="0" w:name="Balloon Text"/>
-    <w:lsdException w:qFormat="1" w:unhideWhenUsed="0" w:uiPriority="0" w:semiHidden="0" w:name="Table Grid"/>
-    <w:lsdException w:unhideWhenUsed="0" w:uiPriority="0" w:semiHidden="0" w:name="Table Theme"/>
-    <w:lsdException w:unhideWhenUsed="0" w:uiPriority="60" w:semiHidden="0" w:name="Light Shading"/>
-    <w:lsdException w:unhideWhenUsed="0" w:uiPriority="61" w:semiHidden="0" w:name="Light List"/>
-    <w:lsdException w:unhideWhenUsed="0" w:uiPriority="62" w:semiHidden="0" w:name="Light Grid"/>
-    <w:lsdException w:unhideWhenUsed="0" w:uiPriority="63" w:semiHidden="0" w:name="Medium Shading 1"/>
-    <w:lsdException w:unhideWhenUsed="0" w:uiPriority="64" w:semiHidden="0" w:name="Medium Shading 2"/>
-    <w:lsdException w:unhideWhenUsed="0" w:uiPriority="65" w:semiHidden="0" w:name="Medium List 1"/>
-    <w:lsdException w:unhideWhenUsed="0" w:uiPriority="66" w:semiHidden="0" w:name="Medium List 2"/>
-    <w:lsdException w:unhideWhenUsed="0" w:uiPriority="67" w:semiHidden="0" w:name="Medium Grid 1"/>
-    <w:lsdException w:unhideWhenUsed="0" w:uiPriority="68" w:semiHidden="0" w:name="Medium Grid 2"/>
-    <w:lsdException w:unhideWhenUsed="0" w:uiPriority="69" w:semiHidden="0" w:name="Medium Grid 3"/>
-    <w:lsdException w:unhideWhenUsed="0" w:uiPriority="70" w:semiHidden="0" w:name="Dark List"/>
-    <w:lsdException w:unhideWhenUsed="0" w:uiPriority="71" w:semiHidden="0" w:name="Colorful Shading"/>
-    <w:lsdException w:unhideWhenUsed="0" w:uiPriority="72" w:semiHidden="0" w:name="Colorful List"/>
-    <w:lsdException w:unhideWhenUsed="0" w:uiPriority="73" w:semiHidden="0" w:name="Colorful Grid"/>
-    <w:lsdException w:unhideWhenUsed="0" w:uiPriority="60" w:semiHidden="0" w:name="Light Shading Accent 1"/>
-    <w:lsdException w:unhideWhenUsed="0" w:uiPriority="61" w:semiHidden="0" w:name="Light List Accent 1"/>
-    <w:lsdException w:unhideWhenUsed="0" w:uiPriority="62" w:semiHidden="0" w:name="Light Grid Accent 1"/>
-    <w:lsdException w:unhideWhenUsed="0" w:uiPriority="63" w:semiHidden="0" w:name="Medium Shading 1 Accent 1"/>
-    <w:lsdException w:unhideWhenUsed="0" w:uiPriority="64" w:semiHidden="0" w:name="Medium Shading 2 Accent 1"/>
-    <w:lsdException w:unhideWhenUsed="0" w:uiPriority="65" w:semiHidden="0" w:name="Medium List 1 Accent 1"/>
-    <w:lsdException w:unhideWhenUsed="0" w:uiPriority="66" w:semiHidden="0" w:name="Medium List 2 Accent 1"/>
-    <w:lsdException w:unhideWhenUsed="0" w:uiPriority="67" w:semiHidden="0" w:name="Medium Grid 1 Accent 1"/>
-    <w:lsdException w:unhideWhenUsed="0" w:uiPriority="68" w:semiHidden="0" w:name="Medium Grid 2 Accent 1"/>
-    <w:lsdException w:unhideWhenUsed="0" w:uiPriority="69" w:semiHidden="0" w:name="Medium Grid 3 Accent 1"/>
-    <w:lsdException w:unhideWhenUsed="0" w:uiPriority="70" w:semiHidden="0" w:name="Dark List Accent 1"/>
-    <w:lsdException w:unhideWhenUsed="0" w:uiPriority="71" w:semiHidden="0" w:name="Colorful Shading Accent 1"/>
-    <w:lsdException w:unhideWhenUsed="0" w:uiPriority="72" w:semiHidden="0" w:name="Colorful List Accent 1"/>
-    <w:lsdException w:unhideWhenUsed="0" w:uiPriority="73" w:semiHidden="0" w:name="Colorful Grid Accent 1"/>
-    <w:lsdException w:unhideWhenUsed="0" w:uiPriority="60" w:semiHidden="0" w:name="Light Shading Accent 2"/>
-    <w:lsdException w:unhideWhenUsed="0" w:uiPriority="61" w:semiHidden="0" w:name="Light List Accent 2"/>
-    <w:lsdException w:unhideWhenUsed="0" w:uiPriority="62" w:semiHidden="0" w:name="Light Grid Accent 2"/>
-    <w:lsdException w:unhideWhenUsed="0" w:uiPriority="63" w:semiHidden="0" w:name="Medium Shading 1 Accent 2"/>
-    <w:lsdException w:unhideWhenUsed="0" w:uiPriority="64" w:semiHidden="0" w:name="Medium Shading 2 Accent 2"/>
-    <w:lsdException w:unhideWhenUsed="0" w:uiPriority="65" w:semiHidden="0" w:name="Medium List 1 Accent 2"/>
-    <w:lsdException w:unhideWhenUsed="0" w:uiPriority="66" w:semiHidden="0" w:name="Medium List 2 Accent 2"/>
-    <w:lsdException w:unhideWhenUsed="0" w:uiPriority="67" w:semiHidden="0" w:name="Medium Grid 1 Accent 2"/>
-    <w:lsdException w:unhideWhenUsed="0" w:uiPriority="68" w:semiHidden="0" w:name="Medium Grid 2 Accent 2"/>
-    <w:lsdException w:unhideWhenUsed="0" w:uiPriority="69" w:semiHidden="0" w:name="Medium Grid 3 Accent 2"/>
-    <w:lsdException w:unhideWhenUsed="0" w:uiPriority="70" w:semiHidden="0" w:name="Dark List Accent 2"/>
-    <w:lsdException w:unhideWhenUsed="0" w:uiPriority="71" w:semiHidden="0" w:name="Colorful Shading Accent 2"/>
-    <w:lsdException w:unhideWhenUsed="0" w:uiPriority="72" w:semiHidden="0" w:name="Colorful List Accent 2"/>
-    <w:lsdException w:unhideWhenUsed="0" w:uiPriority="73" w:semiHidden="0" w:name="Colorful Grid Accent 2"/>
-    <w:lsdException w:unhideWhenUsed="0" w:uiPriority="60" w:semiHidden="0" w:name="Light Shading Accent 3"/>
-    <w:lsdException w:unhideWhenUsed="0" w:uiPriority="61" w:semiHidden="0" w:name="Light List Accent 3"/>
-    <w:lsdException w:unhideWhenUsed="0" w:uiPriority="62" w:semiHidden="0" w:name="Light Grid Accent 3"/>
-    <w:lsdException w:unhideWhenUsed="0" w:uiPriority="63" w:semiHidden="0" w:name="Medium Shading 1 Accent 3"/>
-    <w:lsdException w:unhideWhenUsed="0" w:uiPriority="64" w:semiHidden="0" w:name="Medium Shading 2 Accent 3"/>
-    <w:lsdException w:unhideWhenUsed="0" w:uiPriority="65" w:semiHidden="0" w:name="Medium List 1 Accent 3"/>
-    <w:lsdException w:unhideWhenUsed="0" w:uiPriority="66" w:semiHidden="0" w:name="Medium List 2 Accent 3"/>
-    <w:lsdException w:unhideWhenUsed="0" w:uiPriority="67" w:semiHidden="0" w:name="Medium Grid 1 Accent 3"/>
-    <w:lsdException w:unhideWhenUsed="0" w:uiPriority="68" w:semiHidden="0" w:name="Medium Grid 2 Accent 3"/>
-    <w:lsdException w:unhideWhenUsed="0" w:uiPriority="69" w:semiHidden="0" w:name="Medium Grid 3 Accent 3"/>
-    <w:lsdException w:unhideWhenUsed="0" w:uiPriority="70" w:semiHidden="0" w:name="Dark List Accent 3"/>
-    <w:lsdException w:unhideWhenUsed="0" w:uiPriority="71" w:semiHidden="0" w:name="Colorful Shading Accent 3"/>
-    <w:lsdException w:unhideWhenUsed="0" w:uiPriority="72" w:semiHidden="0" w:name="Colorful List Accent 3"/>
-    <w:lsdException w:unhideWhenUsed="0" w:uiPriority="73" w:semiHidden="0" w:name="Colorful Grid Accent 3"/>
-    <w:lsdException w:unhideWhenUsed="0" w:uiPriority="60" w:semiHidden="0" w:name="Light Shading Accent 4"/>
-    <w:lsdException w:unhideWhenUsed="0" w:uiPriority="61" w:semiHidden="0" w:name="Light List Accent 4"/>
-    <w:lsdException w:unhideWhenUsed="0" w:uiPriority="62" w:semiHidden="0" w:name="Light Grid Accent 4"/>
-    <w:lsdException w:unhideWhenUsed="0" w:uiPriority="63" w:semiHidden="0" w:name="Medium Shading 1 Accent 4"/>
-    <w:lsdException w:unhideWhenUsed="0" w:uiPriority="64" w:semiHidden="0" w:name="Medium Shading 2 Accent 4"/>
-    <w:lsdException w:unhideWhenUsed="0" w:uiPriority="65" w:semiHidden="0" w:name="Medium List 1 Accent 4"/>
-    <w:lsdException w:unhideWhenUsed="0" w:uiPriority="66" w:semiHidden="0" w:name="Medium List 2 Accent 4"/>
-    <w:lsdException w:unhideWhenUsed="0" w:uiPriority="67" w:semiHidden="0" w:name="Medium Grid 1 Accent 4"/>
-    <w:lsdException w:unhideWhenUsed="0" w:uiPriority="68" w:semiHidden="0" w:name="Medium Grid 2 Accent 4"/>
-    <w:lsdException w:unhideWhenUsed="0" w:uiPriority="69" w:semiHidden="0" w:name="Medium Grid 3 Accent 4"/>
-    <w:lsdException w:unhideWhenUsed="0" w:uiPriority="70" w:semiHidden="0" w:name="Dark List Accent 4"/>
-    <w:lsdException w:unhideWhenUsed="0" w:uiPriority="71" w:semiHidden="0" w:name="Colorful Shading Accent 4"/>
-    <w:lsdException w:unhideWhenUsed="0" w:uiPriority="72" w:semiHidden="0" w:name="Colorful List Accent 4"/>
-    <w:lsdException w:unhideWhenUsed="0" w:uiPriority="73" w:semiHidden="0" w:name="Colorful Grid Accent 4"/>
-    <w:lsdException w:unhideWhenUsed="0" w:uiPriority="60" w:semiHidden="0" w:name="Light Shading Accent 5"/>
-    <w:lsdException w:unhideWhenUsed="0" w:uiPriority="61" w:semiHidden="0" w:name="Light List Accent 5"/>
-    <w:lsdException w:unhideWhenUsed="0" w:uiPriority="62" w:semiHidden="0" w:name="Light Grid Accent 5"/>
-    <w:lsdException w:unhideWhenUsed="0" w:uiPriority="63" w:semiHidden="0" w:name="Medium Shading 1 Accent 5"/>
-    <w:lsdException w:unhideWhenUsed="0" w:uiPriority="64" w:semiHidden="0" w:name="Medium Shading 2 Accent 5"/>
-    <w:lsdException w:unhideWhenUsed="0" w:uiPriority="65" w:semiHidden="0" w:name="Medium List 1 Accent 5"/>
-    <w:lsdException w:unhideWhenUsed="0" w:uiPriority="66" w:semiHidden="0" w:name="Medium List 2 Accent 5"/>
-    <w:lsdException w:unhideWhenUsed="0" w:uiPriority="67" w:semiHidden="0" w:name="Medium Grid 1 Accent 5"/>
-    <w:lsdException w:unhideWhenUsed="0" w:uiPriority="68" w:semiHidden="0" w:name="Medium Grid 2 Accent 5"/>
-    <w:lsdException w:unhideWhenUsed="0" w:uiPriority="69" w:semiHidden="0" w:name="Medium Grid 3 Accent 5"/>
-    <w:lsdException w:unhideWhenUsed="0" w:uiPriority="70" w:semiHidden="0" w:name="Dark List Accent 5"/>
-    <w:lsdException w:unhideWhenUsed="0" w:uiPriority="71" w:semiHidden="0" w:name="Colorful Shading Accent 5"/>
-    <w:lsdException w:unhideWhenUsed="0" w:uiPriority="72" w:semiHidden="0" w:name="Colorful List Accent 5"/>
-    <w:lsdException w:unhideWhenUsed="0" w:uiPriority="73" w:semiHidden="0" w:name="Colorful Grid Accent 5"/>
-    <w:lsdException w:unhideWhenUsed="0" w:uiPriority="60" w:semiHidden="0" w:name="Light Shading Accent 6"/>
-    <w:lsdException w:unhideWhenUsed="0" w:uiPriority="61" w:semiHidden="0" w:name="Light List Accent 6"/>
-    <w:lsdException w:unhideWhenUsed="0" w:uiPriority="62" w:semiHidden="0" w:name="Light Grid Accent 6"/>
-    <w:lsdException w:unhideWhenUsed="0" w:uiPriority="63" w:semiHidden="0" w:name="Medium Shading 1 Accent 6"/>
-    <w:lsdException w:unhideWhenUsed="0" w:uiPriority="64" w:semiHidden="0" w:name="Medium Shading 2 Accent 6"/>
-    <w:lsdException w:unhideWhenUsed="0" w:uiPriority="65" w:semiHidden="0" w:name="Medium List 1 Accent 6"/>
-    <w:lsdException w:unhideWhenUsed="0" w:uiPriority="66" w:semiHidden="0" w:name="Medium List 2 Accent 6"/>
-    <w:lsdException w:unhideWhenUsed="0" w:uiPriority="67" w:semiHidden="0" w:name="Medium Grid 1 Accent 6"/>
-    <w:lsdException w:unhideWhenUsed="0" w:uiPriority="68" w:semiHidden="0" w:name="Medium Grid 2 Accent 6"/>
-    <w:lsdException w:unhideWhenUsed="0" w:uiPriority="69" w:semiHidden="0" w:name="Medium Grid 3 Accent 6"/>
-    <w:lsdException w:unhideWhenUsed="0" w:uiPriority="70" w:semiHidden="0" w:name="Dark List Accent 6"/>
-    <w:lsdException w:unhideWhenUsed="0" w:uiPriority="71" w:semiHidden="0" w:name="Colorful Shading Accent 6"/>
-    <w:lsdException w:unhideWhenUsed="0" w:uiPriority="72" w:semiHidden="0" w:name="Colorful List Accent 6"/>
-    <w:lsdException w:unhideWhenUsed="0" w:uiPriority="73" w:semiHidden="0" w:name="Colorful Grid Accent 6"/>
+  <w:latentStyles w:defLockedState="0" w:defUIPriority="99" w:defSemiHidden="1" w:defUnhideWhenUsed="1" w:defQFormat="0" w:count="260">
+    <w:lsdException w:name="Normal" w:semiHidden="0" w:uiPriority="0" w:unhideWhenUsed="0" w:qFormat="1"/>
+    <w:lsdException w:name="heading 1" w:semiHidden="0" w:uiPriority="0" w:unhideWhenUsed="0" w:qFormat="1"/>
+    <w:lsdException w:name="heading 2" w:semiHidden="0" w:uiPriority="0" w:qFormat="1"/>
+    <w:lsdException w:name="heading 3" w:uiPriority="0" w:qFormat="1"/>
+    <w:lsdException w:name="heading 4" w:semiHidden="0" w:uiPriority="0" w:qFormat="1"/>
+    <w:lsdException w:name="heading 5" w:uiPriority="0" w:qFormat="1"/>
+    <w:lsdException w:name="heading 6" w:uiPriority="0" w:qFormat="1"/>
+    <w:lsdException w:name="heading 7" w:uiPriority="0" w:qFormat="1"/>
+    <w:lsdException w:name="heading 8" w:uiPriority="0" w:qFormat="1"/>
+    <w:lsdException w:name="heading 9" w:uiPriority="0" w:qFormat="1"/>
+    <w:lsdException w:name="index 1" w:semiHidden="0" w:uiPriority="0" w:unhideWhenUsed="0"/>
+    <w:lsdException w:name="index 2" w:semiHidden="0" w:uiPriority="0" w:unhideWhenUsed="0"/>
+    <w:lsdException w:name="index 3" w:semiHidden="0" w:uiPriority="0" w:unhideWhenUsed="0"/>
+    <w:lsdException w:name="index 4" w:semiHidden="0" w:uiPriority="0" w:unhideWhenUsed="0"/>
+    <w:lsdException w:name="index 5" w:semiHidden="0" w:uiPriority="0" w:unhideWhenUsed="0"/>
+    <w:lsdException w:name="index 6" w:semiHidden="0" w:uiPriority="0" w:unhideWhenUsed="0"/>
+    <w:lsdException w:name="index 7" w:semiHidden="0" w:uiPriority="0" w:unhideWhenUsed="0"/>
+    <w:lsdException w:name="index 8" w:semiHidden="0" w:uiPriority="0" w:unhideWhenUsed="0"/>
+    <w:lsdException w:name="index 9" w:semiHidden="0" w:uiPriority="0" w:unhideWhenUsed="0"/>
+    <w:lsdException w:name="toc 1" w:semiHidden="0" w:uiPriority="0" w:unhideWhenUsed="0" w:qFormat="1"/>
+    <w:lsdException w:name="toc 2" w:semiHidden="0" w:uiPriority="0" w:unhideWhenUsed="0" w:qFormat="1"/>
+    <w:lsdException w:name="toc 3" w:semiHidden="0" w:uiPriority="0" w:unhideWhenUsed="0" w:qFormat="1"/>
+    <w:lsdException w:name="toc 4" w:semiHidden="0" w:uiPriority="0" w:unhideWhenUsed="0"/>
+    <w:lsdException w:name="toc 5" w:semiHidden="0" w:uiPriority="0" w:unhideWhenUsed="0"/>
+    <w:lsdException w:name="toc 6" w:semiHidden="0" w:uiPriority="0" w:unhideWhenUsed="0"/>
+    <w:lsdException w:name="toc 7" w:semiHidden="0" w:uiPriority="0" w:unhideWhenUsed="0"/>
+    <w:lsdException w:name="toc 8" w:semiHidden="0" w:uiPriority="0" w:unhideWhenUsed="0"/>
+    <w:lsdException w:name="toc 9" w:semiHidden="0" w:uiPriority="0" w:unhideWhenUsed="0"/>
+    <w:lsdException w:name="Normal Indent" w:semiHidden="0" w:uiPriority="0" w:unhideWhenUsed="0"/>
+    <w:lsdException w:name="footnote text" w:semiHidden="0" w:uiPriority="0" w:unhideWhenUsed="0"/>
+    <w:lsdException w:name="annotation text" w:semiHidden="0" w:uiPriority="0" w:unhideWhenUsed="0" w:qFormat="1"/>
+    <w:lsdException w:name="header" w:semiHidden="0" w:uiPriority="0" w:unhideWhenUsed="0" w:qFormat="1"/>
+    <w:lsdException w:name="footer" w:semiHidden="0" w:uiPriority="0" w:unhideWhenUsed="0" w:qFormat="1"/>
+    <w:lsdException w:name="index heading" w:semiHidden="0" w:uiPriority="0" w:unhideWhenUsed="0"/>
+    <w:lsdException w:name="caption" w:uiPriority="0" w:qFormat="1"/>
+    <w:lsdException w:name="table of figures" w:semiHidden="0" w:uiPriority="0" w:unhideWhenUsed="0"/>
+    <w:lsdException w:name="envelope address" w:semiHidden="0" w:uiPriority="0" w:unhideWhenUsed="0"/>
+    <w:lsdException w:name="envelope return" w:semiHidden="0" w:uiPriority="0" w:unhideWhenUsed="0"/>
+    <w:lsdException w:name="footnote reference" w:semiHidden="0" w:uiPriority="0" w:unhideWhenUsed="0"/>
+    <w:lsdException w:name="annotation reference" w:semiHidden="0" w:uiPriority="0" w:unhideWhenUsed="0"/>
+    <w:lsdException w:name="line number" w:semiHidden="0" w:uiPriority="0" w:unhideWhenUsed="0"/>
+    <w:lsdException w:name="page number" w:semiHidden="0" w:uiPriority="0" w:unhideWhenUsed="0"/>
+    <w:lsdException w:name="endnote reference" w:semiHidden="0" w:uiPriority="0" w:unhideWhenUsed="0"/>
+    <w:lsdException w:name="endnote text" w:semiHidden="0" w:uiPriority="0" w:unhideWhenUsed="0"/>
+    <w:lsdException w:name="table of authorities" w:semiHidden="0" w:uiPriority="0" w:unhideWhenUsed="0"/>
+    <w:lsdException w:name="macro" w:semiHidden="0" w:uiPriority="0" w:unhideWhenUsed="0"/>
+    <w:lsdException w:name="toa heading" w:semiHidden="0" w:uiPriority="0" w:unhideWhenUsed="0"/>
+    <w:lsdException w:name="List" w:semiHidden="0" w:uiPriority="0" w:unhideWhenUsed="0"/>
+    <w:lsdException w:name="List Bullet" w:semiHidden="0" w:uiPriority="0" w:unhideWhenUsed="0"/>
+    <w:lsdException w:name="List Number" w:semiHidden="0" w:uiPriority="0" w:unhideWhenUsed="0"/>
+    <w:lsdException w:name="List 2" w:semiHidden="0" w:uiPriority="0" w:unhideWhenUsed="0"/>
+    <w:lsdException w:name="List 3" w:semiHidden="0" w:uiPriority="0" w:unhideWhenUsed="0"/>
+    <w:lsdException w:name="List 4" w:semiHidden="0" w:uiPriority="0" w:unhideWhenUsed="0"/>
+    <w:lsdException w:name="List 5" w:semiHidden="0" w:uiPriority="0" w:unhideWhenUsed="0"/>
+    <w:lsdException w:name="List Bullet 2" w:semiHidden="0" w:uiPriority="0" w:unhideWhenUsed="0"/>
+    <w:lsdException w:name="List Bullet 3" w:semiHidden="0" w:uiPriority="0" w:unhideWhenUsed="0"/>
+    <w:lsdException w:name="List Bullet 4" w:semiHidden="0" w:uiPriority="0" w:unhideWhenUsed="0"/>
+    <w:lsdException w:name="List Bullet 5" w:semiHidden="0" w:uiPriority="0" w:unhideWhenUsed="0"/>
+    <w:lsdException w:name="List Number 2" w:semiHidden="0" w:uiPriority="0" w:unhideWhenUsed="0"/>
+    <w:lsdException w:name="List Number 3" w:semiHidden="0" w:uiPriority="0" w:unhideWhenUsed="0"/>
+    <w:lsdException w:name="List Number 4" w:semiHidden="0" w:uiPriority="0" w:unhideWhenUsed="0"/>
+    <w:lsdException w:name="List Number 5" w:semiHidden="0" w:uiPriority="0" w:unhideWhenUsed="0"/>
+    <w:lsdException w:name="Title" w:semiHidden="0" w:uiPriority="0" w:unhideWhenUsed="0" w:qFormat="1"/>
+    <w:lsdException w:name="Closing" w:semiHidden="0" w:uiPriority="0" w:unhideWhenUsed="0"/>
+    <w:lsdException w:name="Signature" w:semiHidden="0" w:uiPriority="0" w:unhideWhenUsed="0"/>
+    <w:lsdException w:name="Default Paragraph Font" w:uiPriority="0" w:unhideWhenUsed="0" w:qFormat="1"/>
+    <w:lsdException w:name="Body Text" w:uiPriority="0" w:unhideWhenUsed="0" w:qFormat="1"/>
+    <w:lsdException w:name="Body Text Indent" w:semiHidden="0" w:uiPriority="0" w:unhideWhenUsed="0"/>
+    <w:lsdException w:name="List Continue" w:semiHidden="0" w:uiPriority="0" w:unhideWhenUsed="0"/>
+    <w:lsdException w:name="List Continue 2" w:semiHidden="0" w:uiPriority="0" w:unhideWhenUsed="0"/>
+    <w:lsdException w:name="List Continue 3" w:semiHidden="0" w:uiPriority="0" w:unhideWhenUsed="0"/>
+    <w:lsdException w:name="List Continue 4" w:semiHidden="0" w:uiPriority="0" w:unhideWhenUsed="0"/>
+    <w:lsdException w:name="List Continue 5" w:semiHidden="0" w:uiPriority="0" w:unhideWhenUsed="0"/>
+    <w:lsdException w:name="Message Header" w:semiHidden="0" w:uiPriority="0" w:unhideWhenUsed="0"/>
+    <w:lsdException w:name="Subtitle" w:semiHidden="0" w:uiPriority="0" w:unhideWhenUsed="0" w:qFormat="1"/>
+    <w:lsdException w:name="Salutation" w:semiHidden="0" w:uiPriority="0" w:unhideWhenUsed="0"/>
+    <w:lsdException w:name="Date" w:semiHidden="0" w:uiPriority="0" w:unhideWhenUsed="0"/>
+    <w:lsdException w:name="Body Text First Indent" w:semiHidden="0" w:uiPriority="0" w:unhideWhenUsed="0"/>
+    <w:lsdException w:name="Body Text First Indent 2" w:semiHidden="0" w:uiPriority="0" w:unhideWhenUsed="0"/>
+    <w:lsdException w:name="Body Text 2" w:semiHidden="0" w:uiPriority="0" w:unhideWhenUsed="0"/>
+    <w:lsdException w:name="Body Text 3" w:semiHidden="0" w:uiPriority="0" w:unhideWhenUsed="0"/>
+    <w:lsdException w:name="Body Text Indent 2" w:semiHidden="0" w:uiPriority="0" w:unhideWhenUsed="0"/>
+    <w:lsdException w:name="Body Text Indent 3" w:semiHidden="0" w:uiPriority="0" w:unhideWhenUsed="0"/>
+    <w:lsdException w:name="Block Text" w:semiHidden="0" w:uiPriority="0" w:unhideWhenUsed="0"/>
+    <w:lsdException w:name="Hyperlink" w:semiHidden="0" w:uiPriority="0" w:unhideWhenUsed="0"/>
+    <w:lsdException w:name="FollowedHyperlink" w:semiHidden="0" w:uiPriority="0" w:unhideWhenUsed="0"/>
+    <w:lsdException w:name="Strong" w:semiHidden="0" w:uiPriority="0" w:unhideWhenUsed="0" w:qFormat="1"/>
+    <w:lsdException w:name="Emphasis" w:semiHidden="0" w:uiPriority="0" w:unhideWhenUsed="0" w:qFormat="1"/>
+    <w:lsdException w:name="Document Map" w:semiHidden="0" w:uiPriority="0" w:unhideWhenUsed="0"/>
+    <w:lsdException w:name="Plain Text" w:semiHidden="0" w:uiPriority="0" w:unhideWhenUsed="0"/>
+    <w:lsdException w:name="E-mail Signature" w:semiHidden="0" w:uiPriority="0" w:unhideWhenUsed="0"/>
+    <w:lsdException w:name="Normal (Web)" w:semiHidden="0" w:uiPriority="0" w:unhideWhenUsed="0" w:qFormat="1"/>
+    <w:lsdException w:name="HTML Acronym" w:semiHidden="0" w:uiPriority="0" w:unhideWhenUsed="0"/>
+    <w:lsdException w:name="HTML Address" w:semiHidden="0" w:uiPriority="0" w:unhideWhenUsed="0"/>
+    <w:lsdException w:name="HTML Cite" w:semiHidden="0" w:uiPriority="0" w:unhideWhenUsed="0"/>
+    <w:lsdException w:name="HTML Code" w:semiHidden="0" w:uiPriority="0" w:unhideWhenUsed="0"/>
+    <w:lsdException w:name="HTML Definition" w:semiHidden="0" w:uiPriority="0" w:unhideWhenUsed="0"/>
+    <w:lsdException w:name="HTML Keyboard" w:semiHidden="0" w:uiPriority="0" w:unhideWhenUsed="0"/>
+    <w:lsdException w:name="HTML Preformatted" w:semiHidden="0" w:uiPriority="0" w:unhideWhenUsed="0"/>
+    <w:lsdException w:name="HTML Sample" w:semiHidden="0" w:uiPriority="0" w:unhideWhenUsed="0"/>
+    <w:lsdException w:name="HTML Typewriter" w:semiHidden="0" w:uiPriority="0" w:unhideWhenUsed="0"/>
+    <w:lsdException w:name="HTML Variable" w:semiHidden="0" w:uiPriority="0" w:unhideWhenUsed="0"/>
+    <w:lsdException w:name="Normal Table" w:uiPriority="0" w:unhideWhenUsed="0" w:qFormat="1"/>
+    <w:lsdException w:name="annotation subject" w:semiHidden="0" w:uiPriority="0" w:unhideWhenUsed="0"/>
+    <w:lsdException w:name="Table Simple 1" w:semiHidden="0" w:uiPriority="0" w:unhideWhenUsed="0"/>
+    <w:lsdException w:name="Table Simple 2" w:semiHidden="0" w:uiPriority="0" w:unhideWhenUsed="0"/>
+    <w:lsdException w:name="Table Simple 3" w:semiHidden="0" w:uiPriority="0" w:unhideWhenUsed="0"/>
+    <w:lsdException w:name="Table Classic 1" w:semiHidden="0" w:uiPriority="0" w:unhideWhenUsed="0"/>
+    <w:lsdException w:name="Table Classic 2" w:semiHidden="0" w:uiPriority="0" w:unhideWhenUsed="0"/>
+    <w:lsdException w:name="Table Classic 3" w:semiHidden="0" w:uiPriority="0" w:unhideWhenUsed="0"/>
+    <w:lsdException w:name="Table Classic 4" w:semiHidden="0" w:uiPriority="0" w:unhideWhenUsed="0"/>
+    <w:lsdException w:name="Table Colorful 1" w:semiHidden="0" w:uiPriority="0" w:unhideWhenUsed="0"/>
+    <w:lsdException w:name="Table Colorful 2" w:semiHidden="0" w:uiPriority="0" w:unhideWhenUsed="0"/>
+    <w:lsdException w:name="Table Colorful 3" w:semiHidden="0" w:uiPriority="0" w:unhideWhenUsed="0"/>
+    <w:lsdException w:name="Table Columns 1" w:semiHidden="0" w:uiPriority="0" w:unhideWhenUsed="0"/>
+    <w:lsdException w:name="Table Columns 2" w:semiHidden="0" w:uiPriority="0" w:unhideWhenUsed="0"/>
+    <w:lsdException w:name="Table Columns 3" w:semiHidden="0" w:uiPriority="0" w:unhideWhenUsed="0"/>
+    <w:lsdException w:name="Table Columns 4" w:semiHidden="0" w:uiPriority="0" w:unhideWhenUsed="0"/>
+    <w:lsdException w:name="Table Columns 5" w:semiHidden="0" w:uiPriority="0" w:unhideWhenUsed="0"/>
+    <w:lsdException w:name="Table Grid 1" w:semiHidden="0" w:uiPriority="0" w:unhideWhenUsed="0"/>
+    <w:lsdException w:name="Table Grid 2" w:semiHidden="0" w:uiPriority="0" w:unhideWhenUsed="0"/>
+    <w:lsdException w:name="Table Grid 3" w:semiHidden="0" w:uiPriority="0" w:unhideWhenUsed="0"/>
+    <w:lsdException w:name="Table Grid 4" w:semiHidden="0" w:uiPriority="0" w:unhideWhenUsed="0"/>
+    <w:lsdException w:name="Table Grid 5" w:semiHidden="0" w:uiPriority="0" w:unhideWhenUsed="0"/>
+    <w:lsdException w:name="Table Grid 6" w:semiHidden="0" w:uiPriority="0" w:unhideWhenUsed="0"/>
+    <w:lsdException w:name="Table Grid 7" w:semiHidden="0" w:uiPriority="0" w:unhideWhenUsed="0"/>
+    <w:lsdException w:name="Table Grid 8" w:semiHidden="0" w:uiPriority="0" w:unhideWhenUsed="0"/>
+    <w:lsdException w:name="Table List 1" w:semiHidden="0" w:uiPriority="0" w:unhideWhenUsed="0"/>
+    <w:lsdException w:name="Table List 2" w:semiHidden="0" w:uiPriority="0" w:unhideWhenUsed="0"/>
+    <w:lsdException w:name="Table List 3" w:semiHidden="0" w:uiPriority="0" w:unhideWhenUsed="0"/>
+    <w:lsdException w:name="Table List 4" w:semiHidden="0" w:uiPriority="0" w:unhideWhenUsed="0"/>
+    <w:lsdException w:name="Table List 5" w:semiHidden="0" w:uiPriority="0" w:unhideWhenUsed="0"/>
+    <w:lsdException w:name="Table List 6" w:semiHidden="0" w:uiPriority="0" w:unhideWhenUsed="0"/>
+    <w:lsdException w:name="Table List 7" w:semiHidden="0" w:uiPriority="0" w:unhideWhenUsed="0"/>
+    <w:lsdException w:name="Table List 8" w:semiHidden="0" w:uiPriority="0" w:unhideWhenUsed="0"/>
+    <w:lsdException w:name="Table 3D effects 1" w:semiHidden="0" w:uiPriority="0" w:unhideWhenUsed="0"/>
+    <w:lsdException w:name="Table 3D effects 2" w:semiHidden="0" w:uiPriority="0" w:unhideWhenUsed="0"/>
+    <w:lsdException w:name="Table 3D effects 3" w:semiHidden="0" w:uiPriority="0" w:unhideWhenUsed="0"/>
+    <w:lsdException w:name="Table Contemporary" w:semiHidden="0" w:uiPriority="0" w:unhideWhenUsed="0"/>
+    <w:lsdException w:name="Table Elegant" w:semiHidden="0" w:uiPriority="0" w:unhideWhenUsed="0"/>
+    <w:lsdException w:name="Table Professional" w:semiHidden="0" w:uiPriority="0" w:unhideWhenUsed="0"/>
+    <w:lsdException w:name="Table Subtle 1" w:semiHidden="0" w:uiPriority="0" w:unhideWhenUsed="0"/>
+    <w:lsdException w:name="Table Subtle 2" w:semiHidden="0" w:uiPriority="0" w:unhideWhenUsed="0"/>
+    <w:lsdException w:name="Table Web 1" w:semiHidden="0" w:uiPriority="0" w:unhideWhenUsed="0"/>
+    <w:lsdException w:name="Table Web 2" w:semiHidden="0" w:uiPriority="0" w:unhideWhenUsed="0"/>
+    <w:lsdException w:name="Table Web 3" w:semiHidden="0" w:uiPriority="0" w:unhideWhenUsed="0"/>
+    <w:lsdException w:name="Balloon Text" w:semiHidden="0" w:uiPriority="0" w:unhideWhenUsed="0"/>
+    <w:lsdException w:name="Table Grid" w:semiHidden="0" w:uiPriority="0" w:unhideWhenUsed="0" w:qFormat="1"/>
+    <w:lsdException w:name="Table Theme" w:semiHidden="0" w:uiPriority="0" w:unhideWhenUsed="0"/>
+    <w:lsdException w:name="Light Shading" w:semiHidden="0" w:uiPriority="60" w:unhideWhenUsed="0"/>
+    <w:lsdException w:name="Light List" w:semiHidden="0" w:uiPriority="61" w:unhideWhenUsed="0"/>
+    <w:lsdException w:name="Light Grid" w:semiHidden="0" w:uiPriority="62" w:unhideWhenUsed="0"/>
+    <w:lsdException w:name="Medium Shading 1" w:semiHidden="0" w:uiPriority="63" w:unhideWhenUsed="0"/>
+    <w:lsdException w:name="Medium Shading 2" w:semiHidden="0" w:uiPriority="64" w:unhideWhenUsed="0"/>
+    <w:lsdException w:name="Medium List 1" w:semiHidden="0" w:uiPriority="65" w:unhideWhenUsed="0"/>
+    <w:lsdException w:name="Medium List 2" w:semiHidden="0" w:uiPriority="66" w:unhideWhenUsed="0"/>
+    <w:lsdException w:name="Medium Grid 1" w:semiHidden="0" w:uiPriority="67" w:unhideWhenUsed="0"/>
+    <w:lsdException w:name="Medium Grid 2" w:semiHidden="0" w:uiPriority="68" w:unhideWhenUsed="0"/>
+    <w:lsdException w:name="Medium Grid 3" w:semiHidden="0" w:uiPriority="69" w:unhideWhenUsed="0"/>
+    <w:lsdException w:name="Dark List" w:semiHidden="0" w:uiPriority="70" w:unhideWhenUsed="0"/>
+    <w:lsdException w:name="Colorful Shading" w:semiHidden="0" w:uiPriority="71" w:unhideWhenUsed="0"/>
+    <w:lsdException w:name="Colorful List" w:semiHidden="0" w:uiPriority="72" w:unhideWhenUsed="0"/>
+    <w:lsdException w:name="Colorful Grid" w:semiHidden="0" w:uiPriority="73" w:unhideWhenUsed="0"/>
+    <w:lsdException w:name="Light Shading Accent 1" w:semiHidden="0" w:uiPriority="60" w:unhideWhenUsed="0"/>
+    <w:lsdException w:name="Light List Accent 1" w:semiHidden="0" w:uiPriority="61" w:unhideWhenUsed="0"/>
+    <w:lsdException w:name="Light Grid Accent 1" w:semiHidden="0" w:uiPriority="62" w:unhideWhenUsed="0"/>
+    <w:lsdException w:name="Medium Shading 1 Accent 1" w:semiHidden="0" w:uiPriority="63" w:unhideWhenUsed="0"/>
+    <w:lsdException w:name="Medium Shading 2 Accent 1" w:semiHidden="0" w:uiPriority="64" w:unhideWhenUsed="0"/>
+    <w:lsdException w:name="Medium List 1 Accent 1" w:semiHidden="0" w:uiPriority="65" w:unhideWhenUsed="0"/>
+    <w:lsdException w:name="Medium List 2 Accent 1" w:semiHidden="0" w:uiPriority="66" w:unhideWhenUsed="0"/>
+    <w:lsdException w:name="Medium Grid 1 Accent 1" w:semiHidden="0" w:uiPriority="67" w:unhideWhenUsed="0"/>
+    <w:lsdException w:name="Medium Grid 2 Accent 1" w:semiHidden="0" w:uiPriority="68" w:unhideWhenUsed="0"/>
+    <w:lsdException w:name="Medium Grid 3 Accent 1" w:semiHidden="0" w:uiPriority="69" w:unhideWhenUsed="0"/>
+    <w:lsdException w:name="Dark List Accent 1" w:semiHidden="0" w:uiPriority="70" w:unhideWhenUsed="0"/>
+    <w:lsdException w:name="Colorful Shading Accent 1" w:semiHidden="0" w:uiPriority="71" w:unhideWhenUsed="0"/>
+    <w:lsdException w:name="Colorful List Accent 1" w:semiHidden="0" w:uiPriority="72" w:unhideWhenUsed="0"/>
+    <w:lsdException w:name="Colorful Grid Accent 1" w:semiHidden="0" w:uiPriority="73" w:unhideWhenUsed="0"/>
+    <w:lsdException w:name="Light Shading Accent 2" w:semiHidden="0" w:uiPriority="60" w:unhideWhenUsed="0"/>
+    <w:lsdException w:name="Light List Accent 2" w:semiHidden="0" w:uiPriority="61" w:unhideWhenUsed="0"/>
+    <w:lsdException w:name="Light Grid Accent 2" w:semiHidden="0" w:uiPriority="62" w:unhideWhenUsed="0"/>
+    <w:lsdException w:name="Medium Shading 1 Accent 2" w:semiHidden="0" w:uiPriority="63" w:unhideWhenUsed="0"/>
+    <w:lsdException w:name="Medium Shading 2 Accent 2" w:semiHidden="0" w:uiPriority="64" w:unhideWhenUsed="0"/>
+    <w:lsdException w:name="Medium List 1 Accent 2" w:semiHidden="0" w:uiPriority="65" w:unhideWhenUsed="0"/>
+    <w:lsdException w:name="Medium List 2 Accent 2" w:semiHidden="0" w:uiPriority="66" w:unhideWhenUsed="0"/>
+    <w:lsdException w:name="Medium Grid 1 Accent 2" w:semiHidden="0" w:uiPriority="67" w:unhideWhenUsed="0"/>
+    <w:lsdException w:name="Medium Grid 2 Accent 2" w:semiHidden="0" w:uiPriority="68" w:unhideWhenUsed="0"/>
+    <w:lsdException w:name="Medium Grid 3 Accent 2" w:semiHidden="0" w:uiPriority="69" w:unhideWhenUsed="0"/>
+    <w:lsdException w:name="Dark List Accent 2" w:semiHidden="0" w:uiPriority="70" w:unhideWhenUsed="0"/>
+    <w:lsdException w:name="Colorful Shading Accent 2" w:semiHidden="0" w:uiPriority="71" w:unhideWhenUsed="0"/>
+    <w:lsdException w:name="Colorful List Accent 2" w:semiHidden="0" w:uiPriority="72" w:unhideWhenUsed="0"/>
+    <w:lsdException w:name="Colorful Grid Accent 2" w:semiHidden="0" w:uiPriority="73" w:unhideWhenUsed="0"/>
+    <w:lsdException w:name="Light Shading Accent 3" w:semiHidden="0" w:uiPriority="60" w:unhideWhenUsed="0"/>
+    <w:lsdException w:name="Light List Accent 3" w:semiHidden="0" w:uiPriority="61" w:unhideWhenUsed="0"/>
+    <w:lsdException w:name="Light Grid Accent 3" w:semiHidden="0" w:uiPriority="62" w:unhideWhenUsed="0"/>
+    <w:lsdException w:name="Medium Shading 1 Accent 3" w:semiHidden="0" w:uiPriority="63" w:unhideWhenUsed="0"/>
+    <w:lsdException w:name="Medium Shading 2 Accent 3" w:semiHidden="0" w:uiPriority="64" w:unhideWhenUsed="0"/>
+    <w:lsdException w:name="Medium List 1 Accent 3" w:semiHidden="0" w:uiPriority="65" w:unhideWhenUsed="0"/>
+    <w:lsdException w:name="Medium List 2 Accent 3" w:semiHidden="0" w:uiPriority="66" w:unhideWhenUsed="0"/>
+    <w:lsdException w:name="Medium Grid 1 Accent 3" w:semiHidden="0" w:uiPriority="67" w:unhideWhenUsed="0"/>
+    <w:lsdException w:name="Medium Grid 2 Accent 3" w:semiHidden="0" w:uiPriority="68" w:unhideWhenUsed="0"/>
+    <w:lsdException w:name="Medium Grid 3 Accent 3" w:semiHidden="0" w:uiPriority="69" w:unhideWhenUsed="0"/>
+    <w:lsdException w:name="Dark List Accent 3" w:semiHidden="0" w:uiPriority="70" w:unhideWhenUsed="0"/>
+    <w:lsdException w:name="Colorful Shading Accent 3" w:semiHidden="0" w:uiPriority="71" w:unhideWhenUsed="0"/>
+    <w:lsdException w:name="Colorful List Accent 3" w:semiHidden="0" w:uiPriority="72" w:unhideWhenUsed="0"/>
+    <w:lsdException w:name="Colorful Grid Accent 3" w:semiHidden="0" w:uiPriority="73" w:unhideWhenUsed="0"/>
+    <w:lsdException w:name="Light Shading Accent 4" w:semiHidden="0" w:uiPriority="60" w:unhideWhenUsed="0"/>
+    <w:lsdException w:name="Light List Accent 4" w:semiHidden="0" w:uiPriority="61" w:unhideWhenUsed="0"/>
+    <w:lsdException w:name="Light Grid Accent 4" w:semiHidden="0" w:uiPriority="62" w:unhideWhenUsed="0"/>
+    <w:lsdException w:name="Medium Shading 1 Accent 4" w:semiHidden="0" w:uiPriority="63" w:unhideWhenUsed="0"/>
+    <w:lsdException w:name="Medium Shading 2 Accent 4" w:semiHidden="0" w:uiPriority="64" w:unhideWhenUsed="0"/>
+    <w:lsdException w:name="Medium List 1 Accent 4" w:semiHidden="0" w:uiPriority="65" w:unhideWhenUsed="0"/>
+    <w:lsdException w:name="Medium List 2 Accent 4" w:semiHidden="0" w:uiPriority="66" w:unhideWhenUsed="0"/>
+    <w:lsdException w:name="Medium Grid 1 Accent 4" w:semiHidden="0" w:uiPriority="67" w:unhideWhenUsed="0"/>
+    <w:lsdException w:name="Medium Grid 2 Accent 4" w:semiHidden="0" w:uiPriority="68" w:unhideWhenUsed="0"/>
+    <w:lsdException w:name="Medium Grid 3 Accent 4" w:semiHidden="0" w:uiPriority="69" w:unhideWhenUsed="0"/>
+    <w:lsdException w:name="Dark List Accent 4" w:semiHidden="0" w:uiPriority="70" w:unhideWhenUsed="0"/>
+    <w:lsdException w:name="Colorful Shading Accent 4" w:semiHidden="0" w:uiPriority="71" w:unhideWhenUsed="0"/>
+    <w:lsdException w:name="Colorful List Accent 4" w:semiHidden="0" w:uiPriority="72" w:unhideWhenUsed="0"/>
+    <w:lsdException w:name="Colorful Grid Accent 4" w:semiHidden="0" w:uiPriority="73" w:unhideWhenUsed="0"/>
+    <w:lsdException w:name="Light Shading Accent 5" w:semiHidden="0" w:uiPriority="60" w:unhideWhenUsed="0"/>
+    <w:lsdException w:name="Light List Accent 5" w:semiHidden="0" w:uiPriority="61" w:unhideWhenUsed="0"/>
+    <w:lsdException w:name="Light Grid Accent 5" w:semiHidden="0" w:uiPriority="62" w:unhideWhenUsed="0"/>
+    <w:lsdException w:name="Medium Shading 1 Accent 5" w:semiHidden="0" w:uiPriority="63" w:unhideWhenUsed="0"/>
+    <w:lsdException w:name="Medium Shading 2 Accent 5" w:semiHidden="0" w:uiPriority="64" w:unhideWhenUsed="0"/>
+    <w:lsdException w:name="Medium List 1 Accent 5" w:semiHidden="0" w:uiPriority="65" w:unhideWhenUsed="0"/>
+    <w:lsdException w:name="Medium List 2 Accent 5" w:semiHidden="0" w:uiPriority="66" w:unhideWhenUsed="0"/>
+    <w:lsdException w:name="Medium Grid 1 Accent 5" w:semiHidden="0" w:uiPriority="67" w:unhideWhenUsed="0"/>
+    <w:lsdException w:name="Medium Grid 2 Accent 5" w:semiHidden="0" w:uiPriority="68" w:unhideWhenUsed="0"/>
+    <w:lsdException w:name="Medium Grid 3 Accent 5" w:semiHidden="0" w:uiPriority="69" w:unhideWhenUsed="0"/>
+    <w:lsdException w:name="Dark List Accent 5" w:semiHidden="0" w:uiPriority="70" w:unhideWhenUsed="0"/>
+    <w:lsdException w:name="Colorful Shading Accent 5" w:semiHidden="0" w:uiPriority="71" w:unhideWhenUsed="0"/>
+    <w:lsdException w:name="Colorful List Accent 5" w:semiHidden="0" w:uiPriority="72" w:unhideWhenUsed="0"/>
+    <w:lsdException w:name="Colorful Grid Accent 5" w:semiHidden="0" w:uiPriority="73" w:unhideWhenUsed="0"/>
+    <w:lsdException w:name="Light Shading Accent 6" w:semiHidden="0" w:uiPriority="60" w:unhideWhenUsed="0"/>
+    <w:lsdException w:name="Light List Accent 6" w:semiHidden="0" w:uiPriority="61" w:unhideWhenUsed="0"/>
+    <w:lsdException w:name="Light Grid Accent 6" w:semiHidden="0" w:uiPriority="62" w:unhideWhenUsed="0"/>
+    <w:lsdException w:name="Medium Shading 1 Accent 6" w:semiHidden="0" w:uiPriority="63" w:unhideWhenUsed="0"/>
+    <w:lsdException w:name="Medium Shading 2 Accent 6" w:semiHidden="0" w:uiPriority="64" w:unhideWhenUsed="0"/>
+    <w:lsdException w:name="Medium List 1 Accent 6" w:semiHidden="0" w:uiPriority="65" w:unhideWhenUsed="0"/>
+    <w:lsdException w:name="Medium List 2 Accent 6" w:semiHidden="0" w:uiPriority="66" w:unhideWhenUsed="0"/>
+    <w:lsdException w:name="Medium Grid 1 Accent 6" w:semiHidden="0" w:uiPriority="67" w:unhideWhenUsed="0"/>
+    <w:lsdException w:name="Medium Grid 2 Accent 6" w:semiHidden="0" w:uiPriority="68" w:unhideWhenUsed="0"/>
+    <w:lsdException w:name="Medium Grid 3 Accent 6" w:semiHidden="0" w:uiPriority="69" w:unhideWhenUsed="0"/>
+    <w:lsdException w:name="Dark List Accent 6" w:semiHidden="0" w:uiPriority="70" w:unhideWhenUsed="0"/>
+    <w:lsdException w:name="Colorful Shading Accent 6" w:semiHidden="0" w:uiPriority="71" w:unhideWhenUsed="0"/>
+    <w:lsdException w:name="Colorful List Accent 6" w:semiHidden="0" w:uiPriority="72" w:unhideWhenUsed="0"/>
+    <w:lsdException w:name="Colorful Grid Accent 6" w:semiHidden="0" w:uiPriority="73" w:unhideWhenUsed="0"/>
   </w:latentStyles>
-  <w:style w:type="paragraph" w:default="1" w:styleId="1">
+  <w:style w:type="paragraph" w:default="1" w:styleId="Normal">
     <w:name w:val="Normal"/>
     <w:qFormat/>
-    <w:uiPriority w:val="0"/>
     <w:pPr>
       <w:kinsoku w:val="0"/>
       <w:autoSpaceDE w:val="0"/>
@@ -6826,7 +6692,7 @@
       <w:textAlignment w:val="baseline"/>
     </w:pPr>
     <w:rPr>
-      <w:rFonts w:ascii="Arial" w:hAnsi="Arial" w:eastAsia="宋体" w:cs="Arial"/>
+      <w:rFonts w:ascii="Arial" w:eastAsia="宋体" w:hAnsi="Arial" w:cs="Arial"/>
       <w:snapToGrid w:val="0"/>
       <w:color w:val="000000"/>
       <w:kern w:val="0"/>
@@ -6835,12 +6701,11 @@
       <w:lang w:val="en-US" w:eastAsia="en-US" w:bidi="ar-SA"/>
     </w:rPr>
   </w:style>
-  <w:style w:type="paragraph" w:styleId="2">
+  <w:style w:type="paragraph" w:styleId="Heading1">
     <w:name w:val="heading 1"/>
-    <w:basedOn w:val="1"/>
-    <w:next w:val="1"/>
+    <w:basedOn w:val="Normal"/>
+    <w:next w:val="Normal"/>
     <w:qFormat/>
-    <w:uiPriority w:val="0"/>
     <w:pPr>
       <w:keepNext/>
       <w:keepLines/>
@@ -6858,13 +6723,12 @@
       <w:sz w:val="44"/>
     </w:rPr>
   </w:style>
-  <w:style w:type="paragraph" w:styleId="3">
+  <w:style w:type="paragraph" w:styleId="Heading2">
     <w:name w:val="heading 2"/>
-    <w:basedOn w:val="1"/>
-    <w:next w:val="1"/>
+    <w:basedOn w:val="Normal"/>
+    <w:next w:val="Normal"/>
     <w:unhideWhenUsed/>
     <w:qFormat/>
-    <w:uiPriority w:val="0"/>
     <w:pPr>
       <w:keepNext/>
       <w:keepLines/>
@@ -6877,19 +6741,18 @@
       <w:outlineLvl w:val="1"/>
     </w:pPr>
     <w:rPr>
-      <w:rFonts w:ascii="Arial" w:hAnsi="Arial" w:eastAsia="黑体"/>
+      <w:rFonts w:ascii="Arial" w:eastAsia="黑体" w:hAnsi="Arial"/>
       <w:b/>
       <w:sz w:val="32"/>
     </w:rPr>
   </w:style>
-  <w:style w:type="paragraph" w:styleId="4">
+  <w:style w:type="paragraph" w:styleId="Heading3">
     <w:name w:val="heading 3"/>
-    <w:basedOn w:val="1"/>
-    <w:next w:val="1"/>
+    <w:basedOn w:val="Normal"/>
+    <w:next w:val="Normal"/>
     <w:semiHidden/>
     <w:unhideWhenUsed/>
     <w:qFormat/>
-    <w:uiPriority w:val="0"/>
     <w:pPr>
       <w:keepNext/>
       <w:keepLines/>
@@ -6906,13 +6769,12 @@
       <w:sz w:val="32"/>
     </w:rPr>
   </w:style>
-  <w:style w:type="paragraph" w:styleId="5">
+  <w:style w:type="paragraph" w:styleId="Heading4">
     <w:name w:val="heading 4"/>
-    <w:basedOn w:val="1"/>
-    <w:next w:val="1"/>
+    <w:basedOn w:val="Normal"/>
+    <w:next w:val="Normal"/>
     <w:unhideWhenUsed/>
     <w:qFormat/>
-    <w:uiPriority w:val="0"/>
     <w:pPr>
       <w:keepNext/>
       <w:keepLines/>
@@ -6925,19 +6787,18 @@
       <w:outlineLvl w:val="3"/>
     </w:pPr>
     <w:rPr>
-      <w:rFonts w:ascii="Arial" w:hAnsi="Arial" w:eastAsia="黑体"/>
+      <w:rFonts w:ascii="Arial" w:eastAsia="黑体" w:hAnsi="Arial"/>
       <w:b/>
       <w:sz w:val="28"/>
     </w:rPr>
   </w:style>
-  <w:style w:type="paragraph" w:styleId="6">
+  <w:style w:type="paragraph" w:styleId="Heading5">
     <w:name w:val="heading 5"/>
-    <w:basedOn w:val="1"/>
-    <w:next w:val="1"/>
+    <w:basedOn w:val="Normal"/>
+    <w:next w:val="Normal"/>
     <w:semiHidden/>
     <w:unhideWhenUsed/>
     <w:qFormat/>
-    <w:uiPriority w:val="0"/>
     <w:pPr>
       <w:keepNext/>
       <w:keepLines/>
@@ -6954,14 +6815,13 @@
       <w:sz w:val="28"/>
     </w:rPr>
   </w:style>
-  <w:style w:type="paragraph" w:styleId="7">
+  <w:style w:type="paragraph" w:styleId="Heading6">
     <w:name w:val="heading 6"/>
-    <w:basedOn w:val="1"/>
-    <w:next w:val="1"/>
+    <w:basedOn w:val="Normal"/>
+    <w:next w:val="Normal"/>
     <w:semiHidden/>
     <w:unhideWhenUsed/>
     <w:qFormat/>
-    <w:uiPriority w:val="0"/>
     <w:pPr>
       <w:keepNext/>
       <w:keepLines/>
@@ -6974,19 +6834,18 @@
       <w:outlineLvl w:val="5"/>
     </w:pPr>
     <w:rPr>
-      <w:rFonts w:ascii="Arial" w:hAnsi="Arial" w:eastAsia="黑体"/>
+      <w:rFonts w:ascii="Arial" w:eastAsia="黑体" w:hAnsi="Arial"/>
       <w:b/>
       <w:sz w:val="24"/>
     </w:rPr>
   </w:style>
-  <w:style w:type="paragraph" w:styleId="8">
+  <w:style w:type="paragraph" w:styleId="Heading7">
     <w:name w:val="heading 7"/>
-    <w:basedOn w:val="1"/>
-    <w:next w:val="1"/>
+    <w:basedOn w:val="Normal"/>
+    <w:next w:val="Normal"/>
     <w:semiHidden/>
     <w:unhideWhenUsed/>
     <w:qFormat/>
-    <w:uiPriority w:val="0"/>
     <w:pPr>
       <w:keepNext/>
       <w:keepLines/>
@@ -7003,14 +6862,13 @@
       <w:sz w:val="24"/>
     </w:rPr>
   </w:style>
-  <w:style w:type="paragraph" w:styleId="9">
+  <w:style w:type="paragraph" w:styleId="Heading8">
     <w:name w:val="heading 8"/>
-    <w:basedOn w:val="1"/>
-    <w:next w:val="1"/>
+    <w:basedOn w:val="Normal"/>
+    <w:next w:val="Normal"/>
     <w:semiHidden/>
     <w:unhideWhenUsed/>
     <w:qFormat/>
-    <w:uiPriority w:val="0"/>
     <w:pPr>
       <w:keepNext/>
       <w:keepLines/>
@@ -7023,18 +6881,17 @@
       <w:outlineLvl w:val="7"/>
     </w:pPr>
     <w:rPr>
-      <w:rFonts w:ascii="Arial" w:hAnsi="Arial" w:eastAsia="黑体"/>
+      <w:rFonts w:ascii="Arial" w:eastAsia="黑体" w:hAnsi="Arial"/>
       <w:sz w:val="24"/>
     </w:rPr>
   </w:style>
-  <w:style w:type="paragraph" w:styleId="10">
+  <w:style w:type="paragraph" w:styleId="Heading9">
     <w:name w:val="heading 9"/>
-    <w:basedOn w:val="1"/>
-    <w:next w:val="1"/>
+    <w:basedOn w:val="Normal"/>
+    <w:next w:val="Normal"/>
     <w:semiHidden/>
     <w:unhideWhenUsed/>
     <w:qFormat/>
-    <w:uiPriority w:val="0"/>
     <w:pPr>
       <w:keepNext/>
       <w:keepLines/>
@@ -7047,21 +6904,19 @@
       <w:outlineLvl w:val="8"/>
     </w:pPr>
     <w:rPr>
-      <w:rFonts w:ascii="Arial" w:hAnsi="Arial" w:eastAsia="黑体"/>
+      <w:rFonts w:ascii="Arial" w:eastAsia="黑体" w:hAnsi="Arial"/>
       <w:sz w:val="21"/>
     </w:rPr>
   </w:style>
-  <w:style w:type="character" w:default="1" w:styleId="22">
+  <w:style w:type="character" w:default="1" w:styleId="DefaultParagraphFont">
     <w:name w:val="Default Paragraph Font"/>
     <w:semiHidden/>
     <w:qFormat/>
-    <w:uiPriority w:val="0"/>
   </w:style>
-  <w:style w:type="table" w:default="1" w:styleId="20">
+  <w:style w:type="table" w:default="1" w:styleId="TableNormal">
     <w:name w:val="Normal Table"/>
     <w:semiHidden/>
     <w:qFormat/>
-    <w:uiPriority w:val="0"/>
     <w:tblPr>
       <w:tblCellMar>
         <w:top w:w="0" w:type="dxa"/>
@@ -7071,43 +6926,39 @@
       </w:tblCellMar>
     </w:tblPr>
   </w:style>
-  <w:style w:type="paragraph" w:styleId="11">
+  <w:style w:type="paragraph" w:styleId="CommentText">
     <w:name w:val="annotation text"/>
-    <w:basedOn w:val="1"/>
+    <w:basedOn w:val="Normal"/>
     <w:qFormat/>
-    <w:uiPriority w:val="0"/>
     <w:pPr>
       <w:jc w:val="left"/>
     </w:pPr>
   </w:style>
-  <w:style w:type="paragraph" w:styleId="12">
+  <w:style w:type="paragraph" w:styleId="BodyText">
     <w:name w:val="Body Text"/>
-    <w:basedOn w:val="1"/>
+    <w:basedOn w:val="Normal"/>
     <w:semiHidden/>
     <w:qFormat/>
-    <w:uiPriority w:val="0"/>
     <w:rPr>
-      <w:rFonts w:ascii="Arial" w:hAnsi="Arial" w:eastAsia="Arial" w:cs="Arial"/>
+      <w:rFonts w:ascii="Arial" w:eastAsia="Arial" w:hAnsi="Arial" w:cs="Arial"/>
       <w:sz w:val="21"/>
       <w:szCs w:val="21"/>
       <w:lang w:val="en-US" w:eastAsia="en-US" w:bidi="ar-SA"/>
     </w:rPr>
   </w:style>
-  <w:style w:type="paragraph" w:styleId="13">
+  <w:style w:type="paragraph" w:styleId="TOC3">
     <w:name w:val="toc 3"/>
-    <w:basedOn w:val="1"/>
-    <w:next w:val="1"/>
+    <w:basedOn w:val="Normal"/>
+    <w:next w:val="Normal"/>
     <w:qFormat/>
-    <w:uiPriority w:val="0"/>
     <w:pPr>
       <w:ind w:left="840" w:leftChars="400"/>
     </w:pPr>
   </w:style>
-  <w:style w:type="paragraph" w:styleId="14">
+  <w:style w:type="paragraph" w:styleId="Footer">
     <w:name w:val="footer"/>
-    <w:basedOn w:val="1"/>
+    <w:basedOn w:val="Normal"/>
     <w:qFormat/>
-    <w:uiPriority w:val="0"/>
     <w:pPr>
       <w:tabs>
         <w:tab w:val="center" w:pos="4153"/>
@@ -7120,17 +6971,16 @@
       <w:sz w:val="18"/>
     </w:rPr>
   </w:style>
-  <w:style w:type="paragraph" w:styleId="15">
+  <w:style w:type="paragraph" w:styleId="Header">
     <w:name w:val="header"/>
-    <w:basedOn w:val="1"/>
+    <w:basedOn w:val="Normal"/>
     <w:qFormat/>
-    <w:uiPriority w:val="0"/>
     <w:pPr>
       <w:pBdr>
-        <w:top w:val="none" w:color="auto" w:sz="0" w:space="0"/>
-        <w:left w:val="none" w:color="auto" w:sz="0" w:space="0"/>
-        <w:bottom w:val="none" w:color="auto" w:sz="0" w:space="0"/>
-        <w:right w:val="none" w:color="auto" w:sz="0" w:space="0"/>
+        <w:top w:val="nil"/>
+        <w:left w:val="nil"/>
+        <w:bottom w:val="nil"/>
+        <w:right w:val="nil"/>
       </w:pBdr>
       <w:tabs>
         <w:tab w:val="center" w:pos="4153"/>
@@ -7145,41 +6995,37 @@
       <w:sz w:val="18"/>
     </w:rPr>
   </w:style>
-  <w:style w:type="paragraph" w:styleId="16">
+  <w:style w:type="paragraph" w:styleId="TOC1">
     <w:name w:val="toc 1"/>
-    <w:basedOn w:val="1"/>
-    <w:next w:val="1"/>
+    <w:basedOn w:val="Normal"/>
+    <w:next w:val="Normal"/>
     <w:qFormat/>
-    <w:uiPriority w:val="0"/>
     <w:rPr>
-      <w:rFonts w:ascii="Arial" w:hAnsi="Arial" w:eastAsia="Microsoft JhengHei"/>
+      <w:rFonts w:ascii="Arial" w:eastAsia="Microsoft JhengHei" w:hAnsi="Arial"/>
       <w:sz w:val="24"/>
     </w:rPr>
   </w:style>
-  <w:style w:type="paragraph" w:styleId="17">
+  <w:style w:type="paragraph" w:styleId="TOC2">
     <w:name w:val="toc 2"/>
-    <w:basedOn w:val="1"/>
-    <w:next w:val="1"/>
+    <w:basedOn w:val="Normal"/>
+    <w:next w:val="Normal"/>
     <w:qFormat/>
-    <w:uiPriority w:val="0"/>
     <w:pPr>
       <w:ind w:left="420" w:leftChars="200"/>
     </w:pPr>
   </w:style>
-  <w:style w:type="paragraph" w:styleId="18">
+  <w:style w:type="paragraph" w:styleId="NormalWeb">
     <w:name w:val="Normal (Web)"/>
-    <w:basedOn w:val="1"/>
+    <w:basedOn w:val="Normal"/>
     <w:qFormat/>
-    <w:uiPriority w:val="0"/>
     <w:rPr>
       <w:sz w:val="24"/>
     </w:rPr>
   </w:style>
-  <w:style w:type="paragraph" w:styleId="19">
+  <w:style w:type="paragraph" w:styleId="Title">
     <w:name w:val="Title"/>
-    <w:basedOn w:val="1"/>
+    <w:basedOn w:val="Normal"/>
     <w:qFormat/>
-    <w:uiPriority w:val="0"/>
     <w:pPr>
       <w:spacing w:before="240" w:beforeLines="0" w:beforeAutospacing="0" w:after="60" w:afterLines="0" w:afterAutospacing="0"/>
       <w:jc w:val="center"/>
@@ -7191,73 +7037,68 @@
       <w:sz w:val="32"/>
     </w:rPr>
   </w:style>
-  <w:style w:type="table" w:styleId="21">
+  <w:style w:type="table" w:styleId="TableGrid">
     <w:name w:val="Table Grid"/>
-    <w:basedOn w:val="20"/>
+    <w:basedOn w:val="TableNormal"/>
     <w:qFormat/>
-    <w:uiPriority w:val="0"/>
     <w:pPr>
       <w:widowControl w:val="0"/>
       <w:jc w:val="both"/>
     </w:pPr>
     <w:tblPr>
       <w:tblBorders>
-        <w:top w:val="single" w:color="auto" w:sz="4" w:space="0"/>
-        <w:left w:val="single" w:color="auto" w:sz="4" w:space="0"/>
-        <w:bottom w:val="single" w:color="auto" w:sz="4" w:space="0"/>
-        <w:right w:val="single" w:color="auto" w:sz="4" w:space="0"/>
-        <w:insideH w:val="single" w:color="auto" w:sz="4" w:space="0"/>
-        <w:insideV w:val="single" w:color="auto" w:sz="4" w:space="0"/>
+        <w:top w:val="single" w:sz="4" w:space="0" w:color="auto"/>
+        <w:left w:val="single" w:sz="4" w:space="0" w:color="auto"/>
+        <w:bottom w:val="single" w:sz="4" w:space="0" w:color="auto"/>
+        <w:right w:val="single" w:sz="4" w:space="0" w:color="auto"/>
+        <w:insideH w:val="single" w:sz="4" w:space="0" w:color="auto"/>
+        <w:insideV w:val="single" w:sz="4" w:space="0" w:color="auto"/>
       </w:tblBorders>
     </w:tblPr>
   </w:style>
-  <w:style w:type="character" w:styleId="23">
+  <w:style w:type="character" w:styleId="Strong">
     <w:name w:val="Strong"/>
-    <w:basedOn w:val="22"/>
+    <w:basedOn w:val="DefaultParagraphFont"/>
     <w:qFormat/>
-    <w:uiPriority w:val="0"/>
     <w:rPr>
       <w:b/>
     </w:rPr>
   </w:style>
-  <w:style w:type="paragraph" w:customStyle="1" w:styleId="24">
+  <w:style w:type="paragraph" w:customStyle="1" w:styleId="a">
     <w:name w:val="柴_公司名"/>
-    <w:basedOn w:val="19"/>
+    <w:basedOn w:val="Title"/>
     <w:qFormat/>
-    <w:uiPriority w:val="0"/>
     <w:pPr>
       <w:spacing w:after="600" w:afterLines="600"/>
     </w:pPr>
     <w:rPr>
-      <w:rFonts w:hint="eastAsia" w:ascii="宋体" w:hAnsi="宋体" w:eastAsia="宋体" w:cs="宋体"/>
+      <w:rFonts w:ascii="宋体" w:eastAsia="宋体" w:hAnsi="宋体" w:cs="宋体" w:hint="eastAsia"/>
       <w:bCs/>
       <w:spacing w:val="-6"/>
       <w:sz w:val="52"/>
       <w:szCs w:val="52"/>
     </w:rPr>
   </w:style>
-  <w:style w:type="paragraph" w:customStyle="1" w:styleId="25">
+  <w:style w:type="paragraph" w:customStyle="1" w:styleId="a0">
     <w:name w:val="柴_文档名"/>
-    <w:basedOn w:val="19"/>
+    <w:basedOn w:val="Title"/>
     <w:qFormat/>
-    <w:uiPriority w:val="0"/>
     <w:pPr>
       <w:spacing w:after="900" w:afterLines="900"/>
     </w:pPr>
     <w:rPr>
-      <w:rFonts w:ascii="黑体" w:hAnsi="黑体" w:eastAsia="黑体" w:cs="黑体"/>
+      <w:rFonts w:ascii="黑体" w:eastAsia="黑体" w:hAnsi="黑体" w:cs="黑体"/>
       <w:bCs/>
       <w:spacing w:val="-7"/>
       <w:sz w:val="52"/>
       <w:szCs w:val="52"/>
     </w:rPr>
   </w:style>
-  <w:style w:type="table" w:customStyle="1" w:styleId="26">
+  <w:style w:type="table" w:customStyle="1" w:styleId="TableNormal0">
     <w:name w:val="Table Normal_0"/>
     <w:semiHidden/>
     <w:unhideWhenUsed/>
     <w:qFormat/>
-    <w:uiPriority w:val="0"/>
     <w:tblPr>
       <w:tblCellMar>
         <w:top w:w="0" w:type="dxa"/>
@@ -7267,87 +7108,81 @@
       </w:tblCellMar>
     </w:tblPr>
   </w:style>
-  <w:style w:type="paragraph" w:customStyle="1" w:styleId="27">
+  <w:style w:type="paragraph" w:customStyle="1" w:styleId="TableText">
     <w:name w:val="Table Text"/>
-    <w:basedOn w:val="1"/>
+    <w:basedOn w:val="Normal"/>
     <w:semiHidden/>
     <w:qFormat/>
-    <w:uiPriority w:val="0"/>
     <w:rPr>
-      <w:rFonts w:ascii="宋体" w:hAnsi="宋体" w:eastAsia="宋体" w:cs="宋体"/>
+      <w:rFonts w:ascii="宋体" w:eastAsia="宋体" w:hAnsi="宋体" w:cs="宋体"/>
       <w:sz w:val="21"/>
       <w:szCs w:val="21"/>
       <w:lang w:val="en-US" w:eastAsia="en-US" w:bidi="ar-SA"/>
     </w:rPr>
   </w:style>
-  <w:style w:type="paragraph" w:customStyle="1" w:styleId="28">
+  <w:style w:type="paragraph" w:customStyle="1" w:styleId="1">
     <w:name w:val="柴_标题1"/>
-    <w:basedOn w:val="2"/>
-    <w:next w:val="29"/>
-    <w:link w:val="38"/>
+    <w:basedOn w:val="Heading1"/>
+    <w:next w:val="a1"/>
+    <w:link w:val="1Char"/>
     <w:qFormat/>
-    <w:uiPriority w:val="0"/>
     <w:pPr>
       <w:spacing w:before="100" w:after="90" w:line="360" w:lineRule="auto"/>
     </w:pPr>
     <w:rPr>
-      <w:rFonts w:ascii="Arial" w:hAnsi="Arial" w:eastAsia="宋体"/>
+      <w:rFonts w:ascii="Arial" w:eastAsia="宋体" w:hAnsi="Arial"/>
       <w:sz w:val="32"/>
     </w:rPr>
   </w:style>
-  <w:style w:type="paragraph" w:customStyle="1" w:styleId="29">
+  <w:style w:type="paragraph" w:customStyle="1" w:styleId="a1">
     <w:name w:val="柴_正文"/>
-    <w:basedOn w:val="12"/>
-    <w:link w:val="42"/>
+    <w:basedOn w:val="BodyText"/>
+    <w:link w:val="Char"/>
     <w:qFormat/>
-    <w:uiPriority w:val="0"/>
     <w:pPr>
       <w:spacing w:line="360" w:lineRule="auto"/>
       <w:ind w:firstLine="470" w:firstLineChars="200"/>
     </w:pPr>
     <w:rPr>
-      <w:rFonts w:ascii="Arial" w:hAnsi="Arial" w:eastAsia="宋体"/>
+      <w:rFonts w:ascii="Arial" w:eastAsia="宋体" w:hAnsi="Arial"/>
       <w:sz w:val="24"/>
       <w:lang w:eastAsia="zh-CN"/>
     </w:rPr>
   </w:style>
-  <w:style w:type="paragraph" w:customStyle="1" w:styleId="30">
+  <w:style w:type="paragraph" w:customStyle="1" w:styleId="2">
     <w:name w:val="柴_标题2"/>
-    <w:basedOn w:val="3"/>
-    <w:next w:val="29"/>
+    <w:basedOn w:val="Heading2"/>
+    <w:next w:val="a1"/>
     <w:qFormat/>
-    <w:uiPriority w:val="0"/>
     <w:pPr>
       <w:spacing w:line="360" w:lineRule="auto"/>
     </w:pPr>
     <w:rPr>
-      <w:rFonts w:ascii="Arial" w:hAnsi="Arial" w:eastAsia="宋体"/>
+      <w:rFonts w:ascii="Arial" w:eastAsia="宋体" w:hAnsi="Arial"/>
       <w:sz w:val="28"/>
     </w:rPr>
   </w:style>
-  <w:style w:type="paragraph" w:customStyle="1" w:styleId="31">
+  <w:style w:type="paragraph" w:customStyle="1" w:styleId="3">
     <w:name w:val="柴_标题3"/>
-    <w:basedOn w:val="4"/>
-    <w:next w:val="29"/>
+    <w:basedOn w:val="Heading3"/>
+    <w:next w:val="a1"/>
     <w:qFormat/>
-    <w:uiPriority w:val="0"/>
     <w:pPr>
       <w:spacing w:line="360" w:lineRule="auto"/>
       <w:ind w:left="0" w:firstLine="472" w:firstLineChars="200"/>
     </w:pPr>
     <w:rPr>
-      <w:rFonts w:ascii="宋体" w:hAnsi="宋体" w:eastAsia="宋体" w:cs="宋体"/>
+      <w:rFonts w:ascii="宋体" w:eastAsia="宋体" w:hAnsi="宋体" w:cs="宋体"/>
       <w:spacing w:val="-2"/>
       <w:sz w:val="24"/>
       <w:szCs w:val="24"/>
     </w:rPr>
   </w:style>
-  <w:style w:type="paragraph" w:customStyle="1" w:styleId="32">
+  <w:style w:type="paragraph" w:customStyle="1" w:styleId="a2">
     <w:name w:val="柴_目录"/>
-    <w:basedOn w:val="1"/>
-    <w:next w:val="12"/>
+    <w:basedOn w:val="Normal"/>
+    <w:next w:val="BodyText"/>
     <w:qFormat/>
-    <w:uiPriority w:val="0"/>
     <w:pPr>
       <w:tabs>
         <w:tab w:val="right" w:leader="dot" w:pos="8442"/>
@@ -7355,64 +7190,59 @@
       <w:ind w:left="0" w:leftChars="0"/>
     </w:pPr>
     <w:rPr>
-      <w:rFonts w:ascii="Arial" w:hAnsi="Arial" w:eastAsia="Microsoft JhengHei"/>
+      <w:rFonts w:ascii="Arial" w:eastAsia="Microsoft JhengHei" w:hAnsi="Arial"/>
       <w:sz w:val="24"/>
     </w:rPr>
   </w:style>
-  <w:style w:type="paragraph" w:customStyle="1" w:styleId="33">
+  <w:style w:type="paragraph" w:customStyle="1" w:styleId="WPSOffice1">
     <w:name w:val="WPSOffice手动目录 1"/>
     <w:qFormat/>
-    <w:uiPriority w:val="0"/>
     <w:pPr>
       <w:ind w:leftChars="0"/>
     </w:pPr>
     <w:rPr>
-      <w:rFonts w:ascii="Times New Roman" w:hAnsi="Times New Roman" w:eastAsia="宋体" w:cs="Times New Roman"/>
+      <w:rFonts w:ascii="Times New Roman" w:eastAsia="宋体" w:hAnsi="Times New Roman" w:cs="Times New Roman"/>
       <w:sz w:val="20"/>
       <w:szCs w:val="20"/>
     </w:rPr>
   </w:style>
-  <w:style w:type="paragraph" w:customStyle="1" w:styleId="34">
+  <w:style w:type="paragraph" w:customStyle="1" w:styleId="WPSOffice2">
     <w:name w:val="WPSOffice手动目录 2"/>
     <w:qFormat/>
-    <w:uiPriority w:val="0"/>
     <w:pPr>
       <w:ind w:leftChars="200"/>
     </w:pPr>
     <w:rPr>
-      <w:rFonts w:ascii="Times New Roman" w:hAnsi="Times New Roman" w:eastAsia="宋体" w:cs="Times New Roman"/>
+      <w:rFonts w:ascii="Times New Roman" w:eastAsia="宋体" w:hAnsi="Times New Roman" w:cs="Times New Roman"/>
       <w:sz w:val="20"/>
       <w:szCs w:val="20"/>
     </w:rPr>
   </w:style>
-  <w:style w:type="paragraph" w:customStyle="1" w:styleId="35">
+  <w:style w:type="paragraph" w:customStyle="1" w:styleId="WPSOffice3">
     <w:name w:val="WPSOffice手动目录 3"/>
     <w:qFormat/>
-    <w:uiPriority w:val="0"/>
     <w:pPr>
       <w:ind w:leftChars="400"/>
     </w:pPr>
     <w:rPr>
-      <w:rFonts w:ascii="Times New Roman" w:hAnsi="Times New Roman" w:eastAsia="宋体" w:cs="Times New Roman"/>
+      <w:rFonts w:ascii="Times New Roman" w:eastAsia="宋体" w:hAnsi="Times New Roman" w:cs="Times New Roman"/>
       <w:sz w:val="20"/>
       <w:szCs w:val="20"/>
     </w:rPr>
   </w:style>
-  <w:style w:type="paragraph" w:customStyle="1" w:styleId="36">
+  <w:style w:type="paragraph" w:customStyle="1" w:styleId="Compact">
     <w:name w:val="Compact"/>
-    <w:basedOn w:val="12"/>
+    <w:basedOn w:val="BodyText"/>
     <w:qFormat/>
-    <w:uiPriority w:val="0"/>
     <w:pPr>
       <w:spacing w:before="36" w:after="36"/>
     </w:pPr>
   </w:style>
-  <w:style w:type="table" w:customStyle="1" w:styleId="37">
+  <w:style w:type="table" w:customStyle="1" w:styleId="Table">
     <w:name w:val="Table"/>
     <w:semiHidden/>
     <w:unhideWhenUsed/>
     <w:qFormat/>
-    <w:uiPriority w:val="0"/>
     <w:tblPr>
       <w:tblCellMar>
         <w:top w:w="0" w:type="dxa"/>
@@ -7424,28 +7254,26 @@
     <w:tblStylePr w:type="firstRow">
       <w:tcPr>
         <w:tcBorders>
-          <w:bottom w:val="single" w:color="auto" w:sz="0" w:space="0"/>
+          <w:bottom w:val="single" w:sz="0" w:space="0" w:color="auto"/>
         </w:tcBorders>
         <w:vAlign w:val="bottom"/>
       </w:tcPr>
     </w:tblStylePr>
   </w:style>
-  <w:style w:type="character" w:customStyle="1" w:styleId="38">
+  <w:style w:type="character" w:customStyle="1" w:styleId="1Char">
     <w:name w:val="柴_标题1 Char"/>
-    <w:link w:val="28"/>
+    <w:link w:val="1"/>
     <w:qFormat/>
-    <w:uiPriority w:val="0"/>
     <w:rPr>
-      <w:rFonts w:ascii="Arial" w:hAnsi="Arial" w:eastAsia="宋体"/>
+      <w:rFonts w:ascii="Arial" w:eastAsia="宋体" w:hAnsi="Arial"/>
       <w:sz w:val="32"/>
     </w:rPr>
   </w:style>
-  <w:style w:type="table" w:customStyle="1" w:styleId="39">
+  <w:style w:type="table" w:customStyle="1" w:styleId="TableNormal1">
     <w:name w:val="Table Normal_1"/>
     <w:semiHidden/>
     <w:unhideWhenUsed/>
     <w:qFormat/>
-    <w:uiPriority w:val="0"/>
     <w:tblPr>
       <w:tblCellMar>
         <w:top w:w="0" w:type="dxa"/>
@@ -7455,11 +7283,10 @@
       </w:tblCellMar>
     </w:tblPr>
   </w:style>
-  <w:style w:type="paragraph" w:customStyle="1" w:styleId="40">
+  <w:style w:type="paragraph" w:customStyle="1" w:styleId="a3">
     <w:name w:val="柴_正文_无缩进"/>
-    <w:basedOn w:val="1"/>
+    <w:basedOn w:val="Normal"/>
     <w:qFormat/>
-    <w:uiPriority w:val="0"/>
     <w:pPr>
       <w:ind w:firstLine="0" w:firstLineChars="0"/>
     </w:pPr>
@@ -7469,31 +7296,29 @@
       <w:lang w:eastAsia="zh-CN"/>
     </w:rPr>
   </w:style>
-  <w:style w:type="paragraph" w:customStyle="1" w:styleId="41">
+  <w:style w:type="paragraph" w:customStyle="1" w:styleId="4">
     <w:name w:val="柴_标题4"/>
-    <w:basedOn w:val="5"/>
-    <w:next w:val="1"/>
+    <w:basedOn w:val="Heading4"/>
+    <w:next w:val="Normal"/>
     <w:qFormat/>
-    <w:uiPriority w:val="0"/>
     <w:pPr>
       <w:widowControl w:val="0"/>
       <w:spacing w:before="160" w:line="360" w:lineRule="auto"/>
-      <w:ind w:left="981" w:leftChars="300" w:hanging="862"/>
+      <w:ind w:left="981" w:hanging="862" w:leftChars="300"/>
     </w:pPr>
     <w:rPr>
-      <w:rFonts w:hint="eastAsia" w:ascii="Calibri" w:hAnsi="Calibri" w:eastAsia="宋体" w:cs="宋体"/>
+      <w:rFonts w:ascii="Calibri" w:eastAsia="宋体" w:hAnsi="Calibri" w:cs="宋体" w:hint="eastAsia"/>
       <w:sz w:val="24"/>
       <w:szCs w:val="24"/>
       <w:lang w:eastAsia="zh-CN" w:bidi="zh-CN"/>
     </w:rPr>
   </w:style>
-  <w:style w:type="character" w:customStyle="1" w:styleId="42">
+  <w:style w:type="character" w:customStyle="1" w:styleId="Char">
     <w:name w:val="柴_正文 Char"/>
-    <w:link w:val="29"/>
+    <w:link w:val="a1"/>
     <w:qFormat/>
-    <w:uiPriority w:val="0"/>
     <w:rPr>
-      <w:rFonts w:ascii="Arial" w:hAnsi="Arial" w:eastAsia="宋体"/>
+      <w:rFonts w:ascii="Arial" w:eastAsia="宋体" w:hAnsi="Arial"/>
       <w:sz w:val="24"/>
       <w:lang w:eastAsia="zh-CN"/>
     </w:rPr>

--- a/4.质量管理/2.运行记录类文件/JXTX-04-10-2025年6月满意度调查报告.docx
+++ b/4.质量管理/2.运行记录类文件/JXTX-04-10-2025年6月满意度调查报告.docx
@@ -1,11 +1,10 @@
 
 <file path=word/document.xml><?xml version="1.0" encoding="utf-8"?>
-<w:document xmlns:wpc="http://schemas.microsoft.com/office/word/2010/wordprocessingCanvas" xmlns:mc="http://schemas.openxmlformats.org/markup-compatibility/2006" xmlns:o="urn:schemas-microsoft-com:office:office" xmlns:r="http://schemas.openxmlformats.org/officeDocument/2006/relationships" xmlns:m="http://schemas.openxmlformats.org/officeDocument/2006/math" xmlns:v="urn:schemas-microsoft-com:vml" xmlns:wp14="http://schemas.microsoft.com/office/word/2010/wordprocessingDrawing" xmlns:wp="http://schemas.openxmlformats.org/drawingml/2006/wordprocessingDrawing" xmlns:w10="urn:schemas-microsoft-com:office:word" xmlns:w="http://schemas.openxmlformats.org/wordprocessingml/2006/main" xmlns:w14="http://schemas.microsoft.com/office/word/2010/wordml" xmlns:w15="http://schemas.microsoft.com/office/word/2012/wordml" xmlns:wne="http://schemas.microsoft.com/office/word/2006/wordml" xmlns:wpg="http://schemas.microsoft.com/office/word/2010/wordprocessingGroup" xmlns:wpi="http://schemas.microsoft.com/office/word/2010/wordprocessingInk" xmlns:wps="http://schemas.microsoft.com/office/word/2010/wordprocessingShape" mc:Ignorable="w14 w15 wp14">
-  <!-- Generated by Aspose.Words for .NET 13.3.0.1 -->
+<w:document xmlns:wpc="http://schemas.microsoft.com/office/word/2010/wordprocessingCanvas" xmlns:mc="http://schemas.openxmlformats.org/markup-compatibility/2006" xmlns:o="urn:schemas-microsoft-com:office:office" xmlns:r="http://schemas.openxmlformats.org/officeDocument/2006/relationships" xmlns:m="http://schemas.openxmlformats.org/officeDocument/2006/math" xmlns:v="urn:schemas-microsoft-com:vml" xmlns:wp14="http://schemas.microsoft.com/office/word/2010/wordprocessingDrawing" xmlns:wp="http://schemas.openxmlformats.org/drawingml/2006/wordprocessingDrawing" xmlns:w="http://schemas.openxmlformats.org/wordprocessingml/2006/main" xmlns:w14="http://schemas.microsoft.com/office/word/2010/wordml" xmlns:w10="urn:schemas-microsoft-com:office:word" xmlns:w15="http://schemas.microsoft.com/office/word/2012/wordml" xmlns:wpg="http://schemas.microsoft.com/office/word/2010/wordprocessingGroup" xmlns:wpi="http://schemas.microsoft.com/office/word/2010/wordprocessingInk" xmlns:wne="http://schemas.microsoft.com/office/word/2006/wordml" xmlns:wps="http://schemas.microsoft.com/office/word/2010/wordprocessingShape" xmlns:wpsCustomData="http://www.wps.cn/officeDocument/2013/wpsCustomData" mc:Ignorable="w14 w15 wp14">
   <w:body>
     <w:p>
       <w:pPr>
-        <w:pStyle w:val="a"/>
+        <w:pStyle w:val="24"/>
         <w:keepNext w:val="0"/>
         <w:keepLines w:val="0"/>
         <w:pageBreakBefore w:val="0"/>
@@ -22,10 +21,10 @@
         <w:spacing w:before="3120" w:beforeLines="1000"/>
         <w:textAlignment w:val="baseline"/>
       </w:pPr>
-      <w:bookmarkStart w:id="0" w:name="_Toc16058"/>
+      <w:bookmarkStart w:id="0" w:name="_Toc20096"/>
       <w:r>
         <w:drawing>
-          <wp:anchor distT="0" distB="0" distL="114300" distR="114300" simplePos="0" relativeHeight="251659264" behindDoc="1" locked="0" layoutInCell="1" allowOverlap="1">
+          <wp:anchor distT="0" distB="0" distL="114300" distR="114300" simplePos="0" relativeHeight="251660288" behindDoc="1" locked="0" layoutInCell="1" allowOverlap="1">
             <wp:simplePos x="0" y="0"/>
             <wp:positionH relativeFrom="column">
               <wp:posOffset>0</wp:posOffset>
@@ -50,7 +49,7 @@
                     </pic:cNvPicPr>
                   </pic:nvPicPr>
                   <pic:blipFill>
-                    <a:blip xmlns:r="http://schemas.openxmlformats.org/officeDocument/2006/relationships" r:embed="rId4"/>
+                    <a:blip r:embed="rId8"/>
                     <a:stretch>
                       <a:fillRect/>
                     </a:stretch>
@@ -80,7 +79,7 @@
           <w:lang w:val="en-US" w:eastAsia="zh-CN"/>
         </w:rPr>
         <w:drawing>
-          <wp:anchor distT="0" distB="0" distL="114300" distR="114300" simplePos="0" relativeHeight="251658240" behindDoc="1" locked="0" layoutInCell="1" allowOverlap="1">
+          <wp:anchor distT="0" distB="0" distL="114300" distR="114300" simplePos="0" relativeHeight="251659264" behindDoc="1" locked="0" layoutInCell="1" allowOverlap="1">
             <wp:simplePos x="0" y="0"/>
             <wp:positionH relativeFrom="column">
               <wp:posOffset>635</wp:posOffset>
@@ -105,7 +104,7 @@
                     </pic:cNvPicPr>
                   </pic:nvPicPr>
                   <pic:blipFill>
-                    <a:blip xmlns:r="http://schemas.openxmlformats.org/officeDocument/2006/relationships" r:embed="rId5">
+                    <a:blip r:embed="rId9">
                       <a:alphaModFix amt="58000"/>
                       <a:lum contrast="-52000"/>
                     </a:blip>
@@ -137,7 +136,7 @@
       </w:r>
       <w:r>
         <w:drawing>
-          <wp:anchor distT="0" distB="0" distL="114300" distR="114300" simplePos="0" relativeHeight="251660288" behindDoc="1" locked="0" layoutInCell="1" allowOverlap="1">
+          <wp:anchor distT="0" distB="0" distL="114300" distR="114300" simplePos="0" relativeHeight="251661312" behindDoc="1" locked="0" layoutInCell="1" allowOverlap="1">
             <wp:simplePos x="0" y="0"/>
             <wp:positionH relativeFrom="column">
               <wp:posOffset>-19050</wp:posOffset>
@@ -162,7 +161,7 @@
                     </pic:cNvPicPr>
                   </pic:nvPicPr>
                   <pic:blipFill>
-                    <a:blip xmlns:r="http://schemas.openxmlformats.org/officeDocument/2006/relationships" r:embed="rId6"/>
+                    <a:blip r:embed="rId10"/>
                     <a:stretch>
                       <a:fillRect/>
                     </a:stretch>
@@ -197,7 +196,7 @@
     </w:p>
     <w:p>
       <w:pPr>
-        <w:pStyle w:val="a0"/>
+        <w:pStyle w:val="25"/>
         <w:keepNext w:val="0"/>
         <w:keepLines w:val="0"/>
         <w:pageBreakBefore w:val="0"/>
@@ -218,7 +217,7 @@
           <w:lang w:val="en-US" w:eastAsia="zh-CN"/>
         </w:rPr>
       </w:pPr>
-      <w:bookmarkStart w:id="1" w:name="_Toc16788"/>
+      <w:bookmarkStart w:id="1" w:name="_Toc17613"/>
       <w:r>
         <w:rPr>
           <w:rFonts w:hint="eastAsia"/>
@@ -244,11 +243,11 @@
         <w:adjustRightInd w:val="0"/>
         <w:snapToGrid w:val="0"/>
         <w:spacing w:after="624" w:afterLines="200" w:line="219" w:lineRule="auto"/>
-        <w:ind w:left="0" w:right="0" w:firstLine="0" w:leftChars="0" w:rightChars="0" w:firstLineChars="0"/>
+        <w:ind w:left="0" w:leftChars="0" w:right="0" w:rightChars="0" w:firstLine="0" w:firstLineChars="0"/>
         <w:jc w:val="center"/>
         <w:textAlignment w:val="baseline"/>
         <w:rPr>
-          <w:rFonts w:ascii="宋体" w:eastAsia="宋体" w:hAnsi="宋体" w:cs="宋体" w:hint="default"/>
+          <w:rFonts w:hint="default" w:ascii="宋体" w:hAnsi="宋体" w:eastAsia="宋体" w:cs="宋体"/>
           <w:sz w:val="24"/>
           <w:szCs w:val="24"/>
           <w:lang w:val="en-US" w:eastAsia="zh-CN"/>
@@ -256,7 +255,7 @@
       </w:pPr>
       <w:r>
         <w:rPr>
-          <w:rFonts w:ascii="宋体" w:eastAsia="宋体" w:hAnsi="宋体" w:cs="宋体"/>
+          <w:rFonts w:ascii="宋体" w:hAnsi="宋体" w:eastAsia="宋体" w:cs="宋体"/>
           <w:b/>
           <w:bCs/>
           <w:spacing w:val="-3"/>
@@ -267,7 +266,7 @@
       </w:r>
       <w:r>
         <w:rPr>
-          <w:rFonts w:ascii="宋体" w:eastAsia="宋体" w:hAnsi="宋体" w:cs="宋体" w:hint="eastAsia"/>
+          <w:rFonts w:hint="eastAsia" w:ascii="宋体" w:hAnsi="宋体" w:eastAsia="宋体" w:cs="宋体"/>
           <w:b/>
           <w:bCs/>
           <w:spacing w:val="-3"/>
@@ -279,7 +278,7 @@
       </w:r>
       <w:r>
         <w:rPr>
-          <w:rFonts w:ascii="宋体" w:eastAsia="宋体" w:hAnsi="宋体" w:cs="宋体"/>
+          <w:rFonts w:ascii="宋体" w:hAnsi="宋体" w:eastAsia="宋体" w:cs="宋体"/>
           <w:b/>
           <w:bCs/>
           <w:spacing w:val="-3"/>
@@ -290,7 +289,7 @@
       </w:r>
       <w:r>
         <w:rPr>
-          <w:rFonts w:ascii="宋体" w:hAnsi="宋体" w:cs="宋体" w:hint="eastAsia"/>
+          <w:rFonts w:hint="eastAsia" w:ascii="宋体" w:hAnsi="宋体" w:cs="宋体"/>
           <w:b/>
           <w:bCs/>
           <w:spacing w:val="-3"/>
@@ -302,7 +301,7 @@
       </w:r>
       <w:r>
         <w:rPr>
-          <w:rFonts w:ascii="宋体" w:eastAsia="宋体" w:hAnsi="宋体" w:cs="宋体"/>
+          <w:rFonts w:ascii="宋体" w:hAnsi="宋体" w:eastAsia="宋体" w:cs="宋体"/>
           <w:b/>
           <w:bCs/>
           <w:spacing w:val="-3"/>
@@ -313,7 +312,7 @@
       </w:r>
       <w:r>
         <w:rPr>
-          <w:rFonts w:ascii="宋体" w:hAnsi="宋体" w:cs="宋体" w:hint="eastAsia"/>
+          <w:rFonts w:hint="eastAsia" w:ascii="宋体" w:hAnsi="宋体" w:cs="宋体"/>
           <w:b/>
           <w:bCs/>
           <w:spacing w:val="-3"/>
@@ -326,17 +325,18 @@
     </w:p>
     <w:tbl>
       <w:tblPr>
-        <w:tblStyle w:val="TableGrid"/>
+        <w:tblStyle w:val="21"/>
         <w:tblW w:w="0" w:type="auto"/>
         <w:jc w:val="center"/>
         <w:tblBorders>
-          <w:top w:val="nil"/>
-          <w:left w:val="nil"/>
-          <w:bottom w:val="nil"/>
-          <w:right w:val="nil"/>
-          <w:insideH w:val="nil"/>
-          <w:insideV w:val="nil"/>
+          <w:top w:val="none" w:color="auto" w:sz="0" w:space="0"/>
+          <w:left w:val="none" w:color="auto" w:sz="0" w:space="0"/>
+          <w:bottom w:val="none" w:color="auto" w:sz="0" w:space="0"/>
+          <w:right w:val="none" w:color="auto" w:sz="0" w:space="0"/>
+          <w:insideH w:val="none" w:color="auto" w:sz="0" w:space="0"/>
+          <w:insideV w:val="none" w:color="auto" w:sz="0" w:space="0"/>
         </w:tblBorders>
+        <w:tblLayout w:type="autofit"/>
         <w:tblCellMar>
           <w:top w:w="0" w:type="dxa"/>
           <w:left w:w="108" w:type="dxa"/>
@@ -350,15 +350,13 @@
       </w:tblGrid>
       <w:tr>
         <w:tblPrEx>
-          <w:tblW w:w="0" w:type="auto"/>
-          <w:jc w:val="center"/>
           <w:tblBorders>
-            <w:top w:val="nil"/>
-            <w:left w:val="nil"/>
-            <w:bottom w:val="nil"/>
-            <w:right w:val="nil"/>
-            <w:insideH w:val="nil"/>
-            <w:insideV w:val="nil"/>
+            <w:top w:val="none" w:color="auto" w:sz="0" w:space="0"/>
+            <w:left w:val="none" w:color="auto" w:sz="0" w:space="0"/>
+            <w:bottom w:val="none" w:color="auto" w:sz="0" w:space="0"/>
+            <w:right w:val="none" w:color="auto" w:sz="0" w:space="0"/>
+            <w:insideH w:val="none" w:color="auto" w:sz="0" w:space="0"/>
+            <w:insideV w:val="none" w:color="auto" w:sz="0" w:space="0"/>
           </w:tblBorders>
           <w:tblCellMar>
             <w:top w:w="0" w:type="dxa"/>
@@ -368,7 +366,7 @@
           </w:tblCellMar>
         </w:tblPrEx>
         <w:trPr>
-          <w:trHeight w:val="810"/>
+          <w:trHeight w:val="810" w:hRule="atLeast"/>
           <w:jc w:val="center"/>
         </w:trPr>
         <w:tc>
@@ -406,7 +404,7 @@
             </w:r>
             <w:r>
               <w:rPr>
-                <w:rFonts w:asciiTheme="minorAscii" w:eastAsiaTheme="minorEastAsia" w:hAnsiTheme="minorAscii" w:hint="default"/>
+                <w:rFonts w:hint="default" w:asciiTheme="minorAscii" w:hAnsiTheme="minorAscii" w:eastAsiaTheme="minorEastAsia"/>
                 <w:spacing w:val="227"/>
                 <w:sz w:val="21"/>
                 <w:vertAlign w:val="baseline"/>
@@ -460,7 +458,7 @@
             </w:r>
             <w:r>
               <w:rPr>
-                <w:rFonts w:asciiTheme="minorAscii" w:eastAsiaTheme="minorEastAsia" w:hAnsiTheme="minorAscii" w:hint="eastAsia"/>
+                <w:rFonts w:hint="eastAsia" w:asciiTheme="minorAscii" w:hAnsiTheme="minorAscii" w:eastAsiaTheme="minorEastAsia"/>
                 <w:spacing w:val="227"/>
                 <w:sz w:val="21"/>
                 <w:vertAlign w:val="baseline"/>
@@ -482,8 +480,14 @@
       </w:tr>
       <w:tr>
         <w:tblPrEx>
-          <w:tblW w:w="0" w:type="auto"/>
-          <w:jc w:val="center"/>
+          <w:tblBorders>
+            <w:top w:val="none" w:color="auto" w:sz="0" w:space="0"/>
+            <w:left w:val="none" w:color="auto" w:sz="0" w:space="0"/>
+            <w:bottom w:val="none" w:color="auto" w:sz="0" w:space="0"/>
+            <w:right w:val="none" w:color="auto" w:sz="0" w:space="0"/>
+            <w:insideH w:val="none" w:color="auto" w:sz="0" w:space="0"/>
+            <w:insideV w:val="none" w:color="auto" w:sz="0" w:space="0"/>
+          </w:tblBorders>
           <w:tblCellMar>
             <w:top w:w="0" w:type="dxa"/>
             <w:left w:w="108" w:type="dxa"/>
@@ -492,7 +496,7 @@
           </w:tblCellMar>
         </w:tblPrEx>
         <w:trPr>
-          <w:trHeight w:val="810"/>
+          <w:trHeight w:val="810" w:hRule="atLeast"/>
           <w:jc w:val="center"/>
         </w:trPr>
         <w:tc>
@@ -516,7 +520,7 @@
               <w:snapToGrid w:val="0"/>
               <w:textAlignment w:val="baseline"/>
               <w:rPr>
-                <w:rFonts w:ascii="Arial" w:eastAsia="Arial" w:hAnsi="Arial" w:cs="Arial" w:hint="default"/>
+                <w:rFonts w:hint="default" w:ascii="Arial" w:hAnsi="Arial" w:eastAsia="Arial" w:cs="Arial"/>
                 <w:snapToGrid w:val="0"/>
                 <w:color w:val="000000"/>
                 <w:kern w:val="0"/>
@@ -548,7 +552,7 @@
             </w:r>
             <w:r>
               <w:rPr>
-                <w:rFonts w:asciiTheme="minorAscii" w:eastAsiaTheme="minorEastAsia" w:hAnsiTheme="minorAscii" w:hint="default"/>
+                <w:rFonts w:hint="default" w:asciiTheme="minorAscii" w:hAnsiTheme="minorAscii" w:eastAsiaTheme="minorEastAsia"/>
                 <w:spacing w:val="227"/>
                 <w:sz w:val="21"/>
                 <w:vertAlign w:val="baseline"/>
@@ -601,7 +605,7 @@
               <w:snapToGrid w:val="0"/>
               <w:textAlignment w:val="baseline"/>
               <w:rPr>
-                <w:rFonts w:ascii="Arial" w:eastAsia="Arial" w:hAnsi="Arial" w:cs="Arial" w:hint="default"/>
+                <w:rFonts w:hint="default" w:ascii="Arial" w:hAnsi="Arial" w:eastAsia="Arial" w:cs="Arial"/>
                 <w:snapToGrid w:val="0"/>
                 <w:color w:val="000000"/>
                 <w:kern w:val="0"/>
@@ -621,7 +625,7 @@
             </w:r>
             <w:r>
               <w:rPr>
-                <w:rFonts w:asciiTheme="minorAscii" w:eastAsiaTheme="minorEastAsia" w:hAnsiTheme="minorAscii" w:hint="eastAsia"/>
+                <w:rFonts w:hint="eastAsia" w:asciiTheme="minorAscii" w:hAnsiTheme="minorAscii" w:eastAsiaTheme="minorEastAsia"/>
                 <w:spacing w:val="227"/>
                 <w:sz w:val="21"/>
                 <w:vertAlign w:val="baseline"/>
@@ -643,8 +647,14 @@
       </w:tr>
       <w:tr>
         <w:tblPrEx>
-          <w:tblW w:w="0" w:type="auto"/>
-          <w:jc w:val="center"/>
+          <w:tblBorders>
+            <w:top w:val="none" w:color="auto" w:sz="0" w:space="0"/>
+            <w:left w:val="none" w:color="auto" w:sz="0" w:space="0"/>
+            <w:bottom w:val="none" w:color="auto" w:sz="0" w:space="0"/>
+            <w:right w:val="none" w:color="auto" w:sz="0" w:space="0"/>
+            <w:insideH w:val="none" w:color="auto" w:sz="0" w:space="0"/>
+            <w:insideV w:val="none" w:color="auto" w:sz="0" w:space="0"/>
+          </w:tblBorders>
           <w:tblCellMar>
             <w:top w:w="0" w:type="dxa"/>
             <w:left w:w="108" w:type="dxa"/>
@@ -653,7 +663,7 @@
           </w:tblCellMar>
         </w:tblPrEx>
         <w:trPr>
-          <w:trHeight w:val="635"/>
+          <w:trHeight w:val="635" w:hRule="atLeast"/>
           <w:jc w:val="center"/>
         </w:trPr>
         <w:tc>
@@ -703,7 +713,7 @@
             </w:r>
             <w:r>
               <w:rPr>
-                <w:rFonts w:asciiTheme="minorAscii" w:eastAsiaTheme="minorEastAsia" w:hAnsiTheme="minorAscii" w:hint="eastAsia"/>
+                <w:rFonts w:hint="eastAsia" w:asciiTheme="minorAscii" w:hAnsiTheme="minorAscii" w:eastAsiaTheme="minorEastAsia"/>
                 <w:spacing w:val="227"/>
                 <w:sz w:val="21"/>
                 <w:vertAlign w:val="baseline"/>
@@ -756,7 +766,7 @@
             </w:r>
             <w:r>
               <w:rPr>
-                <w:rFonts w:asciiTheme="minorAscii" w:eastAsiaTheme="minorEastAsia" w:hAnsiTheme="minorAscii" w:hint="eastAsia"/>
+                <w:rFonts w:hint="eastAsia" w:asciiTheme="minorAscii" w:hAnsiTheme="minorAscii" w:eastAsiaTheme="minorEastAsia"/>
                 <w:spacing w:val="227"/>
                 <w:sz w:val="21"/>
                 <w:vertAlign w:val="baseline"/>
@@ -815,14 +825,14 @@
         <w:ind w:left="3634"/>
         <w:textAlignment w:val="baseline"/>
         <w:rPr>
-          <w:rFonts w:ascii="宋体" w:eastAsia="宋体" w:hAnsi="宋体" w:cs="宋体"/>
+          <w:rFonts w:ascii="宋体" w:hAnsi="宋体" w:eastAsia="宋体" w:cs="宋体"/>
           <w:sz w:val="31"/>
           <w:szCs w:val="31"/>
         </w:rPr>
       </w:pPr>
       <w:r>
         <w:rPr>
-          <w:rFonts w:ascii="宋体" w:eastAsia="宋体" w:hAnsi="宋体" w:cs="宋体"/>
+          <w:rFonts w:ascii="宋体" w:hAnsi="宋体" w:eastAsia="宋体" w:cs="宋体"/>
           <w:b/>
           <w:bCs/>
           <w:spacing w:val="4"/>
@@ -834,16 +844,16 @@
     </w:p>
     <w:tbl>
       <w:tblPr>
-        <w:tblStyle w:val="TableNormal0"/>
+        <w:tblStyle w:val="26"/>
         <w:tblW w:w="8214" w:type="dxa"/>
         <w:jc w:val="center"/>
         <w:tblBorders>
-          <w:top w:val="single" w:sz="2" w:space="0" w:color="000000"/>
-          <w:left w:val="single" w:sz="2" w:space="0" w:color="000000"/>
-          <w:bottom w:val="single" w:sz="2" w:space="0" w:color="000000"/>
-          <w:right w:val="single" w:sz="2" w:space="0" w:color="000000"/>
-          <w:insideH w:val="single" w:sz="2" w:space="0" w:color="000000"/>
-          <w:insideV w:val="single" w:sz="2" w:space="0" w:color="000000"/>
+          <w:top w:val="single" w:color="000000" w:sz="2" w:space="0"/>
+          <w:left w:val="single" w:color="000000" w:sz="2" w:space="0"/>
+          <w:bottom w:val="single" w:color="000000" w:sz="2" w:space="0"/>
+          <w:right w:val="single" w:color="000000" w:sz="2" w:space="0"/>
+          <w:insideH w:val="single" w:color="000000" w:sz="2" w:space="0"/>
+          <w:insideV w:val="single" w:color="000000" w:sz="2" w:space="0"/>
         </w:tblBorders>
         <w:tblLayout w:type="fixed"/>
         <w:tblCellMar>
@@ -863,17 +873,14 @@
       </w:tblGrid>
       <w:tr>
         <w:tblPrEx>
-          <w:tblW w:w="8214" w:type="dxa"/>
-          <w:jc w:val="center"/>
           <w:tblBorders>
-            <w:top w:val="single" w:sz="2" w:space="0" w:color="000000"/>
-            <w:left w:val="single" w:sz="2" w:space="0" w:color="000000"/>
-            <w:bottom w:val="single" w:sz="2" w:space="0" w:color="000000"/>
-            <w:right w:val="single" w:sz="2" w:space="0" w:color="000000"/>
-            <w:insideH w:val="single" w:sz="2" w:space="0" w:color="000000"/>
-            <w:insideV w:val="single" w:sz="2" w:space="0" w:color="000000"/>
+            <w:top w:val="single" w:color="000000" w:sz="2" w:space="0"/>
+            <w:left w:val="single" w:color="000000" w:sz="2" w:space="0"/>
+            <w:bottom w:val="single" w:color="000000" w:sz="2" w:space="0"/>
+            <w:right w:val="single" w:color="000000" w:sz="2" w:space="0"/>
+            <w:insideH w:val="single" w:color="000000" w:sz="2" w:space="0"/>
+            <w:insideV w:val="single" w:color="000000" w:sz="2" w:space="0"/>
           </w:tblBorders>
-          <w:tblLayout w:type="fixed"/>
           <w:tblCellMar>
             <w:top w:w="0" w:type="dxa"/>
             <w:left w:w="0" w:type="dxa"/>
@@ -882,7 +889,7 @@
           </w:tblCellMar>
         </w:tblPrEx>
         <w:trPr>
-          <w:trHeight w:val="593"/>
+          <w:trHeight w:val="593" w:hRule="atLeast"/>
           <w:jc w:val="center"/>
         </w:trPr>
         <w:tc>
@@ -904,18 +911,18 @@
               <w:adjustRightInd w:val="0"/>
               <w:snapToGrid w:val="0"/>
               <w:spacing w:before="176" w:line="228" w:lineRule="auto"/>
-              <w:ind w:left="0" w:right="0" w:firstLine="0" w:leftChars="0" w:rightChars="0" w:firstLineChars="0"/>
+              <w:ind w:left="0" w:leftChars="0" w:right="0" w:rightChars="0" w:firstLine="0" w:firstLineChars="0"/>
               <w:jc w:val="center"/>
               <w:textAlignment w:val="baseline"/>
               <w:rPr>
-                <w:rFonts w:ascii="宋体" w:eastAsia="宋体" w:hAnsi="宋体" w:cs="宋体"/>
+                <w:rFonts w:ascii="宋体" w:hAnsi="宋体" w:eastAsia="宋体" w:cs="宋体"/>
                 <w:sz w:val="20"/>
                 <w:szCs w:val="20"/>
               </w:rPr>
             </w:pPr>
             <w:r>
               <w:rPr>
-                <w:rFonts w:ascii="宋体" w:hAnsi="宋体" w:cs="宋体" w:hint="eastAsia"/>
+                <w:rFonts w:hint="eastAsia" w:ascii="宋体" w:hAnsi="宋体" w:cs="宋体"/>
                 <w:spacing w:val="-14"/>
                 <w:sz w:val="20"/>
                 <w:szCs w:val="20"/>
@@ -925,7 +932,7 @@
             </w:r>
             <w:r>
               <w:rPr>
-                <w:rFonts w:ascii="宋体" w:eastAsia="宋体" w:hAnsi="宋体" w:cs="宋体"/>
+                <w:rFonts w:ascii="宋体" w:hAnsi="宋体" w:eastAsia="宋体" w:cs="宋体"/>
                 <w:spacing w:val="-14"/>
                 <w:sz w:val="20"/>
                 <w:szCs w:val="20"/>
@@ -953,18 +960,18 @@
               <w:adjustRightInd w:val="0"/>
               <w:snapToGrid w:val="0"/>
               <w:spacing w:before="175" w:line="227" w:lineRule="auto"/>
-              <w:ind w:left="0" w:right="0" w:firstLine="0" w:leftChars="0" w:rightChars="0" w:firstLineChars="0"/>
+              <w:ind w:left="0" w:leftChars="0" w:right="0" w:rightChars="0" w:firstLine="0" w:firstLineChars="0"/>
               <w:jc w:val="center"/>
               <w:textAlignment w:val="baseline"/>
               <w:rPr>
-                <w:rFonts w:ascii="宋体" w:eastAsia="宋体" w:hAnsi="宋体" w:cs="宋体"/>
+                <w:rFonts w:ascii="宋体" w:hAnsi="宋体" w:eastAsia="宋体" w:cs="宋体"/>
                 <w:sz w:val="20"/>
                 <w:szCs w:val="20"/>
               </w:rPr>
             </w:pPr>
             <w:r>
               <w:rPr>
-                <w:rFonts w:ascii="宋体" w:eastAsia="宋体" w:hAnsi="宋体" w:cs="宋体"/>
+                <w:rFonts w:ascii="宋体" w:hAnsi="宋体" w:eastAsia="宋体" w:cs="宋体"/>
                 <w:spacing w:val="4"/>
                 <w:sz w:val="20"/>
                 <w:szCs w:val="20"/>
@@ -992,18 +999,18 @@
               <w:adjustRightInd w:val="0"/>
               <w:snapToGrid w:val="0"/>
               <w:spacing w:before="175" w:line="228" w:lineRule="auto"/>
-              <w:ind w:left="0" w:right="0" w:firstLine="0" w:leftChars="0" w:rightChars="0" w:firstLineChars="0"/>
+              <w:ind w:left="0" w:leftChars="0" w:right="0" w:rightChars="0" w:firstLine="0" w:firstLineChars="0"/>
               <w:jc w:val="center"/>
               <w:textAlignment w:val="baseline"/>
               <w:rPr>
-                <w:rFonts w:ascii="宋体" w:eastAsia="宋体" w:hAnsi="宋体" w:cs="宋体"/>
+                <w:rFonts w:ascii="宋体" w:hAnsi="宋体" w:eastAsia="宋体" w:cs="宋体"/>
                 <w:sz w:val="20"/>
                 <w:szCs w:val="20"/>
               </w:rPr>
             </w:pPr>
             <w:r>
               <w:rPr>
-                <w:rFonts w:ascii="宋体" w:eastAsia="宋体" w:hAnsi="宋体" w:cs="宋体"/>
+                <w:rFonts w:ascii="宋体" w:hAnsi="宋体" w:eastAsia="宋体" w:cs="宋体"/>
                 <w:spacing w:val="7"/>
                 <w:sz w:val="20"/>
                 <w:szCs w:val="20"/>
@@ -1031,11 +1038,11 @@
               <w:adjustRightInd w:val="0"/>
               <w:snapToGrid w:val="0"/>
               <w:spacing w:before="175" w:line="228" w:lineRule="auto"/>
-              <w:ind w:left="0" w:right="0" w:firstLine="0" w:leftChars="0" w:rightChars="0" w:firstLineChars="0"/>
+              <w:ind w:left="0" w:leftChars="0" w:right="0" w:rightChars="0" w:firstLine="0" w:firstLineChars="0"/>
               <w:jc w:val="center"/>
               <w:textAlignment w:val="baseline"/>
               <w:rPr>
-                <w:rFonts w:ascii="宋体" w:eastAsia="宋体" w:hAnsi="宋体" w:cs="宋体" w:hint="eastAsia"/>
+                <w:rFonts w:hint="eastAsia" w:ascii="宋体" w:hAnsi="宋体" w:eastAsia="宋体" w:cs="宋体"/>
                 <w:spacing w:val="7"/>
                 <w:sz w:val="20"/>
                 <w:szCs w:val="20"/>
@@ -1044,7 +1051,7 @@
             </w:pPr>
             <w:r>
               <w:rPr>
-                <w:rFonts w:ascii="宋体" w:hAnsi="宋体" w:cs="宋体" w:hint="eastAsia"/>
+                <w:rFonts w:hint="eastAsia" w:ascii="宋体" w:hAnsi="宋体" w:cs="宋体"/>
                 <w:spacing w:val="7"/>
                 <w:sz w:val="20"/>
                 <w:szCs w:val="20"/>
@@ -1073,11 +1080,11 @@
               <w:adjustRightInd w:val="0"/>
               <w:snapToGrid w:val="0"/>
               <w:spacing w:before="175" w:line="228" w:lineRule="auto"/>
-              <w:ind w:left="0" w:right="0" w:firstLine="0" w:leftChars="0" w:rightChars="0" w:firstLineChars="0"/>
+              <w:ind w:left="0" w:leftChars="0" w:right="0" w:rightChars="0" w:firstLine="0" w:firstLineChars="0"/>
               <w:jc w:val="center"/>
               <w:textAlignment w:val="baseline"/>
               <w:rPr>
-                <w:rFonts w:ascii="宋体" w:hAnsi="宋体" w:cs="宋体" w:hint="default"/>
+                <w:rFonts w:hint="default" w:ascii="宋体" w:hAnsi="宋体" w:cs="宋体"/>
                 <w:spacing w:val="7"/>
                 <w:sz w:val="20"/>
                 <w:szCs w:val="20"/>
@@ -1086,7 +1093,7 @@
             </w:pPr>
             <w:r>
               <w:rPr>
-                <w:rFonts w:ascii="宋体" w:hAnsi="宋体" w:cs="宋体" w:hint="eastAsia"/>
+                <w:rFonts w:hint="eastAsia" w:ascii="宋体" w:hAnsi="宋体" w:cs="宋体"/>
                 <w:spacing w:val="7"/>
                 <w:sz w:val="20"/>
                 <w:szCs w:val="20"/>
@@ -1115,18 +1122,18 @@
               <w:adjustRightInd w:val="0"/>
               <w:snapToGrid w:val="0"/>
               <w:spacing w:before="176" w:line="229" w:lineRule="auto"/>
-              <w:ind w:left="0" w:right="0" w:firstLine="0" w:leftChars="0" w:rightChars="0" w:firstLineChars="0"/>
+              <w:ind w:left="0" w:leftChars="0" w:right="0" w:rightChars="0" w:firstLine="0" w:firstLineChars="0"/>
               <w:jc w:val="center"/>
               <w:textAlignment w:val="baseline"/>
               <w:rPr>
-                <w:rFonts w:ascii="宋体" w:eastAsia="宋体" w:hAnsi="宋体" w:cs="宋体"/>
+                <w:rFonts w:ascii="宋体" w:hAnsi="宋体" w:eastAsia="宋体" w:cs="宋体"/>
                 <w:sz w:val="20"/>
                 <w:szCs w:val="20"/>
               </w:rPr>
             </w:pPr>
             <w:r>
               <w:rPr>
-                <w:rFonts w:ascii="宋体" w:eastAsia="宋体" w:hAnsi="宋体" w:cs="宋体"/>
+                <w:rFonts w:ascii="宋体" w:hAnsi="宋体" w:eastAsia="宋体" w:cs="宋体"/>
                 <w:spacing w:val="7"/>
                 <w:sz w:val="20"/>
                 <w:szCs w:val="20"/>
@@ -1138,9 +1145,14 @@
       </w:tr>
       <w:tr>
         <w:tblPrEx>
-          <w:tblW w:w="8214" w:type="dxa"/>
-          <w:jc w:val="center"/>
-          <w:tblLayout w:type="fixed"/>
+          <w:tblBorders>
+            <w:top w:val="single" w:color="000000" w:sz="2" w:space="0"/>
+            <w:left w:val="single" w:color="000000" w:sz="2" w:space="0"/>
+            <w:bottom w:val="single" w:color="000000" w:sz="2" w:space="0"/>
+            <w:right w:val="single" w:color="000000" w:sz="2" w:space="0"/>
+            <w:insideH w:val="single" w:color="000000" w:sz="2" w:space="0"/>
+            <w:insideV w:val="single" w:color="000000" w:sz="2" w:space="0"/>
+          </w:tblBorders>
           <w:tblCellMar>
             <w:top w:w="0" w:type="dxa"/>
             <w:left w:w="0" w:type="dxa"/>
@@ -1149,7 +1161,7 @@
           </w:tblCellMar>
         </w:tblPrEx>
         <w:trPr>
-          <w:trHeight w:val="516"/>
+          <w:trHeight w:val="516" w:hRule="atLeast"/>
           <w:jc w:val="center"/>
         </w:trPr>
         <w:tc>
@@ -1171,11 +1183,11 @@
               <w:adjustRightInd w:val="0"/>
               <w:snapToGrid w:val="0"/>
               <w:spacing w:before="173" w:line="267" w:lineRule="exact"/>
-              <w:ind w:left="0" w:right="0" w:firstLine="0" w:leftChars="0" w:rightChars="0" w:firstLineChars="0"/>
+              <w:ind w:left="0" w:leftChars="0" w:right="0" w:rightChars="0" w:firstLine="0" w:firstLineChars="0"/>
               <w:jc w:val="center"/>
               <w:textAlignment w:val="baseline"/>
               <w:rPr>
-                <w:rFonts w:ascii="宋体" w:eastAsia="宋体" w:hAnsi="宋体" w:cs="宋体" w:hint="default"/>
+                <w:rFonts w:hint="default" w:ascii="宋体" w:hAnsi="宋体" w:eastAsia="宋体" w:cs="宋体"/>
                 <w:sz w:val="20"/>
                 <w:szCs w:val="20"/>
                 <w:lang w:val="en-US"/>
@@ -1183,7 +1195,7 @@
             </w:pPr>
             <w:r>
               <w:rPr>
-                <w:rFonts w:ascii="宋体" w:eastAsia="宋体" w:hAnsi="宋体" w:cs="宋体"/>
+                <w:rFonts w:ascii="宋体" w:hAnsi="宋体" w:eastAsia="宋体" w:cs="宋体"/>
                 <w:spacing w:val="3"/>
                 <w:position w:val="1"/>
                 <w:sz w:val="20"/>
@@ -1193,7 +1205,7 @@
             </w:r>
             <w:r>
               <w:rPr>
-                <w:rFonts w:ascii="宋体" w:hAnsi="宋体" w:cs="宋体" w:hint="eastAsia"/>
+                <w:rFonts w:hint="eastAsia" w:ascii="宋体" w:hAnsi="宋体" w:cs="宋体"/>
                 <w:spacing w:val="3"/>
                 <w:position w:val="1"/>
                 <w:sz w:val="20"/>
@@ -1204,7 +1216,7 @@
             </w:r>
             <w:r>
               <w:rPr>
-                <w:rFonts w:ascii="宋体" w:eastAsia="宋体" w:hAnsi="宋体" w:cs="宋体"/>
+                <w:rFonts w:ascii="宋体" w:hAnsi="宋体" w:eastAsia="宋体" w:cs="宋体"/>
                 <w:spacing w:val="3"/>
                 <w:position w:val="1"/>
                 <w:sz w:val="20"/>
@@ -1214,7 +1226,7 @@
             </w:r>
             <w:r>
               <w:rPr>
-                <w:rFonts w:ascii="宋体" w:hAnsi="宋体" w:cs="宋体" w:hint="eastAsia"/>
+                <w:rFonts w:hint="eastAsia" w:ascii="宋体" w:hAnsi="宋体" w:cs="宋体"/>
                 <w:spacing w:val="3"/>
                 <w:position w:val="1"/>
                 <w:sz w:val="20"/>
@@ -1244,18 +1256,18 @@
               <w:adjustRightInd w:val="0"/>
               <w:snapToGrid w:val="0"/>
               <w:spacing w:before="173" w:line="267" w:lineRule="exact"/>
-              <w:ind w:left="0" w:right="0" w:firstLine="0" w:leftChars="0" w:rightChars="0" w:firstLineChars="0"/>
+              <w:ind w:left="0" w:leftChars="0" w:right="0" w:rightChars="0" w:firstLine="0" w:firstLineChars="0"/>
               <w:jc w:val="center"/>
               <w:textAlignment w:val="baseline"/>
               <w:rPr>
-                <w:rFonts w:ascii="宋体" w:eastAsia="宋体" w:hAnsi="宋体" w:cs="宋体"/>
+                <w:rFonts w:ascii="宋体" w:hAnsi="宋体" w:eastAsia="宋体" w:cs="宋体"/>
                 <w:sz w:val="20"/>
                 <w:szCs w:val="20"/>
               </w:rPr>
             </w:pPr>
             <w:r>
               <w:rPr>
-                <w:rFonts w:ascii="宋体" w:eastAsia="宋体" w:hAnsi="宋体" w:cs="宋体"/>
+                <w:rFonts w:ascii="宋体" w:hAnsi="宋体" w:eastAsia="宋体" w:cs="宋体"/>
                 <w:spacing w:val="4"/>
                 <w:position w:val="1"/>
                 <w:sz w:val="20"/>
@@ -1284,18 +1296,18 @@
               <w:adjustRightInd w:val="0"/>
               <w:snapToGrid w:val="0"/>
               <w:spacing w:before="172" w:line="228" w:lineRule="auto"/>
-              <w:ind w:left="0" w:right="0" w:firstLine="0" w:leftChars="0" w:rightChars="0" w:firstLineChars="0"/>
+              <w:ind w:left="0" w:leftChars="0" w:right="0" w:rightChars="0" w:firstLine="0" w:firstLineChars="0"/>
               <w:jc w:val="center"/>
               <w:textAlignment w:val="baseline"/>
               <w:rPr>
-                <w:rFonts w:ascii="宋体" w:eastAsia="宋体" w:hAnsi="宋体" w:cs="宋体"/>
+                <w:rFonts w:ascii="宋体" w:hAnsi="宋体" w:eastAsia="宋体" w:cs="宋体"/>
                 <w:sz w:val="20"/>
                 <w:szCs w:val="20"/>
               </w:rPr>
             </w:pPr>
             <w:r>
               <w:rPr>
-                <w:rFonts w:ascii="宋体" w:eastAsia="宋体" w:hAnsi="宋体" w:cs="宋体"/>
+                <w:rFonts w:ascii="宋体" w:hAnsi="宋体" w:eastAsia="宋体" w:cs="宋体"/>
                 <w:spacing w:val="200"/>
                 <w:kern w:val="0"/>
                 <w:sz w:val="20"/>
@@ -1305,7 +1317,7 @@
             </w:r>
             <w:r>
               <w:rPr>
-                <w:rFonts w:ascii="宋体" w:eastAsia="宋体" w:hAnsi="宋体" w:cs="宋体"/>
+                <w:rFonts w:ascii="宋体" w:hAnsi="宋体" w:eastAsia="宋体" w:cs="宋体"/>
                 <w:spacing w:val="0"/>
                 <w:kern w:val="0"/>
                 <w:sz w:val="20"/>
@@ -1334,11 +1346,11 @@
               <w:adjustRightInd w:val="0"/>
               <w:snapToGrid w:val="0"/>
               <w:spacing w:before="173" w:line="229" w:lineRule="auto"/>
-              <w:ind w:left="0" w:right="0" w:firstLine="0" w:leftChars="0" w:rightChars="0" w:firstLineChars="0"/>
+              <w:ind w:left="0" w:leftChars="0" w:right="0" w:rightChars="0" w:firstLine="0" w:firstLineChars="0"/>
               <w:jc w:val="center"/>
               <w:textAlignment w:val="baseline"/>
               <w:rPr>
-                <w:rFonts w:ascii="宋体" w:eastAsia="宋体" w:hAnsi="宋体" w:cs="宋体"/>
+                <w:rFonts w:ascii="宋体" w:hAnsi="宋体" w:eastAsia="宋体" w:cs="宋体"/>
                 <w:spacing w:val="200"/>
                 <w:kern w:val="0"/>
                 <w:sz w:val="20"/>
@@ -1347,7 +1359,7 @@
             </w:pPr>
             <w:r>
               <w:rPr>
-                <w:rFonts w:asciiTheme="minorAscii" w:eastAsiaTheme="minorEastAsia" w:hAnsiTheme="minorAscii" w:hint="eastAsia"/>
+                <w:rFonts w:hint="eastAsia" w:asciiTheme="minorAscii" w:hAnsiTheme="minorAscii" w:eastAsiaTheme="minorEastAsia"/>
                 <w:spacing w:val="0"/>
                 <w:kern w:val="0"/>
                 <w:sz w:val="21"/>
@@ -1377,11 +1389,11 @@
               <w:adjustRightInd w:val="0"/>
               <w:snapToGrid w:val="0"/>
               <w:spacing w:before="172" w:line="228" w:lineRule="auto"/>
-              <w:ind w:left="0" w:right="0" w:firstLine="0" w:leftChars="0" w:rightChars="0" w:firstLineChars="0"/>
+              <w:ind w:left="0" w:leftChars="0" w:right="0" w:rightChars="0" w:firstLine="0" w:firstLineChars="0"/>
               <w:jc w:val="center"/>
               <w:textAlignment w:val="baseline"/>
               <w:rPr>
-                <w:rFonts w:ascii="宋体" w:eastAsia="宋体" w:hAnsi="宋体" w:cs="宋体"/>
+                <w:rFonts w:ascii="宋体" w:hAnsi="宋体" w:eastAsia="宋体" w:cs="宋体"/>
                 <w:spacing w:val="200"/>
                 <w:kern w:val="0"/>
                 <w:sz w:val="20"/>
@@ -1390,7 +1402,7 @@
             </w:pPr>
             <w:r>
               <w:rPr>
-                <w:rFonts w:ascii="宋体" w:eastAsia="宋体" w:hAnsi="宋体" w:cs="宋体" w:hint="eastAsia"/>
+                <w:rFonts w:hint="eastAsia" w:ascii="宋体" w:hAnsi="宋体" w:eastAsia="宋体" w:cs="宋体"/>
                 <w:spacing w:val="200"/>
                 <w:kern w:val="0"/>
                 <w:sz w:val="20"/>
@@ -1400,7 +1412,7 @@
             </w:r>
             <w:r>
               <w:rPr>
-                <w:rFonts w:asciiTheme="minorAscii" w:eastAsiaTheme="minorEastAsia" w:hAnsiTheme="minorAscii" w:hint="eastAsia"/>
+                <w:rFonts w:hint="eastAsia" w:asciiTheme="minorAscii" w:hAnsiTheme="minorAscii" w:eastAsiaTheme="minorEastAsia"/>
                 <w:spacing w:val="0"/>
                 <w:kern w:val="0"/>
                 <w:sz w:val="21"/>
@@ -1430,18 +1442,18 @@
               <w:adjustRightInd w:val="0"/>
               <w:snapToGrid w:val="0"/>
               <w:spacing w:before="173" w:line="229" w:lineRule="auto"/>
-              <w:ind w:left="0" w:right="0" w:firstLine="0" w:leftChars="0" w:rightChars="0" w:firstLineChars="0"/>
+              <w:ind w:left="0" w:leftChars="0" w:right="0" w:rightChars="0" w:firstLine="0" w:firstLineChars="0"/>
               <w:jc w:val="center"/>
               <w:textAlignment w:val="baseline"/>
               <w:rPr>
-                <w:rFonts w:ascii="宋体" w:eastAsia="宋体" w:hAnsi="宋体" w:cs="宋体"/>
+                <w:rFonts w:ascii="宋体" w:hAnsi="宋体" w:eastAsia="宋体" w:cs="宋体"/>
                 <w:sz w:val="20"/>
                 <w:szCs w:val="20"/>
               </w:rPr>
             </w:pPr>
             <w:r>
               <w:rPr>
-                <w:rFonts w:asciiTheme="minorAscii" w:eastAsiaTheme="minorEastAsia" w:hAnsiTheme="minorAscii" w:hint="eastAsia"/>
+                <w:rFonts w:hint="eastAsia" w:asciiTheme="minorAscii" w:hAnsiTheme="minorAscii" w:eastAsiaTheme="minorEastAsia"/>
                 <w:spacing w:val="0"/>
                 <w:kern w:val="0"/>
                 <w:sz w:val="21"/>
@@ -1455,9 +1467,14 @@
       </w:tr>
       <w:tr>
         <w:tblPrEx>
-          <w:tblW w:w="8214" w:type="dxa"/>
-          <w:jc w:val="center"/>
-          <w:tblLayout w:type="fixed"/>
+          <w:tblBorders>
+            <w:top w:val="single" w:color="000000" w:sz="2" w:space="0"/>
+            <w:left w:val="single" w:color="000000" w:sz="2" w:space="0"/>
+            <w:bottom w:val="single" w:color="000000" w:sz="2" w:space="0"/>
+            <w:right w:val="single" w:color="000000" w:sz="2" w:space="0"/>
+            <w:insideH w:val="single" w:color="000000" w:sz="2" w:space="0"/>
+            <w:insideV w:val="single" w:color="000000" w:sz="2" w:space="0"/>
+          </w:tblBorders>
           <w:tblCellMar>
             <w:top w:w="0" w:type="dxa"/>
             <w:left w:w="0" w:type="dxa"/>
@@ -1466,7 +1483,7 @@
           </w:tblCellMar>
         </w:tblPrEx>
         <w:trPr>
-          <w:trHeight w:val="556"/>
+          <w:trHeight w:val="556" w:hRule="atLeast"/>
           <w:jc w:val="center"/>
         </w:trPr>
         <w:tc>
@@ -1475,7 +1492,7 @@
           </w:tcPr>
           <w:p>
             <w:pPr>
-              <w:pStyle w:val="TableText"/>
+              <w:pStyle w:val="27"/>
               <w:keepNext w:val="0"/>
               <w:keepLines w:val="0"/>
               <w:pageBreakBefore w:val="0"/>
@@ -1488,7 +1505,7 @@
               <w:bidi w:val="0"/>
               <w:adjustRightInd w:val="0"/>
               <w:snapToGrid w:val="0"/>
-              <w:ind w:left="0" w:right="0" w:firstLine="0" w:leftChars="0" w:rightChars="0" w:firstLineChars="0"/>
+              <w:ind w:left="0" w:leftChars="0" w:right="0" w:rightChars="0" w:firstLine="0" w:firstLineChars="0"/>
               <w:jc w:val="center"/>
               <w:textAlignment w:val="baseline"/>
             </w:pPr>
@@ -1500,7 +1517,7 @@
           </w:tcPr>
           <w:p>
             <w:pPr>
-              <w:pStyle w:val="TableText"/>
+              <w:pStyle w:val="27"/>
               <w:keepNext w:val="0"/>
               <w:keepLines w:val="0"/>
               <w:pageBreakBefore w:val="0"/>
@@ -1513,7 +1530,7 @@
               <w:bidi w:val="0"/>
               <w:adjustRightInd w:val="0"/>
               <w:snapToGrid w:val="0"/>
-              <w:ind w:left="0" w:right="0" w:firstLine="0" w:leftChars="0" w:rightChars="0" w:firstLineChars="0"/>
+              <w:ind w:left="0" w:leftChars="0" w:right="0" w:rightChars="0" w:firstLine="0" w:firstLineChars="0"/>
               <w:jc w:val="center"/>
               <w:textAlignment w:val="baseline"/>
             </w:pPr>
@@ -1525,7 +1542,7 @@
           </w:tcPr>
           <w:p>
             <w:pPr>
-              <w:pStyle w:val="TableText"/>
+              <w:pStyle w:val="27"/>
               <w:keepNext w:val="0"/>
               <w:keepLines w:val="0"/>
               <w:pageBreakBefore w:val="0"/>
@@ -1538,7 +1555,7 @@
               <w:bidi w:val="0"/>
               <w:adjustRightInd w:val="0"/>
               <w:snapToGrid w:val="0"/>
-              <w:ind w:left="0" w:right="0" w:firstLine="0" w:leftChars="0" w:rightChars="0" w:firstLineChars="0"/>
+              <w:ind w:left="0" w:leftChars="0" w:right="0" w:rightChars="0" w:firstLine="0" w:firstLineChars="0"/>
               <w:jc w:val="center"/>
               <w:textAlignment w:val="baseline"/>
             </w:pPr>
@@ -1550,7 +1567,7 @@
           </w:tcPr>
           <w:p>
             <w:pPr>
-              <w:pStyle w:val="TableText"/>
+              <w:pStyle w:val="27"/>
               <w:keepNext w:val="0"/>
               <w:keepLines w:val="0"/>
               <w:pageBreakBefore w:val="0"/>
@@ -1563,7 +1580,7 @@
               <w:bidi w:val="0"/>
               <w:adjustRightInd w:val="0"/>
               <w:snapToGrid w:val="0"/>
-              <w:ind w:left="0" w:right="0" w:firstLine="0" w:leftChars="0" w:rightChars="0" w:firstLineChars="0"/>
+              <w:ind w:left="0" w:leftChars="0" w:right="0" w:rightChars="0" w:firstLine="0" w:firstLineChars="0"/>
               <w:jc w:val="center"/>
               <w:textAlignment w:val="baseline"/>
             </w:pPr>
@@ -1575,7 +1592,7 @@
           </w:tcPr>
           <w:p>
             <w:pPr>
-              <w:pStyle w:val="TableText"/>
+              <w:pStyle w:val="27"/>
               <w:keepNext w:val="0"/>
               <w:keepLines w:val="0"/>
               <w:pageBreakBefore w:val="0"/>
@@ -1588,7 +1605,7 @@
               <w:bidi w:val="0"/>
               <w:adjustRightInd w:val="0"/>
               <w:snapToGrid w:val="0"/>
-              <w:ind w:left="0" w:right="0" w:firstLine="0" w:leftChars="0" w:rightChars="0" w:firstLineChars="0"/>
+              <w:ind w:left="0" w:leftChars="0" w:right="0" w:rightChars="0" w:firstLine="0" w:firstLineChars="0"/>
               <w:jc w:val="center"/>
               <w:textAlignment w:val="baseline"/>
             </w:pPr>
@@ -1600,7 +1617,7 @@
           </w:tcPr>
           <w:p>
             <w:pPr>
-              <w:pStyle w:val="TableText"/>
+              <w:pStyle w:val="27"/>
               <w:keepNext w:val="0"/>
               <w:keepLines w:val="0"/>
               <w:pageBreakBefore w:val="0"/>
@@ -1613,7 +1630,7 @@
               <w:bidi w:val="0"/>
               <w:adjustRightInd w:val="0"/>
               <w:snapToGrid w:val="0"/>
-              <w:ind w:left="0" w:right="0" w:firstLine="0" w:leftChars="0" w:rightChars="0" w:firstLineChars="0"/>
+              <w:ind w:left="0" w:leftChars="0" w:right="0" w:rightChars="0" w:firstLine="0" w:firstLineChars="0"/>
               <w:jc w:val="center"/>
               <w:textAlignment w:val="baseline"/>
             </w:pPr>
@@ -1622,9 +1639,14 @@
       </w:tr>
       <w:tr>
         <w:tblPrEx>
-          <w:tblW w:w="8214" w:type="dxa"/>
-          <w:jc w:val="center"/>
-          <w:tblLayout w:type="fixed"/>
+          <w:tblBorders>
+            <w:top w:val="single" w:color="000000" w:sz="2" w:space="0"/>
+            <w:left w:val="single" w:color="000000" w:sz="2" w:space="0"/>
+            <w:bottom w:val="single" w:color="000000" w:sz="2" w:space="0"/>
+            <w:right w:val="single" w:color="000000" w:sz="2" w:space="0"/>
+            <w:insideH w:val="single" w:color="000000" w:sz="2" w:space="0"/>
+            <w:insideV w:val="single" w:color="000000" w:sz="2" w:space="0"/>
+          </w:tblBorders>
           <w:tblCellMar>
             <w:top w:w="0" w:type="dxa"/>
             <w:left w:w="0" w:type="dxa"/>
@@ -1633,7 +1655,7 @@
           </w:tblCellMar>
         </w:tblPrEx>
         <w:trPr>
-          <w:trHeight w:val="556"/>
+          <w:trHeight w:val="556" w:hRule="atLeast"/>
           <w:jc w:val="center"/>
         </w:trPr>
         <w:tc>
@@ -1642,7 +1664,7 @@
           </w:tcPr>
           <w:p>
             <w:pPr>
-              <w:pStyle w:val="TableText"/>
+              <w:pStyle w:val="27"/>
               <w:keepNext w:val="0"/>
               <w:keepLines w:val="0"/>
               <w:pageBreakBefore w:val="0"/>
@@ -1655,7 +1677,7 @@
               <w:bidi w:val="0"/>
               <w:adjustRightInd w:val="0"/>
               <w:snapToGrid w:val="0"/>
-              <w:ind w:left="0" w:right="0" w:firstLine="0" w:leftChars="0" w:rightChars="0" w:firstLineChars="0"/>
+              <w:ind w:left="0" w:leftChars="0" w:right="0" w:rightChars="0" w:firstLine="0" w:firstLineChars="0"/>
               <w:jc w:val="center"/>
               <w:textAlignment w:val="baseline"/>
             </w:pPr>
@@ -1667,7 +1689,7 @@
           </w:tcPr>
           <w:p>
             <w:pPr>
-              <w:pStyle w:val="TableText"/>
+              <w:pStyle w:val="27"/>
               <w:keepNext w:val="0"/>
               <w:keepLines w:val="0"/>
               <w:pageBreakBefore w:val="0"/>
@@ -1680,7 +1702,7 @@
               <w:bidi w:val="0"/>
               <w:adjustRightInd w:val="0"/>
               <w:snapToGrid w:val="0"/>
-              <w:ind w:left="0" w:right="0" w:firstLine="0" w:leftChars="0" w:rightChars="0" w:firstLineChars="0"/>
+              <w:ind w:left="0" w:leftChars="0" w:right="0" w:rightChars="0" w:firstLine="0" w:firstLineChars="0"/>
               <w:jc w:val="center"/>
               <w:textAlignment w:val="baseline"/>
             </w:pPr>
@@ -1692,7 +1714,7 @@
           </w:tcPr>
           <w:p>
             <w:pPr>
-              <w:pStyle w:val="TableText"/>
+              <w:pStyle w:val="27"/>
               <w:keepNext w:val="0"/>
               <w:keepLines w:val="0"/>
               <w:pageBreakBefore w:val="0"/>
@@ -1705,7 +1727,7 @@
               <w:bidi w:val="0"/>
               <w:adjustRightInd w:val="0"/>
               <w:snapToGrid w:val="0"/>
-              <w:ind w:left="0" w:right="0" w:firstLine="0" w:leftChars="0" w:rightChars="0" w:firstLineChars="0"/>
+              <w:ind w:left="0" w:leftChars="0" w:right="0" w:rightChars="0" w:firstLine="0" w:firstLineChars="0"/>
               <w:jc w:val="center"/>
               <w:textAlignment w:val="baseline"/>
             </w:pPr>
@@ -1717,7 +1739,7 @@
           </w:tcPr>
           <w:p>
             <w:pPr>
-              <w:pStyle w:val="TableText"/>
+              <w:pStyle w:val="27"/>
               <w:keepNext w:val="0"/>
               <w:keepLines w:val="0"/>
               <w:pageBreakBefore w:val="0"/>
@@ -1730,7 +1752,7 @@
               <w:bidi w:val="0"/>
               <w:adjustRightInd w:val="0"/>
               <w:snapToGrid w:val="0"/>
-              <w:ind w:left="0" w:right="0" w:firstLine="0" w:leftChars="0" w:rightChars="0" w:firstLineChars="0"/>
+              <w:ind w:left="0" w:leftChars="0" w:right="0" w:rightChars="0" w:firstLine="0" w:firstLineChars="0"/>
               <w:jc w:val="center"/>
               <w:textAlignment w:val="baseline"/>
             </w:pPr>
@@ -1742,7 +1764,7 @@
           </w:tcPr>
           <w:p>
             <w:pPr>
-              <w:pStyle w:val="TableText"/>
+              <w:pStyle w:val="27"/>
               <w:keepNext w:val="0"/>
               <w:keepLines w:val="0"/>
               <w:pageBreakBefore w:val="0"/>
@@ -1755,7 +1777,7 @@
               <w:bidi w:val="0"/>
               <w:adjustRightInd w:val="0"/>
               <w:snapToGrid w:val="0"/>
-              <w:ind w:left="0" w:right="0" w:firstLine="0" w:leftChars="0" w:rightChars="0" w:firstLineChars="0"/>
+              <w:ind w:left="0" w:leftChars="0" w:right="0" w:rightChars="0" w:firstLine="0" w:firstLineChars="0"/>
               <w:jc w:val="center"/>
               <w:textAlignment w:val="baseline"/>
             </w:pPr>
@@ -1767,7 +1789,7 @@
           </w:tcPr>
           <w:p>
             <w:pPr>
-              <w:pStyle w:val="TableText"/>
+              <w:pStyle w:val="27"/>
               <w:keepNext w:val="0"/>
               <w:keepLines w:val="0"/>
               <w:pageBreakBefore w:val="0"/>
@@ -1780,7 +1802,7 @@
               <w:bidi w:val="0"/>
               <w:adjustRightInd w:val="0"/>
               <w:snapToGrid w:val="0"/>
-              <w:ind w:left="0" w:right="0" w:firstLine="0" w:leftChars="0" w:rightChars="0" w:firstLineChars="0"/>
+              <w:ind w:left="0" w:leftChars="0" w:right="0" w:rightChars="0" w:firstLine="0" w:firstLineChars="0"/>
               <w:jc w:val="center"/>
               <w:textAlignment w:val="baseline"/>
             </w:pPr>
@@ -1789,9 +1811,14 @@
       </w:tr>
       <w:tr>
         <w:tblPrEx>
-          <w:tblW w:w="8214" w:type="dxa"/>
-          <w:jc w:val="center"/>
-          <w:tblLayout w:type="fixed"/>
+          <w:tblBorders>
+            <w:top w:val="single" w:color="000000" w:sz="2" w:space="0"/>
+            <w:left w:val="single" w:color="000000" w:sz="2" w:space="0"/>
+            <w:bottom w:val="single" w:color="000000" w:sz="2" w:space="0"/>
+            <w:right w:val="single" w:color="000000" w:sz="2" w:space="0"/>
+            <w:insideH w:val="single" w:color="000000" w:sz="2" w:space="0"/>
+            <w:insideV w:val="single" w:color="000000" w:sz="2" w:space="0"/>
+          </w:tblBorders>
           <w:tblCellMar>
             <w:top w:w="0" w:type="dxa"/>
             <w:left w:w="0" w:type="dxa"/>
@@ -1800,7 +1827,7 @@
           </w:tblCellMar>
         </w:tblPrEx>
         <w:trPr>
-          <w:trHeight w:val="557"/>
+          <w:trHeight w:val="557" w:hRule="atLeast"/>
           <w:jc w:val="center"/>
         </w:trPr>
         <w:tc>
@@ -1809,7 +1836,7 @@
           </w:tcPr>
           <w:p>
             <w:pPr>
-              <w:pStyle w:val="TableText"/>
+              <w:pStyle w:val="27"/>
               <w:keepNext w:val="0"/>
               <w:keepLines w:val="0"/>
               <w:pageBreakBefore w:val="0"/>
@@ -1822,7 +1849,7 @@
               <w:bidi w:val="0"/>
               <w:adjustRightInd w:val="0"/>
               <w:snapToGrid w:val="0"/>
-              <w:ind w:left="0" w:right="0" w:firstLine="0" w:leftChars="0" w:rightChars="0" w:firstLineChars="0"/>
+              <w:ind w:left="0" w:leftChars="0" w:right="0" w:rightChars="0" w:firstLine="0" w:firstLineChars="0"/>
               <w:jc w:val="center"/>
               <w:textAlignment w:val="baseline"/>
             </w:pPr>
@@ -1834,7 +1861,7 @@
           </w:tcPr>
           <w:p>
             <w:pPr>
-              <w:pStyle w:val="TableText"/>
+              <w:pStyle w:val="27"/>
               <w:keepNext w:val="0"/>
               <w:keepLines w:val="0"/>
               <w:pageBreakBefore w:val="0"/>
@@ -1847,7 +1874,7 @@
               <w:bidi w:val="0"/>
               <w:adjustRightInd w:val="0"/>
               <w:snapToGrid w:val="0"/>
-              <w:ind w:left="0" w:right="0" w:firstLine="0" w:leftChars="0" w:rightChars="0" w:firstLineChars="0"/>
+              <w:ind w:left="0" w:leftChars="0" w:right="0" w:rightChars="0" w:firstLine="0" w:firstLineChars="0"/>
               <w:jc w:val="center"/>
               <w:textAlignment w:val="baseline"/>
             </w:pPr>
@@ -1859,7 +1886,7 @@
           </w:tcPr>
           <w:p>
             <w:pPr>
-              <w:pStyle w:val="TableText"/>
+              <w:pStyle w:val="27"/>
               <w:keepNext w:val="0"/>
               <w:keepLines w:val="0"/>
               <w:pageBreakBefore w:val="0"/>
@@ -1872,7 +1899,7 @@
               <w:bidi w:val="0"/>
               <w:adjustRightInd w:val="0"/>
               <w:snapToGrid w:val="0"/>
-              <w:ind w:left="0" w:right="0" w:firstLine="0" w:leftChars="0" w:rightChars="0" w:firstLineChars="0"/>
+              <w:ind w:left="0" w:leftChars="0" w:right="0" w:rightChars="0" w:firstLine="0" w:firstLineChars="0"/>
               <w:jc w:val="center"/>
               <w:textAlignment w:val="baseline"/>
             </w:pPr>
@@ -1884,7 +1911,7 @@
           </w:tcPr>
           <w:p>
             <w:pPr>
-              <w:pStyle w:val="TableText"/>
+              <w:pStyle w:val="27"/>
               <w:keepNext w:val="0"/>
               <w:keepLines w:val="0"/>
               <w:pageBreakBefore w:val="0"/>
@@ -1897,7 +1924,7 @@
               <w:bidi w:val="0"/>
               <w:adjustRightInd w:val="0"/>
               <w:snapToGrid w:val="0"/>
-              <w:ind w:left="0" w:right="0" w:firstLine="0" w:leftChars="0" w:rightChars="0" w:firstLineChars="0"/>
+              <w:ind w:left="0" w:leftChars="0" w:right="0" w:rightChars="0" w:firstLine="0" w:firstLineChars="0"/>
               <w:jc w:val="center"/>
               <w:textAlignment w:val="baseline"/>
             </w:pPr>
@@ -1909,7 +1936,7 @@
           </w:tcPr>
           <w:p>
             <w:pPr>
-              <w:pStyle w:val="TableText"/>
+              <w:pStyle w:val="27"/>
               <w:keepNext w:val="0"/>
               <w:keepLines w:val="0"/>
               <w:pageBreakBefore w:val="0"/>
@@ -1922,7 +1949,7 @@
               <w:bidi w:val="0"/>
               <w:adjustRightInd w:val="0"/>
               <w:snapToGrid w:val="0"/>
-              <w:ind w:left="0" w:right="0" w:firstLine="0" w:leftChars="0" w:rightChars="0" w:firstLineChars="0"/>
+              <w:ind w:left="0" w:leftChars="0" w:right="0" w:rightChars="0" w:firstLine="0" w:firstLineChars="0"/>
               <w:jc w:val="center"/>
               <w:textAlignment w:val="baseline"/>
             </w:pPr>
@@ -1934,7 +1961,7 @@
           </w:tcPr>
           <w:p>
             <w:pPr>
-              <w:pStyle w:val="TableText"/>
+              <w:pStyle w:val="27"/>
               <w:keepNext w:val="0"/>
               <w:keepLines w:val="0"/>
               <w:pageBreakBefore w:val="0"/>
@@ -1947,7 +1974,7 @@
               <w:bidi w:val="0"/>
               <w:adjustRightInd w:val="0"/>
               <w:snapToGrid w:val="0"/>
-              <w:ind w:left="0" w:right="0" w:firstLine="0" w:leftChars="0" w:rightChars="0" w:firstLineChars="0"/>
+              <w:ind w:left="0" w:leftChars="0" w:right="0" w:rightChars="0" w:firstLine="0" w:firstLineChars="0"/>
               <w:jc w:val="center"/>
               <w:textAlignment w:val="baseline"/>
             </w:pPr>
@@ -1978,7 +2005,7 @@
     <w:sdt>
       <w:sdtPr>
         <w:rPr>
-          <w:rFonts w:ascii="宋体" w:eastAsia="宋体" w:hAnsi="宋体" w:cs="Arial"/>
+          <w:rFonts w:ascii="宋体" w:hAnsi="宋体" w:eastAsia="宋体" w:cs="Arial"/>
           <w:snapToGrid w:val="0"/>
           <w:color w:val="000000"/>
           <w:kern w:val="0"/>
@@ -1994,7 +2021,7 @@
       </w:sdtPr>
       <w:sdtEndPr>
         <w:rPr>
-          <w:rFonts w:ascii="宋体" w:eastAsia="宋体" w:hAnsi="宋体" w:cs="宋体" w:hint="eastAsia"/>
+          <w:rFonts w:hint="eastAsia" w:ascii="宋体" w:hAnsi="宋体" w:eastAsia="宋体" w:cs="宋体"/>
           <w:snapToGrid w:val="0"/>
           <w:color w:val="000000"/>
           <w:kern w:val="0"/>
@@ -2019,18 +2046,18 @@
             <w:adjustRightInd w:val="0"/>
             <w:snapToGrid w:val="0"/>
             <w:spacing w:before="0" w:beforeLines="0" w:after="0" w:afterLines="0" w:line="240" w:lineRule="auto"/>
-            <w:ind w:left="0" w:right="0" w:firstLine="0" w:leftChars="0" w:rightChars="0" w:firstLineChars="0"/>
+            <w:ind w:left="0" w:leftChars="0" w:right="0" w:rightChars="0" w:firstLine="0" w:firstLineChars="0"/>
             <w:jc w:val="center"/>
             <w:textAlignment w:val="baseline"/>
             <w:rPr>
-              <w:rFonts w:ascii="宋体" w:eastAsia="宋体" w:hAnsi="宋体" w:cs="宋体" w:hint="eastAsia"/>
+              <w:rFonts w:hint="eastAsia" w:ascii="宋体" w:hAnsi="宋体" w:eastAsia="宋体" w:cs="宋体"/>
               <w:sz w:val="24"/>
               <w:szCs w:val="24"/>
             </w:rPr>
           </w:pPr>
           <w:r>
             <w:rPr>
-              <w:rFonts w:ascii="宋体" w:eastAsia="宋体" w:hAnsi="宋体" w:cs="宋体" w:hint="eastAsia"/>
+              <w:rFonts w:hint="eastAsia" w:ascii="宋体" w:hAnsi="宋体" w:eastAsia="宋体" w:cs="宋体"/>
               <w:sz w:val="24"/>
               <w:szCs w:val="24"/>
             </w:rPr>
@@ -2039,14 +2066,16 @@
         </w:p>
         <w:p>
           <w:pPr>
-            <w:pStyle w:val="TOC1"/>
+            <w:pStyle w:val="16"/>
             <w:tabs>
               <w:tab w:val="right" w:leader="dot" w:pos="8306"/>
             </w:tabs>
           </w:pPr>
+          <w:bookmarkStart w:id="10" w:name="_GoBack"/>
+          <w:bookmarkEnd w:id="10"/>
           <w:r>
             <w:rPr>
-              <w:rFonts w:ascii="宋体" w:eastAsia="宋体" w:hAnsi="宋体" w:cs="宋体" w:hint="eastAsia"/>
+              <w:rFonts w:hint="eastAsia" w:ascii="宋体" w:hAnsi="宋体" w:eastAsia="宋体" w:cs="宋体"/>
               <w:sz w:val="24"/>
               <w:szCs w:val="24"/>
             </w:rPr>
@@ -2054,7 +2083,7 @@
           </w:r>
           <w:r>
             <w:rPr>
-              <w:rFonts w:ascii="宋体" w:eastAsia="宋体" w:hAnsi="宋体" w:cs="宋体" w:hint="eastAsia"/>
+              <w:rFonts w:hint="eastAsia" w:ascii="宋体" w:hAnsi="宋体" w:eastAsia="宋体" w:cs="宋体"/>
               <w:sz w:val="24"/>
               <w:szCs w:val="24"/>
             </w:rPr>
@@ -2062,7 +2091,7 @@
           </w:r>
           <w:r>
             <w:rPr>
-              <w:rFonts w:ascii="宋体" w:eastAsia="宋体" w:hAnsi="宋体" w:cs="宋体" w:hint="eastAsia"/>
+              <w:rFonts w:hint="eastAsia" w:ascii="宋体" w:hAnsi="宋体" w:eastAsia="宋体" w:cs="宋体"/>
               <w:sz w:val="24"/>
               <w:szCs w:val="24"/>
             </w:rPr>
@@ -2070,21 +2099,21 @@
           </w:r>
           <w:r>
             <w:rPr>
-              <w:rFonts w:ascii="宋体" w:eastAsia="宋体" w:hAnsi="宋体" w:cs="宋体" w:hint="eastAsia"/>
+              <w:rFonts w:hint="eastAsia" w:ascii="宋体" w:hAnsi="宋体" w:eastAsia="宋体" w:cs="宋体"/>
               <w:szCs w:val="24"/>
             </w:rPr>
             <w:fldChar w:fldCharType="begin"/>
           </w:r>
           <w:r>
             <w:rPr>
-              <w:rFonts w:ascii="宋体" w:eastAsia="宋体" w:hAnsi="宋体" w:cs="宋体" w:hint="eastAsia"/>
+              <w:rFonts w:hint="eastAsia" w:ascii="宋体" w:hAnsi="宋体" w:eastAsia="宋体" w:cs="宋体"/>
               <w:szCs w:val="24"/>
             </w:rPr>
-            <w:instrText xml:space="preserve"> HYPERLINK \l _Toc16058 </w:instrText>
+            <w:instrText xml:space="preserve"> HYPERLINK \l _Toc20096 </w:instrText>
           </w:r>
           <w:r>
             <w:rPr>
-              <w:rFonts w:ascii="宋体" w:eastAsia="宋体" w:hAnsi="宋体" w:cs="宋体" w:hint="eastAsia"/>
+              <w:rFonts w:hint="eastAsia" w:ascii="宋体" w:hAnsi="宋体" w:eastAsia="宋体" w:cs="宋体"/>
               <w:szCs w:val="24"/>
             </w:rPr>
             <w:fldChar w:fldCharType="separate"/>
@@ -2103,7 +2132,7 @@
             <w:fldChar w:fldCharType="begin"/>
           </w:r>
           <w:r>
-            <w:instrText xml:space="preserve"> PAGEREF _Toc16058 \h </w:instrText>
+            <w:instrText xml:space="preserve"> PAGEREF _Toc20096 \h </w:instrText>
           </w:r>
           <w:r>
             <w:fldChar w:fldCharType="separate"/>
@@ -2116,7 +2145,7 @@
           </w:r>
           <w:r>
             <w:rPr>
-              <w:rFonts w:ascii="宋体" w:eastAsia="宋体" w:hAnsi="宋体" w:cs="宋体" w:hint="eastAsia"/>
+              <w:rFonts w:hint="eastAsia" w:ascii="宋体" w:hAnsi="宋体" w:eastAsia="宋体" w:cs="宋体"/>
               <w:szCs w:val="24"/>
             </w:rPr>
             <w:fldChar w:fldCharType="end"/>
@@ -2124,28 +2153,28 @@
         </w:p>
         <w:p>
           <w:pPr>
-            <w:pStyle w:val="TOC1"/>
+            <w:pStyle w:val="16"/>
             <w:tabs>
               <w:tab w:val="right" w:leader="dot" w:pos="8306"/>
             </w:tabs>
           </w:pPr>
           <w:r>
             <w:rPr>
-              <w:rFonts w:ascii="宋体" w:eastAsia="宋体" w:hAnsi="宋体" w:cs="宋体" w:hint="eastAsia"/>
+              <w:rFonts w:hint="eastAsia" w:ascii="宋体" w:hAnsi="宋体" w:eastAsia="宋体" w:cs="宋体"/>
               <w:szCs w:val="24"/>
             </w:rPr>
             <w:fldChar w:fldCharType="begin"/>
           </w:r>
           <w:r>
             <w:rPr>
-              <w:rFonts w:ascii="宋体" w:eastAsia="宋体" w:hAnsi="宋体" w:cs="宋体" w:hint="eastAsia"/>
+              <w:rFonts w:hint="eastAsia" w:ascii="宋体" w:hAnsi="宋体" w:eastAsia="宋体" w:cs="宋体"/>
               <w:szCs w:val="24"/>
             </w:rPr>
-            <w:instrText xml:space="preserve"> HYPERLINK \l _Toc16788 </w:instrText>
+            <w:instrText xml:space="preserve"> HYPERLINK \l _Toc17613 </w:instrText>
           </w:r>
           <w:r>
             <w:rPr>
-              <w:rFonts w:ascii="宋体" w:eastAsia="宋体" w:hAnsi="宋体" w:cs="宋体" w:hint="eastAsia"/>
+              <w:rFonts w:hint="eastAsia" w:ascii="宋体" w:hAnsi="宋体" w:eastAsia="宋体" w:cs="宋体"/>
               <w:szCs w:val="24"/>
             </w:rPr>
             <w:fldChar w:fldCharType="separate"/>
@@ -2164,7 +2193,7 @@
             <w:fldChar w:fldCharType="begin"/>
           </w:r>
           <w:r>
-            <w:instrText xml:space="preserve"> PAGEREF _Toc16788 \h </w:instrText>
+            <w:instrText xml:space="preserve"> PAGEREF _Toc17613 \h </w:instrText>
           </w:r>
           <w:r>
             <w:fldChar w:fldCharType="separate"/>
@@ -2177,7 +2206,7 @@
           </w:r>
           <w:r>
             <w:rPr>
-              <w:rFonts w:ascii="宋体" w:eastAsia="宋体" w:hAnsi="宋体" w:cs="宋体" w:hint="eastAsia"/>
+              <w:rFonts w:hint="eastAsia" w:ascii="宋体" w:hAnsi="宋体" w:eastAsia="宋体" w:cs="宋体"/>
               <w:szCs w:val="24"/>
             </w:rPr>
             <w:fldChar w:fldCharType="end"/>
@@ -2185,28 +2214,28 @@
         </w:p>
         <w:p>
           <w:pPr>
-            <w:pStyle w:val="TOC1"/>
+            <w:pStyle w:val="16"/>
             <w:tabs>
               <w:tab w:val="right" w:leader="dot" w:pos="8306"/>
             </w:tabs>
           </w:pPr>
           <w:r>
             <w:rPr>
-              <w:rFonts w:ascii="宋体" w:eastAsia="宋体" w:hAnsi="宋体" w:cs="宋体" w:hint="eastAsia"/>
+              <w:rFonts w:hint="eastAsia" w:ascii="宋体" w:hAnsi="宋体" w:eastAsia="宋体" w:cs="宋体"/>
               <w:szCs w:val="24"/>
             </w:rPr>
             <w:fldChar w:fldCharType="begin"/>
           </w:r>
           <w:r>
             <w:rPr>
-              <w:rFonts w:ascii="宋体" w:eastAsia="宋体" w:hAnsi="宋体" w:cs="宋体" w:hint="eastAsia"/>
+              <w:rFonts w:hint="eastAsia" w:ascii="宋体" w:hAnsi="宋体" w:eastAsia="宋体" w:cs="宋体"/>
               <w:szCs w:val="24"/>
             </w:rPr>
-            <w:instrText xml:space="preserve"> HYPERLINK \l _Toc22103 </w:instrText>
+            <w:instrText xml:space="preserve"> HYPERLINK \l _Toc10447 </w:instrText>
           </w:r>
           <w:r>
             <w:rPr>
-              <w:rFonts w:ascii="宋体" w:eastAsia="宋体" w:hAnsi="宋体" w:cs="宋体" w:hint="eastAsia"/>
+              <w:rFonts w:hint="eastAsia" w:ascii="宋体" w:hAnsi="宋体" w:eastAsia="宋体" w:cs="宋体"/>
               <w:szCs w:val="24"/>
             </w:rPr>
             <w:fldChar w:fldCharType="separate"/>
@@ -2225,7 +2254,7 @@
             <w:fldChar w:fldCharType="begin"/>
           </w:r>
           <w:r>
-            <w:instrText xml:space="preserve"> PAGEREF _Toc22103 \h </w:instrText>
+            <w:instrText xml:space="preserve"> PAGEREF _Toc10447 \h </w:instrText>
           </w:r>
           <w:r>
             <w:fldChar w:fldCharType="separate"/>
@@ -2238,7 +2267,7 @@
           </w:r>
           <w:r>
             <w:rPr>
-              <w:rFonts w:ascii="宋体" w:eastAsia="宋体" w:hAnsi="宋体" w:cs="宋体" w:hint="eastAsia"/>
+              <w:rFonts w:hint="eastAsia" w:ascii="宋体" w:hAnsi="宋体" w:eastAsia="宋体" w:cs="宋体"/>
               <w:szCs w:val="24"/>
             </w:rPr>
             <w:fldChar w:fldCharType="end"/>
@@ -2246,28 +2275,28 @@
         </w:p>
         <w:p>
           <w:pPr>
-            <w:pStyle w:val="TOC1"/>
+            <w:pStyle w:val="16"/>
             <w:tabs>
               <w:tab w:val="right" w:leader="dot" w:pos="8306"/>
             </w:tabs>
           </w:pPr>
           <w:r>
             <w:rPr>
-              <w:rFonts w:ascii="宋体" w:eastAsia="宋体" w:hAnsi="宋体" w:cs="宋体" w:hint="eastAsia"/>
+              <w:rFonts w:hint="eastAsia" w:ascii="宋体" w:hAnsi="宋体" w:eastAsia="宋体" w:cs="宋体"/>
               <w:szCs w:val="24"/>
             </w:rPr>
             <w:fldChar w:fldCharType="begin"/>
           </w:r>
           <w:r>
             <w:rPr>
-              <w:rFonts w:ascii="宋体" w:eastAsia="宋体" w:hAnsi="宋体" w:cs="宋体" w:hint="eastAsia"/>
+              <w:rFonts w:hint="eastAsia" w:ascii="宋体" w:hAnsi="宋体" w:eastAsia="宋体" w:cs="宋体"/>
               <w:szCs w:val="24"/>
             </w:rPr>
-            <w:instrText xml:space="preserve"> HYPERLINK \l _Toc5388 </w:instrText>
+            <w:instrText xml:space="preserve"> HYPERLINK \l _Toc11774 </w:instrText>
           </w:r>
           <w:r>
             <w:rPr>
-              <w:rFonts w:ascii="宋体" w:eastAsia="宋体" w:hAnsi="宋体" w:cs="宋体" w:hint="eastAsia"/>
+              <w:rFonts w:hint="eastAsia" w:ascii="宋体" w:hAnsi="宋体" w:eastAsia="宋体" w:cs="宋体"/>
               <w:szCs w:val="24"/>
             </w:rPr>
             <w:fldChar w:fldCharType="separate"/>
@@ -2286,7 +2315,7 @@
             <w:fldChar w:fldCharType="begin"/>
           </w:r>
           <w:r>
-            <w:instrText xml:space="preserve"> PAGEREF _Toc5388 \h </w:instrText>
+            <w:instrText xml:space="preserve"> PAGEREF _Toc11774 \h </w:instrText>
           </w:r>
           <w:r>
             <w:fldChar w:fldCharType="separate"/>
@@ -2299,7 +2328,7 @@
           </w:r>
           <w:r>
             <w:rPr>
-              <w:rFonts w:ascii="宋体" w:eastAsia="宋体" w:hAnsi="宋体" w:cs="宋体" w:hint="eastAsia"/>
+              <w:rFonts w:hint="eastAsia" w:ascii="宋体" w:hAnsi="宋体" w:eastAsia="宋体" w:cs="宋体"/>
               <w:szCs w:val="24"/>
             </w:rPr>
             <w:fldChar w:fldCharType="end"/>
@@ -2307,28 +2336,28 @@
         </w:p>
         <w:p>
           <w:pPr>
-            <w:pStyle w:val="TOC2"/>
+            <w:pStyle w:val="17"/>
             <w:tabs>
               <w:tab w:val="right" w:leader="dot" w:pos="8306"/>
             </w:tabs>
           </w:pPr>
           <w:r>
             <w:rPr>
-              <w:rFonts w:ascii="宋体" w:eastAsia="宋体" w:hAnsi="宋体" w:cs="宋体" w:hint="eastAsia"/>
+              <w:rFonts w:hint="eastAsia" w:ascii="宋体" w:hAnsi="宋体" w:eastAsia="宋体" w:cs="宋体"/>
               <w:szCs w:val="24"/>
             </w:rPr>
             <w:fldChar w:fldCharType="begin"/>
           </w:r>
           <w:r>
             <w:rPr>
-              <w:rFonts w:ascii="宋体" w:eastAsia="宋体" w:hAnsi="宋体" w:cs="宋体" w:hint="eastAsia"/>
+              <w:rFonts w:hint="eastAsia" w:ascii="宋体" w:hAnsi="宋体" w:eastAsia="宋体" w:cs="宋体"/>
               <w:szCs w:val="24"/>
             </w:rPr>
-            <w:instrText xml:space="preserve"> HYPERLINK \l _Toc8993 </w:instrText>
+            <w:instrText xml:space="preserve"> HYPERLINK \l _Toc14592 </w:instrText>
           </w:r>
           <w:r>
             <w:rPr>
-              <w:rFonts w:ascii="宋体" w:eastAsia="宋体" w:hAnsi="宋体" w:cs="宋体" w:hint="eastAsia"/>
+              <w:rFonts w:hint="eastAsia" w:ascii="宋体" w:hAnsi="宋体" w:eastAsia="宋体" w:cs="宋体"/>
               <w:szCs w:val="24"/>
             </w:rPr>
             <w:fldChar w:fldCharType="separate"/>
@@ -2347,7 +2376,7 @@
             <w:fldChar w:fldCharType="begin"/>
           </w:r>
           <w:r>
-            <w:instrText xml:space="preserve"> PAGEREF _Toc8993 \h </w:instrText>
+            <w:instrText xml:space="preserve"> PAGEREF _Toc14592 \h </w:instrText>
           </w:r>
           <w:r>
             <w:fldChar w:fldCharType="separate"/>
@@ -2360,7 +2389,7 @@
           </w:r>
           <w:r>
             <w:rPr>
-              <w:rFonts w:ascii="宋体" w:eastAsia="宋体" w:hAnsi="宋体" w:cs="宋体" w:hint="eastAsia"/>
+              <w:rFonts w:hint="eastAsia" w:ascii="宋体" w:hAnsi="宋体" w:eastAsia="宋体" w:cs="宋体"/>
               <w:szCs w:val="24"/>
             </w:rPr>
             <w:fldChar w:fldCharType="end"/>
@@ -2368,28 +2397,28 @@
         </w:p>
         <w:p>
           <w:pPr>
-            <w:pStyle w:val="TOC2"/>
+            <w:pStyle w:val="17"/>
             <w:tabs>
               <w:tab w:val="right" w:leader="dot" w:pos="8306"/>
             </w:tabs>
           </w:pPr>
           <w:r>
             <w:rPr>
-              <w:rFonts w:ascii="宋体" w:eastAsia="宋体" w:hAnsi="宋体" w:cs="宋体" w:hint="eastAsia"/>
+              <w:rFonts w:hint="eastAsia" w:ascii="宋体" w:hAnsi="宋体" w:eastAsia="宋体" w:cs="宋体"/>
               <w:szCs w:val="24"/>
             </w:rPr>
             <w:fldChar w:fldCharType="begin"/>
           </w:r>
           <w:r>
             <w:rPr>
-              <w:rFonts w:ascii="宋体" w:eastAsia="宋体" w:hAnsi="宋体" w:cs="宋体" w:hint="eastAsia"/>
+              <w:rFonts w:hint="eastAsia" w:ascii="宋体" w:hAnsi="宋体" w:eastAsia="宋体" w:cs="宋体"/>
               <w:szCs w:val="24"/>
             </w:rPr>
-            <w:instrText xml:space="preserve"> HYPERLINK \l _Toc5812 </w:instrText>
+            <w:instrText xml:space="preserve"> HYPERLINK \l _Toc32189 </w:instrText>
           </w:r>
           <w:r>
             <w:rPr>
-              <w:rFonts w:ascii="宋体" w:eastAsia="宋体" w:hAnsi="宋体" w:cs="宋体" w:hint="eastAsia"/>
+              <w:rFonts w:hint="eastAsia" w:ascii="宋体" w:hAnsi="宋体" w:eastAsia="宋体" w:cs="宋体"/>
               <w:szCs w:val="24"/>
             </w:rPr>
             <w:fldChar w:fldCharType="separate"/>
@@ -2408,7 +2437,7 @@
             <w:fldChar w:fldCharType="begin"/>
           </w:r>
           <w:r>
-            <w:instrText xml:space="preserve"> PAGEREF _Toc5812 \h </w:instrText>
+            <w:instrText xml:space="preserve"> PAGEREF _Toc32189 \h </w:instrText>
           </w:r>
           <w:r>
             <w:fldChar w:fldCharType="separate"/>
@@ -2421,7 +2450,7 @@
           </w:r>
           <w:r>
             <w:rPr>
-              <w:rFonts w:ascii="宋体" w:eastAsia="宋体" w:hAnsi="宋体" w:cs="宋体" w:hint="eastAsia"/>
+              <w:rFonts w:hint="eastAsia" w:ascii="宋体" w:hAnsi="宋体" w:eastAsia="宋体" w:cs="宋体"/>
               <w:szCs w:val="24"/>
             </w:rPr>
             <w:fldChar w:fldCharType="end"/>
@@ -2429,28 +2458,28 @@
         </w:p>
         <w:p>
           <w:pPr>
-            <w:pStyle w:val="TOC1"/>
+            <w:pStyle w:val="16"/>
             <w:tabs>
               <w:tab w:val="right" w:leader="dot" w:pos="8306"/>
             </w:tabs>
           </w:pPr>
           <w:r>
             <w:rPr>
-              <w:rFonts w:ascii="宋体" w:eastAsia="宋体" w:hAnsi="宋体" w:cs="宋体" w:hint="eastAsia"/>
+              <w:rFonts w:hint="eastAsia" w:ascii="宋体" w:hAnsi="宋体" w:eastAsia="宋体" w:cs="宋体"/>
               <w:szCs w:val="24"/>
             </w:rPr>
             <w:fldChar w:fldCharType="begin"/>
           </w:r>
           <w:r>
             <w:rPr>
-              <w:rFonts w:ascii="宋体" w:eastAsia="宋体" w:hAnsi="宋体" w:cs="宋体" w:hint="eastAsia"/>
+              <w:rFonts w:hint="eastAsia" w:ascii="宋体" w:hAnsi="宋体" w:eastAsia="宋体" w:cs="宋体"/>
               <w:szCs w:val="24"/>
             </w:rPr>
-            <w:instrText xml:space="preserve"> HYPERLINK \l _Toc11573 </w:instrText>
+            <w:instrText xml:space="preserve"> HYPERLINK \l _Toc7658 </w:instrText>
           </w:r>
           <w:r>
             <w:rPr>
-              <w:rFonts w:ascii="宋体" w:eastAsia="宋体" w:hAnsi="宋体" w:cs="宋体" w:hint="eastAsia"/>
+              <w:rFonts w:hint="eastAsia" w:ascii="宋体" w:hAnsi="宋体" w:eastAsia="宋体" w:cs="宋体"/>
               <w:szCs w:val="24"/>
             </w:rPr>
             <w:fldChar w:fldCharType="separate"/>
@@ -2469,7 +2498,7 @@
             <w:fldChar w:fldCharType="begin"/>
           </w:r>
           <w:r>
-            <w:instrText xml:space="preserve"> PAGEREF _Toc11573 \h </w:instrText>
+            <w:instrText xml:space="preserve"> PAGEREF _Toc7658 \h </w:instrText>
           </w:r>
           <w:r>
             <w:fldChar w:fldCharType="separate"/>
@@ -2482,7 +2511,7 @@
           </w:r>
           <w:r>
             <w:rPr>
-              <w:rFonts w:ascii="宋体" w:eastAsia="宋体" w:hAnsi="宋体" w:cs="宋体" w:hint="eastAsia"/>
+              <w:rFonts w:hint="eastAsia" w:ascii="宋体" w:hAnsi="宋体" w:eastAsia="宋体" w:cs="宋体"/>
               <w:szCs w:val="24"/>
             </w:rPr>
             <w:fldChar w:fldCharType="end"/>
@@ -2490,28 +2519,28 @@
         </w:p>
         <w:p>
           <w:pPr>
-            <w:pStyle w:val="TOC2"/>
+            <w:pStyle w:val="17"/>
             <w:tabs>
               <w:tab w:val="right" w:leader="dot" w:pos="8306"/>
             </w:tabs>
           </w:pPr>
           <w:r>
             <w:rPr>
-              <w:rFonts w:ascii="宋体" w:eastAsia="宋体" w:hAnsi="宋体" w:cs="宋体" w:hint="eastAsia"/>
+              <w:rFonts w:hint="eastAsia" w:ascii="宋体" w:hAnsi="宋体" w:eastAsia="宋体" w:cs="宋体"/>
               <w:szCs w:val="24"/>
             </w:rPr>
             <w:fldChar w:fldCharType="begin"/>
           </w:r>
           <w:r>
             <w:rPr>
-              <w:rFonts w:ascii="宋体" w:eastAsia="宋体" w:hAnsi="宋体" w:cs="宋体" w:hint="eastAsia"/>
+              <w:rFonts w:hint="eastAsia" w:ascii="宋体" w:hAnsi="宋体" w:eastAsia="宋体" w:cs="宋体"/>
               <w:szCs w:val="24"/>
             </w:rPr>
-            <w:instrText xml:space="preserve"> HYPERLINK \l _Toc30204 </w:instrText>
+            <w:instrText xml:space="preserve"> HYPERLINK \l _Toc21289 </w:instrText>
           </w:r>
           <w:r>
             <w:rPr>
-              <w:rFonts w:ascii="宋体" w:eastAsia="宋体" w:hAnsi="宋体" w:cs="宋体" w:hint="eastAsia"/>
+              <w:rFonts w:hint="eastAsia" w:ascii="宋体" w:hAnsi="宋体" w:eastAsia="宋体" w:cs="宋体"/>
               <w:szCs w:val="24"/>
             </w:rPr>
             <w:fldChar w:fldCharType="separate"/>
@@ -2530,7 +2559,7 @@
             <w:fldChar w:fldCharType="begin"/>
           </w:r>
           <w:r>
-            <w:instrText xml:space="preserve"> PAGEREF _Toc30204 \h </w:instrText>
+            <w:instrText xml:space="preserve"> PAGEREF _Toc21289 \h </w:instrText>
           </w:r>
           <w:r>
             <w:fldChar w:fldCharType="separate"/>
@@ -2543,7 +2572,7 @@
           </w:r>
           <w:r>
             <w:rPr>
-              <w:rFonts w:ascii="宋体" w:eastAsia="宋体" w:hAnsi="宋体" w:cs="宋体" w:hint="eastAsia"/>
+              <w:rFonts w:hint="eastAsia" w:ascii="宋体" w:hAnsi="宋体" w:eastAsia="宋体" w:cs="宋体"/>
               <w:szCs w:val="24"/>
             </w:rPr>
             <w:fldChar w:fldCharType="end"/>
@@ -2551,28 +2580,28 @@
         </w:p>
         <w:p>
           <w:pPr>
-            <w:pStyle w:val="TOC2"/>
+            <w:pStyle w:val="17"/>
             <w:tabs>
               <w:tab w:val="right" w:leader="dot" w:pos="8306"/>
             </w:tabs>
           </w:pPr>
           <w:r>
             <w:rPr>
-              <w:rFonts w:ascii="宋体" w:eastAsia="宋体" w:hAnsi="宋体" w:cs="宋体" w:hint="eastAsia"/>
+              <w:rFonts w:hint="eastAsia" w:ascii="宋体" w:hAnsi="宋体" w:eastAsia="宋体" w:cs="宋体"/>
               <w:szCs w:val="24"/>
             </w:rPr>
             <w:fldChar w:fldCharType="begin"/>
           </w:r>
           <w:r>
             <w:rPr>
-              <w:rFonts w:ascii="宋体" w:eastAsia="宋体" w:hAnsi="宋体" w:cs="宋体" w:hint="eastAsia"/>
+              <w:rFonts w:hint="eastAsia" w:ascii="宋体" w:hAnsi="宋体" w:eastAsia="宋体" w:cs="宋体"/>
               <w:szCs w:val="24"/>
             </w:rPr>
-            <w:instrText xml:space="preserve"> HYPERLINK \l _Toc5880 </w:instrText>
+            <w:instrText xml:space="preserve"> HYPERLINK \l _Toc3914 </w:instrText>
           </w:r>
           <w:r>
             <w:rPr>
-              <w:rFonts w:ascii="宋体" w:eastAsia="宋体" w:hAnsi="宋体" w:cs="宋体" w:hint="eastAsia"/>
+              <w:rFonts w:hint="eastAsia" w:ascii="宋体" w:hAnsi="宋体" w:eastAsia="宋体" w:cs="宋体"/>
               <w:szCs w:val="24"/>
             </w:rPr>
             <w:fldChar w:fldCharType="separate"/>
@@ -2591,7 +2620,7 @@
             <w:fldChar w:fldCharType="begin"/>
           </w:r>
           <w:r>
-            <w:instrText xml:space="preserve"> PAGEREF _Toc5880 \h </w:instrText>
+            <w:instrText xml:space="preserve"> PAGEREF _Toc3914 \h </w:instrText>
           </w:r>
           <w:r>
             <w:fldChar w:fldCharType="separate"/>
@@ -2604,7 +2633,7 @@
           </w:r>
           <w:r>
             <w:rPr>
-              <w:rFonts w:ascii="宋体" w:eastAsia="宋体" w:hAnsi="宋体" w:cs="宋体" w:hint="eastAsia"/>
+              <w:rFonts w:hint="eastAsia" w:ascii="宋体" w:hAnsi="宋体" w:eastAsia="宋体" w:cs="宋体"/>
               <w:szCs w:val="24"/>
             </w:rPr>
             <w:fldChar w:fldCharType="end"/>
@@ -2612,89 +2641,28 @@
         </w:p>
         <w:p>
           <w:pPr>
-            <w:pStyle w:val="TOC2"/>
+            <w:pStyle w:val="16"/>
             <w:tabs>
               <w:tab w:val="right" w:leader="dot" w:pos="8306"/>
             </w:tabs>
           </w:pPr>
           <w:r>
             <w:rPr>
-              <w:rFonts w:ascii="宋体" w:eastAsia="宋体" w:hAnsi="宋体" w:cs="宋体" w:hint="eastAsia"/>
+              <w:rFonts w:hint="eastAsia" w:ascii="宋体" w:hAnsi="宋体" w:eastAsia="宋体" w:cs="宋体"/>
               <w:szCs w:val="24"/>
             </w:rPr>
             <w:fldChar w:fldCharType="begin"/>
           </w:r>
           <w:r>
             <w:rPr>
-              <w:rFonts w:ascii="宋体" w:eastAsia="宋体" w:hAnsi="宋体" w:cs="宋体" w:hint="eastAsia"/>
+              <w:rFonts w:hint="eastAsia" w:ascii="宋体" w:hAnsi="宋体" w:eastAsia="宋体" w:cs="宋体"/>
               <w:szCs w:val="24"/>
             </w:rPr>
-            <w:instrText xml:space="preserve"> HYPERLINK \l _Toc8576 </w:instrText>
+            <w:instrText xml:space="preserve"> HYPERLINK \l _Toc12216 </w:instrText>
           </w:r>
           <w:r>
             <w:rPr>
-              <w:rFonts w:ascii="宋体" w:eastAsia="宋体" w:hAnsi="宋体" w:cs="宋体" w:hint="eastAsia"/>
-              <w:szCs w:val="24"/>
-            </w:rPr>
-            <w:fldChar w:fldCharType="separate"/>
-          </w:r>
-          <w:r>
-            <w:rPr>
-              <w:rFonts w:hint="default"/>
-              <w:lang w:val="en-US" w:eastAsia="zh-CN"/>
-            </w:rPr>
-            <w:t>3.3. 客户书面意见汇总</w:t>
-          </w:r>
-          <w:r>
-            <w:tab/>
-          </w:r>
-          <w:r>
-            <w:fldChar w:fldCharType="begin"/>
-          </w:r>
-          <w:r>
-            <w:instrText xml:space="preserve"> PAGEREF _Toc8576 \h </w:instrText>
-          </w:r>
-          <w:r>
-            <w:fldChar w:fldCharType="separate"/>
-          </w:r>
-          <w:r>
-            <w:t>5</w:t>
-          </w:r>
-          <w:r>
-            <w:fldChar w:fldCharType="end"/>
-          </w:r>
-          <w:r>
-            <w:rPr>
-              <w:rFonts w:ascii="宋体" w:eastAsia="宋体" w:hAnsi="宋体" w:cs="宋体" w:hint="eastAsia"/>
-              <w:szCs w:val="24"/>
-            </w:rPr>
-            <w:fldChar w:fldCharType="end"/>
-          </w:r>
-        </w:p>
-        <w:p>
-          <w:pPr>
-            <w:pStyle w:val="TOC1"/>
-            <w:tabs>
-              <w:tab w:val="right" w:leader="dot" w:pos="8306"/>
-            </w:tabs>
-          </w:pPr>
-          <w:r>
-            <w:rPr>
-              <w:rFonts w:ascii="宋体" w:eastAsia="宋体" w:hAnsi="宋体" w:cs="宋体" w:hint="eastAsia"/>
-              <w:szCs w:val="24"/>
-            </w:rPr>
-            <w:fldChar w:fldCharType="begin"/>
-          </w:r>
-          <w:r>
-            <w:rPr>
-              <w:rFonts w:ascii="宋体" w:eastAsia="宋体" w:hAnsi="宋体" w:cs="宋体" w:hint="eastAsia"/>
-              <w:szCs w:val="24"/>
-            </w:rPr>
-            <w:instrText xml:space="preserve"> HYPERLINK \l _Toc23328 </w:instrText>
-          </w:r>
-          <w:r>
-            <w:rPr>
-              <w:rFonts w:ascii="宋体" w:eastAsia="宋体" w:hAnsi="宋体" w:cs="宋体" w:hint="eastAsia"/>
+              <w:rFonts w:hint="eastAsia" w:ascii="宋体" w:hAnsi="宋体" w:eastAsia="宋体" w:cs="宋体"/>
               <w:szCs w:val="24"/>
             </w:rPr>
             <w:fldChar w:fldCharType="separate"/>
@@ -2713,7 +2681,7 @@
             <w:fldChar w:fldCharType="begin"/>
           </w:r>
           <w:r>
-            <w:instrText xml:space="preserve"> PAGEREF _Toc23328 \h </w:instrText>
+            <w:instrText xml:space="preserve"> PAGEREF _Toc12216 \h </w:instrText>
           </w:r>
           <w:r>
             <w:fldChar w:fldCharType="separate"/>
@@ -2726,7 +2694,7 @@
           </w:r>
           <w:r>
             <w:rPr>
-              <w:rFonts w:ascii="宋体" w:eastAsia="宋体" w:hAnsi="宋体" w:cs="宋体" w:hint="eastAsia"/>
+              <w:rFonts w:hint="eastAsia" w:ascii="宋体" w:hAnsi="宋体" w:eastAsia="宋体" w:cs="宋体"/>
               <w:szCs w:val="24"/>
             </w:rPr>
             <w:fldChar w:fldCharType="end"/>
@@ -2748,7 +2716,7 @@
             <w:snapToGrid w:val="0"/>
             <w:textAlignment w:val="baseline"/>
             <w:rPr>
-              <w:rFonts w:ascii="宋体" w:eastAsia="宋体" w:hAnsi="宋体" w:cs="宋体" w:hint="eastAsia"/>
+              <w:rFonts w:hint="eastAsia" w:ascii="宋体" w:hAnsi="宋体" w:eastAsia="宋体" w:cs="宋体"/>
               <w:snapToGrid w:val="0"/>
               <w:color w:val="000000"/>
               <w:kern w:val="0"/>
@@ -2759,7 +2727,7 @@
           </w:pPr>
           <w:r>
             <w:rPr>
-              <w:rFonts w:ascii="宋体" w:eastAsia="宋体" w:hAnsi="宋体" w:cs="宋体" w:hint="eastAsia"/>
+              <w:rFonts w:hint="eastAsia" w:ascii="宋体" w:hAnsi="宋体" w:eastAsia="宋体" w:cs="宋体"/>
               <w:szCs w:val="24"/>
             </w:rPr>
             <w:fldChar w:fldCharType="end"/>
@@ -2783,7 +2751,7 @@
         <w:snapToGrid w:val="0"/>
         <w:textAlignment w:val="baseline"/>
         <w:rPr>
-          <w:rFonts w:ascii="Arial" w:eastAsia="Arial" w:hAnsi="Arial" w:cs="Arial"/>
+          <w:rFonts w:ascii="Arial" w:hAnsi="Arial" w:eastAsia="Arial" w:cs="Arial"/>
           <w:snapToGrid w:val="0"/>
           <w:color w:val="000000"/>
           <w:kern w:val="0"/>
@@ -2794,7 +2762,7 @@
       </w:pPr>
       <w:r>
         <w:rPr>
-          <w:rFonts w:ascii="Arial" w:eastAsia="Arial" w:hAnsi="Arial" w:cs="Arial"/>
+          <w:rFonts w:ascii="Arial" w:hAnsi="Arial" w:eastAsia="Arial" w:cs="Arial"/>
           <w:snapToGrid w:val="0"/>
           <w:color w:val="000000"/>
           <w:kern w:val="0"/>
@@ -2807,14 +2775,14 @@
     </w:p>
     <w:p>
       <w:pPr>
-        <w:pStyle w:val="1"/>
+        <w:pStyle w:val="28"/>
         <w:bidi w:val="0"/>
         <w:rPr>
           <w:rFonts w:hint="default"/>
           <w:lang w:val="en-US" w:eastAsia="zh-CN"/>
         </w:rPr>
       </w:pPr>
-      <w:bookmarkStart w:id="2" w:name="_Toc22103"/>
+      <w:bookmarkStart w:id="2" w:name="_Toc10447"/>
       <w:r>
         <w:rPr>
           <w:rFonts w:hint="default"/>
@@ -2826,7 +2794,7 @@
     </w:p>
     <w:p>
       <w:pPr>
-        <w:pStyle w:val="a1"/>
+        <w:pStyle w:val="29"/>
         <w:rPr>
           <w:rFonts w:hint="default"/>
           <w:lang w:val="en-US" w:eastAsia="zh-CN"/>
@@ -2856,7 +2824,7 @@
     </w:p>
     <w:p>
       <w:pPr>
-        <w:pStyle w:val="a1"/>
+        <w:pStyle w:val="29"/>
         <w:rPr>
           <w:rFonts w:hint="default"/>
           <w:lang w:val="en-US" w:eastAsia="zh-CN"/>
@@ -2872,7 +2840,7 @@
     </w:p>
     <w:p>
       <w:pPr>
-        <w:pStyle w:val="a1"/>
+        <w:pStyle w:val="29"/>
         <w:rPr>
           <w:rFonts w:hint="default"/>
           <w:lang w:val="en-US" w:eastAsia="zh-CN"/>
@@ -2902,14 +2870,14 @@
     </w:p>
     <w:p>
       <w:pPr>
-        <w:pStyle w:val="1"/>
+        <w:pStyle w:val="28"/>
         <w:bidi w:val="0"/>
         <w:rPr>
           <w:rFonts w:hint="default"/>
           <w:lang w:val="en-US" w:eastAsia="zh-CN"/>
         </w:rPr>
       </w:pPr>
-      <w:bookmarkStart w:id="3" w:name="_Toc5388"/>
+      <w:bookmarkStart w:id="3" w:name="_Toc11774"/>
       <w:r>
         <w:rPr>
           <w:rFonts w:hint="default"/>
@@ -2921,14 +2889,14 @@
     </w:p>
     <w:p>
       <w:pPr>
-        <w:pStyle w:val="2"/>
+        <w:pStyle w:val="30"/>
         <w:bidi w:val="0"/>
         <w:rPr>
           <w:rFonts w:hint="default"/>
           <w:lang w:val="en-US" w:eastAsia="zh-CN"/>
         </w:rPr>
       </w:pPr>
-      <w:bookmarkStart w:id="4" w:name="_Toc8993"/>
+      <w:bookmarkStart w:id="4" w:name="_Toc14592"/>
       <w:r>
         <w:rPr>
           <w:rFonts w:hint="default"/>
@@ -2940,7 +2908,7 @@
     </w:p>
     <w:p>
       <w:pPr>
-        <w:pStyle w:val="a1"/>
+        <w:pStyle w:val="29"/>
         <w:rPr>
           <w:rFonts w:hint="default"/>
           <w:lang w:val="en-US" w:eastAsia="zh-CN"/>
@@ -2970,7 +2938,7 @@
     </w:p>
     <w:p>
       <w:pPr>
-        <w:pStyle w:val="a1"/>
+        <w:pStyle w:val="29"/>
         <w:rPr>
           <w:rFonts w:hint="default"/>
           <w:lang w:val="en-US" w:eastAsia="zh-CN"/>
@@ -2986,7 +2954,7 @@
     </w:p>
     <w:p>
       <w:pPr>
-        <w:pStyle w:val="a1"/>
+        <w:pStyle w:val="29"/>
         <w:rPr>
           <w:rFonts w:hint="default"/>
           <w:lang w:val="en-US" w:eastAsia="zh-CN"/>
@@ -3016,7 +2984,7 @@
     </w:p>
     <w:p>
       <w:pPr>
-        <w:pStyle w:val="a1"/>
+        <w:pStyle w:val="29"/>
         <w:rPr>
           <w:rFonts w:hint="default"/>
           <w:lang w:val="en-US" w:eastAsia="zh-CN"/>
@@ -3032,14 +3000,14 @@
     </w:p>
     <w:p>
       <w:pPr>
-        <w:pStyle w:val="2"/>
+        <w:pStyle w:val="30"/>
         <w:bidi w:val="0"/>
         <w:rPr>
           <w:rFonts w:hint="default"/>
           <w:lang w:val="en-US" w:eastAsia="zh-CN"/>
         </w:rPr>
       </w:pPr>
-      <w:bookmarkStart w:id="5" w:name="_Toc5812"/>
+      <w:bookmarkStart w:id="5" w:name="_Toc32189"/>
       <w:r>
         <w:rPr>
           <w:rFonts w:hint="default"/>
@@ -3051,7 +3019,7 @@
     </w:p>
     <w:p>
       <w:pPr>
-        <w:pStyle w:val="a1"/>
+        <w:pStyle w:val="29"/>
         <w:rPr>
           <w:rFonts w:hint="default"/>
           <w:lang w:val="en-US" w:eastAsia="zh-CN"/>
@@ -3081,7 +3049,7 @@
     </w:p>
     <w:p>
       <w:pPr>
-        <w:pStyle w:val="a1"/>
+        <w:pStyle w:val="29"/>
         <w:rPr>
           <w:rFonts w:hint="default"/>
           <w:lang w:val="en-US" w:eastAsia="zh-CN"/>
@@ -3104,7 +3072,7 @@
     </w:p>
     <w:p>
       <w:pPr>
-        <w:pStyle w:val="a1"/>
+        <w:pStyle w:val="29"/>
         <w:rPr>
           <w:rFonts w:hint="default"/>
           <w:lang w:val="en-US" w:eastAsia="zh-CN"/>
@@ -3127,7 +3095,7 @@
     </w:p>
     <w:p>
       <w:pPr>
-        <w:pStyle w:val="a1"/>
+        <w:pStyle w:val="29"/>
         <w:rPr>
           <w:rFonts w:hint="default"/>
           <w:lang w:val="en-US" w:eastAsia="zh-CN"/>
@@ -3150,7 +3118,7 @@
     </w:p>
     <w:p>
       <w:pPr>
-        <w:pStyle w:val="a1"/>
+        <w:pStyle w:val="29"/>
         <w:rPr>
           <w:rFonts w:hint="default"/>
           <w:lang w:val="en-US" w:eastAsia="zh-CN"/>
@@ -3173,7 +3141,7 @@
     </w:p>
     <w:p>
       <w:pPr>
-        <w:pStyle w:val="a1"/>
+        <w:pStyle w:val="29"/>
         <w:rPr>
           <w:rFonts w:hint="default"/>
           <w:lang w:val="en-US" w:eastAsia="zh-CN"/>
@@ -3203,7 +3171,7 @@
     </w:p>
     <w:p>
       <w:pPr>
-        <w:pStyle w:val="a1"/>
+        <w:pStyle w:val="29"/>
         <w:rPr>
           <w:rFonts w:hint="default"/>
           <w:lang w:val="en-US" w:eastAsia="zh-CN"/>
@@ -3219,7 +3187,7 @@
     </w:p>
     <w:p>
       <w:pPr>
-        <w:pStyle w:val="a1"/>
+        <w:pStyle w:val="29"/>
         <w:rPr>
           <w:rFonts w:hint="default"/>
           <w:lang w:val="en-US" w:eastAsia="zh-CN"/>
@@ -3230,12 +3198,12 @@
           <w:rFonts w:hint="default"/>
           <w:lang w:val="en-US" w:eastAsia="zh-CN"/>
         </w:rPr>
-        <w:t>单个客户满意度=(各维度得分总和 / 问卷总分) × 100%</w:t>
+        <w:t>单个客户满意度=(各维度得分总和 / 问卷总分)×100%</w:t>
       </w:r>
     </w:p>
     <w:p>
       <w:pPr>
-        <w:pStyle w:val="a1"/>
+        <w:pStyle w:val="29"/>
         <w:rPr>
           <w:rFonts w:hint="default"/>
           <w:lang w:val="en-US" w:eastAsia="zh-CN"/>
@@ -3246,12 +3214,55 @@
           <w:rFonts w:hint="default"/>
           <w:lang w:val="en-US" w:eastAsia="zh-CN"/>
         </w:rPr>
-        <w:t>本次整体客户满意度=(所有有效问卷满意度得分总和 / 有效问卷总数)</w:t>
+        <w:t>本次整体客户满意度=</w:t>
+      </w:r>
+      <w:r>
+        <w:drawing>
+          <wp:inline distT="0" distB="0" distL="114300" distR="114300">
+            <wp:extent cx="1847215" cy="255905"/>
+            <wp:effectExtent l="0" t="0" r="0" b="2540"/>
+            <wp:docPr id="4" name="图片 2"/>
+            <wp:cNvGraphicFramePr>
+              <a:graphicFrameLocks xmlns:a="http://schemas.openxmlformats.org/drawingml/2006/main" noChangeAspect="1"/>
+            </wp:cNvGraphicFramePr>
+            <a:graphic xmlns:a="http://schemas.openxmlformats.org/drawingml/2006/main">
+              <a:graphicData uri="http://schemas.openxmlformats.org/drawingml/2006/picture">
+                <pic:pic xmlns:pic="http://schemas.openxmlformats.org/drawingml/2006/picture">
+                  <pic:nvPicPr>
+                    <pic:cNvPr id="4" name="图片 2"/>
+                    <pic:cNvPicPr>
+                      <a:picLocks noChangeAspect="1"/>
+                    </pic:cNvPicPr>
+                  </pic:nvPicPr>
+                  <pic:blipFill>
+                    <a:blip r:embed="rId11"/>
+                    <a:stretch>
+                      <a:fillRect/>
+                    </a:stretch>
+                  </pic:blipFill>
+                  <pic:spPr>
+                    <a:xfrm>
+                      <a:off x="0" y="0"/>
+                      <a:ext cx="1847215" cy="255905"/>
+                    </a:xfrm>
+                    <a:prstGeom prst="rect">
+                      <a:avLst/>
+                    </a:prstGeom>
+                    <a:noFill/>
+                    <a:ln>
+                      <a:noFill/>
+                    </a:ln>
+                  </pic:spPr>
+                </pic:pic>
+              </a:graphicData>
+            </a:graphic>
+          </wp:inline>
+        </w:drawing>
       </w:r>
     </w:p>
     <w:p>
       <w:pPr>
-        <w:pStyle w:val="a1"/>
+        <w:pStyle w:val="29"/>
         <w:rPr>
           <w:rFonts w:hint="default"/>
           <w:lang w:val="en-US" w:eastAsia="zh-CN"/>
@@ -3267,14 +3278,14 @@
     </w:p>
     <w:p>
       <w:pPr>
-        <w:pStyle w:val="1"/>
+        <w:pStyle w:val="28"/>
         <w:bidi w:val="0"/>
         <w:rPr>
           <w:rFonts w:hint="default"/>
           <w:lang w:val="en-US" w:eastAsia="zh-CN"/>
         </w:rPr>
       </w:pPr>
-      <w:bookmarkStart w:id="6" w:name="_Toc11573"/>
+      <w:bookmarkStart w:id="6" w:name="_Toc7658"/>
       <w:r>
         <w:rPr>
           <w:rFonts w:hint="default"/>
@@ -3286,16 +3297,16 @@
     </w:p>
     <w:tbl>
       <w:tblPr>
-        <w:tblStyle w:val="TableNormal0"/>
+        <w:tblStyle w:val="26"/>
         <w:tblW w:w="8309" w:type="dxa"/>
         <w:tblInd w:w="2" w:type="dxa"/>
         <w:tblBorders>
-          <w:top w:val="single" w:sz="2" w:space="0" w:color="000000"/>
-          <w:left w:val="single" w:sz="2" w:space="0" w:color="000000"/>
-          <w:bottom w:val="single" w:sz="2" w:space="0" w:color="000000"/>
-          <w:right w:val="single" w:sz="2" w:space="0" w:color="000000"/>
-          <w:insideH w:val="single" w:sz="2" w:space="0" w:color="000000"/>
-          <w:insideV w:val="single" w:sz="2" w:space="0" w:color="000000"/>
+          <w:top w:val="single" w:color="000000" w:sz="2" w:space="0"/>
+          <w:left w:val="single" w:color="000000" w:sz="2" w:space="0"/>
+          <w:bottom w:val="single" w:color="000000" w:sz="2" w:space="0"/>
+          <w:right w:val="single" w:color="000000" w:sz="2" w:space="0"/>
+          <w:insideH w:val="single" w:color="000000" w:sz="2" w:space="0"/>
+          <w:insideV w:val="single" w:color="000000" w:sz="2" w:space="0"/>
         </w:tblBorders>
         <w:tblLayout w:type="fixed"/>
         <w:tblCellMar>
@@ -3320,17 +3331,14 @@
       </w:tblGrid>
       <w:tr>
         <w:tblPrEx>
-          <w:tblW w:w="8309" w:type="dxa"/>
-          <w:tblInd w:w="2" w:type="dxa"/>
           <w:tblBorders>
-            <w:top w:val="single" w:sz="2" w:space="0" w:color="000000"/>
-            <w:left w:val="single" w:sz="2" w:space="0" w:color="000000"/>
-            <w:bottom w:val="single" w:sz="2" w:space="0" w:color="000000"/>
-            <w:right w:val="single" w:sz="2" w:space="0" w:color="000000"/>
-            <w:insideH w:val="single" w:sz="2" w:space="0" w:color="000000"/>
-            <w:insideV w:val="single" w:sz="2" w:space="0" w:color="000000"/>
+            <w:top w:val="single" w:color="000000" w:sz="2" w:space="0"/>
+            <w:left w:val="single" w:color="000000" w:sz="2" w:space="0"/>
+            <w:bottom w:val="single" w:color="000000" w:sz="2" w:space="0"/>
+            <w:right w:val="single" w:color="000000" w:sz="2" w:space="0"/>
+            <w:insideH w:val="single" w:color="000000" w:sz="2" w:space="0"/>
+            <w:insideV w:val="single" w:color="000000" w:sz="2" w:space="0"/>
           </w:tblBorders>
-          <w:tblLayout w:type="fixed"/>
           <w:tblCellMar>
             <w:top w:w="0" w:type="dxa"/>
             <w:left w:w="0" w:type="dxa"/>
@@ -3339,7 +3347,7 @@
           </w:tblCellMar>
         </w:tblPrEx>
         <w:trPr>
-          <w:trHeight w:val="558"/>
+          <w:trHeight w:val="558" w:hRule="atLeast"/>
         </w:trPr>
         <w:tc>
           <w:tcPr>
@@ -3351,7 +3359,7 @@
               <w:spacing w:before="170" w:line="227" w:lineRule="auto"/>
               <w:ind w:left="128"/>
               <w:rPr>
-                <w:rFonts w:ascii="宋体" w:eastAsia="宋体" w:hAnsi="宋体" w:cs="宋体" w:hint="eastAsia"/>
+                <w:rFonts w:hint="eastAsia" w:ascii="宋体" w:hAnsi="宋体" w:eastAsia="宋体" w:cs="宋体"/>
                 <w:spacing w:val="8"/>
                 <w:sz w:val="20"/>
                 <w:szCs w:val="20"/>
@@ -3360,7 +3368,7 @@
             </w:pPr>
             <w:r>
               <w:rPr>
-                <w:rFonts w:ascii="宋体" w:eastAsia="宋体" w:hAnsi="宋体" w:cs="宋体" w:hint="eastAsia"/>
+                <w:rFonts w:hint="eastAsia" w:ascii="宋体" w:hAnsi="宋体" w:eastAsia="宋体" w:cs="宋体"/>
                 <w:spacing w:val="8"/>
                 <w:sz w:val="20"/>
                 <w:szCs w:val="20"/>
@@ -3380,7 +3388,7 @@
               <w:spacing w:before="170" w:line="227" w:lineRule="auto"/>
               <w:ind w:left="128"/>
               <w:rPr>
-                <w:rFonts w:ascii="宋体" w:eastAsia="宋体" w:hAnsi="宋体" w:cs="宋体" w:hint="default"/>
+                <w:rFonts w:hint="default" w:ascii="宋体" w:hAnsi="宋体" w:eastAsia="宋体" w:cs="宋体"/>
                 <w:spacing w:val="8"/>
                 <w:sz w:val="20"/>
                 <w:szCs w:val="20"/>
@@ -3389,7 +3397,7 @@
             </w:pPr>
             <w:r>
               <w:rPr>
-                <w:rFonts w:ascii="宋体" w:eastAsia="宋体" w:hAnsi="宋体" w:cs="宋体" w:hint="eastAsia"/>
+                <w:rFonts w:hint="eastAsia" w:ascii="宋体" w:hAnsi="宋体" w:eastAsia="宋体" w:cs="宋体"/>
                 <w:spacing w:val="8"/>
                 <w:sz w:val="20"/>
                 <w:szCs w:val="20"/>
@@ -3409,7 +3417,7 @@
               <w:spacing w:before="171" w:line="267" w:lineRule="exact"/>
               <w:ind w:left="226"/>
               <w:rPr>
-                <w:rFonts w:ascii="宋体" w:eastAsia="宋体" w:hAnsi="宋体" w:cs="宋体"/>
+                <w:rFonts w:ascii="宋体" w:hAnsi="宋体" w:eastAsia="宋体" w:cs="宋体"/>
                 <w:spacing w:val="3"/>
                 <w:position w:val="1"/>
                 <w:sz w:val="20"/>
@@ -3418,7 +3426,7 @@
             </w:pPr>
             <w:r>
               <w:rPr>
-                <w:rFonts w:ascii="宋体" w:eastAsia="宋体" w:hAnsi="宋体" w:cs="宋体" w:hint="eastAsia"/>
+                <w:rFonts w:hint="eastAsia" w:ascii="宋体" w:hAnsi="宋体" w:eastAsia="宋体" w:cs="宋体"/>
                 <w:spacing w:val="2"/>
                 <w:position w:val="1"/>
                 <w:sz w:val="20"/>
@@ -3432,9 +3440,14 @@
       </w:tr>
       <w:tr>
         <w:tblPrEx>
-          <w:tblW w:w="8309" w:type="dxa"/>
-          <w:tblInd w:w="2" w:type="dxa"/>
-          <w:tblLayout w:type="fixed"/>
+          <w:tblBorders>
+            <w:top w:val="single" w:color="000000" w:sz="2" w:space="0"/>
+            <w:left w:val="single" w:color="000000" w:sz="2" w:space="0"/>
+            <w:bottom w:val="single" w:color="000000" w:sz="2" w:space="0"/>
+            <w:right w:val="single" w:color="000000" w:sz="2" w:space="0"/>
+            <w:insideH w:val="single" w:color="000000" w:sz="2" w:space="0"/>
+            <w:insideV w:val="single" w:color="000000" w:sz="2" w:space="0"/>
+          </w:tblBorders>
           <w:tblCellMar>
             <w:top w:w="0" w:type="dxa"/>
             <w:left w:w="0" w:type="dxa"/>
@@ -3443,19 +3456,19 @@
           </w:tblCellMar>
         </w:tblPrEx>
         <w:trPr>
-          <w:trHeight w:val="2439"/>
+          <w:trHeight w:val="2439" w:hRule="atLeast"/>
         </w:trPr>
         <w:tc>
           <w:tcPr>
             <w:tcW w:w="723" w:type="dxa"/>
-            <w:vMerge/>
+            <w:vMerge w:val="continue"/>
           </w:tcPr>
           <w:p>
             <w:pPr>
               <w:spacing w:before="170" w:line="227" w:lineRule="auto"/>
               <w:ind w:left="128"/>
               <w:rPr>
-                <w:rFonts w:ascii="宋体" w:eastAsia="宋体" w:hAnsi="宋体" w:cs="宋体"/>
+                <w:rFonts w:ascii="宋体" w:hAnsi="宋体" w:eastAsia="宋体" w:cs="宋体"/>
                 <w:spacing w:val="8"/>
                 <w:sz w:val="20"/>
                 <w:szCs w:val="20"/>
@@ -3466,14 +3479,14 @@
         <w:tc>
           <w:tcPr>
             <w:tcW w:w="2927" w:type="dxa"/>
-            <w:vMerge/>
+            <w:vMerge w:val="continue"/>
           </w:tcPr>
           <w:p>
             <w:pPr>
               <w:spacing w:before="170" w:line="227" w:lineRule="auto"/>
               <w:ind w:left="128"/>
               <w:rPr>
-                <w:rFonts w:ascii="宋体" w:eastAsia="宋体" w:hAnsi="宋体" w:cs="宋体"/>
+                <w:rFonts w:ascii="宋体" w:hAnsi="宋体" w:eastAsia="宋体" w:cs="宋体"/>
                 <w:spacing w:val="8"/>
                 <w:sz w:val="20"/>
                 <w:szCs w:val="20"/>
@@ -3536,10 +3549,10 @@
               <w:bidi w:val="0"/>
               <w:adjustRightInd w:val="0"/>
               <w:snapToGrid w:val="0"/>
-              <w:ind w:left="113" w:right="113" w:firstLine="0" w:leftChars="0" w:firstLineChars="0"/>
+              <w:ind w:left="113" w:leftChars="0" w:right="113" w:firstLine="0" w:firstLineChars="0"/>
               <w:textAlignment w:val="baseline"/>
               <w:rPr>
-                <w:rFonts w:eastAsia="宋体" w:hint="eastAsia"/>
+                <w:rFonts w:hint="eastAsia" w:eastAsia="宋体"/>
                 <w:lang w:val="en-US" w:eastAsia="zh-CN"/>
               </w:rPr>
             </w:pPr>
@@ -3778,7 +3791,7 @@
               <w:jc w:val="center"/>
               <w:textAlignment w:val="baseline"/>
               <w:rPr>
-                <w:rFonts w:ascii="宋体" w:eastAsia="宋体" w:hAnsi="宋体" w:cs="宋体" w:hint="eastAsia"/>
+                <w:rFonts w:hint="eastAsia" w:ascii="宋体" w:hAnsi="宋体" w:eastAsia="宋体" w:cs="宋体"/>
                 <w:spacing w:val="3"/>
                 <w:position w:val="1"/>
                 <w:sz w:val="20"/>
@@ -3788,7 +3801,7 @@
             </w:pPr>
             <w:r>
               <w:rPr>
-                <w:rFonts w:ascii="宋体" w:eastAsia="宋体" w:hAnsi="宋体" w:cs="宋体" w:hint="eastAsia"/>
+                <w:rFonts w:hint="eastAsia" w:ascii="宋体" w:hAnsi="宋体" w:eastAsia="宋体" w:cs="宋体"/>
                 <w:spacing w:val="3"/>
                 <w:position w:val="1"/>
                 <w:sz w:val="20"/>
@@ -3802,9 +3815,14 @@
       </w:tr>
       <w:tr>
         <w:tblPrEx>
-          <w:tblW w:w="8309" w:type="dxa"/>
-          <w:tblInd w:w="2" w:type="dxa"/>
-          <w:tblLayout w:type="fixed"/>
+          <w:tblBorders>
+            <w:top w:val="single" w:color="000000" w:sz="2" w:space="0"/>
+            <w:left w:val="single" w:color="000000" w:sz="2" w:space="0"/>
+            <w:bottom w:val="single" w:color="000000" w:sz="2" w:space="0"/>
+            <w:right w:val="single" w:color="000000" w:sz="2" w:space="0"/>
+            <w:insideH w:val="single" w:color="000000" w:sz="2" w:space="0"/>
+            <w:insideV w:val="single" w:color="000000" w:sz="2" w:space="0"/>
+          </w:tblBorders>
           <w:tblCellMar>
             <w:top w:w="0" w:type="dxa"/>
             <w:left w:w="0" w:type="dxa"/>
@@ -3813,7 +3831,7 @@
           </w:tblCellMar>
         </w:tblPrEx>
         <w:trPr>
-          <w:trHeight w:val="390"/>
+          <w:trHeight w:val="390" w:hRule="atLeast"/>
         </w:trPr>
         <w:tc>
           <w:tcPr>
@@ -3824,7 +3842,7 @@
               <w:spacing w:before="170" w:line="227" w:lineRule="auto"/>
               <w:ind w:left="128"/>
               <w:rPr>
-                <w:rFonts w:ascii="宋体" w:eastAsia="宋体" w:hAnsi="宋体" w:cs="宋体" w:hint="eastAsia"/>
+                <w:rFonts w:hint="eastAsia" w:ascii="宋体" w:hAnsi="宋体" w:eastAsia="宋体" w:cs="宋体"/>
                 <w:spacing w:val="8"/>
                 <w:sz w:val="20"/>
                 <w:szCs w:val="20"/>
@@ -3833,7 +3851,7 @@
             </w:pPr>
             <w:r>
               <w:rPr>
-                <w:rFonts w:ascii="宋体" w:eastAsia="宋体" w:hAnsi="宋体" w:cs="宋体" w:hint="eastAsia"/>
+                <w:rFonts w:hint="eastAsia" w:ascii="宋体" w:hAnsi="宋体" w:eastAsia="宋体" w:cs="宋体"/>
                 <w:spacing w:val="8"/>
                 <w:sz w:val="20"/>
                 <w:szCs w:val="20"/>
@@ -3852,7 +3870,7 @@
               <w:spacing w:before="170" w:line="227" w:lineRule="auto"/>
               <w:ind w:left="128"/>
               <w:rPr>
-                <w:rFonts w:ascii="宋体" w:eastAsia="宋体" w:hAnsi="宋体" w:cs="宋体" w:hint="default"/>
+                <w:rFonts w:hint="default" w:ascii="宋体" w:hAnsi="宋体" w:eastAsia="宋体" w:cs="宋体"/>
                 <w:sz w:val="16"/>
                 <w:szCs w:val="16"/>
                 <w:lang w:val="en-US" w:eastAsia="zh-CN"/>
@@ -3860,7 +3878,7 @@
             </w:pPr>
             <w:r>
               <w:rPr>
-                <w:rFonts w:ascii="宋体" w:eastAsia="宋体" w:hAnsi="宋体" w:cs="宋体" w:hint="eastAsia"/>
+                <w:rFonts w:hint="eastAsia" w:ascii="宋体" w:hAnsi="宋体" w:eastAsia="宋体" w:cs="宋体"/>
                 <w:spacing w:val="8"/>
                 <w:sz w:val="16"/>
                 <w:szCs w:val="16"/>
@@ -3887,7 +3905,7 @@
           <w:p>
             <w:pPr>
               <w:rPr>
-                <w:rFonts w:eastAsia="宋体" w:hint="default"/>
+                <w:rFonts w:hint="default" w:eastAsia="宋体"/>
                 <w:lang w:val="en-US" w:eastAsia="zh-CN"/>
               </w:rPr>
             </w:pPr>
@@ -3907,7 +3925,7 @@
           <w:p>
             <w:pPr>
               <w:rPr>
-                <w:rFonts w:eastAsia="宋体" w:hint="eastAsia"/>
+                <w:rFonts w:hint="eastAsia" w:eastAsia="宋体"/>
                 <w:lang w:val="en-US" w:eastAsia="zh-CN"/>
               </w:rPr>
             </w:pPr>
@@ -3927,7 +3945,7 @@
           <w:p>
             <w:pPr>
               <w:rPr>
-                <w:rFonts w:eastAsia="宋体" w:hint="default"/>
+                <w:rFonts w:hint="default" w:eastAsia="宋体"/>
                 <w:lang w:val="en-US" w:eastAsia="zh-CN"/>
               </w:rPr>
             </w:pPr>
@@ -3977,7 +3995,7 @@
           <w:p>
             <w:pPr>
               <w:rPr>
-                <w:rFonts w:eastAsia="宋体" w:hint="default"/>
+                <w:rFonts w:hint="default" w:eastAsia="宋体"/>
                 <w:lang w:val="en-US" w:eastAsia="zh-CN"/>
               </w:rPr>
             </w:pPr>
@@ -3997,7 +4015,7 @@
           <w:p>
             <w:pPr>
               <w:rPr>
-                <w:rFonts w:eastAsia="宋体" w:hint="default"/>
+                <w:rFonts w:hint="default" w:eastAsia="宋体"/>
                 <w:lang w:val="en-US" w:eastAsia="zh-CN"/>
               </w:rPr>
             </w:pPr>
@@ -4013,9 +4031,14 @@
       </w:tr>
       <w:tr>
         <w:tblPrEx>
-          <w:tblW w:w="8309" w:type="dxa"/>
-          <w:tblInd w:w="2" w:type="dxa"/>
-          <w:tblLayout w:type="fixed"/>
+          <w:tblBorders>
+            <w:top w:val="single" w:color="000000" w:sz="2" w:space="0"/>
+            <w:left w:val="single" w:color="000000" w:sz="2" w:space="0"/>
+            <w:bottom w:val="single" w:color="000000" w:sz="2" w:space="0"/>
+            <w:right w:val="single" w:color="000000" w:sz="2" w:space="0"/>
+            <w:insideH w:val="single" w:color="000000" w:sz="2" w:space="0"/>
+            <w:insideV w:val="single" w:color="000000" w:sz="2" w:space="0"/>
+          </w:tblBorders>
           <w:tblCellMar>
             <w:top w:w="0" w:type="dxa"/>
             <w:left w:w="0" w:type="dxa"/>
@@ -4024,7 +4047,7 @@
           </w:tblCellMar>
         </w:tblPrEx>
         <w:trPr>
-          <w:trHeight w:val="327"/>
+          <w:trHeight w:val="327" w:hRule="atLeast"/>
         </w:trPr>
         <w:tc>
           <w:tcPr>
@@ -4035,7 +4058,7 @@
               <w:spacing w:before="128" w:line="227" w:lineRule="auto"/>
               <w:ind w:left="108"/>
               <w:rPr>
-                <w:rFonts w:ascii="宋体" w:eastAsia="宋体" w:hAnsi="宋体" w:cs="宋体" w:hint="eastAsia"/>
+                <w:rFonts w:hint="eastAsia" w:ascii="宋体" w:hAnsi="宋体" w:eastAsia="宋体" w:cs="宋体"/>
                 <w:spacing w:val="9"/>
                 <w:sz w:val="20"/>
                 <w:szCs w:val="20"/>
@@ -4044,7 +4067,7 @@
             </w:pPr>
             <w:r>
               <w:rPr>
-                <w:rFonts w:ascii="宋体" w:eastAsia="宋体" w:hAnsi="宋体" w:cs="宋体" w:hint="eastAsia"/>
+                <w:rFonts w:hint="eastAsia" w:ascii="宋体" w:hAnsi="宋体" w:eastAsia="宋体" w:cs="宋体"/>
                 <w:spacing w:val="9"/>
                 <w:sz w:val="20"/>
                 <w:szCs w:val="20"/>
@@ -4063,7 +4086,7 @@
               <w:spacing w:before="128" w:line="227" w:lineRule="auto"/>
               <w:ind w:left="108"/>
               <w:rPr>
-                <w:rFonts w:ascii="宋体" w:eastAsia="宋体" w:hAnsi="宋体" w:cs="宋体" w:hint="default"/>
+                <w:rFonts w:hint="default" w:ascii="宋体" w:hAnsi="宋体" w:eastAsia="宋体" w:cs="宋体"/>
                 <w:sz w:val="16"/>
                 <w:szCs w:val="16"/>
                 <w:lang w:val="en-US" w:eastAsia="zh-CN"/>
@@ -4071,7 +4094,7 @@
             </w:pPr>
             <w:r>
               <w:rPr>
-                <w:rFonts w:ascii="宋体" w:eastAsia="宋体" w:hAnsi="宋体" w:cs="宋体" w:hint="eastAsia"/>
+                <w:rFonts w:hint="eastAsia" w:ascii="宋体" w:hAnsi="宋体" w:eastAsia="宋体" w:cs="宋体"/>
                 <w:spacing w:val="9"/>
                 <w:sz w:val="16"/>
                 <w:szCs w:val="16"/>
@@ -4132,7 +4155,7 @@
           <w:p>
             <w:pPr>
               <w:rPr>
-                <w:rFonts w:eastAsia="宋体" w:hint="eastAsia"/>
+                <w:rFonts w:hint="eastAsia" w:eastAsia="宋体"/>
                 <w:lang w:eastAsia="zh-CN"/>
               </w:rPr>
             </w:pPr>
@@ -4172,7 +4195,7 @@
           <w:p>
             <w:pPr>
               <w:rPr>
-                <w:rFonts w:eastAsia="宋体" w:hint="default"/>
+                <w:rFonts w:hint="default" w:eastAsia="宋体"/>
                 <w:lang w:val="en-US" w:eastAsia="zh-CN"/>
               </w:rPr>
             </w:pPr>
@@ -4202,9 +4225,14 @@
       </w:tr>
       <w:tr>
         <w:tblPrEx>
-          <w:tblW w:w="8309" w:type="dxa"/>
-          <w:tblInd w:w="2" w:type="dxa"/>
-          <w:tblLayout w:type="fixed"/>
+          <w:tblBorders>
+            <w:top w:val="single" w:color="000000" w:sz="2" w:space="0"/>
+            <w:left w:val="single" w:color="000000" w:sz="2" w:space="0"/>
+            <w:bottom w:val="single" w:color="000000" w:sz="2" w:space="0"/>
+            <w:right w:val="single" w:color="000000" w:sz="2" w:space="0"/>
+            <w:insideH w:val="single" w:color="000000" w:sz="2" w:space="0"/>
+            <w:insideV w:val="single" w:color="000000" w:sz="2" w:space="0"/>
+          </w:tblBorders>
           <w:tblCellMar>
             <w:top w:w="0" w:type="dxa"/>
             <w:left w:w="0" w:type="dxa"/>
@@ -4213,7 +4241,7 @@
           </w:tblCellMar>
         </w:tblPrEx>
         <w:trPr>
-          <w:trHeight w:val="369"/>
+          <w:trHeight w:val="369" w:hRule="atLeast"/>
         </w:trPr>
         <w:tc>
           <w:tcPr>
@@ -4224,7 +4252,7 @@
               <w:spacing w:before="126" w:line="227" w:lineRule="auto"/>
               <w:ind w:left="112"/>
               <w:rPr>
-                <w:rFonts w:ascii="宋体" w:eastAsia="宋体" w:hAnsi="宋体" w:cs="宋体" w:hint="eastAsia"/>
+                <w:rFonts w:hint="eastAsia" w:ascii="宋体" w:hAnsi="宋体" w:eastAsia="宋体" w:cs="宋体"/>
                 <w:spacing w:val="8"/>
                 <w:sz w:val="20"/>
                 <w:szCs w:val="20"/>
@@ -4233,7 +4261,7 @@
             </w:pPr>
             <w:r>
               <w:rPr>
-                <w:rFonts w:ascii="宋体" w:eastAsia="宋体" w:hAnsi="宋体" w:cs="宋体" w:hint="eastAsia"/>
+                <w:rFonts w:hint="eastAsia" w:ascii="宋体" w:hAnsi="宋体" w:eastAsia="宋体" w:cs="宋体"/>
                 <w:spacing w:val="8"/>
                 <w:sz w:val="20"/>
                 <w:szCs w:val="20"/>
@@ -4252,7 +4280,7 @@
               <w:spacing w:before="126" w:line="227" w:lineRule="auto"/>
               <w:ind w:left="112"/>
               <w:rPr>
-                <w:rFonts w:ascii="宋体" w:eastAsia="宋体" w:hAnsi="宋体" w:cs="宋体" w:hint="default"/>
+                <w:rFonts w:hint="default" w:ascii="宋体" w:hAnsi="宋体" w:eastAsia="宋体" w:cs="宋体"/>
                 <w:sz w:val="16"/>
                 <w:szCs w:val="16"/>
                 <w:lang w:val="en-US" w:eastAsia="zh-CN"/>
@@ -4260,7 +4288,7 @@
             </w:pPr>
             <w:r>
               <w:rPr>
-                <w:rFonts w:ascii="宋体" w:eastAsia="宋体" w:hAnsi="宋体" w:cs="宋体" w:hint="default"/>
+                <w:rFonts w:hint="default" w:ascii="宋体" w:hAnsi="宋体" w:eastAsia="宋体" w:cs="宋体"/>
                 <w:sz w:val="16"/>
                 <w:szCs w:val="16"/>
                 <w:lang w:val="en-US" w:eastAsia="zh-CN"/>
@@ -4317,7 +4345,7 @@
           <w:p>
             <w:pPr>
               <w:rPr>
-                <w:rFonts w:eastAsia="宋体" w:hint="default"/>
+                <w:rFonts w:hint="default" w:eastAsia="宋体"/>
                 <w:lang w:val="en-US" w:eastAsia="zh-CN"/>
               </w:rPr>
             </w:pPr>
@@ -4347,7 +4375,7 @@
           <w:p>
             <w:pPr>
               <w:rPr>
-                <w:rFonts w:eastAsia="宋体" w:hint="default"/>
+                <w:rFonts w:hint="default" w:eastAsia="宋体"/>
                 <w:lang w:val="en-US" w:eastAsia="zh-CN"/>
               </w:rPr>
             </w:pPr>
@@ -4377,7 +4405,7 @@
           <w:p>
             <w:pPr>
               <w:rPr>
-                <w:rFonts w:eastAsia="宋体" w:hint="eastAsia"/>
+                <w:rFonts w:hint="eastAsia" w:eastAsia="宋体"/>
                 <w:lang w:val="en-US" w:eastAsia="zh-CN"/>
               </w:rPr>
             </w:pPr>
@@ -4407,9 +4435,14 @@
       </w:tr>
       <w:tr>
         <w:tblPrEx>
-          <w:tblW w:w="8309" w:type="dxa"/>
-          <w:tblInd w:w="2" w:type="dxa"/>
-          <w:tblLayout w:type="fixed"/>
+          <w:tblBorders>
+            <w:top w:val="single" w:color="000000" w:sz="2" w:space="0"/>
+            <w:left w:val="single" w:color="000000" w:sz="2" w:space="0"/>
+            <w:bottom w:val="single" w:color="000000" w:sz="2" w:space="0"/>
+            <w:right w:val="single" w:color="000000" w:sz="2" w:space="0"/>
+            <w:insideH w:val="single" w:color="000000" w:sz="2" w:space="0"/>
+            <w:insideV w:val="single" w:color="000000" w:sz="2" w:space="0"/>
+          </w:tblBorders>
           <w:tblCellMar>
             <w:top w:w="0" w:type="dxa"/>
             <w:left w:w="0" w:type="dxa"/>
@@ -4418,7 +4451,7 @@
           </w:tblCellMar>
         </w:tblPrEx>
         <w:trPr>
-          <w:trHeight w:val="369"/>
+          <w:trHeight w:val="369" w:hRule="atLeast"/>
         </w:trPr>
         <w:tc>
           <w:tcPr>
@@ -4429,7 +4462,7 @@
               <w:spacing w:before="126" w:line="227" w:lineRule="auto"/>
               <w:ind w:left="112"/>
               <w:rPr>
-                <w:rFonts w:ascii="宋体" w:eastAsia="宋体" w:hAnsi="宋体" w:cs="宋体" w:hint="default"/>
+                <w:rFonts w:hint="default" w:ascii="宋体" w:hAnsi="宋体" w:eastAsia="宋体" w:cs="宋体"/>
                 <w:spacing w:val="8"/>
                 <w:sz w:val="20"/>
                 <w:szCs w:val="20"/>
@@ -4438,7 +4471,7 @@
             </w:pPr>
             <w:r>
               <w:rPr>
-                <w:rFonts w:ascii="宋体" w:hAnsi="宋体" w:cs="宋体" w:hint="eastAsia"/>
+                <w:rFonts w:hint="eastAsia" w:ascii="宋体" w:hAnsi="宋体" w:cs="宋体"/>
                 <w:spacing w:val="8"/>
                 <w:sz w:val="20"/>
                 <w:szCs w:val="20"/>
@@ -4457,7 +4490,7 @@
               <w:spacing w:before="126" w:line="227" w:lineRule="auto"/>
               <w:ind w:left="112"/>
               <w:rPr>
-                <w:rFonts w:ascii="宋体" w:eastAsia="宋体" w:hAnsi="宋体" w:cs="宋体" w:hint="default"/>
+                <w:rFonts w:hint="default" w:ascii="宋体" w:hAnsi="宋体" w:eastAsia="宋体" w:cs="宋体"/>
                 <w:sz w:val="16"/>
                 <w:szCs w:val="16"/>
                 <w:lang w:val="en-US" w:eastAsia="zh-CN"/>
@@ -4465,7 +4498,7 @@
             </w:pPr>
             <w:r>
               <w:rPr>
-                <w:rFonts w:ascii="宋体" w:hAnsi="宋体" w:cs="宋体" w:hint="eastAsia"/>
+                <w:rFonts w:hint="eastAsia" w:ascii="宋体" w:hAnsi="宋体" w:cs="宋体"/>
                 <w:sz w:val="16"/>
                 <w:szCs w:val="16"/>
                 <w:lang w:val="en-US" w:eastAsia="zh-CN"/>
@@ -4481,7 +4514,7 @@
           <w:p>
             <w:pPr>
               <w:rPr>
-                <w:rFonts w:eastAsia="宋体" w:hint="default"/>
+                <w:rFonts w:hint="default" w:eastAsia="宋体"/>
                 <w:lang w:val="en-US" w:eastAsia="zh-CN"/>
               </w:rPr>
             </w:pPr>
@@ -4501,7 +4534,7 @@
           <w:p>
             <w:pPr>
               <w:rPr>
-                <w:rFonts w:eastAsia="宋体" w:hint="default"/>
+                <w:rFonts w:hint="default" w:eastAsia="宋体"/>
                 <w:lang w:val="en-US" w:eastAsia="zh-CN"/>
               </w:rPr>
             </w:pPr>
@@ -4521,7 +4554,7 @@
           <w:p>
             <w:pPr>
               <w:rPr>
-                <w:rFonts w:eastAsia="宋体" w:hint="default"/>
+                <w:rFonts w:hint="default" w:eastAsia="宋体"/>
                 <w:lang w:val="en-US" w:eastAsia="zh-CN"/>
               </w:rPr>
             </w:pPr>
@@ -4541,7 +4574,7 @@
           <w:p>
             <w:pPr>
               <w:rPr>
-                <w:rFonts w:eastAsia="宋体" w:hint="default"/>
+                <w:rFonts w:hint="default" w:eastAsia="宋体"/>
                 <w:lang w:val="en-US" w:eastAsia="zh-CN"/>
               </w:rPr>
             </w:pPr>
@@ -4561,7 +4594,7 @@
           <w:p>
             <w:pPr>
               <w:rPr>
-                <w:rFonts w:eastAsia="宋体" w:hint="default"/>
+                <w:rFonts w:hint="default" w:eastAsia="宋体"/>
                 <w:lang w:val="en-US" w:eastAsia="zh-CN"/>
               </w:rPr>
             </w:pPr>
@@ -4581,7 +4614,7 @@
           <w:p>
             <w:pPr>
               <w:rPr>
-                <w:rFonts w:eastAsia="宋体" w:hint="default"/>
+                <w:rFonts w:hint="default" w:eastAsia="宋体"/>
                 <w:lang w:val="en-US" w:eastAsia="zh-CN"/>
               </w:rPr>
             </w:pPr>
@@ -4601,7 +4634,7 @@
           <w:p>
             <w:pPr>
               <w:rPr>
-                <w:rFonts w:eastAsia="宋体" w:hint="default"/>
+                <w:rFonts w:hint="default" w:eastAsia="宋体"/>
                 <w:lang w:val="en-US" w:eastAsia="zh-CN"/>
               </w:rPr>
             </w:pPr>
@@ -4641,7 +4674,7 @@
           <w:p>
             <w:pPr>
               <w:rPr>
-                <w:rFonts w:eastAsia="宋体" w:hint="default"/>
+                <w:rFonts w:hint="default" w:eastAsia="宋体"/>
                 <w:lang w:val="en-US" w:eastAsia="zh-CN"/>
               </w:rPr>
             </w:pPr>
@@ -4657,9 +4690,14 @@
       </w:tr>
       <w:tr>
         <w:tblPrEx>
-          <w:tblW w:w="8309" w:type="dxa"/>
-          <w:tblInd w:w="2" w:type="dxa"/>
-          <w:tblLayout w:type="fixed"/>
+          <w:tblBorders>
+            <w:top w:val="single" w:color="000000" w:sz="2" w:space="0"/>
+            <w:left w:val="single" w:color="000000" w:sz="2" w:space="0"/>
+            <w:bottom w:val="single" w:color="000000" w:sz="2" w:space="0"/>
+            <w:right w:val="single" w:color="000000" w:sz="2" w:space="0"/>
+            <w:insideH w:val="single" w:color="000000" w:sz="2" w:space="0"/>
+            <w:insideV w:val="single" w:color="000000" w:sz="2" w:space="0"/>
+          </w:tblBorders>
           <w:tblCellMar>
             <w:top w:w="0" w:type="dxa"/>
             <w:left w:w="0" w:type="dxa"/>
@@ -4668,7 +4706,7 @@
           </w:tblCellMar>
         </w:tblPrEx>
         <w:trPr>
-          <w:trHeight w:val="369"/>
+          <w:trHeight w:val="369" w:hRule="atLeast"/>
         </w:trPr>
         <w:tc>
           <w:tcPr>
@@ -4679,7 +4717,7 @@
               <w:spacing w:before="126" w:line="227" w:lineRule="auto"/>
               <w:ind w:left="112"/>
               <w:rPr>
-                <w:rFonts w:ascii="宋体" w:hAnsi="宋体" w:cs="宋体" w:hint="default"/>
+                <w:rFonts w:hint="default" w:ascii="宋体" w:hAnsi="宋体" w:cs="宋体"/>
                 <w:spacing w:val="8"/>
                 <w:sz w:val="20"/>
                 <w:szCs w:val="20"/>
@@ -4688,7 +4726,7 @@
             </w:pPr>
             <w:r>
               <w:rPr>
-                <w:rFonts w:ascii="宋体" w:hAnsi="宋体" w:cs="宋体" w:hint="eastAsia"/>
+                <w:rFonts w:hint="eastAsia" w:ascii="宋体" w:hAnsi="宋体" w:cs="宋体"/>
                 <w:spacing w:val="8"/>
                 <w:sz w:val="20"/>
                 <w:szCs w:val="20"/>
@@ -4707,7 +4745,7 @@
               <w:spacing w:before="126" w:line="227" w:lineRule="auto"/>
               <w:ind w:left="112"/>
               <w:rPr>
-                <w:rFonts w:ascii="宋体" w:eastAsia="宋体" w:hAnsi="宋体" w:cs="宋体" w:hint="default"/>
+                <w:rFonts w:hint="default" w:ascii="宋体" w:hAnsi="宋体" w:eastAsia="宋体" w:cs="宋体"/>
                 <w:sz w:val="16"/>
                 <w:szCs w:val="16"/>
                 <w:lang w:val="en-US" w:eastAsia="zh-CN"/>
@@ -4715,7 +4753,7 @@
             </w:pPr>
             <w:r>
               <w:rPr>
-                <w:rFonts w:ascii="宋体" w:eastAsia="宋体" w:hAnsi="宋体" w:cs="宋体" w:hint="default"/>
+                <w:rFonts w:hint="default" w:ascii="宋体" w:hAnsi="宋体" w:eastAsia="宋体" w:cs="宋体"/>
                 <w:sz w:val="16"/>
                 <w:szCs w:val="16"/>
                 <w:lang w:val="en-US" w:eastAsia="zh-CN"/>
@@ -4907,9 +4945,14 @@
       </w:tr>
       <w:tr>
         <w:tblPrEx>
-          <w:tblW w:w="8309" w:type="dxa"/>
-          <w:tblInd w:w="2" w:type="dxa"/>
-          <w:tblLayout w:type="fixed"/>
+          <w:tblBorders>
+            <w:top w:val="single" w:color="000000" w:sz="2" w:space="0"/>
+            <w:left w:val="single" w:color="000000" w:sz="2" w:space="0"/>
+            <w:bottom w:val="single" w:color="000000" w:sz="2" w:space="0"/>
+            <w:right w:val="single" w:color="000000" w:sz="2" w:space="0"/>
+            <w:insideH w:val="single" w:color="000000" w:sz="2" w:space="0"/>
+            <w:insideV w:val="single" w:color="000000" w:sz="2" w:space="0"/>
+          </w:tblBorders>
           <w:tblCellMar>
             <w:top w:w="0" w:type="dxa"/>
             <w:left w:w="0" w:type="dxa"/>
@@ -4918,7 +4961,7 @@
           </w:tblCellMar>
         </w:tblPrEx>
         <w:trPr>
-          <w:trHeight w:val="369"/>
+          <w:trHeight w:val="369" w:hRule="atLeast"/>
         </w:trPr>
         <w:tc>
           <w:tcPr>
@@ -4929,7 +4972,7 @@
               <w:spacing w:before="126" w:line="227" w:lineRule="auto"/>
               <w:ind w:left="112"/>
               <w:rPr>
-                <w:rFonts w:ascii="宋体" w:hAnsi="宋体" w:cs="宋体" w:hint="default"/>
+                <w:rFonts w:hint="default" w:ascii="宋体" w:hAnsi="宋体" w:cs="宋体"/>
                 <w:spacing w:val="8"/>
                 <w:sz w:val="20"/>
                 <w:szCs w:val="20"/>
@@ -4938,7 +4981,7 @@
             </w:pPr>
             <w:r>
               <w:rPr>
-                <w:rFonts w:ascii="宋体" w:hAnsi="宋体" w:cs="宋体" w:hint="eastAsia"/>
+                <w:rFonts w:hint="eastAsia" w:ascii="宋体" w:hAnsi="宋体" w:cs="宋体"/>
                 <w:spacing w:val="8"/>
                 <w:sz w:val="20"/>
                 <w:szCs w:val="20"/>
@@ -4957,7 +5000,7 @@
               <w:spacing w:before="126" w:line="227" w:lineRule="auto"/>
               <w:ind w:left="112"/>
               <w:rPr>
-                <w:rFonts w:ascii="宋体" w:eastAsia="宋体" w:hAnsi="宋体" w:cs="宋体" w:hint="default"/>
+                <w:rFonts w:hint="default" w:ascii="宋体" w:hAnsi="宋体" w:eastAsia="宋体" w:cs="宋体"/>
                 <w:sz w:val="16"/>
                 <w:szCs w:val="16"/>
                 <w:lang w:val="en-US" w:eastAsia="zh-CN"/>
@@ -4965,7 +5008,7 @@
             </w:pPr>
             <w:r>
               <w:rPr>
-                <w:rFonts w:ascii="宋体" w:eastAsia="宋体" w:hAnsi="宋体" w:cs="宋体" w:hint="default"/>
+                <w:rFonts w:hint="default" w:ascii="宋体" w:hAnsi="宋体" w:eastAsia="宋体" w:cs="宋体"/>
                 <w:sz w:val="16"/>
                 <w:szCs w:val="16"/>
                 <w:lang w:val="en-US" w:eastAsia="zh-CN"/>
@@ -5157,9 +5200,14 @@
       </w:tr>
       <w:tr>
         <w:tblPrEx>
-          <w:tblW w:w="8309" w:type="dxa"/>
-          <w:tblInd w:w="2" w:type="dxa"/>
-          <w:tblLayout w:type="fixed"/>
+          <w:tblBorders>
+            <w:top w:val="single" w:color="000000" w:sz="2" w:space="0"/>
+            <w:left w:val="single" w:color="000000" w:sz="2" w:space="0"/>
+            <w:bottom w:val="single" w:color="000000" w:sz="2" w:space="0"/>
+            <w:right w:val="single" w:color="000000" w:sz="2" w:space="0"/>
+            <w:insideH w:val="single" w:color="000000" w:sz="2" w:space="0"/>
+            <w:insideV w:val="single" w:color="000000" w:sz="2" w:space="0"/>
+          </w:tblBorders>
           <w:tblCellMar>
             <w:top w:w="0" w:type="dxa"/>
             <w:left w:w="0" w:type="dxa"/>
@@ -5168,7 +5216,7 @@
           </w:tblCellMar>
         </w:tblPrEx>
         <w:trPr>
-          <w:trHeight w:val="369"/>
+          <w:trHeight w:val="369" w:hRule="atLeast"/>
         </w:trPr>
         <w:tc>
           <w:tcPr>
@@ -5179,7 +5227,7 @@
               <w:spacing w:before="126" w:line="227" w:lineRule="auto"/>
               <w:ind w:left="112"/>
               <w:rPr>
-                <w:rFonts w:ascii="宋体" w:hAnsi="宋体" w:cs="宋体" w:hint="default"/>
+                <w:rFonts w:hint="default" w:ascii="宋体" w:hAnsi="宋体" w:cs="宋体"/>
                 <w:spacing w:val="8"/>
                 <w:sz w:val="20"/>
                 <w:szCs w:val="20"/>
@@ -5188,7 +5236,7 @@
             </w:pPr>
             <w:r>
               <w:rPr>
-                <w:rFonts w:ascii="宋体" w:hAnsi="宋体" w:cs="宋体" w:hint="eastAsia"/>
+                <w:rFonts w:hint="eastAsia" w:ascii="宋体" w:hAnsi="宋体" w:cs="宋体"/>
                 <w:spacing w:val="8"/>
                 <w:sz w:val="20"/>
                 <w:szCs w:val="20"/>
@@ -5207,7 +5255,7 @@
               <w:spacing w:before="126" w:line="227" w:lineRule="auto"/>
               <w:ind w:left="112"/>
               <w:rPr>
-                <w:rFonts w:ascii="宋体" w:eastAsia="宋体" w:hAnsi="宋体" w:cs="宋体" w:hint="default"/>
+                <w:rFonts w:hint="default" w:ascii="宋体" w:hAnsi="宋体" w:eastAsia="宋体" w:cs="宋体"/>
                 <w:sz w:val="16"/>
                 <w:szCs w:val="16"/>
                 <w:lang w:val="en-US" w:eastAsia="zh-CN"/>
@@ -5215,7 +5263,7 @@
             </w:pPr>
             <w:r>
               <w:rPr>
-                <w:rFonts w:ascii="宋体" w:eastAsia="宋体" w:hAnsi="宋体" w:cs="宋体" w:hint="default"/>
+                <w:rFonts w:hint="default" w:ascii="宋体" w:hAnsi="宋体" w:eastAsia="宋体" w:cs="宋体"/>
                 <w:sz w:val="16"/>
                 <w:szCs w:val="16"/>
                 <w:lang w:val="en-US" w:eastAsia="zh-CN"/>
@@ -5407,9 +5455,14 @@
       </w:tr>
       <w:tr>
         <w:tblPrEx>
-          <w:tblW w:w="8309" w:type="dxa"/>
-          <w:tblInd w:w="2" w:type="dxa"/>
-          <w:tblLayout w:type="fixed"/>
+          <w:tblBorders>
+            <w:top w:val="single" w:color="000000" w:sz="2" w:space="0"/>
+            <w:left w:val="single" w:color="000000" w:sz="2" w:space="0"/>
+            <w:bottom w:val="single" w:color="000000" w:sz="2" w:space="0"/>
+            <w:right w:val="single" w:color="000000" w:sz="2" w:space="0"/>
+            <w:insideH w:val="single" w:color="000000" w:sz="2" w:space="0"/>
+            <w:insideV w:val="single" w:color="000000" w:sz="2" w:space="0"/>
+          </w:tblBorders>
           <w:tblCellMar>
             <w:top w:w="0" w:type="dxa"/>
             <w:left w:w="0" w:type="dxa"/>
@@ -5418,7 +5471,7 @@
           </w:tblCellMar>
         </w:tblPrEx>
         <w:trPr>
-          <w:trHeight w:val="369"/>
+          <w:trHeight w:val="369" w:hRule="atLeast"/>
         </w:trPr>
         <w:tc>
           <w:tcPr>
@@ -5429,7 +5482,7 @@
               <w:spacing w:before="126" w:line="227" w:lineRule="auto"/>
               <w:ind w:left="112"/>
               <w:rPr>
-                <w:rFonts w:ascii="宋体" w:hAnsi="宋体" w:cs="宋体" w:hint="default"/>
+                <w:rFonts w:hint="default" w:ascii="宋体" w:hAnsi="宋体" w:cs="宋体"/>
                 <w:spacing w:val="8"/>
                 <w:sz w:val="20"/>
                 <w:szCs w:val="20"/>
@@ -5438,7 +5491,7 @@
             </w:pPr>
             <w:r>
               <w:rPr>
-                <w:rFonts w:ascii="宋体" w:hAnsi="宋体" w:cs="宋体" w:hint="eastAsia"/>
+                <w:rFonts w:hint="eastAsia" w:ascii="宋体" w:hAnsi="宋体" w:cs="宋体"/>
                 <w:spacing w:val="8"/>
                 <w:sz w:val="20"/>
                 <w:szCs w:val="20"/>
@@ -5457,7 +5510,7 @@
               <w:spacing w:before="126" w:line="227" w:lineRule="auto"/>
               <w:ind w:left="112"/>
               <w:rPr>
-                <w:rFonts w:ascii="宋体" w:eastAsia="宋体" w:hAnsi="宋体" w:cs="宋体" w:hint="default"/>
+                <w:rFonts w:hint="default" w:ascii="宋体" w:hAnsi="宋体" w:eastAsia="宋体" w:cs="宋体"/>
                 <w:sz w:val="16"/>
                 <w:szCs w:val="16"/>
                 <w:lang w:val="en-US" w:eastAsia="zh-CN"/>
@@ -5465,7 +5518,7 @@
             </w:pPr>
             <w:r>
               <w:rPr>
-                <w:rFonts w:ascii="宋体" w:eastAsia="宋体" w:hAnsi="宋体" w:cs="宋体" w:hint="default"/>
+                <w:rFonts w:hint="default" w:ascii="宋体" w:hAnsi="宋体" w:eastAsia="宋体" w:cs="宋体"/>
                 <w:sz w:val="16"/>
                 <w:szCs w:val="16"/>
                 <w:lang w:val="en-US" w:eastAsia="zh-CN"/>
@@ -5657,9 +5710,14 @@
       </w:tr>
       <w:tr>
         <w:tblPrEx>
-          <w:tblW w:w="8309" w:type="dxa"/>
-          <w:tblInd w:w="2" w:type="dxa"/>
-          <w:tblLayout w:type="fixed"/>
+          <w:tblBorders>
+            <w:top w:val="single" w:color="000000" w:sz="2" w:space="0"/>
+            <w:left w:val="single" w:color="000000" w:sz="2" w:space="0"/>
+            <w:bottom w:val="single" w:color="000000" w:sz="2" w:space="0"/>
+            <w:right w:val="single" w:color="000000" w:sz="2" w:space="0"/>
+            <w:insideH w:val="single" w:color="000000" w:sz="2" w:space="0"/>
+            <w:insideV w:val="single" w:color="000000" w:sz="2" w:space="0"/>
+          </w:tblBorders>
           <w:tblCellMar>
             <w:top w:w="0" w:type="dxa"/>
             <w:left w:w="0" w:type="dxa"/>
@@ -5668,7 +5726,7 @@
           </w:tblCellMar>
         </w:tblPrEx>
         <w:trPr>
-          <w:trHeight w:val="343"/>
+          <w:trHeight w:val="343" w:hRule="atLeast"/>
         </w:trPr>
         <w:tc>
           <w:tcPr>
@@ -5679,7 +5737,7 @@
               <w:spacing w:before="126" w:line="227" w:lineRule="auto"/>
               <w:ind w:left="112"/>
               <w:rPr>
-                <w:rFonts w:ascii="宋体" w:eastAsia="宋体" w:hAnsi="宋体" w:cs="宋体" w:hint="default"/>
+                <w:rFonts w:hint="default" w:ascii="宋体" w:hAnsi="宋体" w:eastAsia="宋体" w:cs="宋体"/>
                 <w:spacing w:val="8"/>
                 <w:sz w:val="20"/>
                 <w:szCs w:val="20"/>
@@ -5697,7 +5755,7 @@
               <w:spacing w:before="126" w:line="227" w:lineRule="auto"/>
               <w:ind w:left="112"/>
               <w:rPr>
-                <w:rFonts w:ascii="宋体" w:eastAsia="宋体" w:hAnsi="宋体" w:cs="宋体" w:hint="default"/>
+                <w:rFonts w:hint="default" w:ascii="宋体" w:hAnsi="宋体" w:eastAsia="宋体" w:cs="宋体"/>
                 <w:sz w:val="16"/>
                 <w:szCs w:val="16"/>
                 <w:lang w:val="en-US" w:eastAsia="zh-CN"/>
@@ -5705,7 +5763,7 @@
             </w:pPr>
             <w:r>
               <w:rPr>
-                <w:rFonts w:ascii="宋体" w:hAnsi="宋体" w:cs="宋体" w:hint="eastAsia"/>
+                <w:rFonts w:hint="eastAsia" w:ascii="宋体" w:hAnsi="宋体" w:cs="宋体"/>
                 <w:sz w:val="16"/>
                 <w:szCs w:val="16"/>
                 <w:lang w:val="en-US" w:eastAsia="zh-CN"/>
@@ -5888,7 +5946,7 @@
           <w:p>
             <w:pPr>
               <w:rPr>
-                <w:rFonts w:eastAsia="宋体" w:hint="default"/>
+                <w:rFonts w:hint="default" w:eastAsia="宋体"/>
                 <w:lang w:val="en-US" w:eastAsia="zh-CN"/>
               </w:rPr>
             </w:pPr>
@@ -5905,14 +5963,14 @@
     </w:tbl>
     <w:p>
       <w:pPr>
-        <w:pStyle w:val="2"/>
+        <w:pStyle w:val="30"/>
         <w:bidi w:val="0"/>
         <w:rPr>
           <w:rFonts w:hint="default"/>
           <w:lang w:val="en-US" w:eastAsia="zh-CN"/>
         </w:rPr>
       </w:pPr>
-      <w:bookmarkStart w:id="7" w:name="_Toc30204"/>
+      <w:bookmarkStart w:id="7" w:name="_Toc21289"/>
       <w:r>
         <w:rPr>
           <w:rFonts w:hint="default"/>
@@ -5924,7 +5982,7 @@
     </w:p>
     <w:p>
       <w:pPr>
-        <w:pStyle w:val="a1"/>
+        <w:pStyle w:val="29"/>
         <w:rPr>
           <w:rFonts w:hint="default"/>
           <w:lang w:val="en-US" w:eastAsia="zh-CN"/>
@@ -5935,19 +5993,33 @@
           <w:rFonts w:hint="default"/>
           <w:lang w:val="en-US" w:eastAsia="zh-CN"/>
         </w:rPr>
-        <w:t>本次调查的整体客户满意度得分为：超过公司设定的年度目标值，表明客户对公司上半年运维服务的总体评价为“满意”。</w:t>
+        <w:t>本次调查的整体客户满意度得分为</w:t>
+      </w:r>
+      <w:r>
+        <w:rPr>
+          <w:rFonts w:hint="eastAsia"/>
+          <w:lang w:val="en-US" w:eastAsia="zh-CN"/>
+        </w:rPr>
+        <w:t>97%，</w:t>
+      </w:r>
+      <w:r>
+        <w:rPr>
+          <w:rFonts w:hint="default"/>
+          <w:lang w:val="en-US" w:eastAsia="zh-CN"/>
+        </w:rPr>
+        <w:t>超过公司设定的年度目标值，表明客户对公司上半年运维服务的总体评价为“满意”。</w:t>
       </w:r>
     </w:p>
     <w:p>
       <w:pPr>
-        <w:pStyle w:val="2"/>
+        <w:pStyle w:val="30"/>
         <w:bidi w:val="0"/>
         <w:rPr>
           <w:rFonts w:hint="default"/>
           <w:lang w:val="en-US" w:eastAsia="zh-CN"/>
         </w:rPr>
       </w:pPr>
-      <w:bookmarkStart w:id="8" w:name="_Toc5880"/>
+      <w:bookmarkStart w:id="8" w:name="_Toc3914"/>
       <w:r>
         <w:rPr>
           <w:rFonts w:hint="default"/>
@@ -5959,7 +6031,7 @@
     </w:p>
     <w:p>
       <w:pPr>
-        <w:pStyle w:val="a1"/>
+        <w:pStyle w:val="29"/>
         <w:rPr>
           <w:rFonts w:hint="default"/>
           <w:lang w:val="en-US" w:eastAsia="zh-CN"/>
@@ -5975,109 +6047,26 @@
     </w:p>
     <w:p>
       <w:pPr>
-        <w:pStyle w:val="2"/>
+        <w:pStyle w:val="28"/>
         <w:bidi w:val="0"/>
         <w:rPr>
           <w:rFonts w:hint="default"/>
           <w:lang w:val="en-US" w:eastAsia="zh-CN"/>
         </w:rPr>
       </w:pPr>
-      <w:bookmarkStart w:id="9" w:name="_Toc8576"/>
+      <w:bookmarkStart w:id="9" w:name="_Toc12216"/>
       <w:r>
         <w:rPr>
           <w:rFonts w:hint="default"/>
           <w:lang w:val="en-US" w:eastAsia="zh-CN"/>
         </w:rPr>
-        <w:t>客户书面意见汇总</w:t>
+        <w:t>结论与总结</w:t>
       </w:r>
       <w:bookmarkEnd w:id="9"/>
     </w:p>
     <w:p>
       <w:pPr>
-        <w:pStyle w:val="a1"/>
-        <w:rPr>
-          <w:rFonts w:hint="default"/>
-          <w:lang w:val="en-US" w:eastAsia="zh-CN"/>
-        </w:rPr>
-      </w:pPr>
-      <w:r>
-        <w:rPr>
-          <w:rFonts w:hint="default"/>
-          <w:lang w:val="en-US" w:eastAsia="zh-CN"/>
-        </w:rPr>
-        <w:t>在开放式问题中，共收集到客户书面意见 27条，其中：</w:t>
-      </w:r>
-    </w:p>
-    <w:p>
-      <w:pPr>
-        <w:pStyle w:val="a1"/>
-        <w:rPr>
-          <w:rFonts w:hint="default"/>
-          <w:lang w:val="en-US" w:eastAsia="zh-CN"/>
-        </w:rPr>
-      </w:pPr>
-      <w:r>
-        <w:rPr>
-          <w:rFonts w:hint="default"/>
-          <w:lang w:val="en-US" w:eastAsia="zh-CN"/>
-        </w:rPr>
-        <w:t>表扬与肯定（18条）：主要针对具体工程师的快速响应和负责态度。</w:t>
-      </w:r>
-    </w:p>
-    <w:p>
-      <w:pPr>
-        <w:pStyle w:val="a1"/>
-        <w:rPr>
-          <w:rFonts w:hint="default"/>
-          <w:lang w:val="en-US" w:eastAsia="zh-CN"/>
-        </w:rPr>
-      </w:pPr>
-      <w:r>
-        <w:rPr>
-          <w:rFonts w:hint="default"/>
-          <w:lang w:val="en-US" w:eastAsia="zh-CN"/>
-        </w:rPr>
-        <w:t>具体改进建议（6条）：涉及变更沟通、知识共享、报表定制化等。</w:t>
-      </w:r>
-    </w:p>
-    <w:p>
-      <w:pPr>
-        <w:pStyle w:val="a1"/>
-        <w:rPr>
-          <w:rFonts w:hint="default"/>
-          <w:lang w:val="en-US" w:eastAsia="zh-CN"/>
-        </w:rPr>
-      </w:pPr>
-      <w:r>
-        <w:rPr>
-          <w:rFonts w:hint="default"/>
-          <w:lang w:val="en-US" w:eastAsia="zh-CN"/>
-        </w:rPr>
-        <w:t>问题咨询（3条）：已转服务台跟进解答。</w:t>
-      </w:r>
-    </w:p>
-    <w:p>
-      <w:pPr>
-        <w:pStyle w:val="1"/>
-        <w:bidi w:val="0"/>
-        <w:rPr>
-          <w:rFonts w:hint="default"/>
-          <w:lang w:val="en-US" w:eastAsia="zh-CN"/>
-        </w:rPr>
-      </w:pPr>
-      <w:bookmarkStart w:id="10" w:name="_Toc23328"/>
-      <w:r>
-        <w:rPr>
-          <w:rFonts w:hint="default"/>
-          <w:lang w:val="en-US" w:eastAsia="zh-CN"/>
-        </w:rPr>
-        <w:t>结论与总结</w:t>
-      </w:r>
-      <w:bookmarkEnd w:id="10"/>
-    </w:p>
-    <w:p>
-      <w:pPr>
-        <w:pStyle w:val="a1"/>
+        <w:pStyle w:val="29"/>
         <w:rPr>
           <w:rFonts w:hint="default"/>
           <w:lang w:val="en-US" w:eastAsia="zh-CN"/>
@@ -6093,7 +6082,7 @@
     </w:p>
     <w:p>
       <w:pPr>
-        <w:pStyle w:val="a1"/>
+        <w:pStyle w:val="29"/>
         <w:rPr>
           <w:rFonts w:hint="default"/>
           <w:lang w:val="en-US" w:eastAsia="zh-CN"/>
@@ -6123,7 +6112,7 @@
     </w:p>
     <w:p>
       <w:pPr>
-        <w:pStyle w:val="a1"/>
+        <w:pStyle w:val="29"/>
         <w:rPr>
           <w:rFonts w:hint="default"/>
           <w:lang w:val="en-US" w:eastAsia="zh-CN"/>
@@ -6134,21 +6123,12 @@
           <w:rFonts w:hint="eastAsia"/>
           <w:lang w:val="en-US" w:eastAsia="zh-CN"/>
         </w:rPr>
-        <w:t>由质量管理部和数智运营部加强监督，并由人力部对《满意度管理制度》和《沟通管理制度</w:t>
-      </w:r>
-      <w:bookmarkStart w:id="11" w:name="_GoBack"/>
-      <w:bookmarkEnd w:id="11"/>
-      <w:r>
-        <w:rPr>
-          <w:rFonts w:hint="eastAsia"/>
-          <w:lang w:val="en-US" w:eastAsia="zh-CN"/>
-        </w:rPr>
-        <w:t>》进行宣贯</w:t>
+        <w:t>由质量管理部和数智运营部加强监督，并由人力部对《满意度管理制度》和《沟通管理制度》进行宣贯</w:t>
       </w:r>
     </w:p>
     <w:p>
       <w:pPr>
-        <w:pStyle w:val="a1"/>
+        <w:pStyle w:val="29"/>
         <w:rPr>
           <w:rFonts w:hint="default"/>
           <w:lang w:val="en-US" w:eastAsia="zh-CN"/>
@@ -6164,7 +6144,7 @@
     </w:p>
     <w:p>
       <w:pPr>
-        <w:pStyle w:val="a1"/>
+        <w:pStyle w:val="29"/>
         <w:rPr>
           <w:rFonts w:hint="default"/>
           <w:lang w:val="en-US" w:eastAsia="zh-CN"/>
@@ -6180,7 +6160,7 @@
     </w:p>
     <w:p>
       <w:pPr>
-        <w:pStyle w:val="a1"/>
+        <w:pStyle w:val="29"/>
         <w:rPr>
           <w:rFonts w:hint="default"/>
           <w:lang w:val="en-US" w:eastAsia="zh-CN"/>
@@ -6196,7 +6176,7 @@
     </w:p>
     <w:p>
       <w:pPr>
-        <w:pStyle w:val="a1"/>
+        <w:pStyle w:val="29"/>
         <w:rPr>
           <w:rFonts w:hint="default"/>
           <w:lang w:val="en-US" w:eastAsia="zh-CN"/>
@@ -6211,32 +6191,57 @@
       </w:r>
     </w:p>
     <w:sectPr>
-      <w:headerReference w:type="default" r:id="rId7"/>
-      <w:footerReference w:type="default" r:id="rId8"/>
+      <w:headerReference r:id="rId5" w:type="default"/>
+      <w:footerReference r:id="rId6" w:type="default"/>
       <w:pgSz w:w="11906" w:h="16838"/>
       <w:pgMar w:top="1417" w:right="1800" w:bottom="1440" w:left="1800" w:header="1140" w:footer="992" w:gutter="0"/>
-      <w:cols w:num="1" w:space="425"/>
+      <w:cols w:space="425" w:num="1"/>
       <w:docGrid w:type="lines" w:linePitch="312" w:charSpace="0"/>
     </w:sectPr>
   </w:body>
 </w:document>
 </file>
 
+<file path=word/endnotes.xml><?xml version="1.0" encoding="utf-8"?>
+<w:endnotes xmlns:wpc="http://schemas.microsoft.com/office/word/2010/wordprocessingCanvas" xmlns:mc="http://schemas.openxmlformats.org/markup-compatibility/2006" xmlns:o="urn:schemas-microsoft-com:office:office" xmlns:r="http://schemas.openxmlformats.org/officeDocument/2006/relationships" xmlns:m="http://schemas.openxmlformats.org/officeDocument/2006/math" xmlns:v="urn:schemas-microsoft-com:vml" xmlns:wp14="http://schemas.microsoft.com/office/word/2010/wordprocessingDrawing" xmlns:wp="http://schemas.openxmlformats.org/drawingml/2006/wordprocessingDrawing" xmlns:w="http://schemas.openxmlformats.org/wordprocessingml/2006/main" xmlns:w14="http://schemas.microsoft.com/office/word/2010/wordml" xmlns:w15="http://schemas.microsoft.com/office/word/2012/wordml" xmlns:w10="urn:schemas-microsoft-com:office:word" xmlns:wpg="http://schemas.microsoft.com/office/word/2010/wordprocessingGroup" xmlns:wpi="http://schemas.microsoft.com/office/word/2010/wordprocessingInk" xmlns:wne="http://schemas.microsoft.com/office/word/2006/wordml" xmlns:wps="http://schemas.microsoft.com/office/word/2010/wordprocessingShape" xmlns:wpsCustomData="http://www.wps.cn/officeDocument/2013/wpsCustomData" mc:Ignorable="w14 w15 wp14">
+  <w:endnote w:type="separator" w:id="0">
+    <w:p>
+      <w:pPr>
+        <w:spacing w:line="240" w:lineRule="auto"/>
+      </w:pPr>
+      <w:r>
+        <w:separator/>
+      </w:r>
+    </w:p>
+  </w:endnote>
+  <w:endnote w:type="continuationSeparator" w:id="1">
+    <w:p>
+      <w:pPr>
+        <w:spacing w:line="240" w:lineRule="auto"/>
+      </w:pPr>
+      <w:r>
+        <w:continuationSeparator/>
+      </w:r>
+    </w:p>
+  </w:endnote>
+</w:endnotes>
+</file>
+
 <file path=word/footer1.xml><?xml version="1.0" encoding="utf-8"?>
-<w:ftr xmlns:wpc="http://schemas.microsoft.com/office/word/2010/wordprocessingCanvas" xmlns:mc="http://schemas.openxmlformats.org/markup-compatibility/2006" xmlns:o="urn:schemas-microsoft-com:office:office" xmlns:r="http://schemas.openxmlformats.org/officeDocument/2006/relationships" xmlns:m="http://schemas.openxmlformats.org/officeDocument/2006/math" xmlns:v="urn:schemas-microsoft-com:vml" xmlns:wp14="http://schemas.microsoft.com/office/word/2010/wordprocessingDrawing" xmlns:wp="http://schemas.openxmlformats.org/drawingml/2006/wordprocessingDrawing" xmlns:w10="urn:schemas-microsoft-com:office:word" xmlns:w="http://schemas.openxmlformats.org/wordprocessingml/2006/main" xmlns:w14="http://schemas.microsoft.com/office/word/2010/wordml" xmlns:w15="http://schemas.microsoft.com/office/word/2012/wordml" xmlns:wne="http://schemas.microsoft.com/office/word/2006/wordml" xmlns:wpg="http://schemas.microsoft.com/office/word/2010/wordprocessingGroup" xmlns:wpi="http://schemas.microsoft.com/office/word/2010/wordprocessingInk" xmlns:wps="http://schemas.microsoft.com/office/word/2010/wordprocessingShape" mc:Ignorable="w14 w15 wp14">
+<w:ftr xmlns:wpc="http://schemas.microsoft.com/office/word/2010/wordprocessingCanvas" xmlns:mc="http://schemas.openxmlformats.org/markup-compatibility/2006" xmlns:o="urn:schemas-microsoft-com:office:office" xmlns:r="http://schemas.openxmlformats.org/officeDocument/2006/relationships" xmlns:m="http://schemas.openxmlformats.org/officeDocument/2006/math" xmlns:v="urn:schemas-microsoft-com:vml" xmlns:wp14="http://schemas.microsoft.com/office/word/2010/wordprocessingDrawing" xmlns:wp="http://schemas.openxmlformats.org/drawingml/2006/wordprocessingDrawing" xmlns:w10="urn:schemas-microsoft-com:office:word" xmlns:w="http://schemas.openxmlformats.org/wordprocessingml/2006/main" xmlns:w14="http://schemas.microsoft.com/office/word/2010/wordml" xmlns:w15="http://schemas.microsoft.com/office/word/2012/wordml" xmlns:wpg="http://schemas.microsoft.com/office/word/2010/wordprocessingGroup" xmlns:wpi="http://schemas.microsoft.com/office/word/2010/wordprocessingInk" xmlns:wne="http://schemas.microsoft.com/office/word/2006/wordml" xmlns:wps="http://schemas.microsoft.com/office/word/2010/wordprocessingShape" xmlns:wpsCustomData="http://www.wps.cn/officeDocument/2013/wpsCustomData" mc:Ignorable="w14 w15 wp14">
   <w:p>
     <w:pPr>
       <w:spacing w:line="232" w:lineRule="auto"/>
       <w:ind w:left="4345"/>
       <w:rPr>
-        <w:rFonts w:ascii="宋体" w:eastAsia="宋体" w:hAnsi="宋体" w:cs="宋体"/>
+        <w:rFonts w:ascii="宋体" w:hAnsi="宋体" w:eastAsia="宋体" w:cs="宋体"/>
         <w:sz w:val="21"/>
         <w:szCs w:val="21"/>
       </w:rPr>
     </w:pPr>
     <w:r>
       <w:rPr>
-        <w:rFonts w:ascii="宋体" w:eastAsia="宋体" w:hAnsi="宋体" w:cs="宋体"/>
+        <w:rFonts w:ascii="宋体" w:hAnsi="宋体" w:eastAsia="宋体" w:cs="宋体"/>
         <w:sz w:val="21"/>
         <w:szCs w:val="21"/>
       </w:rPr>
@@ -6246,13 +6251,38 @@
 </w:ftr>
 </file>
 
+<file path=word/footnotes.xml><?xml version="1.0" encoding="utf-8"?>
+<w:footnotes xmlns:wpc="http://schemas.microsoft.com/office/word/2010/wordprocessingCanvas" xmlns:mc="http://schemas.openxmlformats.org/markup-compatibility/2006" xmlns:o="urn:schemas-microsoft-com:office:office" xmlns:r="http://schemas.openxmlformats.org/officeDocument/2006/relationships" xmlns:m="http://schemas.openxmlformats.org/officeDocument/2006/math" xmlns:v="urn:schemas-microsoft-com:vml" xmlns:wp14="http://schemas.microsoft.com/office/word/2010/wordprocessingDrawing" xmlns:wp="http://schemas.openxmlformats.org/drawingml/2006/wordprocessingDrawing" xmlns:w="http://schemas.openxmlformats.org/wordprocessingml/2006/main" xmlns:w14="http://schemas.microsoft.com/office/word/2010/wordml" xmlns:w15="http://schemas.microsoft.com/office/word/2012/wordml" xmlns:w10="urn:schemas-microsoft-com:office:word" xmlns:wpg="http://schemas.microsoft.com/office/word/2010/wordprocessingGroup" xmlns:wpi="http://schemas.microsoft.com/office/word/2010/wordprocessingInk" xmlns:wne="http://schemas.microsoft.com/office/word/2006/wordml" xmlns:wps="http://schemas.microsoft.com/office/word/2010/wordprocessingShape" xmlns:wpsCustomData="http://www.wps.cn/officeDocument/2013/wpsCustomData" mc:Ignorable="w14 w15 wp14">
+  <w:footnote w:type="separator" w:id="0">
+    <w:p>
+      <w:pPr>
+        <w:spacing w:line="360" w:lineRule="auto"/>
+      </w:pPr>
+      <w:r>
+        <w:separator/>
+      </w:r>
+    </w:p>
+  </w:footnote>
+  <w:footnote w:type="continuationSeparator" w:id="1">
+    <w:p>
+      <w:pPr>
+        <w:spacing w:line="360" w:lineRule="auto"/>
+      </w:pPr>
+      <w:r>
+        <w:continuationSeparator/>
+      </w:r>
+    </w:p>
+  </w:footnote>
+</w:footnotes>
+</file>
+
 <file path=word/header1.xml><?xml version="1.0" encoding="utf-8"?>
-<w:hdr xmlns:wpc="http://schemas.microsoft.com/office/word/2010/wordprocessingCanvas" xmlns:mc="http://schemas.openxmlformats.org/markup-compatibility/2006" xmlns:o="urn:schemas-microsoft-com:office:office" xmlns:r="http://schemas.openxmlformats.org/officeDocument/2006/relationships" xmlns:m="http://schemas.openxmlformats.org/officeDocument/2006/math" xmlns:v="urn:schemas-microsoft-com:vml" xmlns:wp14="http://schemas.microsoft.com/office/word/2010/wordprocessingDrawing" xmlns:wp="http://schemas.openxmlformats.org/drawingml/2006/wordprocessingDrawing" xmlns:w10="urn:schemas-microsoft-com:office:word" xmlns:w="http://schemas.openxmlformats.org/wordprocessingml/2006/main" xmlns:w14="http://schemas.microsoft.com/office/word/2010/wordml" xmlns:w15="http://schemas.microsoft.com/office/word/2012/wordml" xmlns:wne="http://schemas.microsoft.com/office/word/2006/wordml" xmlns:wpg="http://schemas.microsoft.com/office/word/2010/wordprocessingGroup" xmlns:wpi="http://schemas.microsoft.com/office/word/2010/wordprocessingInk" xmlns:wps="http://schemas.microsoft.com/office/word/2010/wordprocessingShape" mc:Ignorable="w14 w15 wp14">
+<w:hdr xmlns:wpc="http://schemas.microsoft.com/office/word/2010/wordprocessingCanvas" xmlns:mc="http://schemas.openxmlformats.org/markup-compatibility/2006" xmlns:o="urn:schemas-microsoft-com:office:office" xmlns:r="http://schemas.openxmlformats.org/officeDocument/2006/relationships" xmlns:m="http://schemas.openxmlformats.org/officeDocument/2006/math" xmlns:v="urn:schemas-microsoft-com:vml" xmlns:wp14="http://schemas.microsoft.com/office/word/2010/wordprocessingDrawing" xmlns:wp="http://schemas.openxmlformats.org/drawingml/2006/wordprocessingDrawing" xmlns:w10="urn:schemas-microsoft-com:office:word" xmlns:w="http://schemas.openxmlformats.org/wordprocessingml/2006/main" xmlns:w14="http://schemas.microsoft.com/office/word/2010/wordml" xmlns:w15="http://schemas.microsoft.com/office/word/2012/wordml" xmlns:wpg="http://schemas.microsoft.com/office/word/2010/wordprocessingGroup" xmlns:wpi="http://schemas.microsoft.com/office/word/2010/wordprocessingInk" xmlns:wne="http://schemas.microsoft.com/office/word/2006/wordml" xmlns:wps="http://schemas.microsoft.com/office/word/2010/wordprocessingShape" xmlns:wpsCustomData="http://www.wps.cn/officeDocument/2013/wpsCustomData" mc:Ignorable="w14 w15 wp14">
   <w:p>
     <w:pPr>
-      <w:pStyle w:val="Header"/>
+      <w:pStyle w:val="15"/>
       <w:pBdr>
-        <w:bottom w:val="single" w:sz="4" w:space="1" w:color="auto"/>
+        <w:bottom w:val="single" w:color="auto" w:sz="4" w:space="1"/>
       </w:pBdr>
       <w:tabs>
         <w:tab w:val="left" w:pos="335"/>
@@ -6260,27 +6290,27 @@
       </w:tabs>
       <w:jc w:val="right"/>
       <w:rPr>
-        <w:rFonts w:eastAsiaTheme="minorEastAsia" w:hint="eastAsia"/>
+        <w:rFonts w:hint="eastAsia" w:eastAsiaTheme="minorEastAsia"/>
         <w:lang w:eastAsia="zh-CN"/>
       </w:rPr>
     </w:pPr>
     <w:r>
       <w:rPr>
-        <w:rFonts w:eastAsiaTheme="minorEastAsia" w:hint="eastAsia"/>
+        <w:rFonts w:hint="eastAsia" w:eastAsiaTheme="minorEastAsia"/>
         <w:lang w:val="en-US" w:eastAsia="zh-CN"/>
       </w:rPr>
       <w:tab/>
     </w:r>
     <w:r>
       <w:rPr>
-        <w:rFonts w:eastAsiaTheme="minorEastAsia" w:hint="eastAsia"/>
+        <w:rFonts w:hint="eastAsia" w:eastAsiaTheme="minorEastAsia"/>
         <w:lang w:val="en-US" w:eastAsia="zh-CN"/>
       </w:rPr>
       <w:tab/>
     </w:r>
     <w:r>
       <w:rPr>
-        <w:rFonts w:eastAsiaTheme="minorEastAsia" w:hint="eastAsia"/>
+        <w:rFonts w:hint="eastAsia" w:eastAsiaTheme="minorEastAsia"/>
         <w:lang w:val="en-US" w:eastAsia="zh-CN"/>
       </w:rPr>
       <w:t>江西通信产业服务有限公司</w:t>
@@ -6290,15 +6320,15 @@
 </file>
 
 <file path=word/numbering.xml><?xml version="1.0" encoding="utf-8"?>
-<w:numbering xmlns:wpc="http://schemas.microsoft.com/office/word/2010/wordprocessingCanvas" xmlns:mc="http://schemas.openxmlformats.org/markup-compatibility/2006" xmlns:o="urn:schemas-microsoft-com:office:office" xmlns:r="http://schemas.openxmlformats.org/officeDocument/2006/relationships" xmlns:m="http://schemas.openxmlformats.org/officeDocument/2006/math" xmlns:v="urn:schemas-microsoft-com:vml" xmlns:wp14="http://schemas.microsoft.com/office/word/2010/wordprocessingDrawing" xmlns:wp="http://schemas.openxmlformats.org/drawingml/2006/wordprocessingDrawing" xmlns:w10="urn:schemas-microsoft-com:office:word" xmlns:w="http://schemas.openxmlformats.org/wordprocessingml/2006/main" xmlns:w14="http://schemas.microsoft.com/office/word/2010/wordml" xmlns:w15="http://schemas.microsoft.com/office/word/2012/wordml" xmlns:wne="http://schemas.microsoft.com/office/word/2006/wordml" xmlns:wpg="http://schemas.microsoft.com/office/word/2010/wordprocessingGroup" xmlns:wpi="http://schemas.microsoft.com/office/word/2010/wordprocessingInk" xmlns:wps="http://schemas.microsoft.com/office/word/2010/wordprocessingShape" mc:Ignorable="w14 w15 wp14">
+<w:numbering xmlns:wpc="http://schemas.microsoft.com/office/word/2010/wordprocessingCanvas" xmlns:mc="http://schemas.openxmlformats.org/markup-compatibility/2006" xmlns:o="urn:schemas-microsoft-com:office:office" xmlns:r="http://schemas.openxmlformats.org/officeDocument/2006/relationships" xmlns:m="http://schemas.openxmlformats.org/officeDocument/2006/math" xmlns:v="urn:schemas-microsoft-com:vml" xmlns:wp14="http://schemas.microsoft.com/office/word/2010/wordprocessingDrawing" xmlns:wp="http://schemas.openxmlformats.org/drawingml/2006/wordprocessingDrawing" xmlns:w10="urn:schemas-microsoft-com:office:word" xmlns:w="http://schemas.openxmlformats.org/wordprocessingml/2006/main" xmlns:w14="http://schemas.microsoft.com/office/word/2010/wordml" xmlns:wpg="http://schemas.microsoft.com/office/word/2010/wordprocessingGroup" xmlns:wpi="http://schemas.microsoft.com/office/word/2010/wordprocessingInk" xmlns:wne="http://schemas.microsoft.com/office/word/2006/wordml" xmlns:wps="http://schemas.microsoft.com/office/word/2010/wordprocessingShape" xmlns:wpsCustomData="http://www.wps.cn/officeDocument/2013/wpsCustomData" mc:Ignorable="w14 wp14">
   <w:abstractNum w:abstractNumId="0">
     <w:nsid w:val="8E964DCE"/>
     <w:multiLevelType w:val="multilevel"/>
     <w:tmpl w:val="8E964DCE"/>
-    <w:lvl w:ilvl="0">
+    <w:lvl w:ilvl="0" w:tentative="0">
       <w:start w:val="1"/>
       <w:numFmt w:val="decimal"/>
-      <w:pStyle w:val="Heading1"/>
+      <w:pStyle w:val="2"/>
       <w:lvlText w:val="%1."/>
       <w:lvlJc w:val="left"/>
       <w:pPr>
@@ -6308,10 +6338,10 @@
         <w:rFonts w:hint="default"/>
       </w:rPr>
     </w:lvl>
-    <w:lvl w:ilvl="1">
+    <w:lvl w:ilvl="1" w:tentative="0">
       <w:start w:val="1"/>
       <w:numFmt w:val="decimal"/>
-      <w:pStyle w:val="Heading2"/>
+      <w:pStyle w:val="3"/>
       <w:lvlText w:val="%1.%2."/>
       <w:lvlJc w:val="left"/>
       <w:pPr>
@@ -6321,10 +6351,10 @@
         <w:rFonts w:hint="default"/>
       </w:rPr>
     </w:lvl>
-    <w:lvl w:ilvl="2">
+    <w:lvl w:ilvl="2" w:tentative="0">
       <w:start w:val="1"/>
       <w:numFmt w:val="decimal"/>
-      <w:pStyle w:val="Heading3"/>
+      <w:pStyle w:val="4"/>
       <w:lvlText w:val="%1.%2.%3."/>
       <w:lvlJc w:val="left"/>
       <w:pPr>
@@ -6334,10 +6364,10 @@
         <w:rFonts w:hint="default"/>
       </w:rPr>
     </w:lvl>
-    <w:lvl w:ilvl="3">
+    <w:lvl w:ilvl="3" w:tentative="0">
       <w:start w:val="1"/>
       <w:numFmt w:val="decimal"/>
-      <w:pStyle w:val="Heading4"/>
+      <w:pStyle w:val="5"/>
       <w:lvlText w:val="%1.%2.%3.%4."/>
       <w:lvlJc w:val="left"/>
       <w:pPr>
@@ -6347,10 +6377,10 @@
         <w:rFonts w:hint="default"/>
       </w:rPr>
     </w:lvl>
-    <w:lvl w:ilvl="4">
+    <w:lvl w:ilvl="4" w:tentative="0">
       <w:start w:val="1"/>
       <w:numFmt w:val="decimal"/>
-      <w:pStyle w:val="Heading5"/>
+      <w:pStyle w:val="6"/>
       <w:lvlText w:val="%1.%2.%3.%4.%5."/>
       <w:lvlJc w:val="left"/>
       <w:pPr>
@@ -6360,10 +6390,10 @@
         <w:rFonts w:hint="default"/>
       </w:rPr>
     </w:lvl>
-    <w:lvl w:ilvl="5">
+    <w:lvl w:ilvl="5" w:tentative="0">
       <w:start w:val="1"/>
       <w:numFmt w:val="decimal"/>
-      <w:pStyle w:val="Heading6"/>
+      <w:pStyle w:val="7"/>
       <w:lvlText w:val="%1.%2.%3.%4.%5.%6."/>
       <w:lvlJc w:val="left"/>
       <w:pPr>
@@ -6373,10 +6403,10 @@
         <w:rFonts w:hint="default"/>
       </w:rPr>
     </w:lvl>
-    <w:lvl w:ilvl="6">
+    <w:lvl w:ilvl="6" w:tentative="0">
       <w:start w:val="1"/>
       <w:numFmt w:val="decimal"/>
-      <w:pStyle w:val="Heading7"/>
+      <w:pStyle w:val="8"/>
       <w:lvlText w:val="%1.%2.%3.%4.%5.%6.%7."/>
       <w:lvlJc w:val="left"/>
       <w:pPr>
@@ -6386,10 +6416,10 @@
         <w:rFonts w:hint="default"/>
       </w:rPr>
     </w:lvl>
-    <w:lvl w:ilvl="7">
+    <w:lvl w:ilvl="7" w:tentative="0">
       <w:start w:val="1"/>
       <w:numFmt w:val="decimal"/>
-      <w:pStyle w:val="Heading8"/>
+      <w:pStyle w:val="9"/>
       <w:lvlText w:val="%1.%2.%3.%4.%5.%6.%7.%8."/>
       <w:lvlJc w:val="left"/>
       <w:pPr>
@@ -6399,10 +6429,10 @@
         <w:rFonts w:hint="default"/>
       </w:rPr>
     </w:lvl>
-    <w:lvl w:ilvl="8">
+    <w:lvl w:ilvl="8" w:tentative="0">
       <w:start w:val="1"/>
       <w:numFmt w:val="decimal"/>
-      <w:pStyle w:val="Heading9"/>
+      <w:pStyle w:val="10"/>
       <w:lvlText w:val="%1.%2.%3.%4.%5.%6.%7.%8.%9."/>
       <w:lvlJc w:val="left"/>
       <w:pPr>
@@ -6420,267 +6450,269 @@
 </file>
 
 <file path=word/styles.xml><?xml version="1.0" encoding="utf-8"?>
-<w:styles xmlns:mc="http://schemas.openxmlformats.org/markup-compatibility/2006" xmlns:r="http://schemas.openxmlformats.org/officeDocument/2006/relationships" xmlns:w="http://schemas.openxmlformats.org/wordprocessingml/2006/main" xmlns:w14="http://schemas.microsoft.com/office/word/2010/wordml" xmlns:w15="http://schemas.microsoft.com/office/word/2012/wordml" mc:Ignorable="w14 w15">
+<w:styles xmlns:mc="http://schemas.openxmlformats.org/markup-compatibility/2006" xmlns:o="urn:schemas-microsoft-com:office:office" xmlns:r="http://schemas.openxmlformats.org/officeDocument/2006/relationships" xmlns:m="http://schemas.openxmlformats.org/officeDocument/2006/math" xmlns:v="urn:schemas-microsoft-com:vml" xmlns:w="http://schemas.openxmlformats.org/wordprocessingml/2006/main" xmlns:w14="http://schemas.microsoft.com/office/word/2010/wordml" xmlns:w10="urn:schemas-microsoft-com:office:word" xmlns:sl="http://schemas.openxmlformats.org/schemaLibrary/2006/main" xmlns:wpsCustomData="http://www.wps.cn/officeDocument/2013/wpsCustomData" mc:Ignorable="w14">
   <w:docDefaults>
     <w:rPrDefault>
       <w:rPr>
-        <w:rFonts w:ascii="Times New Roman" w:eastAsia="宋体" w:hAnsi="Times New Roman" w:cs="Times New Roman"/>
+        <w:rFonts w:ascii="Times New Roman" w:hAnsi="Times New Roman" w:eastAsia="宋体" w:cs="Times New Roman"/>
       </w:rPr>
     </w:rPrDefault>
     <w:pPrDefault/>
   </w:docDefaults>
-  <w:latentStyles w:defLockedState="0" w:defUIPriority="99" w:defSemiHidden="1" w:defUnhideWhenUsed="1" w:defQFormat="0" w:count="260">
-    <w:lsdException w:name="Normal" w:semiHidden="0" w:uiPriority="0" w:unhideWhenUsed="0" w:qFormat="1"/>
-    <w:lsdException w:name="heading 1" w:semiHidden="0" w:uiPriority="0" w:unhideWhenUsed="0" w:qFormat="1"/>
-    <w:lsdException w:name="heading 2" w:semiHidden="0" w:uiPriority="0" w:qFormat="1"/>
-    <w:lsdException w:name="heading 3" w:uiPriority="0" w:qFormat="1"/>
-    <w:lsdException w:name="heading 4" w:semiHidden="0" w:uiPriority="0" w:qFormat="1"/>
-    <w:lsdException w:name="heading 5" w:uiPriority="0" w:qFormat="1"/>
-    <w:lsdException w:name="heading 6" w:uiPriority="0" w:qFormat="1"/>
-    <w:lsdException w:name="heading 7" w:uiPriority="0" w:qFormat="1"/>
-    <w:lsdException w:name="heading 8" w:uiPriority="0" w:qFormat="1"/>
-    <w:lsdException w:name="heading 9" w:uiPriority="0" w:qFormat="1"/>
-    <w:lsdException w:name="index 1" w:semiHidden="0" w:uiPriority="0" w:unhideWhenUsed="0"/>
-    <w:lsdException w:name="index 2" w:semiHidden="0" w:uiPriority="0" w:unhideWhenUsed="0"/>
-    <w:lsdException w:name="index 3" w:semiHidden="0" w:uiPriority="0" w:unhideWhenUsed="0"/>
-    <w:lsdException w:name="index 4" w:semiHidden="0" w:uiPriority="0" w:unhideWhenUsed="0"/>
-    <w:lsdException w:name="index 5" w:semiHidden="0" w:uiPriority="0" w:unhideWhenUsed="0"/>
-    <w:lsdException w:name="index 6" w:semiHidden="0" w:uiPriority="0" w:unhideWhenUsed="0"/>
-    <w:lsdException w:name="index 7" w:semiHidden="0" w:uiPriority="0" w:unhideWhenUsed="0"/>
-    <w:lsdException w:name="index 8" w:semiHidden="0" w:uiPriority="0" w:unhideWhenUsed="0"/>
-    <w:lsdException w:name="index 9" w:semiHidden="0" w:uiPriority="0" w:unhideWhenUsed="0"/>
-    <w:lsdException w:name="toc 1" w:semiHidden="0" w:uiPriority="0" w:unhideWhenUsed="0" w:qFormat="1"/>
-    <w:lsdException w:name="toc 2" w:semiHidden="0" w:uiPriority="0" w:unhideWhenUsed="0" w:qFormat="1"/>
-    <w:lsdException w:name="toc 3" w:semiHidden="0" w:uiPriority="0" w:unhideWhenUsed="0" w:qFormat="1"/>
-    <w:lsdException w:name="toc 4" w:semiHidden="0" w:uiPriority="0" w:unhideWhenUsed="0"/>
-    <w:lsdException w:name="toc 5" w:semiHidden="0" w:uiPriority="0" w:unhideWhenUsed="0"/>
-    <w:lsdException w:name="toc 6" w:semiHidden="0" w:uiPriority="0" w:unhideWhenUsed="0"/>
-    <w:lsdException w:name="toc 7" w:semiHidden="0" w:uiPriority="0" w:unhideWhenUsed="0"/>
-    <w:lsdException w:name="toc 8" w:semiHidden="0" w:uiPriority="0" w:unhideWhenUsed="0"/>
-    <w:lsdException w:name="toc 9" w:semiHidden="0" w:uiPriority="0" w:unhideWhenUsed="0"/>
-    <w:lsdException w:name="Normal Indent" w:semiHidden="0" w:uiPriority="0" w:unhideWhenUsed="0"/>
-    <w:lsdException w:name="footnote text" w:semiHidden="0" w:uiPriority="0" w:unhideWhenUsed="0"/>
-    <w:lsdException w:name="annotation text" w:semiHidden="0" w:uiPriority="0" w:unhideWhenUsed="0" w:qFormat="1"/>
-    <w:lsdException w:name="header" w:semiHidden="0" w:uiPriority="0" w:unhideWhenUsed="0" w:qFormat="1"/>
-    <w:lsdException w:name="footer" w:semiHidden="0" w:uiPriority="0" w:unhideWhenUsed="0" w:qFormat="1"/>
-    <w:lsdException w:name="index heading" w:semiHidden="0" w:uiPriority="0" w:unhideWhenUsed="0"/>
-    <w:lsdException w:name="caption" w:uiPriority="0" w:qFormat="1"/>
-    <w:lsdException w:name="table of figures" w:semiHidden="0" w:uiPriority="0" w:unhideWhenUsed="0"/>
-    <w:lsdException w:name="envelope address" w:semiHidden="0" w:uiPriority="0" w:unhideWhenUsed="0"/>
-    <w:lsdException w:name="envelope return" w:semiHidden="0" w:uiPriority="0" w:unhideWhenUsed="0"/>
-    <w:lsdException w:name="footnote reference" w:semiHidden="0" w:uiPriority="0" w:unhideWhenUsed="0"/>
-    <w:lsdException w:name="annotation reference" w:semiHidden="0" w:uiPriority="0" w:unhideWhenUsed="0"/>
-    <w:lsdException w:name="line number" w:semiHidden="0" w:uiPriority="0" w:unhideWhenUsed="0"/>
-    <w:lsdException w:name="page number" w:semiHidden="0" w:uiPriority="0" w:unhideWhenUsed="0"/>
-    <w:lsdException w:name="endnote reference" w:semiHidden="0" w:uiPriority="0" w:unhideWhenUsed="0"/>
-    <w:lsdException w:name="endnote text" w:semiHidden="0" w:uiPriority="0" w:unhideWhenUsed="0"/>
-    <w:lsdException w:name="table of authorities" w:semiHidden="0" w:uiPriority="0" w:unhideWhenUsed="0"/>
-    <w:lsdException w:name="macro" w:semiHidden="0" w:uiPriority="0" w:unhideWhenUsed="0"/>
-    <w:lsdException w:name="toa heading" w:semiHidden="0" w:uiPriority="0" w:unhideWhenUsed="0"/>
-    <w:lsdException w:name="List" w:semiHidden="0" w:uiPriority="0" w:unhideWhenUsed="0"/>
-    <w:lsdException w:name="List Bullet" w:semiHidden="0" w:uiPriority="0" w:unhideWhenUsed="0"/>
-    <w:lsdException w:name="List Number" w:semiHidden="0" w:uiPriority="0" w:unhideWhenUsed="0"/>
-    <w:lsdException w:name="List 2" w:semiHidden="0" w:uiPriority="0" w:unhideWhenUsed="0"/>
-    <w:lsdException w:name="List 3" w:semiHidden="0" w:uiPriority="0" w:unhideWhenUsed="0"/>
-    <w:lsdException w:name="List 4" w:semiHidden="0" w:uiPriority="0" w:unhideWhenUsed="0"/>
-    <w:lsdException w:name="List 5" w:semiHidden="0" w:uiPriority="0" w:unhideWhenUsed="0"/>
-    <w:lsdException w:name="List Bullet 2" w:semiHidden="0" w:uiPriority="0" w:unhideWhenUsed="0"/>
-    <w:lsdException w:name="List Bullet 3" w:semiHidden="0" w:uiPriority="0" w:unhideWhenUsed="0"/>
-    <w:lsdException w:name="List Bullet 4" w:semiHidden="0" w:uiPriority="0" w:unhideWhenUsed="0"/>
-    <w:lsdException w:name="List Bullet 5" w:semiHidden="0" w:uiPriority="0" w:unhideWhenUsed="0"/>
-    <w:lsdException w:name="List Number 2" w:semiHidden="0" w:uiPriority="0" w:unhideWhenUsed="0"/>
-    <w:lsdException w:name="List Number 3" w:semiHidden="0" w:uiPriority="0" w:unhideWhenUsed="0"/>
-    <w:lsdException w:name="List Number 4" w:semiHidden="0" w:uiPriority="0" w:unhideWhenUsed="0"/>
-    <w:lsdException w:name="List Number 5" w:semiHidden="0" w:uiPriority="0" w:unhideWhenUsed="0"/>
-    <w:lsdException w:name="Title" w:semiHidden="0" w:uiPriority="0" w:unhideWhenUsed="0" w:qFormat="1"/>
-    <w:lsdException w:name="Closing" w:semiHidden="0" w:uiPriority="0" w:unhideWhenUsed="0"/>
-    <w:lsdException w:name="Signature" w:semiHidden="0" w:uiPriority="0" w:unhideWhenUsed="0"/>
-    <w:lsdException w:name="Default Paragraph Font" w:uiPriority="0" w:unhideWhenUsed="0" w:qFormat="1"/>
-    <w:lsdException w:name="Body Text" w:uiPriority="0" w:unhideWhenUsed="0" w:qFormat="1"/>
-    <w:lsdException w:name="Body Text Indent" w:semiHidden="0" w:uiPriority="0" w:unhideWhenUsed="0"/>
-    <w:lsdException w:name="List Continue" w:semiHidden="0" w:uiPriority="0" w:unhideWhenUsed="0"/>
-    <w:lsdException w:name="List Continue 2" w:semiHidden="0" w:uiPriority="0" w:unhideWhenUsed="0"/>
-    <w:lsdException w:name="List Continue 3" w:semiHidden="0" w:uiPriority="0" w:unhideWhenUsed="0"/>
-    <w:lsdException w:name="List Continue 4" w:semiHidden="0" w:uiPriority="0" w:unhideWhenUsed="0"/>
-    <w:lsdException w:name="List Continue 5" w:semiHidden="0" w:uiPriority="0" w:unhideWhenUsed="0"/>
-    <w:lsdException w:name="Message Header" w:semiHidden="0" w:uiPriority="0" w:unhideWhenUsed="0"/>
-    <w:lsdException w:name="Subtitle" w:semiHidden="0" w:uiPriority="0" w:unhideWhenUsed="0" w:qFormat="1"/>
-    <w:lsdException w:name="Salutation" w:semiHidden="0" w:uiPriority="0" w:unhideWhenUsed="0"/>
-    <w:lsdException w:name="Date" w:semiHidden="0" w:uiPriority="0" w:unhideWhenUsed="0"/>
-    <w:lsdException w:name="Body Text First Indent" w:semiHidden="0" w:uiPriority="0" w:unhideWhenUsed="0"/>
-    <w:lsdException w:name="Body Text First Indent 2" w:semiHidden="0" w:uiPriority="0" w:unhideWhenUsed="0"/>
-    <w:lsdException w:name="Body Text 2" w:semiHidden="0" w:uiPriority="0" w:unhideWhenUsed="0"/>
-    <w:lsdException w:name="Body Text 3" w:semiHidden="0" w:uiPriority="0" w:unhideWhenUsed="0"/>
-    <w:lsdException w:name="Body Text Indent 2" w:semiHidden="0" w:uiPriority="0" w:unhideWhenUsed="0"/>
-    <w:lsdException w:name="Body Text Indent 3" w:semiHidden="0" w:uiPriority="0" w:unhideWhenUsed="0"/>
-    <w:lsdException w:name="Block Text" w:semiHidden="0" w:uiPriority="0" w:unhideWhenUsed="0"/>
-    <w:lsdException w:name="Hyperlink" w:semiHidden="0" w:uiPriority="0" w:unhideWhenUsed="0"/>
-    <w:lsdException w:name="FollowedHyperlink" w:semiHidden="0" w:uiPriority="0" w:unhideWhenUsed="0"/>
-    <w:lsdException w:name="Strong" w:semiHidden="0" w:uiPriority="0" w:unhideWhenUsed="0" w:qFormat="1"/>
-    <w:lsdException w:name="Emphasis" w:semiHidden="0" w:uiPriority="0" w:unhideWhenUsed="0" w:qFormat="1"/>
-    <w:lsdException w:name="Document Map" w:semiHidden="0" w:uiPriority="0" w:unhideWhenUsed="0"/>
-    <w:lsdException w:name="Plain Text" w:semiHidden="0" w:uiPriority="0" w:unhideWhenUsed="0"/>
-    <w:lsdException w:name="E-mail Signature" w:semiHidden="0" w:uiPriority="0" w:unhideWhenUsed="0"/>
-    <w:lsdException w:name="Normal (Web)" w:semiHidden="0" w:uiPriority="0" w:unhideWhenUsed="0" w:qFormat="1"/>
-    <w:lsdException w:name="HTML Acronym" w:semiHidden="0" w:uiPriority="0" w:unhideWhenUsed="0"/>
-    <w:lsdException w:name="HTML Address" w:semiHidden="0" w:uiPriority="0" w:unhideWhenUsed="0"/>
-    <w:lsdException w:name="HTML Cite" w:semiHidden="0" w:uiPriority="0" w:unhideWhenUsed="0"/>
-    <w:lsdException w:name="HTML Code" w:semiHidden="0" w:uiPriority="0" w:unhideWhenUsed="0"/>
-    <w:lsdException w:name="HTML Definition" w:semiHidden="0" w:uiPriority="0" w:unhideWhenUsed="0"/>
-    <w:lsdException w:name="HTML Keyboard" w:semiHidden="0" w:uiPriority="0" w:unhideWhenUsed="0"/>
-    <w:lsdException w:name="HTML Preformatted" w:semiHidden="0" w:uiPriority="0" w:unhideWhenUsed="0"/>
-    <w:lsdException w:name="HTML Sample" w:semiHidden="0" w:uiPriority="0" w:unhideWhenUsed="0"/>
-    <w:lsdException w:name="HTML Typewriter" w:semiHidden="0" w:uiPriority="0" w:unhideWhenUsed="0"/>
-    <w:lsdException w:name="HTML Variable" w:semiHidden="0" w:uiPriority="0" w:unhideWhenUsed="0"/>
-    <w:lsdException w:name="Normal Table" w:uiPriority="0" w:unhideWhenUsed="0" w:qFormat="1"/>
-    <w:lsdException w:name="annotation subject" w:semiHidden="0" w:uiPriority="0" w:unhideWhenUsed="0"/>
-    <w:lsdException w:name="Table Simple 1" w:semiHidden="0" w:uiPriority="0" w:unhideWhenUsed="0"/>
-    <w:lsdException w:name="Table Simple 2" w:semiHidden="0" w:uiPriority="0" w:unhideWhenUsed="0"/>
-    <w:lsdException w:name="Table Simple 3" w:semiHidden="0" w:uiPriority="0" w:unhideWhenUsed="0"/>
-    <w:lsdException w:name="Table Classic 1" w:semiHidden="0" w:uiPriority="0" w:unhideWhenUsed="0"/>
-    <w:lsdException w:name="Table Classic 2" w:semiHidden="0" w:uiPriority="0" w:unhideWhenUsed="0"/>
-    <w:lsdException w:name="Table Classic 3" w:semiHidden="0" w:uiPriority="0" w:unhideWhenUsed="0"/>
-    <w:lsdException w:name="Table Classic 4" w:semiHidden="0" w:uiPriority="0" w:unhideWhenUsed="0"/>
-    <w:lsdException w:name="Table Colorful 1" w:semiHidden="0" w:uiPriority="0" w:unhideWhenUsed="0"/>
-    <w:lsdException w:name="Table Colorful 2" w:semiHidden="0" w:uiPriority="0" w:unhideWhenUsed="0"/>
-    <w:lsdException w:name="Table Colorful 3" w:semiHidden="0" w:uiPriority="0" w:unhideWhenUsed="0"/>
-    <w:lsdException w:name="Table Columns 1" w:semiHidden="0" w:uiPriority="0" w:unhideWhenUsed="0"/>
-    <w:lsdException w:name="Table Columns 2" w:semiHidden="0" w:uiPriority="0" w:unhideWhenUsed="0"/>
-    <w:lsdException w:name="Table Columns 3" w:semiHidden="0" w:uiPriority="0" w:unhideWhenUsed="0"/>
-    <w:lsdException w:name="Table Columns 4" w:semiHidden="0" w:uiPriority="0" w:unhideWhenUsed="0"/>
-    <w:lsdException w:name="Table Columns 5" w:semiHidden="0" w:uiPriority="0" w:unhideWhenUsed="0"/>
-    <w:lsdException w:name="Table Grid 1" w:semiHidden="0" w:uiPriority="0" w:unhideWhenUsed="0"/>
-    <w:lsdException w:name="Table Grid 2" w:semiHidden="0" w:uiPriority="0" w:unhideWhenUsed="0"/>
-    <w:lsdException w:name="Table Grid 3" w:semiHidden="0" w:uiPriority="0" w:unhideWhenUsed="0"/>
-    <w:lsdException w:name="Table Grid 4" w:semiHidden="0" w:uiPriority="0" w:unhideWhenUsed="0"/>
-    <w:lsdException w:name="Table Grid 5" w:semiHidden="0" w:uiPriority="0" w:unhideWhenUsed="0"/>
-    <w:lsdException w:name="Table Grid 6" w:semiHidden="0" w:uiPriority="0" w:unhideWhenUsed="0"/>
-    <w:lsdException w:name="Table Grid 7" w:semiHidden="0" w:uiPriority="0" w:unhideWhenUsed="0"/>
-    <w:lsdException w:name="Table Grid 8" w:semiHidden="0" w:uiPriority="0" w:unhideWhenUsed="0"/>
-    <w:lsdException w:name="Table List 1" w:semiHidden="0" w:uiPriority="0" w:unhideWhenUsed="0"/>
-    <w:lsdException w:name="Table List 2" w:semiHidden="0" w:uiPriority="0" w:unhideWhenUsed="0"/>
-    <w:lsdException w:name="Table List 3" w:semiHidden="0" w:uiPriority="0" w:unhideWhenUsed="0"/>
-    <w:lsdException w:name="Table List 4" w:semiHidden="0" w:uiPriority="0" w:unhideWhenUsed="0"/>
-    <w:lsdException w:name="Table List 5" w:semiHidden="0" w:uiPriority="0" w:unhideWhenUsed="0"/>
-    <w:lsdException w:name="Table List 6" w:semiHidden="0" w:uiPriority="0" w:unhideWhenUsed="0"/>
-    <w:lsdException w:name="Table List 7" w:semiHidden="0" w:uiPriority="0" w:unhideWhenUsed="0"/>
-    <w:lsdException w:name="Table List 8" w:semiHidden="0" w:uiPriority="0" w:unhideWhenUsed="0"/>
-    <w:lsdException w:name="Table 3D effects 1" w:semiHidden="0" w:uiPriority="0" w:unhideWhenUsed="0"/>
-    <w:lsdException w:name="Table 3D effects 2" w:semiHidden="0" w:uiPriority="0" w:unhideWhenUsed="0"/>
-    <w:lsdException w:name="Table 3D effects 3" w:semiHidden="0" w:uiPriority="0" w:unhideWhenUsed="0"/>
-    <w:lsdException w:name="Table Contemporary" w:semiHidden="0" w:uiPriority="0" w:unhideWhenUsed="0"/>
-    <w:lsdException w:name="Table Elegant" w:semiHidden="0" w:uiPriority="0" w:unhideWhenUsed="0"/>
-    <w:lsdException w:name="Table Professional" w:semiHidden="0" w:uiPriority="0" w:unhideWhenUsed="0"/>
-    <w:lsdException w:name="Table Subtle 1" w:semiHidden="0" w:uiPriority="0" w:unhideWhenUsed="0"/>
-    <w:lsdException w:name="Table Subtle 2" w:semiHidden="0" w:uiPriority="0" w:unhideWhenUsed="0"/>
-    <w:lsdException w:name="Table Web 1" w:semiHidden="0" w:uiPriority="0" w:unhideWhenUsed="0"/>
-    <w:lsdException w:name="Table Web 2" w:semiHidden="0" w:uiPriority="0" w:unhideWhenUsed="0"/>
-    <w:lsdException w:name="Table Web 3" w:semiHidden="0" w:uiPriority="0" w:unhideWhenUsed="0"/>
-    <w:lsdException w:name="Balloon Text" w:semiHidden="0" w:uiPriority="0" w:unhideWhenUsed="0"/>
-    <w:lsdException w:name="Table Grid" w:semiHidden="0" w:uiPriority="0" w:unhideWhenUsed="0" w:qFormat="1"/>
-    <w:lsdException w:name="Table Theme" w:semiHidden="0" w:uiPriority="0" w:unhideWhenUsed="0"/>
-    <w:lsdException w:name="Light Shading" w:semiHidden="0" w:uiPriority="60" w:unhideWhenUsed="0"/>
-    <w:lsdException w:name="Light List" w:semiHidden="0" w:uiPriority="61" w:unhideWhenUsed="0"/>
-    <w:lsdException w:name="Light Grid" w:semiHidden="0" w:uiPriority="62" w:unhideWhenUsed="0"/>
-    <w:lsdException w:name="Medium Shading 1" w:semiHidden="0" w:uiPriority="63" w:unhideWhenUsed="0"/>
-    <w:lsdException w:name="Medium Shading 2" w:semiHidden="0" w:uiPriority="64" w:unhideWhenUsed="0"/>
-    <w:lsdException w:name="Medium List 1" w:semiHidden="0" w:uiPriority="65" w:unhideWhenUsed="0"/>
-    <w:lsdException w:name="Medium List 2" w:semiHidden="0" w:uiPriority="66" w:unhideWhenUsed="0"/>
-    <w:lsdException w:name="Medium Grid 1" w:semiHidden="0" w:uiPriority="67" w:unhideWhenUsed="0"/>
-    <w:lsdException w:name="Medium Grid 2" w:semiHidden="0" w:uiPriority="68" w:unhideWhenUsed="0"/>
-    <w:lsdException w:name="Medium Grid 3" w:semiHidden="0" w:uiPriority="69" w:unhideWhenUsed="0"/>
-    <w:lsdException w:name="Dark List" w:semiHidden="0" w:uiPriority="70" w:unhideWhenUsed="0"/>
-    <w:lsdException w:name="Colorful Shading" w:semiHidden="0" w:uiPriority="71" w:unhideWhenUsed="0"/>
-    <w:lsdException w:name="Colorful List" w:semiHidden="0" w:uiPriority="72" w:unhideWhenUsed="0"/>
-    <w:lsdException w:name="Colorful Grid" w:semiHidden="0" w:uiPriority="73" w:unhideWhenUsed="0"/>
-    <w:lsdException w:name="Light Shading Accent 1" w:semiHidden="0" w:uiPriority="60" w:unhideWhenUsed="0"/>
-    <w:lsdException w:name="Light List Accent 1" w:semiHidden="0" w:uiPriority="61" w:unhideWhenUsed="0"/>
-    <w:lsdException w:name="Light Grid Accent 1" w:semiHidden="0" w:uiPriority="62" w:unhideWhenUsed="0"/>
-    <w:lsdException w:name="Medium Shading 1 Accent 1" w:semiHidden="0" w:uiPriority="63" w:unhideWhenUsed="0"/>
-    <w:lsdException w:name="Medium Shading 2 Accent 1" w:semiHidden="0" w:uiPriority="64" w:unhideWhenUsed="0"/>
-    <w:lsdException w:name="Medium List 1 Accent 1" w:semiHidden="0" w:uiPriority="65" w:unhideWhenUsed="0"/>
-    <w:lsdException w:name="Medium List 2 Accent 1" w:semiHidden="0" w:uiPriority="66" w:unhideWhenUsed="0"/>
-    <w:lsdException w:name="Medium Grid 1 Accent 1" w:semiHidden="0" w:uiPriority="67" w:unhideWhenUsed="0"/>
-    <w:lsdException w:name="Medium Grid 2 Accent 1" w:semiHidden="0" w:uiPriority="68" w:unhideWhenUsed="0"/>
-    <w:lsdException w:name="Medium Grid 3 Accent 1" w:semiHidden="0" w:uiPriority="69" w:unhideWhenUsed="0"/>
-    <w:lsdException w:name="Dark List Accent 1" w:semiHidden="0" w:uiPriority="70" w:unhideWhenUsed="0"/>
-    <w:lsdException w:name="Colorful Shading Accent 1" w:semiHidden="0" w:uiPriority="71" w:unhideWhenUsed="0"/>
-    <w:lsdException w:name="Colorful List Accent 1" w:semiHidden="0" w:uiPriority="72" w:unhideWhenUsed="0"/>
-    <w:lsdException w:name="Colorful Grid Accent 1" w:semiHidden="0" w:uiPriority="73" w:unhideWhenUsed="0"/>
-    <w:lsdException w:name="Light Shading Accent 2" w:semiHidden="0" w:uiPriority="60" w:unhideWhenUsed="0"/>
-    <w:lsdException w:name="Light List Accent 2" w:semiHidden="0" w:uiPriority="61" w:unhideWhenUsed="0"/>
-    <w:lsdException w:name="Light Grid Accent 2" w:semiHidden="0" w:uiPriority="62" w:unhideWhenUsed="0"/>
-    <w:lsdException w:name="Medium Shading 1 Accent 2" w:semiHidden="0" w:uiPriority="63" w:unhideWhenUsed="0"/>
-    <w:lsdException w:name="Medium Shading 2 Accent 2" w:semiHidden="0" w:uiPriority="64" w:unhideWhenUsed="0"/>
-    <w:lsdException w:name="Medium List 1 Accent 2" w:semiHidden="0" w:uiPriority="65" w:unhideWhenUsed="0"/>
-    <w:lsdException w:name="Medium List 2 Accent 2" w:semiHidden="0" w:uiPriority="66" w:unhideWhenUsed="0"/>
-    <w:lsdException w:name="Medium Grid 1 Accent 2" w:semiHidden="0" w:uiPriority="67" w:unhideWhenUsed="0"/>
-    <w:lsdException w:name="Medium Grid 2 Accent 2" w:semiHidden="0" w:uiPriority="68" w:unhideWhenUsed="0"/>
-    <w:lsdException w:name="Medium Grid 3 Accent 2" w:semiHidden="0" w:uiPriority="69" w:unhideWhenUsed="0"/>
-    <w:lsdException w:name="Dark List Accent 2" w:semiHidden="0" w:uiPriority="70" w:unhideWhenUsed="0"/>
-    <w:lsdException w:name="Colorful Shading Accent 2" w:semiHidden="0" w:uiPriority="71" w:unhideWhenUsed="0"/>
-    <w:lsdException w:name="Colorful List Accent 2" w:semiHidden="0" w:uiPriority="72" w:unhideWhenUsed="0"/>
-    <w:lsdException w:name="Colorful Grid Accent 2" w:semiHidden="0" w:uiPriority="73" w:unhideWhenUsed="0"/>
-    <w:lsdException w:name="Light Shading Accent 3" w:semiHidden="0" w:uiPriority="60" w:unhideWhenUsed="0"/>
-    <w:lsdException w:name="Light List Accent 3" w:semiHidden="0" w:uiPriority="61" w:unhideWhenUsed="0"/>
-    <w:lsdException w:name="Light Grid Accent 3" w:semiHidden="0" w:uiPriority="62" w:unhideWhenUsed="0"/>
-    <w:lsdException w:name="Medium Shading 1 Accent 3" w:semiHidden="0" w:uiPriority="63" w:unhideWhenUsed="0"/>
-    <w:lsdException w:name="Medium Shading 2 Accent 3" w:semiHidden="0" w:uiPriority="64" w:unhideWhenUsed="0"/>
-    <w:lsdException w:name="Medium List 1 Accent 3" w:semiHidden="0" w:uiPriority="65" w:unhideWhenUsed="0"/>
-    <w:lsdException w:name="Medium List 2 Accent 3" w:semiHidden="0" w:uiPriority="66" w:unhideWhenUsed="0"/>
-    <w:lsdException w:name="Medium Grid 1 Accent 3" w:semiHidden="0" w:uiPriority="67" w:unhideWhenUsed="0"/>
-    <w:lsdException w:name="Medium Grid 2 Accent 3" w:semiHidden="0" w:uiPriority="68" w:unhideWhenUsed="0"/>
-    <w:lsdException w:name="Medium Grid 3 Accent 3" w:semiHidden="0" w:uiPriority="69" w:unhideWhenUsed="0"/>
-    <w:lsdException w:name="Dark List Accent 3" w:semiHidden="0" w:uiPriority="70" w:unhideWhenUsed="0"/>
-    <w:lsdException w:name="Colorful Shading Accent 3" w:semiHidden="0" w:uiPriority="71" w:unhideWhenUsed="0"/>
-    <w:lsdException w:name="Colorful List Accent 3" w:semiHidden="0" w:uiPriority="72" w:unhideWhenUsed="0"/>
-    <w:lsdException w:name="Colorful Grid Accent 3" w:semiHidden="0" w:uiPriority="73" w:unhideWhenUsed="0"/>
-    <w:lsdException w:name="Light Shading Accent 4" w:semiHidden="0" w:uiPriority="60" w:unhideWhenUsed="0"/>
-    <w:lsdException w:name="Light List Accent 4" w:semiHidden="0" w:uiPriority="61" w:unhideWhenUsed="0"/>
-    <w:lsdException w:name="Light Grid Accent 4" w:semiHidden="0" w:uiPriority="62" w:unhideWhenUsed="0"/>
-    <w:lsdException w:name="Medium Shading 1 Accent 4" w:semiHidden="0" w:uiPriority="63" w:unhideWhenUsed="0"/>
-    <w:lsdException w:name="Medium Shading 2 Accent 4" w:semiHidden="0" w:uiPriority="64" w:unhideWhenUsed="0"/>
-    <w:lsdException w:name="Medium List 1 Accent 4" w:semiHidden="0" w:uiPriority="65" w:unhideWhenUsed="0"/>
-    <w:lsdException w:name="Medium List 2 Accent 4" w:semiHidden="0" w:uiPriority="66" w:unhideWhenUsed="0"/>
-    <w:lsdException w:name="Medium Grid 1 Accent 4" w:semiHidden="0" w:uiPriority="67" w:unhideWhenUsed="0"/>
-    <w:lsdException w:name="Medium Grid 2 Accent 4" w:semiHidden="0" w:uiPriority="68" w:unhideWhenUsed="0"/>
-    <w:lsdException w:name="Medium Grid 3 Accent 4" w:semiHidden="0" w:uiPriority="69" w:unhideWhenUsed="0"/>
-    <w:lsdException w:name="Dark List Accent 4" w:semiHidden="0" w:uiPriority="70" w:unhideWhenUsed="0"/>
-    <w:lsdException w:name="Colorful Shading Accent 4" w:semiHidden="0" w:uiPriority="71" w:unhideWhenUsed="0"/>
-    <w:lsdException w:name="Colorful List Accent 4" w:semiHidden="0" w:uiPriority="72" w:unhideWhenUsed="0"/>
-    <w:lsdException w:name="Colorful Grid Accent 4" w:semiHidden="0" w:uiPriority="73" w:unhideWhenUsed="0"/>
-    <w:lsdException w:name="Light Shading Accent 5" w:semiHidden="0" w:uiPriority="60" w:unhideWhenUsed="0"/>
-    <w:lsdException w:name="Light List Accent 5" w:semiHidden="0" w:uiPriority="61" w:unhideWhenUsed="0"/>
-    <w:lsdException w:name="Light Grid Accent 5" w:semiHidden="0" w:uiPriority="62" w:unhideWhenUsed="0"/>
-    <w:lsdException w:name="Medium Shading 1 Accent 5" w:semiHidden="0" w:uiPriority="63" w:unhideWhenUsed="0"/>
-    <w:lsdException w:name="Medium Shading 2 Accent 5" w:semiHidden="0" w:uiPriority="64" w:unhideWhenUsed="0"/>
-    <w:lsdException w:name="Medium List 1 Accent 5" w:semiHidden="0" w:uiPriority="65" w:unhideWhenUsed="0"/>
-    <w:lsdException w:name="Medium List 2 Accent 5" w:semiHidden="0" w:uiPriority="66" w:unhideWhenUsed="0"/>
-    <w:lsdException w:name="Medium Grid 1 Accent 5" w:semiHidden="0" w:uiPriority="67" w:unhideWhenUsed="0"/>
-    <w:lsdException w:name="Medium Grid 2 Accent 5" w:semiHidden="0" w:uiPriority="68" w:unhideWhenUsed="0"/>
-    <w:lsdException w:name="Medium Grid 3 Accent 5" w:semiHidden="0" w:uiPriority="69" w:unhideWhenUsed="0"/>
-    <w:lsdException w:name="Dark List Accent 5" w:semiHidden="0" w:uiPriority="70" w:unhideWhenUsed="0"/>
-    <w:lsdException w:name="Colorful Shading Accent 5" w:semiHidden="0" w:uiPriority="71" w:unhideWhenUsed="0"/>
-    <w:lsdException w:name="Colorful List Accent 5" w:semiHidden="0" w:uiPriority="72" w:unhideWhenUsed="0"/>
-    <w:lsdException w:name="Colorful Grid Accent 5" w:semiHidden="0" w:uiPriority="73" w:unhideWhenUsed="0"/>
-    <w:lsdException w:name="Light Shading Accent 6" w:semiHidden="0" w:uiPriority="60" w:unhideWhenUsed="0"/>
-    <w:lsdException w:name="Light List Accent 6" w:semiHidden="0" w:uiPriority="61" w:unhideWhenUsed="0"/>
-    <w:lsdException w:name="Light Grid Accent 6" w:semiHidden="0" w:uiPriority="62" w:unhideWhenUsed="0"/>
-    <w:lsdException w:name="Medium Shading 1 Accent 6" w:semiHidden="0" w:uiPriority="63" w:unhideWhenUsed="0"/>
-    <w:lsdException w:name="Medium Shading 2 Accent 6" w:semiHidden="0" w:uiPriority="64" w:unhideWhenUsed="0"/>
-    <w:lsdException w:name="Medium List 1 Accent 6" w:semiHidden="0" w:uiPriority="65" w:unhideWhenUsed="0"/>
-    <w:lsdException w:name="Medium List 2 Accent 6" w:semiHidden="0" w:uiPriority="66" w:unhideWhenUsed="0"/>
-    <w:lsdException w:name="Medium Grid 1 Accent 6" w:semiHidden="0" w:uiPriority="67" w:unhideWhenUsed="0"/>
-    <w:lsdException w:name="Medium Grid 2 Accent 6" w:semiHidden="0" w:uiPriority="68" w:unhideWhenUsed="0"/>
-    <w:lsdException w:name="Medium Grid 3 Accent 6" w:semiHidden="0" w:uiPriority="69" w:unhideWhenUsed="0"/>
-    <w:lsdException w:name="Dark List Accent 6" w:semiHidden="0" w:uiPriority="70" w:unhideWhenUsed="0"/>
-    <w:lsdException w:name="Colorful Shading Accent 6" w:semiHidden="0" w:uiPriority="71" w:unhideWhenUsed="0"/>
-    <w:lsdException w:name="Colorful List Accent 6" w:semiHidden="0" w:uiPriority="72" w:unhideWhenUsed="0"/>
-    <w:lsdException w:name="Colorful Grid Accent 6" w:semiHidden="0" w:uiPriority="73" w:unhideWhenUsed="0"/>
+  <w:latentStyles w:count="260" w:defQFormat="0" w:defUnhideWhenUsed="1" w:defSemiHidden="1" w:defUIPriority="99" w:defLockedState="0">
+    <w:lsdException w:qFormat="1" w:unhideWhenUsed="0" w:uiPriority="0" w:semiHidden="0" w:name="Normal"/>
+    <w:lsdException w:qFormat="1" w:unhideWhenUsed="0" w:uiPriority="0" w:semiHidden="0" w:name="heading 1"/>
+    <w:lsdException w:qFormat="1" w:uiPriority="0" w:semiHidden="0" w:name="heading 2"/>
+    <w:lsdException w:qFormat="1" w:uiPriority="0" w:name="heading 3"/>
+    <w:lsdException w:qFormat="1" w:uiPriority="0" w:semiHidden="0" w:name="heading 4"/>
+    <w:lsdException w:qFormat="1" w:uiPriority="0" w:name="heading 5"/>
+    <w:lsdException w:qFormat="1" w:uiPriority="0" w:name="heading 6"/>
+    <w:lsdException w:qFormat="1" w:uiPriority="0" w:name="heading 7"/>
+    <w:lsdException w:qFormat="1" w:uiPriority="0" w:name="heading 8"/>
+    <w:lsdException w:qFormat="1" w:uiPriority="0" w:name="heading 9"/>
+    <w:lsdException w:unhideWhenUsed="0" w:uiPriority="0" w:semiHidden="0" w:name="index 1"/>
+    <w:lsdException w:unhideWhenUsed="0" w:uiPriority="0" w:semiHidden="0" w:name="index 2"/>
+    <w:lsdException w:unhideWhenUsed="0" w:uiPriority="0" w:semiHidden="0" w:name="index 3"/>
+    <w:lsdException w:unhideWhenUsed="0" w:uiPriority="0" w:semiHidden="0" w:name="index 4"/>
+    <w:lsdException w:unhideWhenUsed="0" w:uiPriority="0" w:semiHidden="0" w:name="index 5"/>
+    <w:lsdException w:unhideWhenUsed="0" w:uiPriority="0" w:semiHidden="0" w:name="index 6"/>
+    <w:lsdException w:unhideWhenUsed="0" w:uiPriority="0" w:semiHidden="0" w:name="index 7"/>
+    <w:lsdException w:unhideWhenUsed="0" w:uiPriority="0" w:semiHidden="0" w:name="index 8"/>
+    <w:lsdException w:unhideWhenUsed="0" w:uiPriority="0" w:semiHidden="0" w:name="index 9"/>
+    <w:lsdException w:qFormat="1" w:unhideWhenUsed="0" w:uiPriority="0" w:semiHidden="0" w:name="toc 1"/>
+    <w:lsdException w:qFormat="1" w:unhideWhenUsed="0" w:uiPriority="0" w:semiHidden="0" w:name="toc 2"/>
+    <w:lsdException w:qFormat="1" w:unhideWhenUsed="0" w:uiPriority="0" w:semiHidden="0" w:name="toc 3"/>
+    <w:lsdException w:unhideWhenUsed="0" w:uiPriority="0" w:semiHidden="0" w:name="toc 4"/>
+    <w:lsdException w:unhideWhenUsed="0" w:uiPriority="0" w:semiHidden="0" w:name="toc 5"/>
+    <w:lsdException w:unhideWhenUsed="0" w:uiPriority="0" w:semiHidden="0" w:name="toc 6"/>
+    <w:lsdException w:unhideWhenUsed="0" w:uiPriority="0" w:semiHidden="0" w:name="toc 7"/>
+    <w:lsdException w:unhideWhenUsed="0" w:uiPriority="0" w:semiHidden="0" w:name="toc 8"/>
+    <w:lsdException w:unhideWhenUsed="0" w:uiPriority="0" w:semiHidden="0" w:name="toc 9"/>
+    <w:lsdException w:unhideWhenUsed="0" w:uiPriority="0" w:semiHidden="0" w:name="Normal Indent"/>
+    <w:lsdException w:unhideWhenUsed="0" w:uiPriority="0" w:semiHidden="0" w:name="footnote text"/>
+    <w:lsdException w:qFormat="1" w:unhideWhenUsed="0" w:uiPriority="0" w:semiHidden="0" w:name="annotation text"/>
+    <w:lsdException w:qFormat="1" w:unhideWhenUsed="0" w:uiPriority="0" w:semiHidden="0" w:name="header"/>
+    <w:lsdException w:qFormat="1" w:unhideWhenUsed="0" w:uiPriority="0" w:semiHidden="0" w:name="footer"/>
+    <w:lsdException w:unhideWhenUsed="0" w:uiPriority="0" w:semiHidden="0" w:name="index heading"/>
+    <w:lsdException w:qFormat="1" w:uiPriority="0" w:name="caption"/>
+    <w:lsdException w:unhideWhenUsed="0" w:uiPriority="0" w:semiHidden="0" w:name="table of figures"/>
+    <w:lsdException w:unhideWhenUsed="0" w:uiPriority="0" w:semiHidden="0" w:name="envelope address"/>
+    <w:lsdException w:unhideWhenUsed="0" w:uiPriority="0" w:semiHidden="0" w:name="envelope return"/>
+    <w:lsdException w:unhideWhenUsed="0" w:uiPriority="0" w:semiHidden="0" w:name="footnote reference"/>
+    <w:lsdException w:unhideWhenUsed="0" w:uiPriority="0" w:semiHidden="0" w:name="annotation reference"/>
+    <w:lsdException w:unhideWhenUsed="0" w:uiPriority="0" w:semiHidden="0" w:name="line number"/>
+    <w:lsdException w:unhideWhenUsed="0" w:uiPriority="0" w:semiHidden="0" w:name="page number"/>
+    <w:lsdException w:unhideWhenUsed="0" w:uiPriority="0" w:semiHidden="0" w:name="endnote reference"/>
+    <w:lsdException w:unhideWhenUsed="0" w:uiPriority="0" w:semiHidden="0" w:name="endnote text"/>
+    <w:lsdException w:unhideWhenUsed="0" w:uiPriority="0" w:semiHidden="0" w:name="table of authorities"/>
+    <w:lsdException w:unhideWhenUsed="0" w:uiPriority="0" w:semiHidden="0" w:name="macro"/>
+    <w:lsdException w:unhideWhenUsed="0" w:uiPriority="0" w:semiHidden="0" w:name="toa heading"/>
+    <w:lsdException w:unhideWhenUsed="0" w:uiPriority="0" w:semiHidden="0" w:name="List"/>
+    <w:lsdException w:unhideWhenUsed="0" w:uiPriority="0" w:semiHidden="0" w:name="List Bullet"/>
+    <w:lsdException w:unhideWhenUsed="0" w:uiPriority="0" w:semiHidden="0" w:name="List Number"/>
+    <w:lsdException w:unhideWhenUsed="0" w:uiPriority="0" w:semiHidden="0" w:name="List 2"/>
+    <w:lsdException w:unhideWhenUsed="0" w:uiPriority="0" w:semiHidden="0" w:name="List 3"/>
+    <w:lsdException w:unhideWhenUsed="0" w:uiPriority="0" w:semiHidden="0" w:name="List 4"/>
+    <w:lsdException w:unhideWhenUsed="0" w:uiPriority="0" w:semiHidden="0" w:name="List 5"/>
+    <w:lsdException w:unhideWhenUsed="0" w:uiPriority="0" w:semiHidden="0" w:name="List Bullet 2"/>
+    <w:lsdException w:unhideWhenUsed="0" w:uiPriority="0" w:semiHidden="0" w:name="List Bullet 3"/>
+    <w:lsdException w:unhideWhenUsed="0" w:uiPriority="0" w:semiHidden="0" w:name="List Bullet 4"/>
+    <w:lsdException w:unhideWhenUsed="0" w:uiPriority="0" w:semiHidden="0" w:name="List Bullet 5"/>
+    <w:lsdException w:unhideWhenUsed="0" w:uiPriority="0" w:semiHidden="0" w:name="List Number 2"/>
+    <w:lsdException w:unhideWhenUsed="0" w:uiPriority="0" w:semiHidden="0" w:name="List Number 3"/>
+    <w:lsdException w:unhideWhenUsed="0" w:uiPriority="0" w:semiHidden="0" w:name="List Number 4"/>
+    <w:lsdException w:unhideWhenUsed="0" w:uiPriority="0" w:semiHidden="0" w:name="List Number 5"/>
+    <w:lsdException w:qFormat="1" w:unhideWhenUsed="0" w:uiPriority="0" w:semiHidden="0" w:name="Title"/>
+    <w:lsdException w:unhideWhenUsed="0" w:uiPriority="0" w:semiHidden="0" w:name="Closing"/>
+    <w:lsdException w:unhideWhenUsed="0" w:uiPriority="0" w:semiHidden="0" w:name="Signature"/>
+    <w:lsdException w:qFormat="1" w:unhideWhenUsed="0" w:uiPriority="0" w:name="Default Paragraph Font"/>
+    <w:lsdException w:qFormat="1" w:unhideWhenUsed="0" w:uiPriority="0" w:name="Body Text"/>
+    <w:lsdException w:unhideWhenUsed="0" w:uiPriority="0" w:semiHidden="0" w:name="Body Text Indent"/>
+    <w:lsdException w:unhideWhenUsed="0" w:uiPriority="0" w:semiHidden="0" w:name="List Continue"/>
+    <w:lsdException w:unhideWhenUsed="0" w:uiPriority="0" w:semiHidden="0" w:name="List Continue 2"/>
+    <w:lsdException w:unhideWhenUsed="0" w:uiPriority="0" w:semiHidden="0" w:name="List Continue 3"/>
+    <w:lsdException w:unhideWhenUsed="0" w:uiPriority="0" w:semiHidden="0" w:name="List Continue 4"/>
+    <w:lsdException w:unhideWhenUsed="0" w:uiPriority="0" w:semiHidden="0" w:name="List Continue 5"/>
+    <w:lsdException w:unhideWhenUsed="0" w:uiPriority="0" w:semiHidden="0" w:name="Message Header"/>
+    <w:lsdException w:qFormat="1" w:unhideWhenUsed="0" w:uiPriority="0" w:semiHidden="0" w:name="Subtitle"/>
+    <w:lsdException w:unhideWhenUsed="0" w:uiPriority="0" w:semiHidden="0" w:name="Salutation"/>
+    <w:lsdException w:unhideWhenUsed="0" w:uiPriority="0" w:semiHidden="0" w:name="Date"/>
+    <w:lsdException w:unhideWhenUsed="0" w:uiPriority="0" w:semiHidden="0" w:name="Body Text First Indent"/>
+    <w:lsdException w:unhideWhenUsed="0" w:uiPriority="0" w:semiHidden="0" w:name="Body Text First Indent 2"/>
+    <w:lsdException w:uiPriority="99" w:name="Note Heading"/>
+    <w:lsdException w:unhideWhenUsed="0" w:uiPriority="0" w:semiHidden="0" w:name="Body Text 2"/>
+    <w:lsdException w:unhideWhenUsed="0" w:uiPriority="0" w:semiHidden="0" w:name="Body Text 3"/>
+    <w:lsdException w:unhideWhenUsed="0" w:uiPriority="0" w:semiHidden="0" w:name="Body Text Indent 2"/>
+    <w:lsdException w:unhideWhenUsed="0" w:uiPriority="0" w:semiHidden="0" w:name="Body Text Indent 3"/>
+    <w:lsdException w:unhideWhenUsed="0" w:uiPriority="0" w:semiHidden="0" w:name="Block Text"/>
+    <w:lsdException w:unhideWhenUsed="0" w:uiPriority="0" w:semiHidden="0" w:name="Hyperlink"/>
+    <w:lsdException w:unhideWhenUsed="0" w:uiPriority="0" w:semiHidden="0" w:name="FollowedHyperlink"/>
+    <w:lsdException w:qFormat="1" w:unhideWhenUsed="0" w:uiPriority="0" w:semiHidden="0" w:name="Strong"/>
+    <w:lsdException w:qFormat="1" w:unhideWhenUsed="0" w:uiPriority="0" w:semiHidden="0" w:name="Emphasis"/>
+    <w:lsdException w:unhideWhenUsed="0" w:uiPriority="0" w:semiHidden="0" w:name="Document Map"/>
+    <w:lsdException w:unhideWhenUsed="0" w:uiPriority="0" w:semiHidden="0" w:name="Plain Text"/>
+    <w:lsdException w:unhideWhenUsed="0" w:uiPriority="0" w:semiHidden="0" w:name="E-mail Signature"/>
+    <w:lsdException w:qFormat="1" w:unhideWhenUsed="0" w:uiPriority="0" w:semiHidden="0" w:name="Normal (Web)"/>
+    <w:lsdException w:unhideWhenUsed="0" w:uiPriority="0" w:semiHidden="0" w:name="HTML Acronym"/>
+    <w:lsdException w:unhideWhenUsed="0" w:uiPriority="0" w:semiHidden="0" w:name="HTML Address"/>
+    <w:lsdException w:unhideWhenUsed="0" w:uiPriority="0" w:semiHidden="0" w:name="HTML Cite"/>
+    <w:lsdException w:unhideWhenUsed="0" w:uiPriority="0" w:semiHidden="0" w:name="HTML Code"/>
+    <w:lsdException w:unhideWhenUsed="0" w:uiPriority="0" w:semiHidden="0" w:name="HTML Definition"/>
+    <w:lsdException w:unhideWhenUsed="0" w:uiPriority="0" w:semiHidden="0" w:name="HTML Keyboard"/>
+    <w:lsdException w:unhideWhenUsed="0" w:uiPriority="0" w:semiHidden="0" w:name="HTML Preformatted"/>
+    <w:lsdException w:unhideWhenUsed="0" w:uiPriority="0" w:semiHidden="0" w:name="HTML Sample"/>
+    <w:lsdException w:unhideWhenUsed="0" w:uiPriority="0" w:semiHidden="0" w:name="HTML Typewriter"/>
+    <w:lsdException w:unhideWhenUsed="0" w:uiPriority="0" w:semiHidden="0" w:name="HTML Variable"/>
+    <w:lsdException w:qFormat="1" w:unhideWhenUsed="0" w:uiPriority="0" w:name="Normal Table"/>
+    <w:lsdException w:unhideWhenUsed="0" w:uiPriority="0" w:semiHidden="0" w:name="annotation subject"/>
+    <w:lsdException w:unhideWhenUsed="0" w:uiPriority="0" w:semiHidden="0" w:name="Table Simple 1"/>
+    <w:lsdException w:unhideWhenUsed="0" w:uiPriority="0" w:semiHidden="0" w:name="Table Simple 2"/>
+    <w:lsdException w:unhideWhenUsed="0" w:uiPriority="0" w:semiHidden="0" w:name="Table Simple 3"/>
+    <w:lsdException w:unhideWhenUsed="0" w:uiPriority="0" w:semiHidden="0" w:name="Table Classic 1"/>
+    <w:lsdException w:unhideWhenUsed="0" w:uiPriority="0" w:semiHidden="0" w:name="Table Classic 2"/>
+    <w:lsdException w:unhideWhenUsed="0" w:uiPriority="0" w:semiHidden="0" w:name="Table Classic 3"/>
+    <w:lsdException w:unhideWhenUsed="0" w:uiPriority="0" w:semiHidden="0" w:name="Table Classic 4"/>
+    <w:lsdException w:unhideWhenUsed="0" w:uiPriority="0" w:semiHidden="0" w:name="Table Colorful 1"/>
+    <w:lsdException w:unhideWhenUsed="0" w:uiPriority="0" w:semiHidden="0" w:name="Table Colorful 2"/>
+    <w:lsdException w:unhideWhenUsed="0" w:uiPriority="0" w:semiHidden="0" w:name="Table Colorful 3"/>
+    <w:lsdException w:unhideWhenUsed="0" w:uiPriority="0" w:semiHidden="0" w:name="Table Columns 1"/>
+    <w:lsdException w:unhideWhenUsed="0" w:uiPriority="0" w:semiHidden="0" w:name="Table Columns 2"/>
+    <w:lsdException w:unhideWhenUsed="0" w:uiPriority="0" w:semiHidden="0" w:name="Table Columns 3"/>
+    <w:lsdException w:unhideWhenUsed="0" w:uiPriority="0" w:semiHidden="0" w:name="Table Columns 4"/>
+    <w:lsdException w:unhideWhenUsed="0" w:uiPriority="0" w:semiHidden="0" w:name="Table Columns 5"/>
+    <w:lsdException w:unhideWhenUsed="0" w:uiPriority="0" w:semiHidden="0" w:name="Table Grid 1"/>
+    <w:lsdException w:unhideWhenUsed="0" w:uiPriority="0" w:semiHidden="0" w:name="Table Grid 2"/>
+    <w:lsdException w:unhideWhenUsed="0" w:uiPriority="0" w:semiHidden="0" w:name="Table Grid 3"/>
+    <w:lsdException w:unhideWhenUsed="0" w:uiPriority="0" w:semiHidden="0" w:name="Table Grid 4"/>
+    <w:lsdException w:unhideWhenUsed="0" w:uiPriority="0" w:semiHidden="0" w:name="Table Grid 5"/>
+    <w:lsdException w:unhideWhenUsed="0" w:uiPriority="0" w:semiHidden="0" w:name="Table Grid 6"/>
+    <w:lsdException w:unhideWhenUsed="0" w:uiPriority="0" w:semiHidden="0" w:name="Table Grid 7"/>
+    <w:lsdException w:unhideWhenUsed="0" w:uiPriority="0" w:semiHidden="0" w:name="Table Grid 8"/>
+    <w:lsdException w:unhideWhenUsed="0" w:uiPriority="0" w:semiHidden="0" w:name="Table List 1"/>
+    <w:lsdException w:unhideWhenUsed="0" w:uiPriority="0" w:semiHidden="0" w:name="Table List 2"/>
+    <w:lsdException w:unhideWhenUsed="0" w:uiPriority="0" w:semiHidden="0" w:name="Table List 3"/>
+    <w:lsdException w:unhideWhenUsed="0" w:uiPriority="0" w:semiHidden="0" w:name="Table List 4"/>
+    <w:lsdException w:unhideWhenUsed="0" w:uiPriority="0" w:semiHidden="0" w:name="Table List 5"/>
+    <w:lsdException w:unhideWhenUsed="0" w:uiPriority="0" w:semiHidden="0" w:name="Table List 6"/>
+    <w:lsdException w:unhideWhenUsed="0" w:uiPriority="0" w:semiHidden="0" w:name="Table List 7"/>
+    <w:lsdException w:unhideWhenUsed="0" w:uiPriority="0" w:semiHidden="0" w:name="Table List 8"/>
+    <w:lsdException w:unhideWhenUsed="0" w:uiPriority="0" w:semiHidden="0" w:name="Table 3D effects 1"/>
+    <w:lsdException w:unhideWhenUsed="0" w:uiPriority="0" w:semiHidden="0" w:name="Table 3D effects 2"/>
+    <w:lsdException w:unhideWhenUsed="0" w:uiPriority="0" w:semiHidden="0" w:name="Table 3D effects 3"/>
+    <w:lsdException w:unhideWhenUsed="0" w:uiPriority="0" w:semiHidden="0" w:name="Table Contemporary"/>
+    <w:lsdException w:unhideWhenUsed="0" w:uiPriority="0" w:semiHidden="0" w:name="Table Elegant"/>
+    <w:lsdException w:unhideWhenUsed="0" w:uiPriority="0" w:semiHidden="0" w:name="Table Professional"/>
+    <w:lsdException w:unhideWhenUsed="0" w:uiPriority="0" w:semiHidden="0" w:name="Table Subtle 1"/>
+    <w:lsdException w:unhideWhenUsed="0" w:uiPriority="0" w:semiHidden="0" w:name="Table Subtle 2"/>
+    <w:lsdException w:unhideWhenUsed="0" w:uiPriority="0" w:semiHidden="0" w:name="Table Web 1"/>
+    <w:lsdException w:unhideWhenUsed="0" w:uiPriority="0" w:semiHidden="0" w:name="Table Web 2"/>
+    <w:lsdException w:unhideWhenUsed="0" w:uiPriority="0" w:semiHidden="0" w:name="Table Web 3"/>
+    <w:lsdException w:unhideWhenUsed="0" w:uiPriority="0" w:semiHidden="0" w:name="Balloon Text"/>
+    <w:lsdException w:qFormat="1" w:unhideWhenUsed="0" w:uiPriority="0" w:semiHidden="0" w:name="Table Grid"/>
+    <w:lsdException w:unhideWhenUsed="0" w:uiPriority="0" w:semiHidden="0" w:name="Table Theme"/>
+    <w:lsdException w:unhideWhenUsed="0" w:uiPriority="60" w:semiHidden="0" w:name="Light Shading"/>
+    <w:lsdException w:unhideWhenUsed="0" w:uiPriority="61" w:semiHidden="0" w:name="Light List"/>
+    <w:lsdException w:unhideWhenUsed="0" w:uiPriority="62" w:semiHidden="0" w:name="Light Grid"/>
+    <w:lsdException w:unhideWhenUsed="0" w:uiPriority="63" w:semiHidden="0" w:name="Medium Shading 1"/>
+    <w:lsdException w:unhideWhenUsed="0" w:uiPriority="64" w:semiHidden="0" w:name="Medium Shading 2"/>
+    <w:lsdException w:unhideWhenUsed="0" w:uiPriority="65" w:semiHidden="0" w:name="Medium List 1"/>
+    <w:lsdException w:unhideWhenUsed="0" w:uiPriority="66" w:semiHidden="0" w:name="Medium List 2"/>
+    <w:lsdException w:unhideWhenUsed="0" w:uiPriority="67" w:semiHidden="0" w:name="Medium Grid 1"/>
+    <w:lsdException w:unhideWhenUsed="0" w:uiPriority="68" w:semiHidden="0" w:name="Medium Grid 2"/>
+    <w:lsdException w:unhideWhenUsed="0" w:uiPriority="69" w:semiHidden="0" w:name="Medium Grid 3"/>
+    <w:lsdException w:unhideWhenUsed="0" w:uiPriority="70" w:semiHidden="0" w:name="Dark List"/>
+    <w:lsdException w:unhideWhenUsed="0" w:uiPriority="71" w:semiHidden="0" w:name="Colorful Shading"/>
+    <w:lsdException w:unhideWhenUsed="0" w:uiPriority="72" w:semiHidden="0" w:name="Colorful List"/>
+    <w:lsdException w:unhideWhenUsed="0" w:uiPriority="73" w:semiHidden="0" w:name="Colorful Grid"/>
+    <w:lsdException w:unhideWhenUsed="0" w:uiPriority="60" w:semiHidden="0" w:name="Light Shading Accent 1"/>
+    <w:lsdException w:unhideWhenUsed="0" w:uiPriority="61" w:semiHidden="0" w:name="Light List Accent 1"/>
+    <w:lsdException w:unhideWhenUsed="0" w:uiPriority="62" w:semiHidden="0" w:name="Light Grid Accent 1"/>
+    <w:lsdException w:unhideWhenUsed="0" w:uiPriority="63" w:semiHidden="0" w:name="Medium Shading 1 Accent 1"/>
+    <w:lsdException w:unhideWhenUsed="0" w:uiPriority="64" w:semiHidden="0" w:name="Medium Shading 2 Accent 1"/>
+    <w:lsdException w:unhideWhenUsed="0" w:uiPriority="65" w:semiHidden="0" w:name="Medium List 1 Accent 1"/>
+    <w:lsdException w:unhideWhenUsed="0" w:uiPriority="66" w:semiHidden="0" w:name="Medium List 2 Accent 1"/>
+    <w:lsdException w:unhideWhenUsed="0" w:uiPriority="67" w:semiHidden="0" w:name="Medium Grid 1 Accent 1"/>
+    <w:lsdException w:unhideWhenUsed="0" w:uiPriority="68" w:semiHidden="0" w:name="Medium Grid 2 Accent 1"/>
+    <w:lsdException w:unhideWhenUsed="0" w:uiPriority="69" w:semiHidden="0" w:name="Medium Grid 3 Accent 1"/>
+    <w:lsdException w:unhideWhenUsed="0" w:uiPriority="70" w:semiHidden="0" w:name="Dark List Accent 1"/>
+    <w:lsdException w:unhideWhenUsed="0" w:uiPriority="71" w:semiHidden="0" w:name="Colorful Shading Accent 1"/>
+    <w:lsdException w:unhideWhenUsed="0" w:uiPriority="72" w:semiHidden="0" w:name="Colorful List Accent 1"/>
+    <w:lsdException w:unhideWhenUsed="0" w:uiPriority="73" w:semiHidden="0" w:name="Colorful Grid Accent 1"/>
+    <w:lsdException w:unhideWhenUsed="0" w:uiPriority="60" w:semiHidden="0" w:name="Light Shading Accent 2"/>
+    <w:lsdException w:unhideWhenUsed="0" w:uiPriority="61" w:semiHidden="0" w:name="Light List Accent 2"/>
+    <w:lsdException w:unhideWhenUsed="0" w:uiPriority="62" w:semiHidden="0" w:name="Light Grid Accent 2"/>
+    <w:lsdException w:unhideWhenUsed="0" w:uiPriority="63" w:semiHidden="0" w:name="Medium Shading 1 Accent 2"/>
+    <w:lsdException w:unhideWhenUsed="0" w:uiPriority="64" w:semiHidden="0" w:name="Medium Shading 2 Accent 2"/>
+    <w:lsdException w:unhideWhenUsed="0" w:uiPriority="65" w:semiHidden="0" w:name="Medium List 1 Accent 2"/>
+    <w:lsdException w:unhideWhenUsed="0" w:uiPriority="66" w:semiHidden="0" w:name="Medium List 2 Accent 2"/>
+    <w:lsdException w:unhideWhenUsed="0" w:uiPriority="67" w:semiHidden="0" w:name="Medium Grid 1 Accent 2"/>
+    <w:lsdException w:unhideWhenUsed="0" w:uiPriority="68" w:semiHidden="0" w:name="Medium Grid 2 Accent 2"/>
+    <w:lsdException w:unhideWhenUsed="0" w:uiPriority="69" w:semiHidden="0" w:name="Medium Grid 3 Accent 2"/>
+    <w:lsdException w:unhideWhenUsed="0" w:uiPriority="70" w:semiHidden="0" w:name="Dark List Accent 2"/>
+    <w:lsdException w:unhideWhenUsed="0" w:uiPriority="71" w:semiHidden="0" w:name="Colorful Shading Accent 2"/>
+    <w:lsdException w:unhideWhenUsed="0" w:uiPriority="72" w:semiHidden="0" w:name="Colorful List Accent 2"/>
+    <w:lsdException w:unhideWhenUsed="0" w:uiPriority="73" w:semiHidden="0" w:name="Colorful Grid Accent 2"/>
+    <w:lsdException w:unhideWhenUsed="0" w:uiPriority="60" w:semiHidden="0" w:name="Light Shading Accent 3"/>
+    <w:lsdException w:unhideWhenUsed="0" w:uiPriority="61" w:semiHidden="0" w:name="Light List Accent 3"/>
+    <w:lsdException w:unhideWhenUsed="0" w:uiPriority="62" w:semiHidden="0" w:name="Light Grid Accent 3"/>
+    <w:lsdException w:unhideWhenUsed="0" w:uiPriority="63" w:semiHidden="0" w:name="Medium Shading 1 Accent 3"/>
+    <w:lsdException w:unhideWhenUsed="0" w:uiPriority="64" w:semiHidden="0" w:name="Medium Shading 2 Accent 3"/>
+    <w:lsdException w:unhideWhenUsed="0" w:uiPriority="65" w:semiHidden="0" w:name="Medium List 1 Accent 3"/>
+    <w:lsdException w:unhideWhenUsed="0" w:uiPriority="66" w:semiHidden="0" w:name="Medium List 2 Accent 3"/>
+    <w:lsdException w:unhideWhenUsed="0" w:uiPriority="67" w:semiHidden="0" w:name="Medium Grid 1 Accent 3"/>
+    <w:lsdException w:unhideWhenUsed="0" w:uiPriority="68" w:semiHidden="0" w:name="Medium Grid 2 Accent 3"/>
+    <w:lsdException w:unhideWhenUsed="0" w:uiPriority="69" w:semiHidden="0" w:name="Medium Grid 3 Accent 3"/>
+    <w:lsdException w:unhideWhenUsed="0" w:uiPriority="70" w:semiHidden="0" w:name="Dark List Accent 3"/>
+    <w:lsdException w:unhideWhenUsed="0" w:uiPriority="71" w:semiHidden="0" w:name="Colorful Shading Accent 3"/>
+    <w:lsdException w:unhideWhenUsed="0" w:uiPriority="72" w:semiHidden="0" w:name="Colorful List Accent 3"/>
+    <w:lsdException w:unhideWhenUsed="0" w:uiPriority="73" w:semiHidden="0" w:name="Colorful Grid Accent 3"/>
+    <w:lsdException w:unhideWhenUsed="0" w:uiPriority="60" w:semiHidden="0" w:name="Light Shading Accent 4"/>
+    <w:lsdException w:unhideWhenUsed="0" w:uiPriority="61" w:semiHidden="0" w:name="Light List Accent 4"/>
+    <w:lsdException w:unhideWhenUsed="0" w:uiPriority="62" w:semiHidden="0" w:name="Light Grid Accent 4"/>
+    <w:lsdException w:unhideWhenUsed="0" w:uiPriority="63" w:semiHidden="0" w:name="Medium Shading 1 Accent 4"/>
+    <w:lsdException w:unhideWhenUsed="0" w:uiPriority="64" w:semiHidden="0" w:name="Medium Shading 2 Accent 4"/>
+    <w:lsdException w:unhideWhenUsed="0" w:uiPriority="65" w:semiHidden="0" w:name="Medium List 1 Accent 4"/>
+    <w:lsdException w:unhideWhenUsed="0" w:uiPriority="66" w:semiHidden="0" w:name="Medium List 2 Accent 4"/>
+    <w:lsdException w:unhideWhenUsed="0" w:uiPriority="67" w:semiHidden="0" w:name="Medium Grid 1 Accent 4"/>
+    <w:lsdException w:unhideWhenUsed="0" w:uiPriority="68" w:semiHidden="0" w:name="Medium Grid 2 Accent 4"/>
+    <w:lsdException w:unhideWhenUsed="0" w:uiPriority="69" w:semiHidden="0" w:name="Medium Grid 3 Accent 4"/>
+    <w:lsdException w:unhideWhenUsed="0" w:uiPriority="70" w:semiHidden="0" w:name="Dark List Accent 4"/>
+    <w:lsdException w:unhideWhenUsed="0" w:uiPriority="71" w:semiHidden="0" w:name="Colorful Shading Accent 4"/>
+    <w:lsdException w:unhideWhenUsed="0" w:uiPriority="72" w:semiHidden="0" w:name="Colorful List Accent 4"/>
+    <w:lsdException w:unhideWhenUsed="0" w:uiPriority="73" w:semiHidden="0" w:name="Colorful Grid Accent 4"/>
+    <w:lsdException w:unhideWhenUsed="0" w:uiPriority="60" w:semiHidden="0" w:name="Light Shading Accent 5"/>
+    <w:lsdException w:unhideWhenUsed="0" w:uiPriority="61" w:semiHidden="0" w:name="Light List Accent 5"/>
+    <w:lsdException w:unhideWhenUsed="0" w:uiPriority="62" w:semiHidden="0" w:name="Light Grid Accent 5"/>
+    <w:lsdException w:unhideWhenUsed="0" w:uiPriority="63" w:semiHidden="0" w:name="Medium Shading 1 Accent 5"/>
+    <w:lsdException w:unhideWhenUsed="0" w:uiPriority="64" w:semiHidden="0" w:name="Medium Shading 2 Accent 5"/>
+    <w:lsdException w:unhideWhenUsed="0" w:uiPriority="65" w:semiHidden="0" w:name="Medium List 1 Accent 5"/>
+    <w:lsdException w:unhideWhenUsed="0" w:uiPriority="66" w:semiHidden="0" w:name="Medium List 2 Accent 5"/>
+    <w:lsdException w:unhideWhenUsed="0" w:uiPriority="67" w:semiHidden="0" w:name="Medium Grid 1 Accent 5"/>
+    <w:lsdException w:unhideWhenUsed="0" w:uiPriority="68" w:semiHidden="0" w:name="Medium Grid 2 Accent 5"/>
+    <w:lsdException w:unhideWhenUsed="0" w:uiPriority="69" w:semiHidden="0" w:name="Medium Grid 3 Accent 5"/>
+    <w:lsdException w:unhideWhenUsed="0" w:uiPriority="70" w:semiHidden="0" w:name="Dark List Accent 5"/>
+    <w:lsdException w:unhideWhenUsed="0" w:uiPriority="71" w:semiHidden="0" w:name="Colorful Shading Accent 5"/>
+    <w:lsdException w:unhideWhenUsed="0" w:uiPriority="72" w:semiHidden="0" w:name="Colorful List Accent 5"/>
+    <w:lsdException w:unhideWhenUsed="0" w:uiPriority="73" w:semiHidden="0" w:name="Colorful Grid Accent 5"/>
+    <w:lsdException w:unhideWhenUsed="0" w:uiPriority="60" w:semiHidden="0" w:name="Light Shading Accent 6"/>
+    <w:lsdException w:unhideWhenUsed="0" w:uiPriority="61" w:semiHidden="0" w:name="Light List Accent 6"/>
+    <w:lsdException w:unhideWhenUsed="0" w:uiPriority="62" w:semiHidden="0" w:name="Light Grid Accent 6"/>
+    <w:lsdException w:unhideWhenUsed="0" w:uiPriority="63" w:semiHidden="0" w:name="Medium Shading 1 Accent 6"/>
+    <w:lsdException w:unhideWhenUsed="0" w:uiPriority="64" w:semiHidden="0" w:name="Medium Shading 2 Accent 6"/>
+    <w:lsdException w:unhideWhenUsed="0" w:uiPriority="65" w:semiHidden="0" w:name="Medium List 1 Accent 6"/>
+    <w:lsdException w:unhideWhenUsed="0" w:uiPriority="66" w:semiHidden="0" w:name="Medium List 2 Accent 6"/>
+    <w:lsdException w:unhideWhenUsed="0" w:uiPriority="67" w:semiHidden="0" w:name="Medium Grid 1 Accent 6"/>
+    <w:lsdException w:unhideWhenUsed="0" w:uiPriority="68" w:semiHidden="0" w:name="Medium Grid 2 Accent 6"/>
+    <w:lsdException w:unhideWhenUsed="0" w:uiPriority="69" w:semiHidden="0" w:name="Medium Grid 3 Accent 6"/>
+    <w:lsdException w:unhideWhenUsed="0" w:uiPriority="70" w:semiHidden="0" w:name="Dark List Accent 6"/>
+    <w:lsdException w:unhideWhenUsed="0" w:uiPriority="71" w:semiHidden="0" w:name="Colorful Shading Accent 6"/>
+    <w:lsdException w:unhideWhenUsed="0" w:uiPriority="72" w:semiHidden="0" w:name="Colorful List Accent 6"/>
+    <w:lsdException w:unhideWhenUsed="0" w:uiPriority="73" w:semiHidden="0" w:name="Colorful Grid Accent 6"/>
   </w:latentStyles>
-  <w:style w:type="paragraph" w:default="1" w:styleId="Normal">
+  <w:style w:type="paragraph" w:default="1" w:styleId="1">
     <w:name w:val="Normal"/>
     <w:qFormat/>
+    <w:uiPriority w:val="0"/>
     <w:pPr>
       <w:kinsoku w:val="0"/>
       <w:autoSpaceDE w:val="0"/>
@@ -6692,7 +6724,7 @@
       <w:textAlignment w:val="baseline"/>
     </w:pPr>
     <w:rPr>
-      <w:rFonts w:ascii="Arial" w:eastAsia="宋体" w:hAnsi="Arial" w:cs="Arial"/>
+      <w:rFonts w:ascii="Arial" w:hAnsi="Arial" w:eastAsia="宋体" w:cs="Arial"/>
       <w:snapToGrid w:val="0"/>
       <w:color w:val="000000"/>
       <w:kern w:val="0"/>
@@ -6701,11 +6733,12 @@
       <w:lang w:val="en-US" w:eastAsia="en-US" w:bidi="ar-SA"/>
     </w:rPr>
   </w:style>
-  <w:style w:type="paragraph" w:styleId="Heading1">
+  <w:style w:type="paragraph" w:styleId="2">
     <w:name w:val="heading 1"/>
-    <w:basedOn w:val="Normal"/>
-    <w:next w:val="Normal"/>
+    <w:basedOn w:val="1"/>
+    <w:next w:val="1"/>
     <w:qFormat/>
+    <w:uiPriority w:val="0"/>
     <w:pPr>
       <w:keepNext/>
       <w:keepLines/>
@@ -6723,12 +6756,13 @@
       <w:sz w:val="44"/>
     </w:rPr>
   </w:style>
-  <w:style w:type="paragraph" w:styleId="Heading2">
+  <w:style w:type="paragraph" w:styleId="3">
     <w:name w:val="heading 2"/>
-    <w:basedOn w:val="Normal"/>
-    <w:next w:val="Normal"/>
+    <w:basedOn w:val="1"/>
+    <w:next w:val="1"/>
     <w:unhideWhenUsed/>
     <w:qFormat/>
+    <w:uiPriority w:val="0"/>
     <w:pPr>
       <w:keepNext/>
       <w:keepLines/>
@@ -6741,18 +6775,19 @@
       <w:outlineLvl w:val="1"/>
     </w:pPr>
     <w:rPr>
-      <w:rFonts w:ascii="Arial" w:eastAsia="黑体" w:hAnsi="Arial"/>
+      <w:rFonts w:ascii="Arial" w:hAnsi="Arial" w:eastAsia="黑体"/>
       <w:b/>
       <w:sz w:val="32"/>
     </w:rPr>
   </w:style>
-  <w:style w:type="paragraph" w:styleId="Heading3">
+  <w:style w:type="paragraph" w:styleId="4">
     <w:name w:val="heading 3"/>
-    <w:basedOn w:val="Normal"/>
-    <w:next w:val="Normal"/>
+    <w:basedOn w:val="1"/>
+    <w:next w:val="1"/>
     <w:semiHidden/>
     <w:unhideWhenUsed/>
     <w:qFormat/>
+    <w:uiPriority w:val="0"/>
     <w:pPr>
       <w:keepNext/>
       <w:keepLines/>
@@ -6769,12 +6804,13 @@
       <w:sz w:val="32"/>
     </w:rPr>
   </w:style>
-  <w:style w:type="paragraph" w:styleId="Heading4">
+  <w:style w:type="paragraph" w:styleId="5">
     <w:name w:val="heading 4"/>
-    <w:basedOn w:val="Normal"/>
-    <w:next w:val="Normal"/>
+    <w:basedOn w:val="1"/>
+    <w:next w:val="1"/>
     <w:unhideWhenUsed/>
     <w:qFormat/>
+    <w:uiPriority w:val="0"/>
     <w:pPr>
       <w:keepNext/>
       <w:keepLines/>
@@ -6787,18 +6823,19 @@
       <w:outlineLvl w:val="3"/>
     </w:pPr>
     <w:rPr>
-      <w:rFonts w:ascii="Arial" w:eastAsia="黑体" w:hAnsi="Arial"/>
+      <w:rFonts w:ascii="Arial" w:hAnsi="Arial" w:eastAsia="黑体"/>
       <w:b/>
       <w:sz w:val="28"/>
     </w:rPr>
   </w:style>
-  <w:style w:type="paragraph" w:styleId="Heading5">
+  <w:style w:type="paragraph" w:styleId="6">
     <w:name w:val="heading 5"/>
-    <w:basedOn w:val="Normal"/>
-    <w:next w:val="Normal"/>
+    <w:basedOn w:val="1"/>
+    <w:next w:val="1"/>
     <w:semiHidden/>
     <w:unhideWhenUsed/>
     <w:qFormat/>
+    <w:uiPriority w:val="0"/>
     <w:pPr>
       <w:keepNext/>
       <w:keepLines/>
@@ -6815,13 +6852,14 @@
       <w:sz w:val="28"/>
     </w:rPr>
   </w:style>
-  <w:style w:type="paragraph" w:styleId="Heading6">
+  <w:style w:type="paragraph" w:styleId="7">
     <w:name w:val="heading 6"/>
-    <w:basedOn w:val="Normal"/>
-    <w:next w:val="Normal"/>
+    <w:basedOn w:val="1"/>
+    <w:next w:val="1"/>
     <w:semiHidden/>
     <w:unhideWhenUsed/>
     <w:qFormat/>
+    <w:uiPriority w:val="0"/>
     <w:pPr>
       <w:keepNext/>
       <w:keepLines/>
@@ -6834,18 +6872,19 @@
       <w:outlineLvl w:val="5"/>
     </w:pPr>
     <w:rPr>
-      <w:rFonts w:ascii="Arial" w:eastAsia="黑体" w:hAnsi="Arial"/>
+      <w:rFonts w:ascii="Arial" w:hAnsi="Arial" w:eastAsia="黑体"/>
       <w:b/>
       <w:sz w:val="24"/>
     </w:rPr>
   </w:style>
-  <w:style w:type="paragraph" w:styleId="Heading7">
+  <w:style w:type="paragraph" w:styleId="8">
     <w:name w:val="heading 7"/>
-    <w:basedOn w:val="Normal"/>
-    <w:next w:val="Normal"/>
+    <w:basedOn w:val="1"/>
+    <w:next w:val="1"/>
     <w:semiHidden/>
     <w:unhideWhenUsed/>
     <w:qFormat/>
+    <w:uiPriority w:val="0"/>
     <w:pPr>
       <w:keepNext/>
       <w:keepLines/>
@@ -6862,13 +6901,14 @@
       <w:sz w:val="24"/>
     </w:rPr>
   </w:style>
-  <w:style w:type="paragraph" w:styleId="Heading8">
+  <w:style w:type="paragraph" w:styleId="9">
     <w:name w:val="heading 8"/>
-    <w:basedOn w:val="Normal"/>
-    <w:next w:val="Normal"/>
+    <w:basedOn w:val="1"/>
+    <w:next w:val="1"/>
     <w:semiHidden/>
     <w:unhideWhenUsed/>
     <w:qFormat/>
+    <w:uiPriority w:val="0"/>
     <w:pPr>
       <w:keepNext/>
       <w:keepLines/>
@@ -6881,17 +6921,18 @@
       <w:outlineLvl w:val="7"/>
     </w:pPr>
     <w:rPr>
-      <w:rFonts w:ascii="Arial" w:eastAsia="黑体" w:hAnsi="Arial"/>
+      <w:rFonts w:ascii="Arial" w:hAnsi="Arial" w:eastAsia="黑体"/>
       <w:sz w:val="24"/>
     </w:rPr>
   </w:style>
-  <w:style w:type="paragraph" w:styleId="Heading9">
+  <w:style w:type="paragraph" w:styleId="10">
     <w:name w:val="heading 9"/>
-    <w:basedOn w:val="Normal"/>
-    <w:next w:val="Normal"/>
+    <w:basedOn w:val="1"/>
+    <w:next w:val="1"/>
     <w:semiHidden/>
     <w:unhideWhenUsed/>
     <w:qFormat/>
+    <w:uiPriority w:val="0"/>
     <w:pPr>
       <w:keepNext/>
       <w:keepLines/>
@@ -6904,19 +6945,21 @@
       <w:outlineLvl w:val="8"/>
     </w:pPr>
     <w:rPr>
-      <w:rFonts w:ascii="Arial" w:eastAsia="黑体" w:hAnsi="Arial"/>
+      <w:rFonts w:ascii="Arial" w:hAnsi="Arial" w:eastAsia="黑体"/>
       <w:sz w:val="21"/>
     </w:rPr>
   </w:style>
-  <w:style w:type="character" w:default="1" w:styleId="DefaultParagraphFont">
+  <w:style w:type="character" w:default="1" w:styleId="22">
     <w:name w:val="Default Paragraph Font"/>
     <w:semiHidden/>
     <w:qFormat/>
+    <w:uiPriority w:val="0"/>
   </w:style>
-  <w:style w:type="table" w:default="1" w:styleId="TableNormal">
+  <w:style w:type="table" w:default="1" w:styleId="20">
     <w:name w:val="Normal Table"/>
     <w:semiHidden/>
     <w:qFormat/>
+    <w:uiPriority w:val="0"/>
     <w:tblPr>
       <w:tblCellMar>
         <w:top w:w="0" w:type="dxa"/>
@@ -6926,39 +6969,43 @@
       </w:tblCellMar>
     </w:tblPr>
   </w:style>
-  <w:style w:type="paragraph" w:styleId="CommentText">
+  <w:style w:type="paragraph" w:styleId="11">
     <w:name w:val="annotation text"/>
-    <w:basedOn w:val="Normal"/>
+    <w:basedOn w:val="1"/>
     <w:qFormat/>
+    <w:uiPriority w:val="0"/>
     <w:pPr>
       <w:jc w:val="left"/>
     </w:pPr>
   </w:style>
-  <w:style w:type="paragraph" w:styleId="BodyText">
+  <w:style w:type="paragraph" w:styleId="12">
     <w:name w:val="Body Text"/>
-    <w:basedOn w:val="Normal"/>
+    <w:basedOn w:val="1"/>
     <w:semiHidden/>
     <w:qFormat/>
+    <w:uiPriority w:val="0"/>
     <w:rPr>
-      <w:rFonts w:ascii="Arial" w:eastAsia="Arial" w:hAnsi="Arial" w:cs="Arial"/>
+      <w:rFonts w:ascii="Arial" w:hAnsi="Arial" w:eastAsia="Arial" w:cs="Arial"/>
       <w:sz w:val="21"/>
       <w:szCs w:val="21"/>
       <w:lang w:val="en-US" w:eastAsia="en-US" w:bidi="ar-SA"/>
     </w:rPr>
   </w:style>
-  <w:style w:type="paragraph" w:styleId="TOC3">
+  <w:style w:type="paragraph" w:styleId="13">
     <w:name w:val="toc 3"/>
-    <w:basedOn w:val="Normal"/>
-    <w:next w:val="Normal"/>
+    <w:basedOn w:val="1"/>
+    <w:next w:val="1"/>
     <w:qFormat/>
+    <w:uiPriority w:val="0"/>
     <w:pPr>
       <w:ind w:left="840" w:leftChars="400"/>
     </w:pPr>
   </w:style>
-  <w:style w:type="paragraph" w:styleId="Footer">
+  <w:style w:type="paragraph" w:styleId="14">
     <w:name w:val="footer"/>
-    <w:basedOn w:val="Normal"/>
+    <w:basedOn w:val="1"/>
     <w:qFormat/>
+    <w:uiPriority w:val="0"/>
     <w:pPr>
       <w:tabs>
         <w:tab w:val="center" w:pos="4153"/>
@@ -6971,16 +7018,17 @@
       <w:sz w:val="18"/>
     </w:rPr>
   </w:style>
-  <w:style w:type="paragraph" w:styleId="Header">
+  <w:style w:type="paragraph" w:styleId="15">
     <w:name w:val="header"/>
-    <w:basedOn w:val="Normal"/>
+    <w:basedOn w:val="1"/>
     <w:qFormat/>
+    <w:uiPriority w:val="0"/>
     <w:pPr>
       <w:pBdr>
-        <w:top w:val="nil"/>
-        <w:left w:val="nil"/>
-        <w:bottom w:val="nil"/>
-        <w:right w:val="nil"/>
+        <w:top w:val="none" w:color="auto" w:sz="0" w:space="0"/>
+        <w:left w:val="none" w:color="auto" w:sz="0" w:space="0"/>
+        <w:bottom w:val="none" w:color="auto" w:sz="0" w:space="0"/>
+        <w:right w:val="none" w:color="auto" w:sz="0" w:space="0"/>
       </w:pBdr>
       <w:tabs>
         <w:tab w:val="center" w:pos="4153"/>
@@ -6995,37 +7043,41 @@
       <w:sz w:val="18"/>
     </w:rPr>
   </w:style>
-  <w:style w:type="paragraph" w:styleId="TOC1">
+  <w:style w:type="paragraph" w:styleId="16">
     <w:name w:val="toc 1"/>
-    <w:basedOn w:val="Normal"/>
-    <w:next w:val="Normal"/>
+    <w:basedOn w:val="1"/>
+    <w:next w:val="1"/>
     <w:qFormat/>
+    <w:uiPriority w:val="0"/>
     <w:rPr>
-      <w:rFonts w:ascii="Arial" w:eastAsia="Microsoft JhengHei" w:hAnsi="Arial"/>
+      <w:rFonts w:ascii="Arial" w:hAnsi="Arial" w:eastAsia="Microsoft JhengHei"/>
       <w:sz w:val="24"/>
     </w:rPr>
   </w:style>
-  <w:style w:type="paragraph" w:styleId="TOC2">
+  <w:style w:type="paragraph" w:styleId="17">
     <w:name w:val="toc 2"/>
-    <w:basedOn w:val="Normal"/>
-    <w:next w:val="Normal"/>
+    <w:basedOn w:val="1"/>
+    <w:next w:val="1"/>
     <w:qFormat/>
+    <w:uiPriority w:val="0"/>
     <w:pPr>
       <w:ind w:left="420" w:leftChars="200"/>
     </w:pPr>
   </w:style>
-  <w:style w:type="paragraph" w:styleId="NormalWeb">
+  <w:style w:type="paragraph" w:styleId="18">
     <w:name w:val="Normal (Web)"/>
-    <w:basedOn w:val="Normal"/>
+    <w:basedOn w:val="1"/>
     <w:qFormat/>
+    <w:uiPriority w:val="0"/>
     <w:rPr>
       <w:sz w:val="24"/>
     </w:rPr>
   </w:style>
-  <w:style w:type="paragraph" w:styleId="Title">
+  <w:style w:type="paragraph" w:styleId="19">
     <w:name w:val="Title"/>
-    <w:basedOn w:val="Normal"/>
+    <w:basedOn w:val="1"/>
     <w:qFormat/>
+    <w:uiPriority w:val="0"/>
     <w:pPr>
       <w:spacing w:before="240" w:beforeLines="0" w:beforeAutospacing="0" w:after="60" w:afterLines="0" w:afterAutospacing="0"/>
       <w:jc w:val="center"/>
@@ -7037,68 +7089,73 @@
       <w:sz w:val="32"/>
     </w:rPr>
   </w:style>
-  <w:style w:type="table" w:styleId="TableGrid">
+  <w:style w:type="table" w:styleId="21">
     <w:name w:val="Table Grid"/>
-    <w:basedOn w:val="TableNormal"/>
+    <w:basedOn w:val="20"/>
     <w:qFormat/>
+    <w:uiPriority w:val="0"/>
     <w:pPr>
       <w:widowControl w:val="0"/>
       <w:jc w:val="both"/>
     </w:pPr>
     <w:tblPr>
       <w:tblBorders>
-        <w:top w:val="single" w:sz="4" w:space="0" w:color="auto"/>
-        <w:left w:val="single" w:sz="4" w:space="0" w:color="auto"/>
-        <w:bottom w:val="single" w:sz="4" w:space="0" w:color="auto"/>
-        <w:right w:val="single" w:sz="4" w:space="0" w:color="auto"/>
-        <w:insideH w:val="single" w:sz="4" w:space="0" w:color="auto"/>
-        <w:insideV w:val="single" w:sz="4" w:space="0" w:color="auto"/>
+        <w:top w:val="single" w:color="auto" w:sz="4" w:space="0"/>
+        <w:left w:val="single" w:color="auto" w:sz="4" w:space="0"/>
+        <w:bottom w:val="single" w:color="auto" w:sz="4" w:space="0"/>
+        <w:right w:val="single" w:color="auto" w:sz="4" w:space="0"/>
+        <w:insideH w:val="single" w:color="auto" w:sz="4" w:space="0"/>
+        <w:insideV w:val="single" w:color="auto" w:sz="4" w:space="0"/>
       </w:tblBorders>
     </w:tblPr>
   </w:style>
-  <w:style w:type="character" w:styleId="Strong">
+  <w:style w:type="character" w:styleId="23">
     <w:name w:val="Strong"/>
-    <w:basedOn w:val="DefaultParagraphFont"/>
+    <w:basedOn w:val="22"/>
     <w:qFormat/>
+    <w:uiPriority w:val="0"/>
     <w:rPr>
       <w:b/>
     </w:rPr>
   </w:style>
-  <w:style w:type="paragraph" w:customStyle="1" w:styleId="a">
+  <w:style w:type="paragraph" w:customStyle="1" w:styleId="24">
     <w:name w:val="柴_公司名"/>
-    <w:basedOn w:val="Title"/>
+    <w:basedOn w:val="19"/>
     <w:qFormat/>
+    <w:uiPriority w:val="0"/>
     <w:pPr>
       <w:spacing w:after="600" w:afterLines="600"/>
     </w:pPr>
     <w:rPr>
-      <w:rFonts w:ascii="宋体" w:eastAsia="宋体" w:hAnsi="宋体" w:cs="宋体" w:hint="eastAsia"/>
+      <w:rFonts w:hint="eastAsia" w:ascii="宋体" w:hAnsi="宋体" w:eastAsia="宋体" w:cs="宋体"/>
       <w:bCs/>
       <w:spacing w:val="-6"/>
       <w:sz w:val="52"/>
       <w:szCs w:val="52"/>
     </w:rPr>
   </w:style>
-  <w:style w:type="paragraph" w:customStyle="1" w:styleId="a0">
+  <w:style w:type="paragraph" w:customStyle="1" w:styleId="25">
     <w:name w:val="柴_文档名"/>
-    <w:basedOn w:val="Title"/>
+    <w:basedOn w:val="19"/>
     <w:qFormat/>
+    <w:uiPriority w:val="0"/>
     <w:pPr>
       <w:spacing w:after="900" w:afterLines="900"/>
     </w:pPr>
     <w:rPr>
-      <w:rFonts w:ascii="黑体" w:eastAsia="黑体" w:hAnsi="黑体" w:cs="黑体"/>
+      <w:rFonts w:ascii="黑体" w:hAnsi="黑体" w:eastAsia="黑体" w:cs="黑体"/>
       <w:bCs/>
       <w:spacing w:val="-7"/>
       <w:sz w:val="52"/>
       <w:szCs w:val="52"/>
     </w:rPr>
   </w:style>
-  <w:style w:type="table" w:customStyle="1" w:styleId="TableNormal0">
+  <w:style w:type="table" w:customStyle="1" w:styleId="26">
     <w:name w:val="Table Normal_0"/>
     <w:semiHidden/>
     <w:unhideWhenUsed/>
     <w:qFormat/>
+    <w:uiPriority w:val="0"/>
     <w:tblPr>
       <w:tblCellMar>
         <w:top w:w="0" w:type="dxa"/>
@@ -7108,81 +7165,87 @@
       </w:tblCellMar>
     </w:tblPr>
   </w:style>
-  <w:style w:type="paragraph" w:customStyle="1" w:styleId="TableText">
+  <w:style w:type="paragraph" w:customStyle="1" w:styleId="27">
     <w:name w:val="Table Text"/>
-    <w:basedOn w:val="Normal"/>
+    <w:basedOn w:val="1"/>
     <w:semiHidden/>
     <w:qFormat/>
+    <w:uiPriority w:val="0"/>
     <w:rPr>
-      <w:rFonts w:ascii="宋体" w:eastAsia="宋体" w:hAnsi="宋体" w:cs="宋体"/>
+      <w:rFonts w:ascii="宋体" w:hAnsi="宋体" w:eastAsia="宋体" w:cs="宋体"/>
       <w:sz w:val="21"/>
       <w:szCs w:val="21"/>
       <w:lang w:val="en-US" w:eastAsia="en-US" w:bidi="ar-SA"/>
     </w:rPr>
   </w:style>
-  <w:style w:type="paragraph" w:customStyle="1" w:styleId="1">
+  <w:style w:type="paragraph" w:customStyle="1" w:styleId="28">
     <w:name w:val="柴_标题1"/>
-    <w:basedOn w:val="Heading1"/>
-    <w:next w:val="a1"/>
-    <w:link w:val="1Char"/>
+    <w:basedOn w:val="2"/>
+    <w:next w:val="29"/>
+    <w:link w:val="38"/>
     <w:qFormat/>
+    <w:uiPriority w:val="0"/>
     <w:pPr>
       <w:spacing w:before="100" w:after="90" w:line="360" w:lineRule="auto"/>
     </w:pPr>
     <w:rPr>
-      <w:rFonts w:ascii="Arial" w:eastAsia="宋体" w:hAnsi="Arial"/>
+      <w:rFonts w:ascii="Arial" w:hAnsi="Arial" w:eastAsia="宋体"/>
       <w:sz w:val="32"/>
     </w:rPr>
   </w:style>
-  <w:style w:type="paragraph" w:customStyle="1" w:styleId="a1">
+  <w:style w:type="paragraph" w:customStyle="1" w:styleId="29">
     <w:name w:val="柴_正文"/>
-    <w:basedOn w:val="BodyText"/>
-    <w:link w:val="Char"/>
+    <w:basedOn w:val="12"/>
+    <w:link w:val="42"/>
     <w:qFormat/>
+    <w:uiPriority w:val="0"/>
     <w:pPr>
       <w:spacing w:line="360" w:lineRule="auto"/>
       <w:ind w:firstLine="470" w:firstLineChars="200"/>
     </w:pPr>
     <w:rPr>
-      <w:rFonts w:ascii="Arial" w:eastAsia="宋体" w:hAnsi="Arial"/>
+      <w:rFonts w:ascii="Arial" w:hAnsi="Arial" w:eastAsia="宋体"/>
       <w:sz w:val="24"/>
       <w:lang w:eastAsia="zh-CN"/>
     </w:rPr>
   </w:style>
-  <w:style w:type="paragraph" w:customStyle="1" w:styleId="2">
+  <w:style w:type="paragraph" w:customStyle="1" w:styleId="30">
     <w:name w:val="柴_标题2"/>
-    <w:basedOn w:val="Heading2"/>
-    <w:next w:val="a1"/>
+    <w:basedOn w:val="3"/>
+    <w:next w:val="29"/>
     <w:qFormat/>
+    <w:uiPriority w:val="0"/>
     <w:pPr>
       <w:spacing w:line="360" w:lineRule="auto"/>
     </w:pPr>
     <w:rPr>
-      <w:rFonts w:ascii="Arial" w:eastAsia="宋体" w:hAnsi="Arial"/>
+      <w:rFonts w:ascii="Arial" w:hAnsi="Arial" w:eastAsia="宋体"/>
       <w:sz w:val="28"/>
     </w:rPr>
   </w:style>
-  <w:style w:type="paragraph" w:customStyle="1" w:styleId="3">
+  <w:style w:type="paragraph" w:customStyle="1" w:styleId="31">
     <w:name w:val="柴_标题3"/>
-    <w:basedOn w:val="Heading3"/>
-    <w:next w:val="a1"/>
+    <w:basedOn w:val="4"/>
+    <w:next w:val="29"/>
     <w:qFormat/>
+    <w:uiPriority w:val="0"/>
     <w:pPr>
       <w:spacing w:line="360" w:lineRule="auto"/>
       <w:ind w:left="0" w:firstLine="472" w:firstLineChars="200"/>
     </w:pPr>
     <w:rPr>
-      <w:rFonts w:ascii="宋体" w:eastAsia="宋体" w:hAnsi="宋体" w:cs="宋体"/>
+      <w:rFonts w:ascii="宋体" w:hAnsi="宋体" w:eastAsia="宋体" w:cs="宋体"/>
       <w:spacing w:val="-2"/>
       <w:sz w:val="24"/>
       <w:szCs w:val="24"/>
     </w:rPr>
   </w:style>
-  <w:style w:type="paragraph" w:customStyle="1" w:styleId="a2">
+  <w:style w:type="paragraph" w:customStyle="1" w:styleId="32">
     <w:name w:val="柴_目录"/>
-    <w:basedOn w:val="Normal"/>
-    <w:next w:val="BodyText"/>
+    <w:basedOn w:val="1"/>
+    <w:next w:val="12"/>
     <w:qFormat/>
+    <w:uiPriority w:val="0"/>
     <w:pPr>
       <w:tabs>
         <w:tab w:val="right" w:leader="dot" w:pos="8442"/>
@@ -7190,59 +7253,64 @@
       <w:ind w:left="0" w:leftChars="0"/>
     </w:pPr>
     <w:rPr>
-      <w:rFonts w:ascii="Arial" w:eastAsia="Microsoft JhengHei" w:hAnsi="Arial"/>
+      <w:rFonts w:ascii="Arial" w:hAnsi="Arial" w:eastAsia="Microsoft JhengHei"/>
       <w:sz w:val="24"/>
     </w:rPr>
   </w:style>
-  <w:style w:type="paragraph" w:customStyle="1" w:styleId="WPSOffice1">
+  <w:style w:type="paragraph" w:customStyle="1" w:styleId="33">
     <w:name w:val="WPSOffice手动目录 1"/>
     <w:qFormat/>
+    <w:uiPriority w:val="0"/>
     <w:pPr>
       <w:ind w:leftChars="0"/>
     </w:pPr>
     <w:rPr>
-      <w:rFonts w:ascii="Times New Roman" w:eastAsia="宋体" w:hAnsi="Times New Roman" w:cs="Times New Roman"/>
+      <w:rFonts w:ascii="Times New Roman" w:hAnsi="Times New Roman" w:eastAsia="宋体" w:cs="Times New Roman"/>
       <w:sz w:val="20"/>
       <w:szCs w:val="20"/>
     </w:rPr>
   </w:style>
-  <w:style w:type="paragraph" w:customStyle="1" w:styleId="WPSOffice2">
+  <w:style w:type="paragraph" w:customStyle="1" w:styleId="34">
     <w:name w:val="WPSOffice手动目录 2"/>
     <w:qFormat/>
+    <w:uiPriority w:val="0"/>
     <w:pPr>
       <w:ind w:leftChars="200"/>
     </w:pPr>
     <w:rPr>
-      <w:rFonts w:ascii="Times New Roman" w:eastAsia="宋体" w:hAnsi="Times New Roman" w:cs="Times New Roman"/>
+      <w:rFonts w:ascii="Times New Roman" w:hAnsi="Times New Roman" w:eastAsia="宋体" w:cs="Times New Roman"/>
       <w:sz w:val="20"/>
       <w:szCs w:val="20"/>
     </w:rPr>
   </w:style>
-  <w:style w:type="paragraph" w:customStyle="1" w:styleId="WPSOffice3">
+  <w:style w:type="paragraph" w:customStyle="1" w:styleId="35">
     <w:name w:val="WPSOffice手动目录 3"/>
     <w:qFormat/>
+    <w:uiPriority w:val="0"/>
     <w:pPr>
       <w:ind w:leftChars="400"/>
     </w:pPr>
     <w:rPr>
-      <w:rFonts w:ascii="Times New Roman" w:eastAsia="宋体" w:hAnsi="Times New Roman" w:cs="Times New Roman"/>
+      <w:rFonts w:ascii="Times New Roman" w:hAnsi="Times New Roman" w:eastAsia="宋体" w:cs="Times New Roman"/>
       <w:sz w:val="20"/>
       <w:szCs w:val="20"/>
     </w:rPr>
   </w:style>
-  <w:style w:type="paragraph" w:customStyle="1" w:styleId="Compact">
+  <w:style w:type="paragraph" w:customStyle="1" w:styleId="36">
     <w:name w:val="Compact"/>
-    <w:basedOn w:val="BodyText"/>
+    <w:basedOn w:val="12"/>
     <w:qFormat/>
+    <w:uiPriority w:val="0"/>
     <w:pPr>
       <w:spacing w:before="36" w:after="36"/>
     </w:pPr>
   </w:style>
-  <w:style w:type="table" w:customStyle="1" w:styleId="Table">
+  <w:style w:type="table" w:customStyle="1" w:styleId="37">
     <w:name w:val="Table"/>
     <w:semiHidden/>
     <w:unhideWhenUsed/>
     <w:qFormat/>
+    <w:uiPriority w:val="0"/>
     <w:tblPr>
       <w:tblCellMar>
         <w:top w:w="0" w:type="dxa"/>
@@ -7254,26 +7322,28 @@
     <w:tblStylePr w:type="firstRow">
       <w:tcPr>
         <w:tcBorders>
-          <w:bottom w:val="single" w:sz="0" w:space="0" w:color="auto"/>
+          <w:bottom w:val="single" w:color="auto" w:sz="0" w:space="0"/>
         </w:tcBorders>
         <w:vAlign w:val="bottom"/>
       </w:tcPr>
     </w:tblStylePr>
   </w:style>
-  <w:style w:type="character" w:customStyle="1" w:styleId="1Char">
+  <w:style w:type="character" w:customStyle="1" w:styleId="38">
     <w:name w:val="柴_标题1 Char"/>
-    <w:link w:val="1"/>
+    <w:link w:val="28"/>
     <w:qFormat/>
+    <w:uiPriority w:val="0"/>
     <w:rPr>
-      <w:rFonts w:ascii="Arial" w:eastAsia="宋体" w:hAnsi="Arial"/>
+      <w:rFonts w:ascii="Arial" w:hAnsi="Arial" w:eastAsia="宋体"/>
       <w:sz w:val="32"/>
     </w:rPr>
   </w:style>
-  <w:style w:type="table" w:customStyle="1" w:styleId="TableNormal1">
+  <w:style w:type="table" w:customStyle="1" w:styleId="39">
     <w:name w:val="Table Normal_1"/>
     <w:semiHidden/>
     <w:unhideWhenUsed/>
     <w:qFormat/>
+    <w:uiPriority w:val="0"/>
     <w:tblPr>
       <w:tblCellMar>
         <w:top w:w="0" w:type="dxa"/>
@@ -7283,10 +7353,11 @@
       </w:tblCellMar>
     </w:tblPr>
   </w:style>
-  <w:style w:type="paragraph" w:customStyle="1" w:styleId="a3">
+  <w:style w:type="paragraph" w:customStyle="1" w:styleId="40">
     <w:name w:val="柴_正文_无缩进"/>
-    <w:basedOn w:val="Normal"/>
+    <w:basedOn w:val="1"/>
     <w:qFormat/>
+    <w:uiPriority w:val="0"/>
     <w:pPr>
       <w:ind w:firstLine="0" w:firstLineChars="0"/>
     </w:pPr>
@@ -7296,29 +7367,31 @@
       <w:lang w:eastAsia="zh-CN"/>
     </w:rPr>
   </w:style>
-  <w:style w:type="paragraph" w:customStyle="1" w:styleId="4">
+  <w:style w:type="paragraph" w:customStyle="1" w:styleId="41">
     <w:name w:val="柴_标题4"/>
-    <w:basedOn w:val="Heading4"/>
-    <w:next w:val="Normal"/>
+    <w:basedOn w:val="5"/>
+    <w:next w:val="1"/>
     <w:qFormat/>
+    <w:uiPriority w:val="0"/>
     <w:pPr>
       <w:widowControl w:val="0"/>
       <w:spacing w:before="160" w:line="360" w:lineRule="auto"/>
-      <w:ind w:left="981" w:hanging="862" w:leftChars="300"/>
+      <w:ind w:left="981" w:leftChars="300" w:hanging="862"/>
     </w:pPr>
     <w:rPr>
-      <w:rFonts w:ascii="Calibri" w:eastAsia="宋体" w:hAnsi="Calibri" w:cs="宋体" w:hint="eastAsia"/>
+      <w:rFonts w:hint="eastAsia" w:ascii="Calibri" w:hAnsi="Calibri" w:eastAsia="宋体" w:cs="宋体"/>
       <w:sz w:val="24"/>
       <w:szCs w:val="24"/>
       <w:lang w:eastAsia="zh-CN" w:bidi="zh-CN"/>
     </w:rPr>
   </w:style>
-  <w:style w:type="character" w:customStyle="1" w:styleId="Char">
+  <w:style w:type="character" w:customStyle="1" w:styleId="42">
     <w:name w:val="柴_正文 Char"/>
-    <w:link w:val="a1"/>
+    <w:link w:val="29"/>
     <w:qFormat/>
+    <w:uiPriority w:val="0"/>
     <w:rPr>
-      <w:rFonts w:ascii="Arial" w:eastAsia="宋体" w:hAnsi="Arial"/>
+      <w:rFonts w:ascii="Arial" w:hAnsi="Arial" w:eastAsia="宋体"/>
       <w:sz w:val="24"/>
       <w:lang w:eastAsia="zh-CN"/>
     </w:rPr>
